--- a/SAARC_Financial_Worries_Project_Final.docx
+++ b/SAARC_Financial_Worries_Project_Final.docx
@@ -1070,7 +1070,7 @@
         <w:rPr>
           <w:rFonts w:ascii="Times New Roman" w:hAnsi="Times New Roman"/>
         </w:rPr>
-        <w:t xml:space="preserve"> (Exam Roll No: 20204006, Registration No: 20204006), M.S. Program in Statistics, Session 2023-2024, Department of Statistics, University of Chittagong, has been carried out under my direct supervision.</w:t>
+        <w:t xml:space="preserve"> (Exam Roll No: 20204006, Registration No: 20204006), M.S. in Statistics, Session 2023-2024, Department of Statistics, University of Chittagong, has been carried out under my direct supervision.</w:t>
       </w:r>
     </w:p>
     <w:p>
@@ -2034,6 +2034,13 @@
             </w:rPr>
             <w:fldChar w:fldCharType="separate"/>
           </w:r>
+          <w:r>
+            <w:rPr>
+              <w:rStyle w:val="IndexLink"/>
+              <w:rFonts w:ascii="Times New Roman" w:hAnsi="Times New Roman"/>
+            </w:rPr>
+            <w:t xml:space="preserve">1. </w:t>
+          </w:r>
           <w:hyperlink w:anchor="__RefHeading___Toc3865_3420426130">
             <w:r>
               <w:rPr>
@@ -3176,13 +3183,19 @@
             </w:tabs>
             <w:rPr/>
           </w:pPr>
+          <w:r>
+            <w:rPr>
+              <w:rFonts w:ascii="Times New Roman" w:hAnsi="Times New Roman"/>
+            </w:rPr>
+            <w:t>A</w:t>
+          </w:r>
           <w:hyperlink w:anchor="__RefHeading___Toc3973_3420426130">
             <w:r>
               <w:rPr>
                 <w:rStyle w:val="IndexLink"/>
                 <w:rFonts w:ascii="Times New Roman" w:hAnsi="Times New Roman"/>
               </w:rPr>
-              <w:t>A.3 Exploratory Data Analysis (incl. Country and Age) (01_eda.py)</w:t>
+              <w:t>.3 Exploratory Data Analysis (incl. Country and Age) (01_eda.py)</w:t>
               <w:tab/>
               <w:t>3</w:t>
             </w:r>
@@ -45339,15 +45352,15 @@
       <w:u w:val="single"/>
     </w:rPr>
   </w:style>
-  <w:style w:type="character" w:styleId="FootnoteCharactersuser">
-    <w:name w:val="Footnote Characters (user)"/>
+  <w:style w:type="character" w:styleId="FootnoteCharacters">
+    <w:name w:val="Footnote Characters"/>
     <w:qFormat/>
     <w:rPr>
       <w:vertAlign w:val="superscript"/>
     </w:rPr>
   </w:style>
-  <w:style w:type="character" w:styleId="FootnoteCharacters">
-    <w:name w:val="Footnote Characters"/>
+  <w:style w:type="character" w:styleId="FootnoteCharactersuser">
+    <w:name w:val="Footnote Characters (user)"/>
     <w:qFormat/>
     <w:rPr>
       <w:vertAlign w:val="superscript"/>
@@ -45371,15 +45384,15 @@
       <w:szCs w:val="20"/>
     </w:rPr>
   </w:style>
-  <w:style w:type="character" w:styleId="EndnoteCharactersuser">
-    <w:name w:val="Endnote Characters (user)"/>
+  <w:style w:type="character" w:styleId="EndnoteCharacters">
+    <w:name w:val="Endnote Characters"/>
     <w:qFormat/>
     <w:rPr>
       <w:vertAlign w:val="superscript"/>
     </w:rPr>
   </w:style>
-  <w:style w:type="character" w:styleId="EndnoteCharacters">
-    <w:name w:val="Endnote Characters"/>
+  <w:style w:type="character" w:styleId="EndnoteCharactersuser">
+    <w:name w:val="Endnote Characters (user)"/>
     <w:qFormat/>
     <w:rPr>
       <w:vertAlign w:val="superscript"/>
@@ -45451,8 +45464,8 @@
       <w:rFonts w:ascii="Liberation Mono" w:hAnsi="Liberation Mono" w:eastAsia="NSimSun" w:cs="Liberation Mono"/>
     </w:rPr>
   </w:style>
-  <w:style w:type="character" w:styleId="CaptionCharactersuser">
-    <w:name w:val="Caption Characters (user)"/>
+  <w:style w:type="character" w:styleId="CaptionCharacters">
+    <w:name w:val="Caption Characters"/>
     <w:qFormat/>
     <w:rPr/>
   </w:style>
@@ -45487,8 +45500,8 @@
     <w:name w:val="page number"/>
     <w:rPr/>
   </w:style>
-  <w:style w:type="character" w:styleId="MainIndexEntryuser">
-    <w:name w:val="Main Index Entry (user)"/>
+  <w:style w:type="character" w:styleId="MainIndexEntry">
+    <w:name w:val="Main Index Entry"/>
     <w:qFormat/>
     <w:rPr>
       <w:b/>
@@ -45506,8 +45519,8 @@
     <w:name w:val="line number"/>
     <w:rPr/>
   </w:style>
-  <w:style w:type="character" w:styleId="Bulletsuser">
-    <w:name w:val="Bullets (user)"/>
+  <w:style w:type="character" w:styleId="Bullets">
+    <w:name w:val="Bullets"/>
     <w:qFormat/>
     <w:rPr>
       <w:rFonts w:ascii="OpenSymbol" w:hAnsi="OpenSymbol" w:eastAsia="OpenSymbol" w:cs="OpenSymbol"/>
@@ -45518,8 +45531,8 @@
     <w:qFormat/>
     <w:rPr/>
   </w:style>
-  <w:style w:type="character" w:styleId="Bullets">
-    <w:name w:val="Bullets"/>
+  <w:style w:type="character" w:styleId="Bulletsuser">
+    <w:name w:val="Bullets (user)"/>
     <w:qFormat/>
     <w:rPr>
       <w:rFonts w:ascii="OpenSymbol" w:hAnsi="OpenSymbol" w:eastAsia="OpenSymbol" w:cs="OpenSymbol"/>
@@ -45871,8 +45884,8 @@
     </w:pPr>
     <w:rPr/>
   </w:style>
-  <w:style w:type="paragraph" w:styleId="FrameContentsuser">
-    <w:name w:val="Frame Contents (user)"/>
+  <w:style w:type="paragraph" w:styleId="FrameContents">
+    <w:name w:val="Frame Contents"/>
     <w:basedOn w:val="Normal"/>
     <w:qFormat/>
     <w:pPr/>
@@ -45965,8 +45978,8 @@
       <w:szCs w:val="32"/>
     </w:rPr>
   </w:style>
-  <w:style w:type="paragraph" w:styleId="ObjectIndexHeadinguser">
-    <w:name w:val="Object Index Heading (user)"/>
+  <w:style w:type="paragraph" w:styleId="ObjectIndexHeading">
+    <w:name w:val="Object Index Heading"/>
     <w:basedOn w:val="IndexHeading"/>
     <w:qFormat/>
     <w:pPr>
@@ -45980,8 +45993,8 @@
       <w:szCs w:val="32"/>
     </w:rPr>
   </w:style>
-  <w:style w:type="paragraph" w:styleId="TableIndexHeadinguser">
-    <w:name w:val="Table Index Heading (user)"/>
+  <w:style w:type="paragraph" w:styleId="TableIndexHeading">
+    <w:name w:val="Table Index Heading"/>
     <w:basedOn w:val="IndexHeading"/>
     <w:qFormat/>
     <w:pPr>
@@ -46023,8 +46036,8 @@
     <w:pPr/>
     <w:rPr/>
   </w:style>
-  <w:style w:type="paragraph" w:styleId="HeaderLeftuser">
-    <w:name w:val="Header Left (user)"/>
+  <w:style w:type="paragraph" w:styleId="HeaderLeft">
+    <w:name w:val="Header Left"/>
     <w:basedOn w:val="Header"/>
     <w:qFormat/>
     <w:pPr>
@@ -46038,8 +46051,8 @@
     </w:pPr>
     <w:rPr/>
   </w:style>
-  <w:style w:type="paragraph" w:styleId="HeaderRightuser">
-    <w:name w:val="Header Right (user)"/>
+  <w:style w:type="paragraph" w:styleId="HeaderRight">
+    <w:name w:val="Header Right"/>
     <w:basedOn w:val="Header"/>
     <w:qFormat/>
     <w:pPr>
@@ -46053,8 +46066,8 @@
     </w:pPr>
     <w:rPr/>
   </w:style>
-  <w:style w:type="paragraph" w:styleId="FooterRightuser">
-    <w:name w:val="Footer Right (user)"/>
+  <w:style w:type="paragraph" w:styleId="FooterRight">
+    <w:name w:val="Footer Right"/>
     <w:basedOn w:val="Footer"/>
     <w:qFormat/>
     <w:pPr>
@@ -46068,8 +46081,8 @@
     </w:pPr>
     <w:rPr/>
   </w:style>
-  <w:style w:type="paragraph" w:styleId="FooterLeftuser">
-    <w:name w:val="Footer Left (user)"/>
+  <w:style w:type="paragraph" w:styleId="FooterLeft">
+    <w:name w:val="Footer Left"/>
     <w:basedOn w:val="Footer"/>
     <w:qFormat/>
     <w:pPr>
@@ -46090,8 +46103,8 @@
     <w:pPr/>
     <w:rPr/>
   </w:style>
-  <w:style w:type="paragraph" w:styleId="TableIndex1user">
-    <w:name w:val="Table Index 1 (user)"/>
+  <w:style w:type="paragraph" w:styleId="TableIndex1">
+    <w:name w:val="Table Index 1"/>
     <w:basedOn w:val="Index"/>
     <w:qFormat/>
     <w:pPr>
@@ -46343,8 +46356,8 @@
     </w:pPr>
     <w:rPr/>
   </w:style>
-  <w:style w:type="paragraph" w:styleId="ObjectIndex1user">
-    <w:name w:val="Object Index 1 (user)"/>
+  <w:style w:type="paragraph" w:styleId="ObjectIndex1">
+    <w:name w:val="Object Index 1"/>
     <w:basedOn w:val="Index"/>
     <w:qFormat/>
     <w:pPr>
@@ -46835,8 +46848,8 @@
     </w:pPr>
     <w:rPr/>
   </w:style>
-  <w:style w:type="paragraph" w:styleId="HangingIndentuser">
-    <w:name w:val="Hanging Indent (user)"/>
+  <w:style w:type="paragraph" w:styleId="HangingIndent">
+    <w:name w:val="Hanging Indent"/>
     <w:basedOn w:val="BodyText"/>
     <w:qFormat/>
     <w:pPr>

--- a/SAARC_Financial_Worries_Project_Final.docx
+++ b/SAARC_Financial_Worries_Project_Final.docx
@@ -2048,12 +2048,6 @@
                 <w:rFonts w:ascii="Times New Roman" w:hAnsi="Times New Roman"/>
               </w:rPr>
               <w:t>Preliminary Pages</w:t>
-            </w:r>
-            <w:r>
-              <w:rPr>
-                <w:rStyle w:val="IndexLink"/>
-                <w:rFonts w:ascii="Times New Roman" w:hAnsi="Times New Roman"/>
-              </w:rPr>
               <w:tab/>
               <w:t>2</w:t>
             </w:r>
@@ -3862,12 +3856,9 @@
           <w:tcPr>
             <w:tcW w:w="2196" w:type="dxa"/>
             <w:tcBorders>
-              <w:top w:val="single" w:sz="4" w:space="0" w:color="000000"/>
-              <w:left w:val="single" w:sz="4" w:space="0" w:color="000000"/>
-              <w:bottom w:val="single" w:sz="4" w:space="0" w:color="000000"/>
-              <w:right w:val="single" w:sz="4" w:space="0" w:color="000000"/>
+              <w:top w:val="single" w:sz="16" w:space="0" w:color="000000"/>
+              <w:bottom w:val="single" w:sz="6" w:space="0" w:color="000000"/>
             </w:tcBorders>
-            <w:shd w:color="auto" w:fill="1F3864" w:val="clear"/>
             <w:vAlign w:val="center"/>
           </w:tcPr>
           <w:p>
@@ -3883,7 +3874,7 @@
                 <w:rFonts w:ascii="Times New Roman" w:hAnsi="Times New Roman"/>
                 <w:b/>
                 <w:bCs/>
-                <w:color w:val="FFFFFF"/>
+                <w:color w:val="000000"/>
                 <w:sz w:val="18"/>
                 <w:szCs w:val="18"/>
               </w:rPr>
@@ -3895,12 +3886,9 @@
           <w:tcPr>
             <w:tcW w:w="6804" w:type="dxa"/>
             <w:tcBorders>
-              <w:top w:val="single" w:sz="4" w:space="0" w:color="000000"/>
-              <w:left w:val="single" w:sz="4" w:space="0" w:color="000000"/>
-              <w:bottom w:val="single" w:sz="4" w:space="0" w:color="000000"/>
-              <w:right w:val="single" w:sz="4" w:space="0" w:color="000000"/>
+              <w:top w:val="single" w:sz="16" w:space="0" w:color="000000"/>
+              <w:bottom w:val="single" w:sz="6" w:space="0" w:color="000000"/>
             </w:tcBorders>
-            <w:shd w:color="auto" w:fill="1F3864" w:val="clear"/>
             <w:vAlign w:val="center"/>
           </w:tcPr>
           <w:p>
@@ -3916,7 +3904,7 @@
                 <w:rFonts w:ascii="Times New Roman" w:hAnsi="Times New Roman"/>
                 <w:b/>
                 <w:bCs/>
-                <w:color w:val="FFFFFF"/>
+                <w:color w:val="000000"/>
                 <w:sz w:val="18"/>
                 <w:szCs w:val="18"/>
               </w:rPr>
@@ -3930,13 +3918,7 @@
         <w:tc>
           <w:tcPr>
             <w:tcW w:w="2196" w:type="dxa"/>
-            <w:tcBorders>
-              <w:top w:val="single" w:sz="4" w:space="0" w:color="000000"/>
-              <w:left w:val="single" w:sz="4" w:space="0" w:color="000000"/>
-              <w:bottom w:val="single" w:sz="4" w:space="0" w:color="000000"/>
-              <w:right w:val="single" w:sz="4" w:space="0" w:color="000000"/>
-            </w:tcBorders>
-            <w:shd w:color="auto" w:fill="FFFFFF" w:val="clear"/>
+            <w:tcBorders/>
             <w:tcMar>
               <w:top w:w="40" w:type="dxa"/>
               <w:bottom w:w="40" w:type="dxa"/>
@@ -3963,13 +3945,7 @@
         <w:tc>
           <w:tcPr>
             <w:tcW w:w="6804" w:type="dxa"/>
-            <w:tcBorders>
-              <w:top w:val="single" w:sz="4" w:space="0" w:color="000000"/>
-              <w:left w:val="single" w:sz="4" w:space="0" w:color="000000"/>
-              <w:bottom w:val="single" w:sz="4" w:space="0" w:color="000000"/>
-              <w:right w:val="single" w:sz="4" w:space="0" w:color="000000"/>
-            </w:tcBorders>
-            <w:shd w:color="auto" w:fill="FFFFFF" w:val="clear"/>
+            <w:tcBorders/>
             <w:tcMar>
               <w:top w:w="40" w:type="dxa"/>
               <w:bottom w:w="40" w:type="dxa"/>
@@ -4000,13 +3976,7 @@
         <w:tc>
           <w:tcPr>
             <w:tcW w:w="2196" w:type="dxa"/>
-            <w:tcBorders>
-              <w:top w:val="single" w:sz="4" w:space="0" w:color="000000"/>
-              <w:left w:val="single" w:sz="4" w:space="0" w:color="000000"/>
-              <w:bottom w:val="single" w:sz="4" w:space="0" w:color="000000"/>
-              <w:right w:val="single" w:sz="4" w:space="0" w:color="000000"/>
-            </w:tcBorders>
-            <w:shd w:color="auto" w:fill="EEF2F8" w:val="clear"/>
+            <w:tcBorders/>
             <w:tcMar>
               <w:top w:w="40" w:type="dxa"/>
               <w:bottom w:w="40" w:type="dxa"/>
@@ -4033,13 +4003,7 @@
         <w:tc>
           <w:tcPr>
             <w:tcW w:w="6804" w:type="dxa"/>
-            <w:tcBorders>
-              <w:top w:val="single" w:sz="4" w:space="0" w:color="000000"/>
-              <w:left w:val="single" w:sz="4" w:space="0" w:color="000000"/>
-              <w:bottom w:val="single" w:sz="4" w:space="0" w:color="000000"/>
-              <w:right w:val="single" w:sz="4" w:space="0" w:color="000000"/>
-            </w:tcBorders>
-            <w:shd w:color="auto" w:fill="EEF2F8" w:val="clear"/>
+            <w:tcBorders/>
             <w:tcMar>
               <w:top w:w="40" w:type="dxa"/>
               <w:bottom w:w="40" w:type="dxa"/>
@@ -4070,13 +4034,7 @@
         <w:tc>
           <w:tcPr>
             <w:tcW w:w="2196" w:type="dxa"/>
-            <w:tcBorders>
-              <w:top w:val="single" w:sz="4" w:space="0" w:color="000000"/>
-              <w:left w:val="single" w:sz="4" w:space="0" w:color="000000"/>
-              <w:bottom w:val="single" w:sz="4" w:space="0" w:color="000000"/>
-              <w:right w:val="single" w:sz="4" w:space="0" w:color="000000"/>
-            </w:tcBorders>
-            <w:shd w:color="auto" w:fill="FFFFFF" w:val="clear"/>
+            <w:tcBorders/>
             <w:tcMar>
               <w:top w:w="40" w:type="dxa"/>
               <w:bottom w:w="40" w:type="dxa"/>
@@ -4103,13 +4061,7 @@
         <w:tc>
           <w:tcPr>
             <w:tcW w:w="6804" w:type="dxa"/>
-            <w:tcBorders>
-              <w:top w:val="single" w:sz="4" w:space="0" w:color="000000"/>
-              <w:left w:val="single" w:sz="4" w:space="0" w:color="000000"/>
-              <w:bottom w:val="single" w:sz="4" w:space="0" w:color="000000"/>
-              <w:right w:val="single" w:sz="4" w:space="0" w:color="000000"/>
-            </w:tcBorders>
-            <w:shd w:color="auto" w:fill="FFFFFF" w:val="clear"/>
+            <w:tcBorders/>
             <w:tcMar>
               <w:top w:w="40" w:type="dxa"/>
               <w:bottom w:w="40" w:type="dxa"/>
@@ -4140,13 +4092,7 @@
         <w:tc>
           <w:tcPr>
             <w:tcW w:w="2196" w:type="dxa"/>
-            <w:tcBorders>
-              <w:top w:val="single" w:sz="4" w:space="0" w:color="000000"/>
-              <w:left w:val="single" w:sz="4" w:space="0" w:color="000000"/>
-              <w:bottom w:val="single" w:sz="4" w:space="0" w:color="000000"/>
-              <w:right w:val="single" w:sz="4" w:space="0" w:color="000000"/>
-            </w:tcBorders>
-            <w:shd w:color="auto" w:fill="EEF2F8" w:val="clear"/>
+            <w:tcBorders/>
             <w:tcMar>
               <w:top w:w="40" w:type="dxa"/>
               <w:bottom w:w="40" w:type="dxa"/>
@@ -4173,13 +4119,7 @@
         <w:tc>
           <w:tcPr>
             <w:tcW w:w="6804" w:type="dxa"/>
-            <w:tcBorders>
-              <w:top w:val="single" w:sz="4" w:space="0" w:color="000000"/>
-              <w:left w:val="single" w:sz="4" w:space="0" w:color="000000"/>
-              <w:bottom w:val="single" w:sz="4" w:space="0" w:color="000000"/>
-              <w:right w:val="single" w:sz="4" w:space="0" w:color="000000"/>
-            </w:tcBorders>
-            <w:shd w:color="auto" w:fill="EEF2F8" w:val="clear"/>
+            <w:tcBorders/>
             <w:tcMar>
               <w:top w:w="40" w:type="dxa"/>
               <w:bottom w:w="40" w:type="dxa"/>
@@ -4210,13 +4150,7 @@
         <w:tc>
           <w:tcPr>
             <w:tcW w:w="2196" w:type="dxa"/>
-            <w:tcBorders>
-              <w:top w:val="single" w:sz="4" w:space="0" w:color="000000"/>
-              <w:left w:val="single" w:sz="4" w:space="0" w:color="000000"/>
-              <w:bottom w:val="single" w:sz="4" w:space="0" w:color="000000"/>
-              <w:right w:val="single" w:sz="4" w:space="0" w:color="000000"/>
-            </w:tcBorders>
-            <w:shd w:color="auto" w:fill="FFFFFF" w:val="clear"/>
+            <w:tcBorders/>
             <w:tcMar>
               <w:top w:w="40" w:type="dxa"/>
               <w:bottom w:w="40" w:type="dxa"/>
@@ -4243,13 +4177,7 @@
         <w:tc>
           <w:tcPr>
             <w:tcW w:w="6804" w:type="dxa"/>
-            <w:tcBorders>
-              <w:top w:val="single" w:sz="4" w:space="0" w:color="000000"/>
-              <w:left w:val="single" w:sz="4" w:space="0" w:color="000000"/>
-              <w:bottom w:val="single" w:sz="4" w:space="0" w:color="000000"/>
-              <w:right w:val="single" w:sz="4" w:space="0" w:color="000000"/>
-            </w:tcBorders>
-            <w:shd w:color="auto" w:fill="FFFFFF" w:val="clear"/>
+            <w:tcBorders/>
             <w:tcMar>
               <w:top w:w="40" w:type="dxa"/>
               <w:bottom w:w="40" w:type="dxa"/>
@@ -4280,13 +4208,7 @@
         <w:tc>
           <w:tcPr>
             <w:tcW w:w="2196" w:type="dxa"/>
-            <w:tcBorders>
-              <w:top w:val="single" w:sz="4" w:space="0" w:color="000000"/>
-              <w:left w:val="single" w:sz="4" w:space="0" w:color="000000"/>
-              <w:bottom w:val="single" w:sz="4" w:space="0" w:color="000000"/>
-              <w:right w:val="single" w:sz="4" w:space="0" w:color="000000"/>
-            </w:tcBorders>
-            <w:shd w:color="auto" w:fill="EEF2F8" w:val="clear"/>
+            <w:tcBorders/>
             <w:tcMar>
               <w:top w:w="40" w:type="dxa"/>
               <w:bottom w:w="40" w:type="dxa"/>
@@ -4313,13 +4235,7 @@
         <w:tc>
           <w:tcPr>
             <w:tcW w:w="6804" w:type="dxa"/>
-            <w:tcBorders>
-              <w:top w:val="single" w:sz="4" w:space="0" w:color="000000"/>
-              <w:left w:val="single" w:sz="4" w:space="0" w:color="000000"/>
-              <w:bottom w:val="single" w:sz="4" w:space="0" w:color="000000"/>
-              <w:right w:val="single" w:sz="4" w:space="0" w:color="000000"/>
-            </w:tcBorders>
-            <w:shd w:color="auto" w:fill="EEF2F8" w:val="clear"/>
+            <w:tcBorders/>
             <w:tcMar>
               <w:top w:w="40" w:type="dxa"/>
               <w:bottom w:w="40" w:type="dxa"/>
@@ -4350,13 +4266,7 @@
         <w:tc>
           <w:tcPr>
             <w:tcW w:w="2196" w:type="dxa"/>
-            <w:tcBorders>
-              <w:top w:val="single" w:sz="4" w:space="0" w:color="000000"/>
-              <w:left w:val="single" w:sz="4" w:space="0" w:color="000000"/>
-              <w:bottom w:val="single" w:sz="4" w:space="0" w:color="000000"/>
-              <w:right w:val="single" w:sz="4" w:space="0" w:color="000000"/>
-            </w:tcBorders>
-            <w:shd w:color="auto" w:fill="FFFFFF" w:val="clear"/>
+            <w:tcBorders/>
             <w:tcMar>
               <w:top w:w="40" w:type="dxa"/>
               <w:bottom w:w="40" w:type="dxa"/>
@@ -4383,13 +4293,7 @@
         <w:tc>
           <w:tcPr>
             <w:tcW w:w="6804" w:type="dxa"/>
-            <w:tcBorders>
-              <w:top w:val="single" w:sz="4" w:space="0" w:color="000000"/>
-              <w:left w:val="single" w:sz="4" w:space="0" w:color="000000"/>
-              <w:bottom w:val="single" w:sz="4" w:space="0" w:color="000000"/>
-              <w:right w:val="single" w:sz="4" w:space="0" w:color="000000"/>
-            </w:tcBorders>
-            <w:shd w:color="auto" w:fill="FFFFFF" w:val="clear"/>
+            <w:tcBorders/>
             <w:tcMar>
               <w:top w:w="40" w:type="dxa"/>
               <w:bottom w:w="40" w:type="dxa"/>
@@ -4420,13 +4324,7 @@
         <w:tc>
           <w:tcPr>
             <w:tcW w:w="2196" w:type="dxa"/>
-            <w:tcBorders>
-              <w:top w:val="single" w:sz="4" w:space="0" w:color="000000"/>
-              <w:left w:val="single" w:sz="4" w:space="0" w:color="000000"/>
-              <w:bottom w:val="single" w:sz="4" w:space="0" w:color="000000"/>
-              <w:right w:val="single" w:sz="4" w:space="0" w:color="000000"/>
-            </w:tcBorders>
-            <w:shd w:color="auto" w:fill="EEF2F8" w:val="clear"/>
+            <w:tcBorders/>
             <w:tcMar>
               <w:top w:w="40" w:type="dxa"/>
               <w:bottom w:w="40" w:type="dxa"/>
@@ -4453,13 +4351,7 @@
         <w:tc>
           <w:tcPr>
             <w:tcW w:w="6804" w:type="dxa"/>
-            <w:tcBorders>
-              <w:top w:val="single" w:sz="4" w:space="0" w:color="000000"/>
-              <w:left w:val="single" w:sz="4" w:space="0" w:color="000000"/>
-              <w:bottom w:val="single" w:sz="4" w:space="0" w:color="000000"/>
-              <w:right w:val="single" w:sz="4" w:space="0" w:color="000000"/>
-            </w:tcBorders>
-            <w:shd w:color="auto" w:fill="EEF2F8" w:val="clear"/>
+            <w:tcBorders/>
             <w:tcMar>
               <w:top w:w="40" w:type="dxa"/>
               <w:bottom w:w="40" w:type="dxa"/>
@@ -4490,13 +4382,7 @@
         <w:tc>
           <w:tcPr>
             <w:tcW w:w="2196" w:type="dxa"/>
-            <w:tcBorders>
-              <w:top w:val="single" w:sz="4" w:space="0" w:color="000000"/>
-              <w:left w:val="single" w:sz="4" w:space="0" w:color="000000"/>
-              <w:bottom w:val="single" w:sz="4" w:space="0" w:color="000000"/>
-              <w:right w:val="single" w:sz="4" w:space="0" w:color="000000"/>
-            </w:tcBorders>
-            <w:shd w:color="auto" w:fill="FFFFFF" w:val="clear"/>
+            <w:tcBorders/>
             <w:tcMar>
               <w:top w:w="40" w:type="dxa"/>
               <w:bottom w:w="40" w:type="dxa"/>
@@ -4523,13 +4409,7 @@
         <w:tc>
           <w:tcPr>
             <w:tcW w:w="6804" w:type="dxa"/>
-            <w:tcBorders>
-              <w:top w:val="single" w:sz="4" w:space="0" w:color="000000"/>
-              <w:left w:val="single" w:sz="4" w:space="0" w:color="000000"/>
-              <w:bottom w:val="single" w:sz="4" w:space="0" w:color="000000"/>
-              <w:right w:val="single" w:sz="4" w:space="0" w:color="000000"/>
-            </w:tcBorders>
-            <w:shd w:color="auto" w:fill="FFFFFF" w:val="clear"/>
+            <w:tcBorders/>
             <w:tcMar>
               <w:top w:w="40" w:type="dxa"/>
               <w:bottom w:w="40" w:type="dxa"/>
@@ -4560,13 +4440,7 @@
         <w:tc>
           <w:tcPr>
             <w:tcW w:w="2196" w:type="dxa"/>
-            <w:tcBorders>
-              <w:top w:val="single" w:sz="4" w:space="0" w:color="000000"/>
-              <w:left w:val="single" w:sz="4" w:space="0" w:color="000000"/>
-              <w:bottom w:val="single" w:sz="4" w:space="0" w:color="000000"/>
-              <w:right w:val="single" w:sz="4" w:space="0" w:color="000000"/>
-            </w:tcBorders>
-            <w:shd w:color="auto" w:fill="EEF2F8" w:val="clear"/>
+            <w:tcBorders/>
             <w:tcMar>
               <w:top w:w="40" w:type="dxa"/>
               <w:bottom w:w="40" w:type="dxa"/>
@@ -4593,13 +4467,7 @@
         <w:tc>
           <w:tcPr>
             <w:tcW w:w="6804" w:type="dxa"/>
-            <w:tcBorders>
-              <w:top w:val="single" w:sz="4" w:space="0" w:color="000000"/>
-              <w:left w:val="single" w:sz="4" w:space="0" w:color="000000"/>
-              <w:bottom w:val="single" w:sz="4" w:space="0" w:color="000000"/>
-              <w:right w:val="single" w:sz="4" w:space="0" w:color="000000"/>
-            </w:tcBorders>
-            <w:shd w:color="auto" w:fill="EEF2F8" w:val="clear"/>
+            <w:tcBorders/>
             <w:tcMar>
               <w:top w:w="40" w:type="dxa"/>
               <w:bottom w:w="40" w:type="dxa"/>
@@ -4630,13 +4498,7 @@
         <w:tc>
           <w:tcPr>
             <w:tcW w:w="2196" w:type="dxa"/>
-            <w:tcBorders>
-              <w:top w:val="single" w:sz="4" w:space="0" w:color="000000"/>
-              <w:left w:val="single" w:sz="4" w:space="0" w:color="000000"/>
-              <w:bottom w:val="single" w:sz="4" w:space="0" w:color="000000"/>
-              <w:right w:val="single" w:sz="4" w:space="0" w:color="000000"/>
-            </w:tcBorders>
-            <w:shd w:color="auto" w:fill="FFFFFF" w:val="clear"/>
+            <w:tcBorders/>
             <w:tcMar>
               <w:top w:w="40" w:type="dxa"/>
               <w:bottom w:w="40" w:type="dxa"/>
@@ -4663,13 +4525,7 @@
         <w:tc>
           <w:tcPr>
             <w:tcW w:w="6804" w:type="dxa"/>
-            <w:tcBorders>
-              <w:top w:val="single" w:sz="4" w:space="0" w:color="000000"/>
-              <w:left w:val="single" w:sz="4" w:space="0" w:color="000000"/>
-              <w:bottom w:val="single" w:sz="4" w:space="0" w:color="000000"/>
-              <w:right w:val="single" w:sz="4" w:space="0" w:color="000000"/>
-            </w:tcBorders>
-            <w:shd w:color="auto" w:fill="FFFFFF" w:val="clear"/>
+            <w:tcBorders/>
             <w:tcMar>
               <w:top w:w="40" w:type="dxa"/>
               <w:bottom w:w="40" w:type="dxa"/>
@@ -4700,13 +4556,7 @@
         <w:tc>
           <w:tcPr>
             <w:tcW w:w="2196" w:type="dxa"/>
-            <w:tcBorders>
-              <w:top w:val="single" w:sz="4" w:space="0" w:color="000000"/>
-              <w:left w:val="single" w:sz="4" w:space="0" w:color="000000"/>
-              <w:bottom w:val="single" w:sz="4" w:space="0" w:color="000000"/>
-              <w:right w:val="single" w:sz="4" w:space="0" w:color="000000"/>
-            </w:tcBorders>
-            <w:shd w:color="auto" w:fill="EEF2F8" w:val="clear"/>
+            <w:tcBorders/>
             <w:tcMar>
               <w:top w:w="40" w:type="dxa"/>
               <w:bottom w:w="40" w:type="dxa"/>
@@ -4733,13 +4583,7 @@
         <w:tc>
           <w:tcPr>
             <w:tcW w:w="6804" w:type="dxa"/>
-            <w:tcBorders>
-              <w:top w:val="single" w:sz="4" w:space="0" w:color="000000"/>
-              <w:left w:val="single" w:sz="4" w:space="0" w:color="000000"/>
-              <w:bottom w:val="single" w:sz="4" w:space="0" w:color="000000"/>
-              <w:right w:val="single" w:sz="4" w:space="0" w:color="000000"/>
-            </w:tcBorders>
-            <w:shd w:color="auto" w:fill="EEF2F8" w:val="clear"/>
+            <w:tcBorders/>
             <w:tcMar>
               <w:top w:w="40" w:type="dxa"/>
               <w:bottom w:w="40" w:type="dxa"/>
@@ -4770,13 +4614,7 @@
         <w:tc>
           <w:tcPr>
             <w:tcW w:w="2196" w:type="dxa"/>
-            <w:tcBorders>
-              <w:top w:val="single" w:sz="4" w:space="0" w:color="000000"/>
-              <w:left w:val="single" w:sz="4" w:space="0" w:color="000000"/>
-              <w:bottom w:val="single" w:sz="4" w:space="0" w:color="000000"/>
-              <w:right w:val="single" w:sz="4" w:space="0" w:color="000000"/>
-            </w:tcBorders>
-            <w:shd w:color="auto" w:fill="FFFFFF" w:val="clear"/>
+            <w:tcBorders/>
             <w:tcMar>
               <w:top w:w="40" w:type="dxa"/>
               <w:bottom w:w="40" w:type="dxa"/>
@@ -4803,13 +4641,7 @@
         <w:tc>
           <w:tcPr>
             <w:tcW w:w="6804" w:type="dxa"/>
-            <w:tcBorders>
-              <w:top w:val="single" w:sz="4" w:space="0" w:color="000000"/>
-              <w:left w:val="single" w:sz="4" w:space="0" w:color="000000"/>
-              <w:bottom w:val="single" w:sz="4" w:space="0" w:color="000000"/>
-              <w:right w:val="single" w:sz="4" w:space="0" w:color="000000"/>
-            </w:tcBorders>
-            <w:shd w:color="auto" w:fill="FFFFFF" w:val="clear"/>
+            <w:tcBorders/>
             <w:tcMar>
               <w:top w:w="40" w:type="dxa"/>
               <w:bottom w:w="40" w:type="dxa"/>
@@ -4840,13 +4672,7 @@
         <w:tc>
           <w:tcPr>
             <w:tcW w:w="2196" w:type="dxa"/>
-            <w:tcBorders>
-              <w:top w:val="single" w:sz="4" w:space="0" w:color="000000"/>
-              <w:left w:val="single" w:sz="4" w:space="0" w:color="000000"/>
-              <w:bottom w:val="single" w:sz="4" w:space="0" w:color="000000"/>
-              <w:right w:val="single" w:sz="4" w:space="0" w:color="000000"/>
-            </w:tcBorders>
-            <w:shd w:color="auto" w:fill="EEF2F8" w:val="clear"/>
+            <w:tcBorders/>
             <w:tcMar>
               <w:top w:w="40" w:type="dxa"/>
               <w:bottom w:w="40" w:type="dxa"/>
@@ -4873,13 +4699,7 @@
         <w:tc>
           <w:tcPr>
             <w:tcW w:w="6804" w:type="dxa"/>
-            <w:tcBorders>
-              <w:top w:val="single" w:sz="4" w:space="0" w:color="000000"/>
-              <w:left w:val="single" w:sz="4" w:space="0" w:color="000000"/>
-              <w:bottom w:val="single" w:sz="4" w:space="0" w:color="000000"/>
-              <w:right w:val="single" w:sz="4" w:space="0" w:color="000000"/>
-            </w:tcBorders>
-            <w:shd w:color="auto" w:fill="EEF2F8" w:val="clear"/>
+            <w:tcBorders/>
             <w:tcMar>
               <w:top w:w="40" w:type="dxa"/>
               <w:bottom w:w="40" w:type="dxa"/>
@@ -4911,12 +4731,8 @@
           <w:tcPr>
             <w:tcW w:w="2196" w:type="dxa"/>
             <w:tcBorders>
-              <w:top w:val="single" w:sz="4" w:space="0" w:color="000000"/>
-              <w:left w:val="single" w:sz="4" w:space="0" w:color="000000"/>
-              <w:bottom w:val="single" w:sz="4" w:space="0" w:color="000000"/>
-              <w:right w:val="single" w:sz="4" w:space="0" w:color="000000"/>
+              <w:bottom w:val="single" w:sz="16" w:space="0" w:color="000000"/>
             </w:tcBorders>
-            <w:shd w:color="auto" w:fill="FFFFFF" w:val="clear"/>
             <w:tcMar>
               <w:top w:w="40" w:type="dxa"/>
               <w:bottom w:w="40" w:type="dxa"/>
@@ -4944,12 +4760,8 @@
           <w:tcPr>
             <w:tcW w:w="6804" w:type="dxa"/>
             <w:tcBorders>
-              <w:top w:val="single" w:sz="4" w:space="0" w:color="000000"/>
-              <w:left w:val="single" w:sz="4" w:space="0" w:color="000000"/>
-              <w:bottom w:val="single" w:sz="4" w:space="0" w:color="000000"/>
-              <w:right w:val="single" w:sz="4" w:space="0" w:color="000000"/>
+              <w:bottom w:val="single" w:sz="16" w:space="0" w:color="000000"/>
             </w:tcBorders>
-            <w:shd w:color="auto" w:fill="FFFFFF" w:val="clear"/>
             <w:tcMar>
               <w:top w:w="40" w:type="dxa"/>
               <w:bottom w:w="40" w:type="dxa"/>
@@ -5620,12 +5432,9 @@
           <w:tcPr>
             <w:tcW w:w="1836" w:type="dxa"/>
             <w:tcBorders>
-              <w:top w:val="single" w:sz="4" w:space="0" w:color="000000"/>
-              <w:left w:val="single" w:sz="4" w:space="0" w:color="000000"/>
-              <w:bottom w:val="single" w:sz="4" w:space="0" w:color="000000"/>
-              <w:right w:val="single" w:sz="4" w:space="0" w:color="000000"/>
+              <w:top w:val="single" w:sz="16" w:space="0" w:color="000000"/>
+              <w:bottom w:val="single" w:sz="6" w:space="0" w:color="000000"/>
             </w:tcBorders>
-            <w:shd w:color="auto" w:fill="1F3864" w:val="clear"/>
             <w:vAlign w:val="center"/>
           </w:tcPr>
           <w:p>
@@ -5641,7 +5450,7 @@
                 <w:rFonts w:ascii="Times New Roman" w:hAnsi="Times New Roman"/>
                 <w:b/>
                 <w:bCs/>
-                <w:color w:val="FFFFFF"/>
+                <w:color w:val="000000"/>
                 <w:sz w:val="18"/>
                 <w:szCs w:val="18"/>
               </w:rPr>
@@ -5653,12 +5462,9 @@
           <w:tcPr>
             <w:tcW w:w="4770" w:type="dxa"/>
             <w:tcBorders>
-              <w:top w:val="single" w:sz="4" w:space="0" w:color="000000"/>
-              <w:left w:val="single" w:sz="4" w:space="0" w:color="000000"/>
-              <w:bottom w:val="single" w:sz="4" w:space="0" w:color="000000"/>
-              <w:right w:val="single" w:sz="4" w:space="0" w:color="000000"/>
+              <w:top w:val="single" w:sz="16" w:space="0" w:color="000000"/>
+              <w:bottom w:val="single" w:sz="6" w:space="0" w:color="000000"/>
             </w:tcBorders>
-            <w:shd w:color="auto" w:fill="1F3864" w:val="clear"/>
             <w:vAlign w:val="center"/>
           </w:tcPr>
           <w:p>
@@ -5674,7 +5480,7 @@
                 <w:rFonts w:ascii="Times New Roman" w:hAnsi="Times New Roman"/>
                 <w:b/>
                 <w:bCs/>
-                <w:color w:val="FFFFFF"/>
+                <w:color w:val="000000"/>
                 <w:sz w:val="18"/>
                 <w:szCs w:val="18"/>
               </w:rPr>
@@ -5686,12 +5492,9 @@
           <w:tcPr>
             <w:tcW w:w="2394" w:type="dxa"/>
             <w:tcBorders>
-              <w:top w:val="single" w:sz="4" w:space="0" w:color="000000"/>
-              <w:left w:val="single" w:sz="4" w:space="0" w:color="000000"/>
-              <w:bottom w:val="single" w:sz="4" w:space="0" w:color="000000"/>
-              <w:right w:val="single" w:sz="4" w:space="0" w:color="000000"/>
+              <w:top w:val="single" w:sz="16" w:space="0" w:color="000000"/>
+              <w:bottom w:val="single" w:sz="6" w:space="0" w:color="000000"/>
             </w:tcBorders>
-            <w:shd w:color="auto" w:fill="1F3864" w:val="clear"/>
             <w:vAlign w:val="center"/>
           </w:tcPr>
           <w:p>
@@ -5707,7 +5510,7 @@
                 <w:rFonts w:ascii="Times New Roman" w:hAnsi="Times New Roman"/>
                 <w:b/>
                 <w:bCs/>
-                <w:color w:val="FFFFFF"/>
+                <w:color w:val="000000"/>
                 <w:sz w:val="18"/>
                 <w:szCs w:val="18"/>
               </w:rPr>
@@ -5721,13 +5524,7 @@
         <w:tc>
           <w:tcPr>
             <w:tcW w:w="1836" w:type="dxa"/>
-            <w:tcBorders>
-              <w:top w:val="single" w:sz="4" w:space="0" w:color="000000"/>
-              <w:left w:val="single" w:sz="4" w:space="0" w:color="000000"/>
-              <w:bottom w:val="single" w:sz="4" w:space="0" w:color="000000"/>
-              <w:right w:val="single" w:sz="4" w:space="0" w:color="000000"/>
-            </w:tcBorders>
-            <w:shd w:color="auto" w:fill="FFFFFF" w:val="clear"/>
+            <w:tcBorders/>
             <w:tcMar>
               <w:top w:w="40" w:type="dxa"/>
               <w:bottom w:w="40" w:type="dxa"/>
@@ -5754,13 +5551,7 @@
         <w:tc>
           <w:tcPr>
             <w:tcW w:w="4770" w:type="dxa"/>
-            <w:tcBorders>
-              <w:top w:val="single" w:sz="4" w:space="0" w:color="000000"/>
-              <w:left w:val="single" w:sz="4" w:space="0" w:color="000000"/>
-              <w:bottom w:val="single" w:sz="4" w:space="0" w:color="000000"/>
-              <w:right w:val="single" w:sz="4" w:space="0" w:color="000000"/>
-            </w:tcBorders>
-            <w:shd w:color="auto" w:fill="FFFFFF" w:val="clear"/>
+            <w:tcBorders/>
             <w:tcMar>
               <w:top w:w="40" w:type="dxa"/>
               <w:bottom w:w="40" w:type="dxa"/>
@@ -5788,13 +5579,7 @@
         <w:tc>
           <w:tcPr>
             <w:tcW w:w="2394" w:type="dxa"/>
-            <w:tcBorders>
-              <w:top w:val="single" w:sz="4" w:space="0" w:color="000000"/>
-              <w:left w:val="single" w:sz="4" w:space="0" w:color="000000"/>
-              <w:bottom w:val="single" w:sz="4" w:space="0" w:color="000000"/>
-              <w:right w:val="single" w:sz="4" w:space="0" w:color="000000"/>
-            </w:tcBorders>
-            <w:shd w:color="auto" w:fill="FFFFFF" w:val="clear"/>
+            <w:tcBorders/>
             <w:tcMar>
               <w:top w:w="40" w:type="dxa"/>
               <w:bottom w:w="40" w:type="dxa"/>
@@ -5825,13 +5610,7 @@
         <w:tc>
           <w:tcPr>
             <w:tcW w:w="1836" w:type="dxa"/>
-            <w:tcBorders>
-              <w:top w:val="single" w:sz="4" w:space="0" w:color="000000"/>
-              <w:left w:val="single" w:sz="4" w:space="0" w:color="000000"/>
-              <w:bottom w:val="single" w:sz="4" w:space="0" w:color="000000"/>
-              <w:right w:val="single" w:sz="4" w:space="0" w:color="000000"/>
-            </w:tcBorders>
-            <w:shd w:color="auto" w:fill="EEF2F8" w:val="clear"/>
+            <w:tcBorders/>
             <w:tcMar>
               <w:top w:w="40" w:type="dxa"/>
               <w:bottom w:w="40" w:type="dxa"/>
@@ -5858,13 +5637,7 @@
         <w:tc>
           <w:tcPr>
             <w:tcW w:w="4770" w:type="dxa"/>
-            <w:tcBorders>
-              <w:top w:val="single" w:sz="4" w:space="0" w:color="000000"/>
-              <w:left w:val="single" w:sz="4" w:space="0" w:color="000000"/>
-              <w:bottom w:val="single" w:sz="4" w:space="0" w:color="000000"/>
-              <w:right w:val="single" w:sz="4" w:space="0" w:color="000000"/>
-            </w:tcBorders>
-            <w:shd w:color="auto" w:fill="EEF2F8" w:val="clear"/>
+            <w:tcBorders/>
             <w:tcMar>
               <w:top w:w="40" w:type="dxa"/>
               <w:bottom w:w="40" w:type="dxa"/>
@@ -5892,13 +5665,7 @@
         <w:tc>
           <w:tcPr>
             <w:tcW w:w="2394" w:type="dxa"/>
-            <w:tcBorders>
-              <w:top w:val="single" w:sz="4" w:space="0" w:color="000000"/>
-              <w:left w:val="single" w:sz="4" w:space="0" w:color="000000"/>
-              <w:bottom w:val="single" w:sz="4" w:space="0" w:color="000000"/>
-              <w:right w:val="single" w:sz="4" w:space="0" w:color="000000"/>
-            </w:tcBorders>
-            <w:shd w:color="auto" w:fill="EEF2F8" w:val="clear"/>
+            <w:tcBorders/>
             <w:tcMar>
               <w:top w:w="40" w:type="dxa"/>
               <w:bottom w:w="40" w:type="dxa"/>
@@ -5929,13 +5696,7 @@
         <w:tc>
           <w:tcPr>
             <w:tcW w:w="1836" w:type="dxa"/>
-            <w:tcBorders>
-              <w:top w:val="single" w:sz="4" w:space="0" w:color="000000"/>
-              <w:left w:val="single" w:sz="4" w:space="0" w:color="000000"/>
-              <w:bottom w:val="single" w:sz="4" w:space="0" w:color="000000"/>
-              <w:right w:val="single" w:sz="4" w:space="0" w:color="000000"/>
-            </w:tcBorders>
-            <w:shd w:color="auto" w:fill="FFFFFF" w:val="clear"/>
+            <w:tcBorders/>
             <w:tcMar>
               <w:top w:w="40" w:type="dxa"/>
               <w:bottom w:w="40" w:type="dxa"/>
@@ -5962,13 +5723,7 @@
         <w:tc>
           <w:tcPr>
             <w:tcW w:w="4770" w:type="dxa"/>
-            <w:tcBorders>
-              <w:top w:val="single" w:sz="4" w:space="0" w:color="000000"/>
-              <w:left w:val="single" w:sz="4" w:space="0" w:color="000000"/>
-              <w:bottom w:val="single" w:sz="4" w:space="0" w:color="000000"/>
-              <w:right w:val="single" w:sz="4" w:space="0" w:color="000000"/>
-            </w:tcBorders>
-            <w:shd w:color="auto" w:fill="FFFFFF" w:val="clear"/>
+            <w:tcBorders/>
             <w:tcMar>
               <w:top w:w="40" w:type="dxa"/>
               <w:bottom w:w="40" w:type="dxa"/>
@@ -5996,13 +5751,7 @@
         <w:tc>
           <w:tcPr>
             <w:tcW w:w="2394" w:type="dxa"/>
-            <w:tcBorders>
-              <w:top w:val="single" w:sz="4" w:space="0" w:color="000000"/>
-              <w:left w:val="single" w:sz="4" w:space="0" w:color="000000"/>
-              <w:bottom w:val="single" w:sz="4" w:space="0" w:color="000000"/>
-              <w:right w:val="single" w:sz="4" w:space="0" w:color="000000"/>
-            </w:tcBorders>
-            <w:shd w:color="auto" w:fill="FFFFFF" w:val="clear"/>
+            <w:tcBorders/>
             <w:tcMar>
               <w:top w:w="40" w:type="dxa"/>
               <w:bottom w:w="40" w:type="dxa"/>
@@ -6033,13 +5782,7 @@
         <w:tc>
           <w:tcPr>
             <w:tcW w:w="1836" w:type="dxa"/>
-            <w:tcBorders>
-              <w:top w:val="single" w:sz="4" w:space="0" w:color="000000"/>
-              <w:left w:val="single" w:sz="4" w:space="0" w:color="000000"/>
-              <w:bottom w:val="single" w:sz="4" w:space="0" w:color="000000"/>
-              <w:right w:val="single" w:sz="4" w:space="0" w:color="000000"/>
-            </w:tcBorders>
-            <w:shd w:color="auto" w:fill="EEF2F8" w:val="clear"/>
+            <w:tcBorders/>
             <w:tcMar>
               <w:top w:w="40" w:type="dxa"/>
               <w:bottom w:w="40" w:type="dxa"/>
@@ -6066,13 +5809,7 @@
         <w:tc>
           <w:tcPr>
             <w:tcW w:w="4770" w:type="dxa"/>
-            <w:tcBorders>
-              <w:top w:val="single" w:sz="4" w:space="0" w:color="000000"/>
-              <w:left w:val="single" w:sz="4" w:space="0" w:color="000000"/>
-              <w:bottom w:val="single" w:sz="4" w:space="0" w:color="000000"/>
-              <w:right w:val="single" w:sz="4" w:space="0" w:color="000000"/>
-            </w:tcBorders>
-            <w:shd w:color="auto" w:fill="EEF2F8" w:val="clear"/>
+            <w:tcBorders/>
             <w:tcMar>
               <w:top w:w="40" w:type="dxa"/>
               <w:bottom w:w="40" w:type="dxa"/>
@@ -6100,13 +5837,7 @@
         <w:tc>
           <w:tcPr>
             <w:tcW w:w="2394" w:type="dxa"/>
-            <w:tcBorders>
-              <w:top w:val="single" w:sz="4" w:space="0" w:color="000000"/>
-              <w:left w:val="single" w:sz="4" w:space="0" w:color="000000"/>
-              <w:bottom w:val="single" w:sz="4" w:space="0" w:color="000000"/>
-              <w:right w:val="single" w:sz="4" w:space="0" w:color="000000"/>
-            </w:tcBorders>
-            <w:shd w:color="auto" w:fill="EEF2F8" w:val="clear"/>
+            <w:tcBorders/>
             <w:tcMar>
               <w:top w:w="40" w:type="dxa"/>
               <w:bottom w:w="40" w:type="dxa"/>
@@ -6137,13 +5868,7 @@
         <w:tc>
           <w:tcPr>
             <w:tcW w:w="1836" w:type="dxa"/>
-            <w:tcBorders>
-              <w:top w:val="single" w:sz="4" w:space="0" w:color="000000"/>
-              <w:left w:val="single" w:sz="4" w:space="0" w:color="000000"/>
-              <w:bottom w:val="single" w:sz="4" w:space="0" w:color="000000"/>
-              <w:right w:val="single" w:sz="4" w:space="0" w:color="000000"/>
-            </w:tcBorders>
-            <w:shd w:color="auto" w:fill="FFFFFF" w:val="clear"/>
+            <w:tcBorders/>
             <w:tcMar>
               <w:top w:w="40" w:type="dxa"/>
               <w:bottom w:w="40" w:type="dxa"/>
@@ -6170,13 +5895,7 @@
         <w:tc>
           <w:tcPr>
             <w:tcW w:w="4770" w:type="dxa"/>
-            <w:tcBorders>
-              <w:top w:val="single" w:sz="4" w:space="0" w:color="000000"/>
-              <w:left w:val="single" w:sz="4" w:space="0" w:color="000000"/>
-              <w:bottom w:val="single" w:sz="4" w:space="0" w:color="000000"/>
-              <w:right w:val="single" w:sz="4" w:space="0" w:color="000000"/>
-            </w:tcBorders>
-            <w:shd w:color="auto" w:fill="FFFFFF" w:val="clear"/>
+            <w:tcBorders/>
             <w:tcMar>
               <w:top w:w="40" w:type="dxa"/>
               <w:bottom w:w="40" w:type="dxa"/>
@@ -6204,13 +5923,7 @@
         <w:tc>
           <w:tcPr>
             <w:tcW w:w="2394" w:type="dxa"/>
-            <w:tcBorders>
-              <w:top w:val="single" w:sz="4" w:space="0" w:color="000000"/>
-              <w:left w:val="single" w:sz="4" w:space="0" w:color="000000"/>
-              <w:bottom w:val="single" w:sz="4" w:space="0" w:color="000000"/>
-              <w:right w:val="single" w:sz="4" w:space="0" w:color="000000"/>
-            </w:tcBorders>
-            <w:shd w:color="auto" w:fill="FFFFFF" w:val="clear"/>
+            <w:tcBorders/>
             <w:tcMar>
               <w:top w:w="40" w:type="dxa"/>
               <w:bottom w:w="40" w:type="dxa"/>
@@ -6241,13 +5954,7 @@
         <w:tc>
           <w:tcPr>
             <w:tcW w:w="1836" w:type="dxa"/>
-            <w:tcBorders>
-              <w:top w:val="single" w:sz="4" w:space="0" w:color="000000"/>
-              <w:left w:val="single" w:sz="4" w:space="0" w:color="000000"/>
-              <w:bottom w:val="single" w:sz="4" w:space="0" w:color="000000"/>
-              <w:right w:val="single" w:sz="4" w:space="0" w:color="000000"/>
-            </w:tcBorders>
-            <w:shd w:color="auto" w:fill="EEF2F8" w:val="clear"/>
+            <w:tcBorders/>
             <w:tcMar>
               <w:top w:w="40" w:type="dxa"/>
               <w:bottom w:w="40" w:type="dxa"/>
@@ -6274,13 +5981,7 @@
         <w:tc>
           <w:tcPr>
             <w:tcW w:w="4770" w:type="dxa"/>
-            <w:tcBorders>
-              <w:top w:val="single" w:sz="4" w:space="0" w:color="000000"/>
-              <w:left w:val="single" w:sz="4" w:space="0" w:color="000000"/>
-              <w:bottom w:val="single" w:sz="4" w:space="0" w:color="000000"/>
-              <w:right w:val="single" w:sz="4" w:space="0" w:color="000000"/>
-            </w:tcBorders>
-            <w:shd w:color="auto" w:fill="EEF2F8" w:val="clear"/>
+            <w:tcBorders/>
             <w:tcMar>
               <w:top w:w="40" w:type="dxa"/>
               <w:bottom w:w="40" w:type="dxa"/>
@@ -6308,13 +6009,7 @@
         <w:tc>
           <w:tcPr>
             <w:tcW w:w="2394" w:type="dxa"/>
-            <w:tcBorders>
-              <w:top w:val="single" w:sz="4" w:space="0" w:color="000000"/>
-              <w:left w:val="single" w:sz="4" w:space="0" w:color="000000"/>
-              <w:bottom w:val="single" w:sz="4" w:space="0" w:color="000000"/>
-              <w:right w:val="single" w:sz="4" w:space="0" w:color="000000"/>
-            </w:tcBorders>
-            <w:shd w:color="auto" w:fill="EEF2F8" w:val="clear"/>
+            <w:tcBorders/>
             <w:tcMar>
               <w:top w:w="40" w:type="dxa"/>
               <w:bottom w:w="40" w:type="dxa"/>
@@ -6345,13 +6040,7 @@
         <w:tc>
           <w:tcPr>
             <w:tcW w:w="1836" w:type="dxa"/>
-            <w:tcBorders>
-              <w:top w:val="single" w:sz="4" w:space="0" w:color="000000"/>
-              <w:left w:val="single" w:sz="4" w:space="0" w:color="000000"/>
-              <w:bottom w:val="single" w:sz="4" w:space="0" w:color="000000"/>
-              <w:right w:val="single" w:sz="4" w:space="0" w:color="000000"/>
-            </w:tcBorders>
-            <w:shd w:color="auto" w:fill="FFFFFF" w:val="clear"/>
+            <w:tcBorders/>
             <w:tcMar>
               <w:top w:w="40" w:type="dxa"/>
               <w:bottom w:w="40" w:type="dxa"/>
@@ -6378,13 +6067,7 @@
         <w:tc>
           <w:tcPr>
             <w:tcW w:w="4770" w:type="dxa"/>
-            <w:tcBorders>
-              <w:top w:val="single" w:sz="4" w:space="0" w:color="000000"/>
-              <w:left w:val="single" w:sz="4" w:space="0" w:color="000000"/>
-              <w:bottom w:val="single" w:sz="4" w:space="0" w:color="000000"/>
-              <w:right w:val="single" w:sz="4" w:space="0" w:color="000000"/>
-            </w:tcBorders>
-            <w:shd w:color="auto" w:fill="FFFFFF" w:val="clear"/>
+            <w:tcBorders/>
             <w:tcMar>
               <w:top w:w="40" w:type="dxa"/>
               <w:bottom w:w="40" w:type="dxa"/>
@@ -6412,13 +6095,7 @@
         <w:tc>
           <w:tcPr>
             <w:tcW w:w="2394" w:type="dxa"/>
-            <w:tcBorders>
-              <w:top w:val="single" w:sz="4" w:space="0" w:color="000000"/>
-              <w:left w:val="single" w:sz="4" w:space="0" w:color="000000"/>
-              <w:bottom w:val="single" w:sz="4" w:space="0" w:color="000000"/>
-              <w:right w:val="single" w:sz="4" w:space="0" w:color="000000"/>
-            </w:tcBorders>
-            <w:shd w:color="auto" w:fill="FFFFFF" w:val="clear"/>
+            <w:tcBorders/>
             <w:tcMar>
               <w:top w:w="40" w:type="dxa"/>
               <w:bottom w:w="40" w:type="dxa"/>
@@ -6449,13 +6126,7 @@
         <w:tc>
           <w:tcPr>
             <w:tcW w:w="1836" w:type="dxa"/>
-            <w:tcBorders>
-              <w:top w:val="single" w:sz="4" w:space="0" w:color="000000"/>
-              <w:left w:val="single" w:sz="4" w:space="0" w:color="000000"/>
-              <w:bottom w:val="single" w:sz="4" w:space="0" w:color="000000"/>
-              <w:right w:val="single" w:sz="4" w:space="0" w:color="000000"/>
-            </w:tcBorders>
-            <w:shd w:color="auto" w:fill="EEF2F8" w:val="clear"/>
+            <w:tcBorders/>
             <w:tcMar>
               <w:top w:w="40" w:type="dxa"/>
               <w:bottom w:w="40" w:type="dxa"/>
@@ -6482,13 +6153,7 @@
         <w:tc>
           <w:tcPr>
             <w:tcW w:w="4770" w:type="dxa"/>
-            <w:tcBorders>
-              <w:top w:val="single" w:sz="4" w:space="0" w:color="000000"/>
-              <w:left w:val="single" w:sz="4" w:space="0" w:color="000000"/>
-              <w:bottom w:val="single" w:sz="4" w:space="0" w:color="000000"/>
-              <w:right w:val="single" w:sz="4" w:space="0" w:color="000000"/>
-            </w:tcBorders>
-            <w:shd w:color="auto" w:fill="EEF2F8" w:val="clear"/>
+            <w:tcBorders/>
             <w:tcMar>
               <w:top w:w="40" w:type="dxa"/>
               <w:bottom w:w="40" w:type="dxa"/>
@@ -6516,13 +6181,7 @@
         <w:tc>
           <w:tcPr>
             <w:tcW w:w="2394" w:type="dxa"/>
-            <w:tcBorders>
-              <w:top w:val="single" w:sz="4" w:space="0" w:color="000000"/>
-              <w:left w:val="single" w:sz="4" w:space="0" w:color="000000"/>
-              <w:bottom w:val="single" w:sz="4" w:space="0" w:color="000000"/>
-              <w:right w:val="single" w:sz="4" w:space="0" w:color="000000"/>
-            </w:tcBorders>
-            <w:shd w:color="auto" w:fill="EEF2F8" w:val="clear"/>
+            <w:tcBorders/>
             <w:tcMar>
               <w:top w:w="40" w:type="dxa"/>
               <w:bottom w:w="40" w:type="dxa"/>
@@ -6553,13 +6212,7 @@
         <w:tc>
           <w:tcPr>
             <w:tcW w:w="1836" w:type="dxa"/>
-            <w:tcBorders>
-              <w:top w:val="single" w:sz="4" w:space="0" w:color="000000"/>
-              <w:left w:val="single" w:sz="4" w:space="0" w:color="000000"/>
-              <w:bottom w:val="single" w:sz="4" w:space="0" w:color="000000"/>
-              <w:right w:val="single" w:sz="4" w:space="0" w:color="000000"/>
-            </w:tcBorders>
-            <w:shd w:color="auto" w:fill="FFFFFF" w:val="clear"/>
+            <w:tcBorders/>
             <w:tcMar>
               <w:top w:w="40" w:type="dxa"/>
               <w:bottom w:w="40" w:type="dxa"/>
@@ -6586,13 +6239,7 @@
         <w:tc>
           <w:tcPr>
             <w:tcW w:w="4770" w:type="dxa"/>
-            <w:tcBorders>
-              <w:top w:val="single" w:sz="4" w:space="0" w:color="000000"/>
-              <w:left w:val="single" w:sz="4" w:space="0" w:color="000000"/>
-              <w:bottom w:val="single" w:sz="4" w:space="0" w:color="000000"/>
-              <w:right w:val="single" w:sz="4" w:space="0" w:color="000000"/>
-            </w:tcBorders>
-            <w:shd w:color="auto" w:fill="FFFFFF" w:val="clear"/>
+            <w:tcBorders/>
             <w:tcMar>
               <w:top w:w="40" w:type="dxa"/>
               <w:bottom w:w="40" w:type="dxa"/>
@@ -6620,13 +6267,7 @@
         <w:tc>
           <w:tcPr>
             <w:tcW w:w="2394" w:type="dxa"/>
-            <w:tcBorders>
-              <w:top w:val="single" w:sz="4" w:space="0" w:color="000000"/>
-              <w:left w:val="single" w:sz="4" w:space="0" w:color="000000"/>
-              <w:bottom w:val="single" w:sz="4" w:space="0" w:color="000000"/>
-              <w:right w:val="single" w:sz="4" w:space="0" w:color="000000"/>
-            </w:tcBorders>
-            <w:shd w:color="auto" w:fill="FFFFFF" w:val="clear"/>
+            <w:tcBorders/>
             <w:tcMar>
               <w:top w:w="40" w:type="dxa"/>
               <w:bottom w:w="40" w:type="dxa"/>
@@ -6657,13 +6298,7 @@
         <w:tc>
           <w:tcPr>
             <w:tcW w:w="1836" w:type="dxa"/>
-            <w:tcBorders>
-              <w:top w:val="single" w:sz="4" w:space="0" w:color="000000"/>
-              <w:left w:val="single" w:sz="4" w:space="0" w:color="000000"/>
-              <w:bottom w:val="single" w:sz="4" w:space="0" w:color="000000"/>
-              <w:right w:val="single" w:sz="4" w:space="0" w:color="000000"/>
-            </w:tcBorders>
-            <w:shd w:color="auto" w:fill="EEF2F8" w:val="clear"/>
+            <w:tcBorders/>
             <w:tcMar>
               <w:top w:w="40" w:type="dxa"/>
               <w:bottom w:w="40" w:type="dxa"/>
@@ -6690,13 +6325,7 @@
         <w:tc>
           <w:tcPr>
             <w:tcW w:w="4770" w:type="dxa"/>
-            <w:tcBorders>
-              <w:top w:val="single" w:sz="4" w:space="0" w:color="000000"/>
-              <w:left w:val="single" w:sz="4" w:space="0" w:color="000000"/>
-              <w:bottom w:val="single" w:sz="4" w:space="0" w:color="000000"/>
-              <w:right w:val="single" w:sz="4" w:space="0" w:color="000000"/>
-            </w:tcBorders>
-            <w:shd w:color="auto" w:fill="EEF2F8" w:val="clear"/>
+            <w:tcBorders/>
             <w:tcMar>
               <w:top w:w="40" w:type="dxa"/>
               <w:bottom w:w="40" w:type="dxa"/>
@@ -6724,13 +6353,7 @@
         <w:tc>
           <w:tcPr>
             <w:tcW w:w="2394" w:type="dxa"/>
-            <w:tcBorders>
-              <w:top w:val="single" w:sz="4" w:space="0" w:color="000000"/>
-              <w:left w:val="single" w:sz="4" w:space="0" w:color="000000"/>
-              <w:bottom w:val="single" w:sz="4" w:space="0" w:color="000000"/>
-              <w:right w:val="single" w:sz="4" w:space="0" w:color="000000"/>
-            </w:tcBorders>
-            <w:shd w:color="auto" w:fill="EEF2F8" w:val="clear"/>
+            <w:tcBorders/>
             <w:tcMar>
               <w:top w:w="40" w:type="dxa"/>
               <w:bottom w:w="40" w:type="dxa"/>
@@ -6761,13 +6384,7 @@
         <w:tc>
           <w:tcPr>
             <w:tcW w:w="1836" w:type="dxa"/>
-            <w:tcBorders>
-              <w:top w:val="single" w:sz="4" w:space="0" w:color="000000"/>
-              <w:left w:val="single" w:sz="4" w:space="0" w:color="000000"/>
-              <w:bottom w:val="single" w:sz="4" w:space="0" w:color="000000"/>
-              <w:right w:val="single" w:sz="4" w:space="0" w:color="000000"/>
-            </w:tcBorders>
-            <w:shd w:color="auto" w:fill="FFFFFF" w:val="clear"/>
+            <w:tcBorders/>
             <w:tcMar>
               <w:top w:w="40" w:type="dxa"/>
               <w:bottom w:w="40" w:type="dxa"/>
@@ -6794,13 +6411,7 @@
         <w:tc>
           <w:tcPr>
             <w:tcW w:w="4770" w:type="dxa"/>
-            <w:tcBorders>
-              <w:top w:val="single" w:sz="4" w:space="0" w:color="000000"/>
-              <w:left w:val="single" w:sz="4" w:space="0" w:color="000000"/>
-              <w:bottom w:val="single" w:sz="4" w:space="0" w:color="000000"/>
-              <w:right w:val="single" w:sz="4" w:space="0" w:color="000000"/>
-            </w:tcBorders>
-            <w:shd w:color="auto" w:fill="FFFFFF" w:val="clear"/>
+            <w:tcBorders/>
             <w:tcMar>
               <w:top w:w="40" w:type="dxa"/>
               <w:bottom w:w="40" w:type="dxa"/>
@@ -6828,13 +6439,7 @@
         <w:tc>
           <w:tcPr>
             <w:tcW w:w="2394" w:type="dxa"/>
-            <w:tcBorders>
-              <w:top w:val="single" w:sz="4" w:space="0" w:color="000000"/>
-              <w:left w:val="single" w:sz="4" w:space="0" w:color="000000"/>
-              <w:bottom w:val="single" w:sz="4" w:space="0" w:color="000000"/>
-              <w:right w:val="single" w:sz="4" w:space="0" w:color="000000"/>
-            </w:tcBorders>
-            <w:shd w:color="auto" w:fill="FFFFFF" w:val="clear"/>
+            <w:tcBorders/>
             <w:tcMar>
               <w:top w:w="40" w:type="dxa"/>
               <w:bottom w:w="40" w:type="dxa"/>
@@ -6865,13 +6470,7 @@
         <w:tc>
           <w:tcPr>
             <w:tcW w:w="1836" w:type="dxa"/>
-            <w:tcBorders>
-              <w:top w:val="single" w:sz="4" w:space="0" w:color="000000"/>
-              <w:left w:val="single" w:sz="4" w:space="0" w:color="000000"/>
-              <w:bottom w:val="single" w:sz="4" w:space="0" w:color="000000"/>
-              <w:right w:val="single" w:sz="4" w:space="0" w:color="000000"/>
-            </w:tcBorders>
-            <w:shd w:color="auto" w:fill="EEF2F8" w:val="clear"/>
+            <w:tcBorders/>
             <w:tcMar>
               <w:top w:w="40" w:type="dxa"/>
               <w:bottom w:w="40" w:type="dxa"/>
@@ -6898,13 +6497,7 @@
         <w:tc>
           <w:tcPr>
             <w:tcW w:w="4770" w:type="dxa"/>
-            <w:tcBorders>
-              <w:top w:val="single" w:sz="4" w:space="0" w:color="000000"/>
-              <w:left w:val="single" w:sz="4" w:space="0" w:color="000000"/>
-              <w:bottom w:val="single" w:sz="4" w:space="0" w:color="000000"/>
-              <w:right w:val="single" w:sz="4" w:space="0" w:color="000000"/>
-            </w:tcBorders>
-            <w:shd w:color="auto" w:fill="EEF2F8" w:val="clear"/>
+            <w:tcBorders/>
             <w:tcMar>
               <w:top w:w="40" w:type="dxa"/>
               <w:bottom w:w="40" w:type="dxa"/>
@@ -6932,13 +6525,7 @@
         <w:tc>
           <w:tcPr>
             <w:tcW w:w="2394" w:type="dxa"/>
-            <w:tcBorders>
-              <w:top w:val="single" w:sz="4" w:space="0" w:color="000000"/>
-              <w:left w:val="single" w:sz="4" w:space="0" w:color="000000"/>
-              <w:bottom w:val="single" w:sz="4" w:space="0" w:color="000000"/>
-              <w:right w:val="single" w:sz="4" w:space="0" w:color="000000"/>
-            </w:tcBorders>
-            <w:shd w:color="auto" w:fill="EEF2F8" w:val="clear"/>
+            <w:tcBorders/>
             <w:tcMar>
               <w:top w:w="40" w:type="dxa"/>
               <w:bottom w:w="40" w:type="dxa"/>
@@ -6969,13 +6556,7 @@
         <w:tc>
           <w:tcPr>
             <w:tcW w:w="1836" w:type="dxa"/>
-            <w:tcBorders>
-              <w:top w:val="single" w:sz="4" w:space="0" w:color="000000"/>
-              <w:left w:val="single" w:sz="4" w:space="0" w:color="000000"/>
-              <w:bottom w:val="single" w:sz="4" w:space="0" w:color="000000"/>
-              <w:right w:val="single" w:sz="4" w:space="0" w:color="000000"/>
-            </w:tcBorders>
-            <w:shd w:color="auto" w:fill="FFFFFF" w:val="clear"/>
+            <w:tcBorders/>
             <w:tcMar>
               <w:top w:w="40" w:type="dxa"/>
               <w:bottom w:w="40" w:type="dxa"/>
@@ -7002,13 +6583,7 @@
         <w:tc>
           <w:tcPr>
             <w:tcW w:w="4770" w:type="dxa"/>
-            <w:tcBorders>
-              <w:top w:val="single" w:sz="4" w:space="0" w:color="000000"/>
-              <w:left w:val="single" w:sz="4" w:space="0" w:color="000000"/>
-              <w:bottom w:val="single" w:sz="4" w:space="0" w:color="000000"/>
-              <w:right w:val="single" w:sz="4" w:space="0" w:color="000000"/>
-            </w:tcBorders>
-            <w:shd w:color="auto" w:fill="FFFFFF" w:val="clear"/>
+            <w:tcBorders/>
             <w:tcMar>
               <w:top w:w="40" w:type="dxa"/>
               <w:bottom w:w="40" w:type="dxa"/>
@@ -7036,13 +6611,7 @@
         <w:tc>
           <w:tcPr>
             <w:tcW w:w="2394" w:type="dxa"/>
-            <w:tcBorders>
-              <w:top w:val="single" w:sz="4" w:space="0" w:color="000000"/>
-              <w:left w:val="single" w:sz="4" w:space="0" w:color="000000"/>
-              <w:bottom w:val="single" w:sz="4" w:space="0" w:color="000000"/>
-              <w:right w:val="single" w:sz="4" w:space="0" w:color="000000"/>
-            </w:tcBorders>
-            <w:shd w:color="auto" w:fill="FFFFFF" w:val="clear"/>
+            <w:tcBorders/>
             <w:tcMar>
               <w:top w:w="40" w:type="dxa"/>
               <w:bottom w:w="40" w:type="dxa"/>
@@ -7073,13 +6642,7 @@
         <w:tc>
           <w:tcPr>
             <w:tcW w:w="1836" w:type="dxa"/>
-            <w:tcBorders>
-              <w:top w:val="single" w:sz="4" w:space="0" w:color="000000"/>
-              <w:left w:val="single" w:sz="4" w:space="0" w:color="000000"/>
-              <w:bottom w:val="single" w:sz="4" w:space="0" w:color="000000"/>
-              <w:right w:val="single" w:sz="4" w:space="0" w:color="000000"/>
-            </w:tcBorders>
-            <w:shd w:color="auto" w:fill="EEF2F8" w:val="clear"/>
+            <w:tcBorders/>
             <w:tcMar>
               <w:top w:w="40" w:type="dxa"/>
               <w:bottom w:w="40" w:type="dxa"/>
@@ -7106,13 +6669,7 @@
         <w:tc>
           <w:tcPr>
             <w:tcW w:w="4770" w:type="dxa"/>
-            <w:tcBorders>
-              <w:top w:val="single" w:sz="4" w:space="0" w:color="000000"/>
-              <w:left w:val="single" w:sz="4" w:space="0" w:color="000000"/>
-              <w:bottom w:val="single" w:sz="4" w:space="0" w:color="000000"/>
-              <w:right w:val="single" w:sz="4" w:space="0" w:color="000000"/>
-            </w:tcBorders>
-            <w:shd w:color="auto" w:fill="EEF2F8" w:val="clear"/>
+            <w:tcBorders/>
             <w:tcMar>
               <w:top w:w="40" w:type="dxa"/>
               <w:bottom w:w="40" w:type="dxa"/>
@@ -7140,13 +6697,7 @@
         <w:tc>
           <w:tcPr>
             <w:tcW w:w="2394" w:type="dxa"/>
-            <w:tcBorders>
-              <w:top w:val="single" w:sz="4" w:space="0" w:color="000000"/>
-              <w:left w:val="single" w:sz="4" w:space="0" w:color="000000"/>
-              <w:bottom w:val="single" w:sz="4" w:space="0" w:color="000000"/>
-              <w:right w:val="single" w:sz="4" w:space="0" w:color="000000"/>
-            </w:tcBorders>
-            <w:shd w:color="auto" w:fill="EEF2F8" w:val="clear"/>
+            <w:tcBorders/>
             <w:tcMar>
               <w:top w:w="40" w:type="dxa"/>
               <w:bottom w:w="40" w:type="dxa"/>
@@ -7177,13 +6728,7 @@
         <w:tc>
           <w:tcPr>
             <w:tcW w:w="1836" w:type="dxa"/>
-            <w:tcBorders>
-              <w:top w:val="single" w:sz="4" w:space="0" w:color="000000"/>
-              <w:left w:val="single" w:sz="4" w:space="0" w:color="000000"/>
-              <w:bottom w:val="single" w:sz="4" w:space="0" w:color="000000"/>
-              <w:right w:val="single" w:sz="4" w:space="0" w:color="000000"/>
-            </w:tcBorders>
-            <w:shd w:color="auto" w:fill="FFFFFF" w:val="clear"/>
+            <w:tcBorders/>
             <w:tcMar>
               <w:top w:w="40" w:type="dxa"/>
               <w:bottom w:w="40" w:type="dxa"/>
@@ -7210,13 +6755,7 @@
         <w:tc>
           <w:tcPr>
             <w:tcW w:w="4770" w:type="dxa"/>
-            <w:tcBorders>
-              <w:top w:val="single" w:sz="4" w:space="0" w:color="000000"/>
-              <w:left w:val="single" w:sz="4" w:space="0" w:color="000000"/>
-              <w:bottom w:val="single" w:sz="4" w:space="0" w:color="000000"/>
-              <w:right w:val="single" w:sz="4" w:space="0" w:color="000000"/>
-            </w:tcBorders>
-            <w:shd w:color="auto" w:fill="FFFFFF" w:val="clear"/>
+            <w:tcBorders/>
             <w:tcMar>
               <w:top w:w="40" w:type="dxa"/>
               <w:bottom w:w="40" w:type="dxa"/>
@@ -7244,13 +6783,7 @@
         <w:tc>
           <w:tcPr>
             <w:tcW w:w="2394" w:type="dxa"/>
-            <w:tcBorders>
-              <w:top w:val="single" w:sz="4" w:space="0" w:color="000000"/>
-              <w:left w:val="single" w:sz="4" w:space="0" w:color="000000"/>
-              <w:bottom w:val="single" w:sz="4" w:space="0" w:color="000000"/>
-              <w:right w:val="single" w:sz="4" w:space="0" w:color="000000"/>
-            </w:tcBorders>
-            <w:shd w:color="auto" w:fill="FFFFFF" w:val="clear"/>
+            <w:tcBorders/>
             <w:tcMar>
               <w:top w:w="40" w:type="dxa"/>
               <w:bottom w:w="40" w:type="dxa"/>
@@ -7281,13 +6814,7 @@
         <w:tc>
           <w:tcPr>
             <w:tcW w:w="1836" w:type="dxa"/>
-            <w:tcBorders>
-              <w:top w:val="single" w:sz="4" w:space="0" w:color="000000"/>
-              <w:left w:val="single" w:sz="4" w:space="0" w:color="000000"/>
-              <w:bottom w:val="single" w:sz="4" w:space="0" w:color="000000"/>
-              <w:right w:val="single" w:sz="4" w:space="0" w:color="000000"/>
-            </w:tcBorders>
-            <w:shd w:color="auto" w:fill="EEF2F8" w:val="clear"/>
+            <w:tcBorders/>
             <w:tcMar>
               <w:top w:w="40" w:type="dxa"/>
               <w:bottom w:w="40" w:type="dxa"/>
@@ -7314,13 +6841,7 @@
         <w:tc>
           <w:tcPr>
             <w:tcW w:w="4770" w:type="dxa"/>
-            <w:tcBorders>
-              <w:top w:val="single" w:sz="4" w:space="0" w:color="000000"/>
-              <w:left w:val="single" w:sz="4" w:space="0" w:color="000000"/>
-              <w:bottom w:val="single" w:sz="4" w:space="0" w:color="000000"/>
-              <w:right w:val="single" w:sz="4" w:space="0" w:color="000000"/>
-            </w:tcBorders>
-            <w:shd w:color="auto" w:fill="EEF2F8" w:val="clear"/>
+            <w:tcBorders/>
             <w:tcMar>
               <w:top w:w="40" w:type="dxa"/>
               <w:bottom w:w="40" w:type="dxa"/>
@@ -7348,13 +6869,7 @@
         <w:tc>
           <w:tcPr>
             <w:tcW w:w="2394" w:type="dxa"/>
-            <w:tcBorders>
-              <w:top w:val="single" w:sz="4" w:space="0" w:color="000000"/>
-              <w:left w:val="single" w:sz="4" w:space="0" w:color="000000"/>
-              <w:bottom w:val="single" w:sz="4" w:space="0" w:color="000000"/>
-              <w:right w:val="single" w:sz="4" w:space="0" w:color="000000"/>
-            </w:tcBorders>
-            <w:shd w:color="auto" w:fill="EEF2F8" w:val="clear"/>
+            <w:tcBorders/>
             <w:tcMar>
               <w:top w:w="40" w:type="dxa"/>
               <w:bottom w:w="40" w:type="dxa"/>
@@ -7385,13 +6900,7 @@
         <w:tc>
           <w:tcPr>
             <w:tcW w:w="1836" w:type="dxa"/>
-            <w:tcBorders>
-              <w:top w:val="single" w:sz="4" w:space="0" w:color="000000"/>
-              <w:left w:val="single" w:sz="4" w:space="0" w:color="000000"/>
-              <w:bottom w:val="single" w:sz="4" w:space="0" w:color="000000"/>
-              <w:right w:val="single" w:sz="4" w:space="0" w:color="000000"/>
-            </w:tcBorders>
-            <w:shd w:color="auto" w:fill="FFFFFF" w:val="clear"/>
+            <w:tcBorders/>
             <w:tcMar>
               <w:top w:w="40" w:type="dxa"/>
               <w:bottom w:w="40" w:type="dxa"/>
@@ -7418,13 +6927,7 @@
         <w:tc>
           <w:tcPr>
             <w:tcW w:w="4770" w:type="dxa"/>
-            <w:tcBorders>
-              <w:top w:val="single" w:sz="4" w:space="0" w:color="000000"/>
-              <w:left w:val="single" w:sz="4" w:space="0" w:color="000000"/>
-              <w:bottom w:val="single" w:sz="4" w:space="0" w:color="000000"/>
-              <w:right w:val="single" w:sz="4" w:space="0" w:color="000000"/>
-            </w:tcBorders>
-            <w:shd w:color="auto" w:fill="FFFFFF" w:val="clear"/>
+            <w:tcBorders/>
             <w:tcMar>
               <w:top w:w="40" w:type="dxa"/>
               <w:bottom w:w="40" w:type="dxa"/>
@@ -7452,13 +6955,7 @@
         <w:tc>
           <w:tcPr>
             <w:tcW w:w="2394" w:type="dxa"/>
-            <w:tcBorders>
-              <w:top w:val="single" w:sz="4" w:space="0" w:color="000000"/>
-              <w:left w:val="single" w:sz="4" w:space="0" w:color="000000"/>
-              <w:bottom w:val="single" w:sz="4" w:space="0" w:color="000000"/>
-              <w:right w:val="single" w:sz="4" w:space="0" w:color="000000"/>
-            </w:tcBorders>
-            <w:shd w:color="auto" w:fill="FFFFFF" w:val="clear"/>
+            <w:tcBorders/>
             <w:tcMar>
               <w:top w:w="40" w:type="dxa"/>
               <w:bottom w:w="40" w:type="dxa"/>
@@ -7489,13 +6986,7 @@
         <w:tc>
           <w:tcPr>
             <w:tcW w:w="1836" w:type="dxa"/>
-            <w:tcBorders>
-              <w:top w:val="single" w:sz="4" w:space="0" w:color="000000"/>
-              <w:left w:val="single" w:sz="4" w:space="0" w:color="000000"/>
-              <w:bottom w:val="single" w:sz="4" w:space="0" w:color="000000"/>
-              <w:right w:val="single" w:sz="4" w:space="0" w:color="000000"/>
-            </w:tcBorders>
-            <w:shd w:color="auto" w:fill="EEF2F8" w:val="clear"/>
+            <w:tcBorders/>
             <w:tcMar>
               <w:top w:w="40" w:type="dxa"/>
               <w:bottom w:w="40" w:type="dxa"/>
@@ -7522,13 +7013,7 @@
         <w:tc>
           <w:tcPr>
             <w:tcW w:w="4770" w:type="dxa"/>
-            <w:tcBorders>
-              <w:top w:val="single" w:sz="4" w:space="0" w:color="000000"/>
-              <w:left w:val="single" w:sz="4" w:space="0" w:color="000000"/>
-              <w:bottom w:val="single" w:sz="4" w:space="0" w:color="000000"/>
-              <w:right w:val="single" w:sz="4" w:space="0" w:color="000000"/>
-            </w:tcBorders>
-            <w:shd w:color="auto" w:fill="EEF2F8" w:val="clear"/>
+            <w:tcBorders/>
             <w:tcMar>
               <w:top w:w="40" w:type="dxa"/>
               <w:bottom w:w="40" w:type="dxa"/>
@@ -7556,13 +7041,7 @@
         <w:tc>
           <w:tcPr>
             <w:tcW w:w="2394" w:type="dxa"/>
-            <w:tcBorders>
-              <w:top w:val="single" w:sz="4" w:space="0" w:color="000000"/>
-              <w:left w:val="single" w:sz="4" w:space="0" w:color="000000"/>
-              <w:bottom w:val="single" w:sz="4" w:space="0" w:color="000000"/>
-              <w:right w:val="single" w:sz="4" w:space="0" w:color="000000"/>
-            </w:tcBorders>
-            <w:shd w:color="auto" w:fill="EEF2F8" w:val="clear"/>
+            <w:tcBorders/>
             <w:tcMar>
               <w:top w:w="40" w:type="dxa"/>
               <w:bottom w:w="40" w:type="dxa"/>
@@ -7593,13 +7072,7 @@
         <w:tc>
           <w:tcPr>
             <w:tcW w:w="1836" w:type="dxa"/>
-            <w:tcBorders>
-              <w:top w:val="single" w:sz="4" w:space="0" w:color="000000"/>
-              <w:left w:val="single" w:sz="4" w:space="0" w:color="000000"/>
-              <w:bottom w:val="single" w:sz="4" w:space="0" w:color="000000"/>
-              <w:right w:val="single" w:sz="4" w:space="0" w:color="000000"/>
-            </w:tcBorders>
-            <w:shd w:color="auto" w:fill="FFFFFF" w:val="clear"/>
+            <w:tcBorders/>
             <w:tcMar>
               <w:top w:w="40" w:type="dxa"/>
               <w:bottom w:w="40" w:type="dxa"/>
@@ -7626,13 +7099,7 @@
         <w:tc>
           <w:tcPr>
             <w:tcW w:w="4770" w:type="dxa"/>
-            <w:tcBorders>
-              <w:top w:val="single" w:sz="4" w:space="0" w:color="000000"/>
-              <w:left w:val="single" w:sz="4" w:space="0" w:color="000000"/>
-              <w:bottom w:val="single" w:sz="4" w:space="0" w:color="000000"/>
-              <w:right w:val="single" w:sz="4" w:space="0" w:color="000000"/>
-            </w:tcBorders>
-            <w:shd w:color="auto" w:fill="FFFFFF" w:val="clear"/>
+            <w:tcBorders/>
             <w:tcMar>
               <w:top w:w="40" w:type="dxa"/>
               <w:bottom w:w="40" w:type="dxa"/>
@@ -7660,13 +7127,7 @@
         <w:tc>
           <w:tcPr>
             <w:tcW w:w="2394" w:type="dxa"/>
-            <w:tcBorders>
-              <w:top w:val="single" w:sz="4" w:space="0" w:color="000000"/>
-              <w:left w:val="single" w:sz="4" w:space="0" w:color="000000"/>
-              <w:bottom w:val="single" w:sz="4" w:space="0" w:color="000000"/>
-              <w:right w:val="single" w:sz="4" w:space="0" w:color="000000"/>
-            </w:tcBorders>
-            <w:shd w:color="auto" w:fill="FFFFFF" w:val="clear"/>
+            <w:tcBorders/>
             <w:tcMar>
               <w:top w:w="40" w:type="dxa"/>
               <w:bottom w:w="40" w:type="dxa"/>
@@ -7697,13 +7158,7 @@
         <w:tc>
           <w:tcPr>
             <w:tcW w:w="1836" w:type="dxa"/>
-            <w:tcBorders>
-              <w:top w:val="single" w:sz="4" w:space="0" w:color="000000"/>
-              <w:left w:val="single" w:sz="4" w:space="0" w:color="000000"/>
-              <w:bottom w:val="single" w:sz="4" w:space="0" w:color="000000"/>
-              <w:right w:val="single" w:sz="4" w:space="0" w:color="000000"/>
-            </w:tcBorders>
-            <w:shd w:color="auto" w:fill="EEF2F8" w:val="clear"/>
+            <w:tcBorders/>
             <w:tcMar>
               <w:top w:w="40" w:type="dxa"/>
               <w:bottom w:w="40" w:type="dxa"/>
@@ -7730,13 +7185,7 @@
         <w:tc>
           <w:tcPr>
             <w:tcW w:w="4770" w:type="dxa"/>
-            <w:tcBorders>
-              <w:top w:val="single" w:sz="4" w:space="0" w:color="000000"/>
-              <w:left w:val="single" w:sz="4" w:space="0" w:color="000000"/>
-              <w:bottom w:val="single" w:sz="4" w:space="0" w:color="000000"/>
-              <w:right w:val="single" w:sz="4" w:space="0" w:color="000000"/>
-            </w:tcBorders>
-            <w:shd w:color="auto" w:fill="EEF2F8" w:val="clear"/>
+            <w:tcBorders/>
             <w:tcMar>
               <w:top w:w="40" w:type="dxa"/>
               <w:bottom w:w="40" w:type="dxa"/>
@@ -7764,13 +7213,7 @@
         <w:tc>
           <w:tcPr>
             <w:tcW w:w="2394" w:type="dxa"/>
-            <w:tcBorders>
-              <w:top w:val="single" w:sz="4" w:space="0" w:color="000000"/>
-              <w:left w:val="single" w:sz="4" w:space="0" w:color="000000"/>
-              <w:bottom w:val="single" w:sz="4" w:space="0" w:color="000000"/>
-              <w:right w:val="single" w:sz="4" w:space="0" w:color="000000"/>
-            </w:tcBorders>
-            <w:shd w:color="auto" w:fill="EEF2F8" w:val="clear"/>
+            <w:tcBorders/>
             <w:tcMar>
               <w:top w:w="40" w:type="dxa"/>
               <w:bottom w:w="40" w:type="dxa"/>
@@ -7801,13 +7244,7 @@
         <w:tc>
           <w:tcPr>
             <w:tcW w:w="1836" w:type="dxa"/>
-            <w:tcBorders>
-              <w:top w:val="single" w:sz="4" w:space="0" w:color="000000"/>
-              <w:left w:val="single" w:sz="4" w:space="0" w:color="000000"/>
-              <w:bottom w:val="single" w:sz="4" w:space="0" w:color="000000"/>
-              <w:right w:val="single" w:sz="4" w:space="0" w:color="000000"/>
-            </w:tcBorders>
-            <w:shd w:color="auto" w:fill="FFFFFF" w:val="clear"/>
+            <w:tcBorders/>
             <w:tcMar>
               <w:top w:w="40" w:type="dxa"/>
               <w:bottom w:w="40" w:type="dxa"/>
@@ -7834,13 +7271,7 @@
         <w:tc>
           <w:tcPr>
             <w:tcW w:w="4770" w:type="dxa"/>
-            <w:tcBorders>
-              <w:top w:val="single" w:sz="4" w:space="0" w:color="000000"/>
-              <w:left w:val="single" w:sz="4" w:space="0" w:color="000000"/>
-              <w:bottom w:val="single" w:sz="4" w:space="0" w:color="000000"/>
-              <w:right w:val="single" w:sz="4" w:space="0" w:color="000000"/>
-            </w:tcBorders>
-            <w:shd w:color="auto" w:fill="FFFFFF" w:val="clear"/>
+            <w:tcBorders/>
             <w:tcMar>
               <w:top w:w="40" w:type="dxa"/>
               <w:bottom w:w="40" w:type="dxa"/>
@@ -7868,13 +7299,7 @@
         <w:tc>
           <w:tcPr>
             <w:tcW w:w="2394" w:type="dxa"/>
-            <w:tcBorders>
-              <w:top w:val="single" w:sz="4" w:space="0" w:color="000000"/>
-              <w:left w:val="single" w:sz="4" w:space="0" w:color="000000"/>
-              <w:bottom w:val="single" w:sz="4" w:space="0" w:color="000000"/>
-              <w:right w:val="single" w:sz="4" w:space="0" w:color="000000"/>
-            </w:tcBorders>
-            <w:shd w:color="auto" w:fill="FFFFFF" w:val="clear"/>
+            <w:tcBorders/>
             <w:tcMar>
               <w:top w:w="40" w:type="dxa"/>
               <w:bottom w:w="40" w:type="dxa"/>
@@ -7905,13 +7330,7 @@
         <w:tc>
           <w:tcPr>
             <w:tcW w:w="1836" w:type="dxa"/>
-            <w:tcBorders>
-              <w:top w:val="single" w:sz="4" w:space="0" w:color="000000"/>
-              <w:left w:val="single" w:sz="4" w:space="0" w:color="000000"/>
-              <w:bottom w:val="single" w:sz="4" w:space="0" w:color="000000"/>
-              <w:right w:val="single" w:sz="4" w:space="0" w:color="000000"/>
-            </w:tcBorders>
-            <w:shd w:color="auto" w:fill="EEF2F8" w:val="clear"/>
+            <w:tcBorders/>
             <w:tcMar>
               <w:top w:w="40" w:type="dxa"/>
               <w:bottom w:w="40" w:type="dxa"/>
@@ -7938,13 +7357,7 @@
         <w:tc>
           <w:tcPr>
             <w:tcW w:w="4770" w:type="dxa"/>
-            <w:tcBorders>
-              <w:top w:val="single" w:sz="4" w:space="0" w:color="000000"/>
-              <w:left w:val="single" w:sz="4" w:space="0" w:color="000000"/>
-              <w:bottom w:val="single" w:sz="4" w:space="0" w:color="000000"/>
-              <w:right w:val="single" w:sz="4" w:space="0" w:color="000000"/>
-            </w:tcBorders>
-            <w:shd w:color="auto" w:fill="EEF2F8" w:val="clear"/>
+            <w:tcBorders/>
             <w:tcMar>
               <w:top w:w="40" w:type="dxa"/>
               <w:bottom w:w="40" w:type="dxa"/>
@@ -7972,13 +7385,7 @@
         <w:tc>
           <w:tcPr>
             <w:tcW w:w="2394" w:type="dxa"/>
-            <w:tcBorders>
-              <w:top w:val="single" w:sz="4" w:space="0" w:color="000000"/>
-              <w:left w:val="single" w:sz="4" w:space="0" w:color="000000"/>
-              <w:bottom w:val="single" w:sz="4" w:space="0" w:color="000000"/>
-              <w:right w:val="single" w:sz="4" w:space="0" w:color="000000"/>
-            </w:tcBorders>
-            <w:shd w:color="auto" w:fill="EEF2F8" w:val="clear"/>
+            <w:tcBorders/>
             <w:tcMar>
               <w:top w:w="40" w:type="dxa"/>
               <w:bottom w:w="40" w:type="dxa"/>
@@ -8009,13 +7416,7 @@
         <w:tc>
           <w:tcPr>
             <w:tcW w:w="1836" w:type="dxa"/>
-            <w:tcBorders>
-              <w:top w:val="single" w:sz="4" w:space="0" w:color="000000"/>
-              <w:left w:val="single" w:sz="4" w:space="0" w:color="000000"/>
-              <w:bottom w:val="single" w:sz="4" w:space="0" w:color="000000"/>
-              <w:right w:val="single" w:sz="4" w:space="0" w:color="000000"/>
-            </w:tcBorders>
-            <w:shd w:color="auto" w:fill="FFFFFF" w:val="clear"/>
+            <w:tcBorders/>
             <w:tcMar>
               <w:top w:w="40" w:type="dxa"/>
               <w:bottom w:w="40" w:type="dxa"/>
@@ -8042,13 +7443,7 @@
         <w:tc>
           <w:tcPr>
             <w:tcW w:w="4770" w:type="dxa"/>
-            <w:tcBorders>
-              <w:top w:val="single" w:sz="4" w:space="0" w:color="000000"/>
-              <w:left w:val="single" w:sz="4" w:space="0" w:color="000000"/>
-              <w:bottom w:val="single" w:sz="4" w:space="0" w:color="000000"/>
-              <w:right w:val="single" w:sz="4" w:space="0" w:color="000000"/>
-            </w:tcBorders>
-            <w:shd w:color="auto" w:fill="FFFFFF" w:val="clear"/>
+            <w:tcBorders/>
             <w:tcMar>
               <w:top w:w="40" w:type="dxa"/>
               <w:bottom w:w="40" w:type="dxa"/>
@@ -8076,13 +7471,7 @@
         <w:tc>
           <w:tcPr>
             <w:tcW w:w="2394" w:type="dxa"/>
-            <w:tcBorders>
-              <w:top w:val="single" w:sz="4" w:space="0" w:color="000000"/>
-              <w:left w:val="single" w:sz="4" w:space="0" w:color="000000"/>
-              <w:bottom w:val="single" w:sz="4" w:space="0" w:color="000000"/>
-              <w:right w:val="single" w:sz="4" w:space="0" w:color="000000"/>
-            </w:tcBorders>
-            <w:shd w:color="auto" w:fill="FFFFFF" w:val="clear"/>
+            <w:tcBorders/>
             <w:tcMar>
               <w:top w:w="40" w:type="dxa"/>
               <w:bottom w:w="40" w:type="dxa"/>
@@ -8113,13 +7502,7 @@
         <w:tc>
           <w:tcPr>
             <w:tcW w:w="1836" w:type="dxa"/>
-            <w:tcBorders>
-              <w:top w:val="single" w:sz="4" w:space="0" w:color="000000"/>
-              <w:left w:val="single" w:sz="4" w:space="0" w:color="000000"/>
-              <w:bottom w:val="single" w:sz="4" w:space="0" w:color="000000"/>
-              <w:right w:val="single" w:sz="4" w:space="0" w:color="000000"/>
-            </w:tcBorders>
-            <w:shd w:color="auto" w:fill="EEF2F8" w:val="clear"/>
+            <w:tcBorders/>
             <w:tcMar>
               <w:top w:w="40" w:type="dxa"/>
               <w:bottom w:w="40" w:type="dxa"/>
@@ -8146,13 +7529,7 @@
         <w:tc>
           <w:tcPr>
             <w:tcW w:w="4770" w:type="dxa"/>
-            <w:tcBorders>
-              <w:top w:val="single" w:sz="4" w:space="0" w:color="000000"/>
-              <w:left w:val="single" w:sz="4" w:space="0" w:color="000000"/>
-              <w:bottom w:val="single" w:sz="4" w:space="0" w:color="000000"/>
-              <w:right w:val="single" w:sz="4" w:space="0" w:color="000000"/>
-            </w:tcBorders>
-            <w:shd w:color="auto" w:fill="EEF2F8" w:val="clear"/>
+            <w:tcBorders/>
             <w:tcMar>
               <w:top w:w="40" w:type="dxa"/>
               <w:bottom w:w="40" w:type="dxa"/>
@@ -8180,13 +7557,7 @@
         <w:tc>
           <w:tcPr>
             <w:tcW w:w="2394" w:type="dxa"/>
-            <w:tcBorders>
-              <w:top w:val="single" w:sz="4" w:space="0" w:color="000000"/>
-              <w:left w:val="single" w:sz="4" w:space="0" w:color="000000"/>
-              <w:bottom w:val="single" w:sz="4" w:space="0" w:color="000000"/>
-              <w:right w:val="single" w:sz="4" w:space="0" w:color="000000"/>
-            </w:tcBorders>
-            <w:shd w:color="auto" w:fill="EEF2F8" w:val="clear"/>
+            <w:tcBorders/>
             <w:tcMar>
               <w:top w:w="40" w:type="dxa"/>
               <w:bottom w:w="40" w:type="dxa"/>
@@ -8217,13 +7588,7 @@
         <w:tc>
           <w:tcPr>
             <w:tcW w:w="1836" w:type="dxa"/>
-            <w:tcBorders>
-              <w:top w:val="single" w:sz="4" w:space="0" w:color="000000"/>
-              <w:left w:val="single" w:sz="4" w:space="0" w:color="000000"/>
-              <w:bottom w:val="single" w:sz="4" w:space="0" w:color="000000"/>
-              <w:right w:val="single" w:sz="4" w:space="0" w:color="000000"/>
-            </w:tcBorders>
-            <w:shd w:color="auto" w:fill="FFFFFF" w:val="clear"/>
+            <w:tcBorders/>
             <w:tcMar>
               <w:top w:w="40" w:type="dxa"/>
               <w:bottom w:w="40" w:type="dxa"/>
@@ -8250,13 +7615,7 @@
         <w:tc>
           <w:tcPr>
             <w:tcW w:w="4770" w:type="dxa"/>
-            <w:tcBorders>
-              <w:top w:val="single" w:sz="4" w:space="0" w:color="000000"/>
-              <w:left w:val="single" w:sz="4" w:space="0" w:color="000000"/>
-              <w:bottom w:val="single" w:sz="4" w:space="0" w:color="000000"/>
-              <w:right w:val="single" w:sz="4" w:space="0" w:color="000000"/>
-            </w:tcBorders>
-            <w:shd w:color="auto" w:fill="FFFFFF" w:val="clear"/>
+            <w:tcBorders/>
             <w:tcMar>
               <w:top w:w="40" w:type="dxa"/>
               <w:bottom w:w="40" w:type="dxa"/>
@@ -8284,13 +7643,7 @@
         <w:tc>
           <w:tcPr>
             <w:tcW w:w="2394" w:type="dxa"/>
-            <w:tcBorders>
-              <w:top w:val="single" w:sz="4" w:space="0" w:color="000000"/>
-              <w:left w:val="single" w:sz="4" w:space="0" w:color="000000"/>
-              <w:bottom w:val="single" w:sz="4" w:space="0" w:color="000000"/>
-              <w:right w:val="single" w:sz="4" w:space="0" w:color="000000"/>
-            </w:tcBorders>
-            <w:shd w:color="auto" w:fill="FFFFFF" w:val="clear"/>
+            <w:tcBorders/>
             <w:tcMar>
               <w:top w:w="40" w:type="dxa"/>
               <w:bottom w:w="40" w:type="dxa"/>
@@ -8322,12 +7675,8 @@
           <w:tcPr>
             <w:tcW w:w="1836" w:type="dxa"/>
             <w:tcBorders>
-              <w:top w:val="single" w:sz="4" w:space="0" w:color="000000"/>
-              <w:left w:val="single" w:sz="4" w:space="0" w:color="000000"/>
-              <w:bottom w:val="single" w:sz="4" w:space="0" w:color="000000"/>
-              <w:right w:val="single" w:sz="4" w:space="0" w:color="000000"/>
+              <w:bottom w:val="single" w:sz="16" w:space="0" w:color="000000"/>
             </w:tcBorders>
-            <w:shd w:color="auto" w:fill="EEF2F8" w:val="clear"/>
             <w:tcMar>
               <w:top w:w="40" w:type="dxa"/>
               <w:bottom w:w="40" w:type="dxa"/>
@@ -8355,12 +7704,8 @@
           <w:tcPr>
             <w:tcW w:w="4770" w:type="dxa"/>
             <w:tcBorders>
-              <w:top w:val="single" w:sz="4" w:space="0" w:color="000000"/>
-              <w:left w:val="single" w:sz="4" w:space="0" w:color="000000"/>
-              <w:bottom w:val="single" w:sz="4" w:space="0" w:color="000000"/>
-              <w:right w:val="single" w:sz="4" w:space="0" w:color="000000"/>
+              <w:bottom w:val="single" w:sz="16" w:space="0" w:color="000000"/>
             </w:tcBorders>
-            <w:shd w:color="auto" w:fill="EEF2F8" w:val="clear"/>
             <w:tcMar>
               <w:top w:w="40" w:type="dxa"/>
               <w:bottom w:w="40" w:type="dxa"/>
@@ -8389,12 +7734,8 @@
           <w:tcPr>
             <w:tcW w:w="2394" w:type="dxa"/>
             <w:tcBorders>
-              <w:top w:val="single" w:sz="4" w:space="0" w:color="000000"/>
-              <w:left w:val="single" w:sz="4" w:space="0" w:color="000000"/>
-              <w:bottom w:val="single" w:sz="4" w:space="0" w:color="000000"/>
-              <w:right w:val="single" w:sz="4" w:space="0" w:color="000000"/>
+              <w:bottom w:val="single" w:sz="16" w:space="0" w:color="000000"/>
             </w:tcBorders>
-            <w:shd w:color="auto" w:fill="EEF2F8" w:val="clear"/>
             <w:tcMar>
               <w:top w:w="40" w:type="dxa"/>
               <w:bottom w:w="40" w:type="dxa"/>
@@ -9277,12 +8618,9 @@
           <w:tcPr>
             <w:tcW w:w="4874" w:type="dxa"/>
             <w:tcBorders>
-              <w:top w:val="single" w:sz="4" w:space="0" w:color="000000"/>
-              <w:left w:val="single" w:sz="4" w:space="0" w:color="000000"/>
-              <w:bottom w:val="single" w:sz="4" w:space="0" w:color="000000"/>
-              <w:right w:val="single" w:sz="4" w:space="0" w:color="000000"/>
+              <w:top w:val="single" w:sz="16" w:space="0" w:color="000000"/>
+              <w:bottom w:val="single" w:sz="6" w:space="0" w:color="000000"/>
             </w:tcBorders>
-            <w:shd w:color="auto" w:fill="1F3864" w:val="clear"/>
             <w:vAlign w:val="center"/>
           </w:tcPr>
           <w:p>
@@ -9298,7 +8636,7 @@
                 <w:rFonts w:ascii="Times New Roman" w:hAnsi="Times New Roman"/>
                 <w:b/>
                 <w:bCs/>
-                <w:color w:val="FFFFFF"/>
+                <w:color w:val="000000"/>
                 <w:sz w:val="18"/>
                 <w:szCs w:val="18"/>
               </w:rPr>
@@ -9310,12 +8648,9 @@
           <w:tcPr>
             <w:tcW w:w="2025" w:type="dxa"/>
             <w:tcBorders>
-              <w:top w:val="single" w:sz="4" w:space="0" w:color="000000"/>
-              <w:left w:val="single" w:sz="4" w:space="0" w:color="000000"/>
-              <w:bottom w:val="single" w:sz="4" w:space="0" w:color="000000"/>
-              <w:right w:val="single" w:sz="4" w:space="0" w:color="000000"/>
+              <w:top w:val="single" w:sz="16" w:space="0" w:color="000000"/>
+              <w:bottom w:val="single" w:sz="6" w:space="0" w:color="000000"/>
             </w:tcBorders>
-            <w:shd w:color="auto" w:fill="1F3864" w:val="clear"/>
             <w:vAlign w:val="center"/>
           </w:tcPr>
           <w:p>
@@ -9331,7 +8666,7 @@
                 <w:rFonts w:ascii="Times New Roman" w:hAnsi="Times New Roman"/>
                 <w:b/>
                 <w:bCs/>
-                <w:color w:val="FFFFFF"/>
+                <w:color w:val="000000"/>
                 <w:sz w:val="18"/>
                 <w:szCs w:val="18"/>
               </w:rPr>
@@ -9343,12 +8678,9 @@
           <w:tcPr>
             <w:tcW w:w="2101" w:type="dxa"/>
             <w:tcBorders>
-              <w:top w:val="single" w:sz="4" w:space="0" w:color="000000"/>
-              <w:left w:val="single" w:sz="4" w:space="0" w:color="000000"/>
-              <w:bottom w:val="single" w:sz="4" w:space="0" w:color="000000"/>
-              <w:right w:val="single" w:sz="4" w:space="0" w:color="000000"/>
+              <w:top w:val="single" w:sz="16" w:space="0" w:color="000000"/>
+              <w:bottom w:val="single" w:sz="6" w:space="0" w:color="000000"/>
             </w:tcBorders>
-            <w:shd w:color="auto" w:fill="1F3864" w:val="clear"/>
             <w:vAlign w:val="center"/>
           </w:tcPr>
           <w:p>
@@ -9364,7 +8696,7 @@
                 <w:rFonts w:ascii="Times New Roman" w:hAnsi="Times New Roman"/>
                 <w:b/>
                 <w:bCs/>
-                <w:color w:val="FFFFFF"/>
+                <w:color w:val="000000"/>
                 <w:sz w:val="18"/>
                 <w:szCs w:val="18"/>
               </w:rPr>
@@ -9378,13 +8710,7 @@
         <w:tc>
           <w:tcPr>
             <w:tcW w:w="4874" w:type="dxa"/>
-            <w:tcBorders>
-              <w:top w:val="single" w:sz="4" w:space="0" w:color="000000"/>
-              <w:left w:val="single" w:sz="4" w:space="0" w:color="000000"/>
-              <w:bottom w:val="single" w:sz="4" w:space="0" w:color="000000"/>
-              <w:right w:val="single" w:sz="4" w:space="0" w:color="000000"/>
-            </w:tcBorders>
-            <w:shd w:color="auto" w:fill="FFFFFF" w:val="clear"/>
+            <w:tcBorders/>
             <w:tcMar>
               <w:top w:w="40" w:type="dxa"/>
               <w:bottom w:w="40" w:type="dxa"/>
@@ -9409,13 +8735,7 @@
         <w:tc>
           <w:tcPr>
             <w:tcW w:w="2025" w:type="dxa"/>
-            <w:tcBorders>
-              <w:top w:val="single" w:sz="4" w:space="0" w:color="000000"/>
-              <w:left w:val="single" w:sz="4" w:space="0" w:color="000000"/>
-              <w:bottom w:val="single" w:sz="4" w:space="0" w:color="000000"/>
-              <w:right w:val="single" w:sz="4" w:space="0" w:color="000000"/>
-            </w:tcBorders>
-            <w:shd w:color="auto" w:fill="FFFFFF" w:val="clear"/>
+            <w:tcBorders/>
             <w:tcMar>
               <w:top w:w="40" w:type="dxa"/>
               <w:bottom w:w="40" w:type="dxa"/>
@@ -9440,13 +8760,7 @@
         <w:tc>
           <w:tcPr>
             <w:tcW w:w="2101" w:type="dxa"/>
-            <w:tcBorders>
-              <w:top w:val="single" w:sz="4" w:space="0" w:color="000000"/>
-              <w:left w:val="single" w:sz="4" w:space="0" w:color="000000"/>
-              <w:bottom w:val="single" w:sz="4" w:space="0" w:color="000000"/>
-              <w:right w:val="single" w:sz="4" w:space="0" w:color="000000"/>
-            </w:tcBorders>
-            <w:shd w:color="auto" w:fill="FFFFFF" w:val="clear"/>
+            <w:tcBorders/>
             <w:tcMar>
               <w:top w:w="40" w:type="dxa"/>
               <w:bottom w:w="40" w:type="dxa"/>
@@ -9474,13 +8788,7 @@
         <w:tc>
           <w:tcPr>
             <w:tcW w:w="4874" w:type="dxa"/>
-            <w:tcBorders>
-              <w:top w:val="single" w:sz="4" w:space="0" w:color="000000"/>
-              <w:left w:val="single" w:sz="4" w:space="0" w:color="000000"/>
-              <w:bottom w:val="single" w:sz="4" w:space="0" w:color="000000"/>
-              <w:right w:val="single" w:sz="4" w:space="0" w:color="000000"/>
-            </w:tcBorders>
-            <w:shd w:color="auto" w:fill="EEF2F8" w:val="clear"/>
+            <w:tcBorders/>
             <w:tcMar>
               <w:top w:w="40" w:type="dxa"/>
               <w:bottom w:w="40" w:type="dxa"/>
@@ -9505,13 +8813,7 @@
         <w:tc>
           <w:tcPr>
             <w:tcW w:w="2025" w:type="dxa"/>
-            <w:tcBorders>
-              <w:top w:val="single" w:sz="4" w:space="0" w:color="000000"/>
-              <w:left w:val="single" w:sz="4" w:space="0" w:color="000000"/>
-              <w:bottom w:val="single" w:sz="4" w:space="0" w:color="000000"/>
-              <w:right w:val="single" w:sz="4" w:space="0" w:color="000000"/>
-            </w:tcBorders>
-            <w:shd w:color="auto" w:fill="EEF2F8" w:val="clear"/>
+            <w:tcBorders/>
             <w:tcMar>
               <w:top w:w="40" w:type="dxa"/>
               <w:bottom w:w="40" w:type="dxa"/>
@@ -9536,13 +8838,7 @@
         <w:tc>
           <w:tcPr>
             <w:tcW w:w="2101" w:type="dxa"/>
-            <w:tcBorders>
-              <w:top w:val="single" w:sz="4" w:space="0" w:color="000000"/>
-              <w:left w:val="single" w:sz="4" w:space="0" w:color="000000"/>
-              <w:bottom w:val="single" w:sz="4" w:space="0" w:color="000000"/>
-              <w:right w:val="single" w:sz="4" w:space="0" w:color="000000"/>
-            </w:tcBorders>
-            <w:shd w:color="auto" w:fill="EEF2F8" w:val="clear"/>
+            <w:tcBorders/>
             <w:tcMar>
               <w:top w:w="40" w:type="dxa"/>
               <w:bottom w:w="40" w:type="dxa"/>
@@ -9570,12 +8866,7 @@
         <w:tc>
           <w:tcPr>
             <w:tcW w:w="4874" w:type="dxa"/>
-            <w:tcBorders>
-              <w:left w:val="single" w:sz="4" w:space="0" w:color="000000"/>
-              <w:bottom w:val="single" w:sz="4" w:space="0" w:color="000000"/>
-              <w:right w:val="single" w:sz="4" w:space="0" w:color="000000"/>
-            </w:tcBorders>
-            <w:shd w:color="auto" w:fill="EEF2F8" w:val="clear"/>
+            <w:tcBorders/>
             <w:tcMar>
               <w:top w:w="40" w:type="dxa"/>
               <w:bottom w:w="40" w:type="dxa"/>
@@ -9600,12 +8891,7 @@
         <w:tc>
           <w:tcPr>
             <w:tcW w:w="2025" w:type="dxa"/>
-            <w:tcBorders>
-              <w:left w:val="single" w:sz="4" w:space="0" w:color="000000"/>
-              <w:bottom w:val="single" w:sz="4" w:space="0" w:color="000000"/>
-              <w:right w:val="single" w:sz="4" w:space="0" w:color="000000"/>
-            </w:tcBorders>
-            <w:shd w:color="auto" w:fill="EEF2F8" w:val="clear"/>
+            <w:tcBorders/>
             <w:tcMar>
               <w:top w:w="40" w:type="dxa"/>
               <w:bottom w:w="40" w:type="dxa"/>
@@ -9630,12 +8916,7 @@
         <w:tc>
           <w:tcPr>
             <w:tcW w:w="2101" w:type="dxa"/>
-            <w:tcBorders>
-              <w:left w:val="single" w:sz="4" w:space="0" w:color="000000"/>
-              <w:bottom w:val="single" w:sz="4" w:space="0" w:color="000000"/>
-              <w:right w:val="single" w:sz="4" w:space="0" w:color="000000"/>
-            </w:tcBorders>
-            <w:shd w:color="auto" w:fill="EEF2F8" w:val="clear"/>
+            <w:tcBorders/>
             <w:tcMar>
               <w:top w:w="40" w:type="dxa"/>
               <w:bottom w:w="40" w:type="dxa"/>
@@ -9664,11 +8945,8 @@
           <w:tcPr>
             <w:tcW w:w="4874" w:type="dxa"/>
             <w:tcBorders>
-              <w:left w:val="single" w:sz="4" w:space="0" w:color="000000"/>
-              <w:bottom w:val="single" w:sz="4" w:space="0" w:color="000000"/>
-              <w:right w:val="single" w:sz="4" w:space="0" w:color="000000"/>
+              <w:bottom w:val="single" w:sz="16" w:space="0" w:color="000000"/>
             </w:tcBorders>
-            <w:shd w:color="auto" w:fill="EEF2F8" w:val="clear"/>
             <w:tcMar>
               <w:top w:w="40" w:type="dxa"/>
               <w:bottom w:w="40" w:type="dxa"/>
@@ -9694,11 +8972,8 @@
           <w:tcPr>
             <w:tcW w:w="2025" w:type="dxa"/>
             <w:tcBorders>
-              <w:left w:val="single" w:sz="4" w:space="0" w:color="000000"/>
-              <w:bottom w:val="single" w:sz="4" w:space="0" w:color="000000"/>
-              <w:right w:val="single" w:sz="4" w:space="0" w:color="000000"/>
+              <w:bottom w:val="single" w:sz="16" w:space="0" w:color="000000"/>
             </w:tcBorders>
-            <w:shd w:color="auto" w:fill="EEF2F8" w:val="clear"/>
             <w:tcMar>
               <w:top w:w="40" w:type="dxa"/>
               <w:bottom w:w="40" w:type="dxa"/>
@@ -9724,11 +8999,8 @@
           <w:tcPr>
             <w:tcW w:w="2101" w:type="dxa"/>
             <w:tcBorders>
-              <w:left w:val="single" w:sz="4" w:space="0" w:color="000000"/>
-              <w:bottom w:val="single" w:sz="4" w:space="0" w:color="000000"/>
-              <w:right w:val="single" w:sz="4" w:space="0" w:color="000000"/>
+              <w:bottom w:val="single" w:sz="16" w:space="0" w:color="000000"/>
             </w:tcBorders>
-            <w:shd w:color="auto" w:fill="EEF2F8" w:val="clear"/>
             <w:tcMar>
               <w:top w:w="40" w:type="dxa"/>
               <w:bottom w:w="40" w:type="dxa"/>
@@ -10202,12 +9474,9 @@
           <w:tcPr>
             <w:tcW w:w="3996" w:type="dxa"/>
             <w:tcBorders>
-              <w:top w:val="single" w:sz="4" w:space="0" w:color="000000"/>
-              <w:left w:val="single" w:sz="4" w:space="0" w:color="000000"/>
-              <w:bottom w:val="single" w:sz="4" w:space="0" w:color="000000"/>
-              <w:right w:val="single" w:sz="4" w:space="0" w:color="000000"/>
+              <w:top w:val="single" w:sz="16" w:space="0" w:color="000000"/>
+              <w:bottom w:val="single" w:sz="6" w:space="0" w:color="000000"/>
             </w:tcBorders>
-            <w:shd w:color="auto" w:fill="1F3864" w:val="clear"/>
             <w:vAlign w:val="center"/>
           </w:tcPr>
           <w:p>
@@ -10223,7 +9492,7 @@
                 <w:rFonts w:ascii="Times New Roman" w:hAnsi="Times New Roman"/>
                 <w:b/>
                 <w:bCs/>
-                <w:color w:val="FFFFFF"/>
+                <w:color w:val="000000"/>
                 <w:sz w:val="18"/>
                 <w:szCs w:val="18"/>
               </w:rPr>
@@ -10235,12 +9504,9 @@
           <w:tcPr>
             <w:tcW w:w="1800" w:type="dxa"/>
             <w:tcBorders>
-              <w:top w:val="single" w:sz="4" w:space="0" w:color="000000"/>
-              <w:left w:val="single" w:sz="4" w:space="0" w:color="000000"/>
-              <w:bottom w:val="single" w:sz="4" w:space="0" w:color="000000"/>
-              <w:right w:val="single" w:sz="4" w:space="0" w:color="000000"/>
+              <w:top w:val="single" w:sz="16" w:space="0" w:color="000000"/>
+              <w:bottom w:val="single" w:sz="6" w:space="0" w:color="000000"/>
             </w:tcBorders>
-            <w:shd w:color="auto" w:fill="1F3864" w:val="clear"/>
             <w:vAlign w:val="center"/>
           </w:tcPr>
           <w:p>
@@ -10256,7 +9522,7 @@
                 <w:rFonts w:ascii="Times New Roman" w:hAnsi="Times New Roman"/>
                 <w:b/>
                 <w:bCs/>
-                <w:color w:val="FFFFFF"/>
+                <w:color w:val="000000"/>
                 <w:sz w:val="18"/>
                 <w:szCs w:val="18"/>
               </w:rPr>
@@ -10268,12 +9534,9 @@
           <w:tcPr>
             <w:tcW w:w="1800" w:type="dxa"/>
             <w:tcBorders>
-              <w:top w:val="single" w:sz="4" w:space="0" w:color="000000"/>
-              <w:left w:val="single" w:sz="4" w:space="0" w:color="000000"/>
-              <w:bottom w:val="single" w:sz="4" w:space="0" w:color="000000"/>
-              <w:right w:val="single" w:sz="4" w:space="0" w:color="000000"/>
+              <w:top w:val="single" w:sz="16" w:space="0" w:color="000000"/>
+              <w:bottom w:val="single" w:sz="6" w:space="0" w:color="000000"/>
             </w:tcBorders>
-            <w:shd w:color="auto" w:fill="1F3864" w:val="clear"/>
             <w:vAlign w:val="center"/>
           </w:tcPr>
           <w:p>
@@ -10289,7 +9552,7 @@
                 <w:rFonts w:ascii="Times New Roman" w:hAnsi="Times New Roman"/>
                 <w:b/>
                 <w:bCs/>
-                <w:color w:val="FFFFFF"/>
+                <w:color w:val="000000"/>
                 <w:sz w:val="18"/>
                 <w:szCs w:val="18"/>
               </w:rPr>
@@ -10301,12 +9564,9 @@
           <w:tcPr>
             <w:tcW w:w="1404" w:type="dxa"/>
             <w:tcBorders>
-              <w:top w:val="single" w:sz="4" w:space="0" w:color="000000"/>
-              <w:left w:val="single" w:sz="4" w:space="0" w:color="000000"/>
-              <w:bottom w:val="single" w:sz="4" w:space="0" w:color="000000"/>
-              <w:right w:val="single" w:sz="4" w:space="0" w:color="000000"/>
+              <w:top w:val="single" w:sz="16" w:space="0" w:color="000000"/>
+              <w:bottom w:val="single" w:sz="6" w:space="0" w:color="000000"/>
             </w:tcBorders>
-            <w:shd w:color="auto" w:fill="1F3864" w:val="clear"/>
             <w:vAlign w:val="center"/>
           </w:tcPr>
           <w:p>
@@ -10322,7 +9582,7 @@
                 <w:rFonts w:ascii="Times New Roman" w:hAnsi="Times New Roman"/>
                 <w:b/>
                 <w:bCs/>
-                <w:color w:val="FFFFFF"/>
+                <w:color w:val="000000"/>
                 <w:sz w:val="18"/>
                 <w:szCs w:val="18"/>
               </w:rPr>
@@ -10336,13 +9596,7 @@
         <w:tc>
           <w:tcPr>
             <w:tcW w:w="3996" w:type="dxa"/>
-            <w:tcBorders>
-              <w:top w:val="single" w:sz="4" w:space="0" w:color="000000"/>
-              <w:left w:val="single" w:sz="4" w:space="0" w:color="000000"/>
-              <w:bottom w:val="single" w:sz="4" w:space="0" w:color="000000"/>
-              <w:right w:val="single" w:sz="4" w:space="0" w:color="000000"/>
-            </w:tcBorders>
-            <w:shd w:color="auto" w:fill="FFFFFF" w:val="clear"/>
+            <w:tcBorders/>
             <w:tcMar>
               <w:top w:w="40" w:type="dxa"/>
               <w:bottom w:w="40" w:type="dxa"/>
@@ -10369,13 +9623,7 @@
         <w:tc>
           <w:tcPr>
             <w:tcW w:w="1800" w:type="dxa"/>
-            <w:tcBorders>
-              <w:top w:val="single" w:sz="4" w:space="0" w:color="000000"/>
-              <w:left w:val="single" w:sz="4" w:space="0" w:color="000000"/>
-              <w:bottom w:val="single" w:sz="4" w:space="0" w:color="000000"/>
-              <w:right w:val="single" w:sz="4" w:space="0" w:color="000000"/>
-            </w:tcBorders>
-            <w:shd w:color="auto" w:fill="FFFFFF" w:val="clear"/>
+            <w:tcBorders/>
             <w:tcMar>
               <w:top w:w="40" w:type="dxa"/>
               <w:bottom w:w="40" w:type="dxa"/>
@@ -10403,13 +9651,7 @@
         <w:tc>
           <w:tcPr>
             <w:tcW w:w="1800" w:type="dxa"/>
-            <w:tcBorders>
-              <w:top w:val="single" w:sz="4" w:space="0" w:color="000000"/>
-              <w:left w:val="single" w:sz="4" w:space="0" w:color="000000"/>
-              <w:bottom w:val="single" w:sz="4" w:space="0" w:color="000000"/>
-              <w:right w:val="single" w:sz="4" w:space="0" w:color="000000"/>
-            </w:tcBorders>
-            <w:shd w:color="auto" w:fill="FFFFFF" w:val="clear"/>
+            <w:tcBorders/>
             <w:tcMar>
               <w:top w:w="40" w:type="dxa"/>
               <w:bottom w:w="40" w:type="dxa"/>
@@ -10437,13 +9679,7 @@
         <w:tc>
           <w:tcPr>
             <w:tcW w:w="1404" w:type="dxa"/>
-            <w:tcBorders>
-              <w:top w:val="single" w:sz="4" w:space="0" w:color="000000"/>
-              <w:left w:val="single" w:sz="4" w:space="0" w:color="000000"/>
-              <w:bottom w:val="single" w:sz="4" w:space="0" w:color="000000"/>
-              <w:right w:val="single" w:sz="4" w:space="0" w:color="000000"/>
-            </w:tcBorders>
-            <w:shd w:color="auto" w:fill="FFFFFF" w:val="clear"/>
+            <w:tcBorders/>
             <w:tcMar>
               <w:top w:w="40" w:type="dxa"/>
               <w:bottom w:w="40" w:type="dxa"/>
@@ -10474,13 +9710,7 @@
         <w:tc>
           <w:tcPr>
             <w:tcW w:w="3996" w:type="dxa"/>
-            <w:tcBorders>
-              <w:top w:val="single" w:sz="4" w:space="0" w:color="000000"/>
-              <w:left w:val="single" w:sz="4" w:space="0" w:color="000000"/>
-              <w:bottom w:val="single" w:sz="4" w:space="0" w:color="000000"/>
-              <w:right w:val="single" w:sz="4" w:space="0" w:color="000000"/>
-            </w:tcBorders>
-            <w:shd w:color="auto" w:fill="EEF2F8" w:val="clear"/>
+            <w:tcBorders/>
             <w:tcMar>
               <w:top w:w="40" w:type="dxa"/>
               <w:bottom w:w="40" w:type="dxa"/>
@@ -10507,13 +9737,7 @@
         <w:tc>
           <w:tcPr>
             <w:tcW w:w="1800" w:type="dxa"/>
-            <w:tcBorders>
-              <w:top w:val="single" w:sz="4" w:space="0" w:color="000000"/>
-              <w:left w:val="single" w:sz="4" w:space="0" w:color="000000"/>
-              <w:bottom w:val="single" w:sz="4" w:space="0" w:color="000000"/>
-              <w:right w:val="single" w:sz="4" w:space="0" w:color="000000"/>
-            </w:tcBorders>
-            <w:shd w:color="auto" w:fill="EEF2F8" w:val="clear"/>
+            <w:tcBorders/>
             <w:tcMar>
               <w:top w:w="40" w:type="dxa"/>
               <w:bottom w:w="40" w:type="dxa"/>
@@ -10541,13 +9765,7 @@
         <w:tc>
           <w:tcPr>
             <w:tcW w:w="1800" w:type="dxa"/>
-            <w:tcBorders>
-              <w:top w:val="single" w:sz="4" w:space="0" w:color="000000"/>
-              <w:left w:val="single" w:sz="4" w:space="0" w:color="000000"/>
-              <w:bottom w:val="single" w:sz="4" w:space="0" w:color="000000"/>
-              <w:right w:val="single" w:sz="4" w:space="0" w:color="000000"/>
-            </w:tcBorders>
-            <w:shd w:color="auto" w:fill="EEF2F8" w:val="clear"/>
+            <w:tcBorders/>
             <w:tcMar>
               <w:top w:w="40" w:type="dxa"/>
               <w:bottom w:w="40" w:type="dxa"/>
@@ -10575,13 +9793,7 @@
         <w:tc>
           <w:tcPr>
             <w:tcW w:w="1404" w:type="dxa"/>
-            <w:tcBorders>
-              <w:top w:val="single" w:sz="4" w:space="0" w:color="000000"/>
-              <w:left w:val="single" w:sz="4" w:space="0" w:color="000000"/>
-              <w:bottom w:val="single" w:sz="4" w:space="0" w:color="000000"/>
-              <w:right w:val="single" w:sz="4" w:space="0" w:color="000000"/>
-            </w:tcBorders>
-            <w:shd w:color="auto" w:fill="EEF2F8" w:val="clear"/>
+            <w:tcBorders/>
             <w:tcMar>
               <w:top w:w="40" w:type="dxa"/>
               <w:bottom w:w="40" w:type="dxa"/>
@@ -10612,13 +9824,7 @@
         <w:tc>
           <w:tcPr>
             <w:tcW w:w="3996" w:type="dxa"/>
-            <w:tcBorders>
-              <w:top w:val="single" w:sz="4" w:space="0" w:color="000000"/>
-              <w:left w:val="single" w:sz="4" w:space="0" w:color="000000"/>
-              <w:bottom w:val="single" w:sz="4" w:space="0" w:color="000000"/>
-              <w:right w:val="single" w:sz="4" w:space="0" w:color="000000"/>
-            </w:tcBorders>
-            <w:shd w:color="auto" w:fill="FFFFFF" w:val="clear"/>
+            <w:tcBorders/>
             <w:tcMar>
               <w:top w:w="40" w:type="dxa"/>
               <w:bottom w:w="40" w:type="dxa"/>
@@ -10645,13 +9851,7 @@
         <w:tc>
           <w:tcPr>
             <w:tcW w:w="1800" w:type="dxa"/>
-            <w:tcBorders>
-              <w:top w:val="single" w:sz="4" w:space="0" w:color="000000"/>
-              <w:left w:val="single" w:sz="4" w:space="0" w:color="000000"/>
-              <w:bottom w:val="single" w:sz="4" w:space="0" w:color="000000"/>
-              <w:right w:val="single" w:sz="4" w:space="0" w:color="000000"/>
-            </w:tcBorders>
-            <w:shd w:color="auto" w:fill="FFFFFF" w:val="clear"/>
+            <w:tcBorders/>
             <w:tcMar>
               <w:top w:w="40" w:type="dxa"/>
               <w:bottom w:w="40" w:type="dxa"/>
@@ -10679,13 +9879,7 @@
         <w:tc>
           <w:tcPr>
             <w:tcW w:w="1800" w:type="dxa"/>
-            <w:tcBorders>
-              <w:top w:val="single" w:sz="4" w:space="0" w:color="000000"/>
-              <w:left w:val="single" w:sz="4" w:space="0" w:color="000000"/>
-              <w:bottom w:val="single" w:sz="4" w:space="0" w:color="000000"/>
-              <w:right w:val="single" w:sz="4" w:space="0" w:color="000000"/>
-            </w:tcBorders>
-            <w:shd w:color="auto" w:fill="FFFFFF" w:val="clear"/>
+            <w:tcBorders/>
             <w:tcMar>
               <w:top w:w="40" w:type="dxa"/>
               <w:bottom w:w="40" w:type="dxa"/>
@@ -10713,13 +9907,7 @@
         <w:tc>
           <w:tcPr>
             <w:tcW w:w="1404" w:type="dxa"/>
-            <w:tcBorders>
-              <w:top w:val="single" w:sz="4" w:space="0" w:color="000000"/>
-              <w:left w:val="single" w:sz="4" w:space="0" w:color="000000"/>
-              <w:bottom w:val="single" w:sz="4" w:space="0" w:color="000000"/>
-              <w:right w:val="single" w:sz="4" w:space="0" w:color="000000"/>
-            </w:tcBorders>
-            <w:shd w:color="auto" w:fill="FFFFFF" w:val="clear"/>
+            <w:tcBorders/>
             <w:tcMar>
               <w:top w:w="40" w:type="dxa"/>
               <w:bottom w:w="40" w:type="dxa"/>
@@ -10750,13 +9938,7 @@
         <w:tc>
           <w:tcPr>
             <w:tcW w:w="3996" w:type="dxa"/>
-            <w:tcBorders>
-              <w:top w:val="single" w:sz="4" w:space="0" w:color="000000"/>
-              <w:left w:val="single" w:sz="4" w:space="0" w:color="000000"/>
-              <w:bottom w:val="single" w:sz="4" w:space="0" w:color="000000"/>
-              <w:right w:val="single" w:sz="4" w:space="0" w:color="000000"/>
-            </w:tcBorders>
-            <w:shd w:color="auto" w:fill="EEF2F8" w:val="clear"/>
+            <w:tcBorders/>
             <w:tcMar>
               <w:top w:w="40" w:type="dxa"/>
               <w:bottom w:w="40" w:type="dxa"/>
@@ -10783,13 +9965,7 @@
         <w:tc>
           <w:tcPr>
             <w:tcW w:w="1800" w:type="dxa"/>
-            <w:tcBorders>
-              <w:top w:val="single" w:sz="4" w:space="0" w:color="000000"/>
-              <w:left w:val="single" w:sz="4" w:space="0" w:color="000000"/>
-              <w:bottom w:val="single" w:sz="4" w:space="0" w:color="000000"/>
-              <w:right w:val="single" w:sz="4" w:space="0" w:color="000000"/>
-            </w:tcBorders>
-            <w:shd w:color="auto" w:fill="EEF2F8" w:val="clear"/>
+            <w:tcBorders/>
             <w:tcMar>
               <w:top w:w="40" w:type="dxa"/>
               <w:bottom w:w="40" w:type="dxa"/>
@@ -10817,13 +9993,7 @@
         <w:tc>
           <w:tcPr>
             <w:tcW w:w="1800" w:type="dxa"/>
-            <w:tcBorders>
-              <w:top w:val="single" w:sz="4" w:space="0" w:color="000000"/>
-              <w:left w:val="single" w:sz="4" w:space="0" w:color="000000"/>
-              <w:bottom w:val="single" w:sz="4" w:space="0" w:color="000000"/>
-              <w:right w:val="single" w:sz="4" w:space="0" w:color="000000"/>
-            </w:tcBorders>
-            <w:shd w:color="auto" w:fill="EEF2F8" w:val="clear"/>
+            <w:tcBorders/>
             <w:tcMar>
               <w:top w:w="40" w:type="dxa"/>
               <w:bottom w:w="40" w:type="dxa"/>
@@ -10851,13 +10021,7 @@
         <w:tc>
           <w:tcPr>
             <w:tcW w:w="1404" w:type="dxa"/>
-            <w:tcBorders>
-              <w:top w:val="single" w:sz="4" w:space="0" w:color="000000"/>
-              <w:left w:val="single" w:sz="4" w:space="0" w:color="000000"/>
-              <w:bottom w:val="single" w:sz="4" w:space="0" w:color="000000"/>
-              <w:right w:val="single" w:sz="4" w:space="0" w:color="000000"/>
-            </w:tcBorders>
-            <w:shd w:color="auto" w:fill="EEF2F8" w:val="clear"/>
+            <w:tcBorders/>
             <w:tcMar>
               <w:top w:w="40" w:type="dxa"/>
               <w:bottom w:w="40" w:type="dxa"/>
@@ -10888,13 +10052,7 @@
         <w:tc>
           <w:tcPr>
             <w:tcW w:w="3996" w:type="dxa"/>
-            <w:tcBorders>
-              <w:top w:val="single" w:sz="4" w:space="0" w:color="000000"/>
-              <w:left w:val="single" w:sz="4" w:space="0" w:color="000000"/>
-              <w:bottom w:val="single" w:sz="4" w:space="0" w:color="000000"/>
-              <w:right w:val="single" w:sz="4" w:space="0" w:color="000000"/>
-            </w:tcBorders>
-            <w:shd w:color="auto" w:fill="FFFFFF" w:val="clear"/>
+            <w:tcBorders/>
             <w:tcMar>
               <w:top w:w="40" w:type="dxa"/>
               <w:bottom w:w="40" w:type="dxa"/>
@@ -10921,13 +10079,7 @@
         <w:tc>
           <w:tcPr>
             <w:tcW w:w="1800" w:type="dxa"/>
-            <w:tcBorders>
-              <w:top w:val="single" w:sz="4" w:space="0" w:color="000000"/>
-              <w:left w:val="single" w:sz="4" w:space="0" w:color="000000"/>
-              <w:bottom w:val="single" w:sz="4" w:space="0" w:color="000000"/>
-              <w:right w:val="single" w:sz="4" w:space="0" w:color="000000"/>
-            </w:tcBorders>
-            <w:shd w:color="auto" w:fill="FFFFFF" w:val="clear"/>
+            <w:tcBorders/>
             <w:tcMar>
               <w:top w:w="40" w:type="dxa"/>
               <w:bottom w:w="40" w:type="dxa"/>
@@ -10955,13 +10107,7 @@
         <w:tc>
           <w:tcPr>
             <w:tcW w:w="1800" w:type="dxa"/>
-            <w:tcBorders>
-              <w:top w:val="single" w:sz="4" w:space="0" w:color="000000"/>
-              <w:left w:val="single" w:sz="4" w:space="0" w:color="000000"/>
-              <w:bottom w:val="single" w:sz="4" w:space="0" w:color="000000"/>
-              <w:right w:val="single" w:sz="4" w:space="0" w:color="000000"/>
-            </w:tcBorders>
-            <w:shd w:color="auto" w:fill="FFFFFF" w:val="clear"/>
+            <w:tcBorders/>
             <w:tcMar>
               <w:top w:w="40" w:type="dxa"/>
               <w:bottom w:w="40" w:type="dxa"/>
@@ -10989,13 +10135,7 @@
         <w:tc>
           <w:tcPr>
             <w:tcW w:w="1404" w:type="dxa"/>
-            <w:tcBorders>
-              <w:top w:val="single" w:sz="4" w:space="0" w:color="000000"/>
-              <w:left w:val="single" w:sz="4" w:space="0" w:color="000000"/>
-              <w:bottom w:val="single" w:sz="4" w:space="0" w:color="000000"/>
-              <w:right w:val="single" w:sz="4" w:space="0" w:color="000000"/>
-            </w:tcBorders>
-            <w:shd w:color="auto" w:fill="FFFFFF" w:val="clear"/>
+            <w:tcBorders/>
             <w:tcMar>
               <w:top w:w="40" w:type="dxa"/>
               <w:bottom w:w="40" w:type="dxa"/>
@@ -11027,12 +10167,8 @@
           <w:tcPr>
             <w:tcW w:w="3996" w:type="dxa"/>
             <w:tcBorders>
-              <w:top w:val="single" w:sz="4" w:space="0" w:color="000000"/>
-              <w:left w:val="single" w:sz="4" w:space="0" w:color="000000"/>
-              <w:bottom w:val="single" w:sz="4" w:space="0" w:color="000000"/>
-              <w:right w:val="single" w:sz="4" w:space="0" w:color="000000"/>
+              <w:bottom w:val="single" w:sz="16" w:space="0" w:color="000000"/>
             </w:tcBorders>
-            <w:shd w:color="auto" w:fill="EEF2F8" w:val="clear"/>
             <w:tcMar>
               <w:top w:w="40" w:type="dxa"/>
               <w:bottom w:w="40" w:type="dxa"/>
@@ -11060,12 +10196,8 @@
           <w:tcPr>
             <w:tcW w:w="1800" w:type="dxa"/>
             <w:tcBorders>
-              <w:top w:val="single" w:sz="4" w:space="0" w:color="000000"/>
-              <w:left w:val="single" w:sz="4" w:space="0" w:color="000000"/>
-              <w:bottom w:val="single" w:sz="4" w:space="0" w:color="000000"/>
-              <w:right w:val="single" w:sz="4" w:space="0" w:color="000000"/>
+              <w:bottom w:val="single" w:sz="16" w:space="0" w:color="000000"/>
             </w:tcBorders>
-            <w:shd w:color="auto" w:fill="EEF2F8" w:val="clear"/>
             <w:tcMar>
               <w:top w:w="40" w:type="dxa"/>
               <w:bottom w:w="40" w:type="dxa"/>
@@ -11094,12 +10226,8 @@
           <w:tcPr>
             <w:tcW w:w="1800" w:type="dxa"/>
             <w:tcBorders>
-              <w:top w:val="single" w:sz="4" w:space="0" w:color="000000"/>
-              <w:left w:val="single" w:sz="4" w:space="0" w:color="000000"/>
-              <w:bottom w:val="single" w:sz="4" w:space="0" w:color="000000"/>
-              <w:right w:val="single" w:sz="4" w:space="0" w:color="000000"/>
+              <w:bottom w:val="single" w:sz="16" w:space="0" w:color="000000"/>
             </w:tcBorders>
-            <w:shd w:color="auto" w:fill="EEF2F8" w:val="clear"/>
             <w:tcMar>
               <w:top w:w="40" w:type="dxa"/>
               <w:bottom w:w="40" w:type="dxa"/>
@@ -11128,12 +10256,8 @@
           <w:tcPr>
             <w:tcW w:w="1404" w:type="dxa"/>
             <w:tcBorders>
-              <w:top w:val="single" w:sz="4" w:space="0" w:color="000000"/>
-              <w:left w:val="single" w:sz="4" w:space="0" w:color="000000"/>
-              <w:bottom w:val="single" w:sz="4" w:space="0" w:color="000000"/>
-              <w:right w:val="single" w:sz="4" w:space="0" w:color="000000"/>
+              <w:bottom w:val="single" w:sz="16" w:space="0" w:color="000000"/>
             </w:tcBorders>
-            <w:shd w:color="auto" w:fill="EEF2F8" w:val="clear"/>
             <w:tcMar>
               <w:top w:w="40" w:type="dxa"/>
               <w:bottom w:w="40" w:type="dxa"/>
@@ -11373,12 +10497,9 @@
           <w:tcPr>
             <w:tcW w:w="6498" w:type="dxa"/>
             <w:tcBorders>
-              <w:top w:val="single" w:sz="4" w:space="0" w:color="000000"/>
-              <w:left w:val="single" w:sz="4" w:space="0" w:color="000000"/>
-              <w:bottom w:val="single" w:sz="4" w:space="0" w:color="000000"/>
-              <w:right w:val="single" w:sz="4" w:space="0" w:color="000000"/>
+              <w:top w:val="single" w:sz="16" w:space="0" w:color="000000"/>
+              <w:bottom w:val="single" w:sz="6" w:space="0" w:color="000000"/>
             </w:tcBorders>
-            <w:shd w:color="auto" w:fill="1F3864" w:val="clear"/>
             <w:vAlign w:val="center"/>
           </w:tcPr>
           <w:p>
@@ -11394,7 +10515,7 @@
                 <w:rFonts w:ascii="Times New Roman" w:hAnsi="Times New Roman"/>
                 <w:b/>
                 <w:bCs/>
-                <w:color w:val="FFFFFF"/>
+                <w:color w:val="000000"/>
                 <w:sz w:val="18"/>
                 <w:szCs w:val="18"/>
               </w:rPr>
@@ -11406,12 +10527,9 @@
           <w:tcPr>
             <w:tcW w:w="2502" w:type="dxa"/>
             <w:tcBorders>
-              <w:top w:val="single" w:sz="4" w:space="0" w:color="000000"/>
-              <w:left w:val="single" w:sz="4" w:space="0" w:color="000000"/>
-              <w:bottom w:val="single" w:sz="4" w:space="0" w:color="000000"/>
-              <w:right w:val="single" w:sz="4" w:space="0" w:color="000000"/>
+              <w:top w:val="single" w:sz="16" w:space="0" w:color="000000"/>
+              <w:bottom w:val="single" w:sz="6" w:space="0" w:color="000000"/>
             </w:tcBorders>
-            <w:shd w:color="auto" w:fill="1F3864" w:val="clear"/>
             <w:vAlign w:val="center"/>
           </w:tcPr>
           <w:p>
@@ -11427,7 +10545,7 @@
                 <w:rFonts w:ascii="Times New Roman" w:hAnsi="Times New Roman"/>
                 <w:b/>
                 <w:bCs/>
-                <w:color w:val="FFFFFF"/>
+                <w:color w:val="000000"/>
                 <w:sz w:val="18"/>
                 <w:szCs w:val="18"/>
               </w:rPr>
@@ -11441,13 +10559,7 @@
         <w:tc>
           <w:tcPr>
             <w:tcW w:w="6498" w:type="dxa"/>
-            <w:tcBorders>
-              <w:top w:val="single" w:sz="4" w:space="0" w:color="000000"/>
-              <w:left w:val="single" w:sz="4" w:space="0" w:color="000000"/>
-              <w:bottom w:val="single" w:sz="4" w:space="0" w:color="000000"/>
-              <w:right w:val="single" w:sz="4" w:space="0" w:color="000000"/>
-            </w:tcBorders>
-            <w:shd w:color="auto" w:fill="FFFFFF" w:val="clear"/>
+            <w:tcBorders/>
             <w:tcMar>
               <w:top w:w="40" w:type="dxa"/>
               <w:bottom w:w="40" w:type="dxa"/>
@@ -11474,13 +10586,7 @@
         <w:tc>
           <w:tcPr>
             <w:tcW w:w="2502" w:type="dxa"/>
-            <w:tcBorders>
-              <w:top w:val="single" w:sz="4" w:space="0" w:color="000000"/>
-              <w:left w:val="single" w:sz="4" w:space="0" w:color="000000"/>
-              <w:bottom w:val="single" w:sz="4" w:space="0" w:color="000000"/>
-              <w:right w:val="single" w:sz="4" w:space="0" w:color="000000"/>
-            </w:tcBorders>
-            <w:shd w:color="auto" w:fill="FFFFFF" w:val="clear"/>
+            <w:tcBorders/>
             <w:tcMar>
               <w:top w:w="40" w:type="dxa"/>
               <w:bottom w:w="40" w:type="dxa"/>
@@ -11511,13 +10617,7 @@
         <w:tc>
           <w:tcPr>
             <w:tcW w:w="6498" w:type="dxa"/>
-            <w:tcBorders>
-              <w:top w:val="single" w:sz="4" w:space="0" w:color="000000"/>
-              <w:left w:val="single" w:sz="4" w:space="0" w:color="000000"/>
-              <w:bottom w:val="single" w:sz="4" w:space="0" w:color="000000"/>
-              <w:right w:val="single" w:sz="4" w:space="0" w:color="000000"/>
-            </w:tcBorders>
-            <w:shd w:color="auto" w:fill="EEF2F8" w:val="clear"/>
+            <w:tcBorders/>
             <w:tcMar>
               <w:top w:w="40" w:type="dxa"/>
               <w:bottom w:w="40" w:type="dxa"/>
@@ -11544,13 +10644,7 @@
         <w:tc>
           <w:tcPr>
             <w:tcW w:w="2502" w:type="dxa"/>
-            <w:tcBorders>
-              <w:top w:val="single" w:sz="4" w:space="0" w:color="000000"/>
-              <w:left w:val="single" w:sz="4" w:space="0" w:color="000000"/>
-              <w:bottom w:val="single" w:sz="4" w:space="0" w:color="000000"/>
-              <w:right w:val="single" w:sz="4" w:space="0" w:color="000000"/>
-            </w:tcBorders>
-            <w:shd w:color="auto" w:fill="EEF2F8" w:val="clear"/>
+            <w:tcBorders/>
             <w:tcMar>
               <w:top w:w="40" w:type="dxa"/>
               <w:bottom w:w="40" w:type="dxa"/>
@@ -11581,13 +10675,7 @@
         <w:tc>
           <w:tcPr>
             <w:tcW w:w="6498" w:type="dxa"/>
-            <w:tcBorders>
-              <w:top w:val="single" w:sz="4" w:space="0" w:color="000000"/>
-              <w:left w:val="single" w:sz="4" w:space="0" w:color="000000"/>
-              <w:bottom w:val="single" w:sz="4" w:space="0" w:color="000000"/>
-              <w:right w:val="single" w:sz="4" w:space="0" w:color="000000"/>
-            </w:tcBorders>
-            <w:shd w:color="auto" w:fill="FFFFFF" w:val="clear"/>
+            <w:tcBorders/>
             <w:tcMar>
               <w:top w:w="40" w:type="dxa"/>
               <w:bottom w:w="40" w:type="dxa"/>
@@ -11614,13 +10702,7 @@
         <w:tc>
           <w:tcPr>
             <w:tcW w:w="2502" w:type="dxa"/>
-            <w:tcBorders>
-              <w:top w:val="single" w:sz="4" w:space="0" w:color="000000"/>
-              <w:left w:val="single" w:sz="4" w:space="0" w:color="000000"/>
-              <w:bottom w:val="single" w:sz="4" w:space="0" w:color="000000"/>
-              <w:right w:val="single" w:sz="4" w:space="0" w:color="000000"/>
-            </w:tcBorders>
-            <w:shd w:color="auto" w:fill="FFFFFF" w:val="clear"/>
+            <w:tcBorders/>
             <w:tcMar>
               <w:top w:w="40" w:type="dxa"/>
               <w:bottom w:w="40" w:type="dxa"/>
@@ -11651,13 +10733,7 @@
         <w:tc>
           <w:tcPr>
             <w:tcW w:w="6498" w:type="dxa"/>
-            <w:tcBorders>
-              <w:top w:val="single" w:sz="4" w:space="0" w:color="000000"/>
-              <w:left w:val="single" w:sz="4" w:space="0" w:color="000000"/>
-              <w:bottom w:val="single" w:sz="4" w:space="0" w:color="000000"/>
-              <w:right w:val="single" w:sz="4" w:space="0" w:color="000000"/>
-            </w:tcBorders>
-            <w:shd w:color="auto" w:fill="EEF2F8" w:val="clear"/>
+            <w:tcBorders/>
             <w:tcMar>
               <w:top w:w="40" w:type="dxa"/>
               <w:bottom w:w="40" w:type="dxa"/>
@@ -11684,13 +10760,7 @@
         <w:tc>
           <w:tcPr>
             <w:tcW w:w="2502" w:type="dxa"/>
-            <w:tcBorders>
-              <w:top w:val="single" w:sz="4" w:space="0" w:color="000000"/>
-              <w:left w:val="single" w:sz="4" w:space="0" w:color="000000"/>
-              <w:bottom w:val="single" w:sz="4" w:space="0" w:color="000000"/>
-              <w:right w:val="single" w:sz="4" w:space="0" w:color="000000"/>
-            </w:tcBorders>
-            <w:shd w:color="auto" w:fill="EEF2F8" w:val="clear"/>
+            <w:tcBorders/>
             <w:tcMar>
               <w:top w:w="40" w:type="dxa"/>
               <w:bottom w:w="40" w:type="dxa"/>
@@ -11721,13 +10791,7 @@
         <w:tc>
           <w:tcPr>
             <w:tcW w:w="6498" w:type="dxa"/>
-            <w:tcBorders>
-              <w:top w:val="single" w:sz="4" w:space="0" w:color="000000"/>
-              <w:left w:val="single" w:sz="4" w:space="0" w:color="000000"/>
-              <w:bottom w:val="single" w:sz="4" w:space="0" w:color="000000"/>
-              <w:right w:val="single" w:sz="4" w:space="0" w:color="000000"/>
-            </w:tcBorders>
-            <w:shd w:color="auto" w:fill="FFFFFF" w:val="clear"/>
+            <w:tcBorders/>
             <w:tcMar>
               <w:top w:w="40" w:type="dxa"/>
               <w:bottom w:w="40" w:type="dxa"/>
@@ -11754,13 +10818,7 @@
         <w:tc>
           <w:tcPr>
             <w:tcW w:w="2502" w:type="dxa"/>
-            <w:tcBorders>
-              <w:top w:val="single" w:sz="4" w:space="0" w:color="000000"/>
-              <w:left w:val="single" w:sz="4" w:space="0" w:color="000000"/>
-              <w:bottom w:val="single" w:sz="4" w:space="0" w:color="000000"/>
-              <w:right w:val="single" w:sz="4" w:space="0" w:color="000000"/>
-            </w:tcBorders>
-            <w:shd w:color="auto" w:fill="FFFFFF" w:val="clear"/>
+            <w:tcBorders/>
             <w:tcMar>
               <w:top w:w="40" w:type="dxa"/>
               <w:bottom w:w="40" w:type="dxa"/>
@@ -11791,13 +10849,7 @@
         <w:tc>
           <w:tcPr>
             <w:tcW w:w="6498" w:type="dxa"/>
-            <w:tcBorders>
-              <w:top w:val="single" w:sz="4" w:space="0" w:color="000000"/>
-              <w:left w:val="single" w:sz="4" w:space="0" w:color="000000"/>
-              <w:bottom w:val="single" w:sz="4" w:space="0" w:color="000000"/>
-              <w:right w:val="single" w:sz="4" w:space="0" w:color="000000"/>
-            </w:tcBorders>
-            <w:shd w:color="auto" w:fill="EEF2F8" w:val="clear"/>
+            <w:tcBorders/>
             <w:tcMar>
               <w:top w:w="40" w:type="dxa"/>
               <w:bottom w:w="40" w:type="dxa"/>
@@ -11824,13 +10876,7 @@
         <w:tc>
           <w:tcPr>
             <w:tcW w:w="2502" w:type="dxa"/>
-            <w:tcBorders>
-              <w:top w:val="single" w:sz="4" w:space="0" w:color="000000"/>
-              <w:left w:val="single" w:sz="4" w:space="0" w:color="000000"/>
-              <w:bottom w:val="single" w:sz="4" w:space="0" w:color="000000"/>
-              <w:right w:val="single" w:sz="4" w:space="0" w:color="000000"/>
-            </w:tcBorders>
-            <w:shd w:color="auto" w:fill="EEF2F8" w:val="clear"/>
+            <w:tcBorders/>
             <w:tcMar>
               <w:top w:w="40" w:type="dxa"/>
               <w:bottom w:w="40" w:type="dxa"/>
@@ -11861,13 +10907,7 @@
         <w:tc>
           <w:tcPr>
             <w:tcW w:w="6498" w:type="dxa"/>
-            <w:tcBorders>
-              <w:top w:val="single" w:sz="4" w:space="0" w:color="000000"/>
-              <w:left w:val="single" w:sz="4" w:space="0" w:color="000000"/>
-              <w:bottom w:val="single" w:sz="4" w:space="0" w:color="000000"/>
-              <w:right w:val="single" w:sz="4" w:space="0" w:color="000000"/>
-            </w:tcBorders>
-            <w:shd w:color="auto" w:fill="FFFFFF" w:val="clear"/>
+            <w:tcBorders/>
             <w:tcMar>
               <w:top w:w="40" w:type="dxa"/>
               <w:bottom w:w="40" w:type="dxa"/>
@@ -11894,13 +10934,7 @@
         <w:tc>
           <w:tcPr>
             <w:tcW w:w="2502" w:type="dxa"/>
-            <w:tcBorders>
-              <w:top w:val="single" w:sz="4" w:space="0" w:color="000000"/>
-              <w:left w:val="single" w:sz="4" w:space="0" w:color="000000"/>
-              <w:bottom w:val="single" w:sz="4" w:space="0" w:color="000000"/>
-              <w:right w:val="single" w:sz="4" w:space="0" w:color="000000"/>
-            </w:tcBorders>
-            <w:shd w:color="auto" w:fill="FFFFFF" w:val="clear"/>
+            <w:tcBorders/>
             <w:tcMar>
               <w:top w:w="40" w:type="dxa"/>
               <w:bottom w:w="40" w:type="dxa"/>
@@ -11931,13 +10965,7 @@
         <w:tc>
           <w:tcPr>
             <w:tcW w:w="6498" w:type="dxa"/>
-            <w:tcBorders>
-              <w:top w:val="single" w:sz="4" w:space="0" w:color="000000"/>
-              <w:left w:val="single" w:sz="4" w:space="0" w:color="000000"/>
-              <w:bottom w:val="single" w:sz="4" w:space="0" w:color="000000"/>
-              <w:right w:val="single" w:sz="4" w:space="0" w:color="000000"/>
-            </w:tcBorders>
-            <w:shd w:color="auto" w:fill="EEF2F8" w:val="clear"/>
+            <w:tcBorders/>
             <w:tcMar>
               <w:top w:w="40" w:type="dxa"/>
               <w:bottom w:w="40" w:type="dxa"/>
@@ -11964,13 +10992,7 @@
         <w:tc>
           <w:tcPr>
             <w:tcW w:w="2502" w:type="dxa"/>
-            <w:tcBorders>
-              <w:top w:val="single" w:sz="4" w:space="0" w:color="000000"/>
-              <w:left w:val="single" w:sz="4" w:space="0" w:color="000000"/>
-              <w:bottom w:val="single" w:sz="4" w:space="0" w:color="000000"/>
-              <w:right w:val="single" w:sz="4" w:space="0" w:color="000000"/>
-            </w:tcBorders>
-            <w:shd w:color="auto" w:fill="EEF2F8" w:val="clear"/>
+            <w:tcBorders/>
             <w:tcMar>
               <w:top w:w="40" w:type="dxa"/>
               <w:bottom w:w="40" w:type="dxa"/>
@@ -12001,13 +11023,7 @@
         <w:tc>
           <w:tcPr>
             <w:tcW w:w="6498" w:type="dxa"/>
-            <w:tcBorders>
-              <w:top w:val="single" w:sz="4" w:space="0" w:color="000000"/>
-              <w:left w:val="single" w:sz="4" w:space="0" w:color="000000"/>
-              <w:bottom w:val="single" w:sz="4" w:space="0" w:color="000000"/>
-              <w:right w:val="single" w:sz="4" w:space="0" w:color="000000"/>
-            </w:tcBorders>
-            <w:shd w:color="auto" w:fill="FFFFFF" w:val="clear"/>
+            <w:tcBorders/>
             <w:tcMar>
               <w:top w:w="40" w:type="dxa"/>
               <w:bottom w:w="40" w:type="dxa"/>
@@ -12034,13 +11050,7 @@
         <w:tc>
           <w:tcPr>
             <w:tcW w:w="2502" w:type="dxa"/>
-            <w:tcBorders>
-              <w:top w:val="single" w:sz="4" w:space="0" w:color="000000"/>
-              <w:left w:val="single" w:sz="4" w:space="0" w:color="000000"/>
-              <w:bottom w:val="single" w:sz="4" w:space="0" w:color="000000"/>
-              <w:right w:val="single" w:sz="4" w:space="0" w:color="000000"/>
-            </w:tcBorders>
-            <w:shd w:color="auto" w:fill="FFFFFF" w:val="clear"/>
+            <w:tcBorders/>
             <w:tcMar>
               <w:top w:w="40" w:type="dxa"/>
               <w:bottom w:w="40" w:type="dxa"/>
@@ -12071,13 +11081,7 @@
         <w:tc>
           <w:tcPr>
             <w:tcW w:w="6498" w:type="dxa"/>
-            <w:tcBorders>
-              <w:top w:val="single" w:sz="4" w:space="0" w:color="000000"/>
-              <w:left w:val="single" w:sz="4" w:space="0" w:color="000000"/>
-              <w:bottom w:val="single" w:sz="4" w:space="0" w:color="000000"/>
-              <w:right w:val="single" w:sz="4" w:space="0" w:color="000000"/>
-            </w:tcBorders>
-            <w:shd w:color="auto" w:fill="EEF2F8" w:val="clear"/>
+            <w:tcBorders/>
             <w:tcMar>
               <w:top w:w="40" w:type="dxa"/>
               <w:bottom w:w="40" w:type="dxa"/>
@@ -12104,13 +11108,7 @@
         <w:tc>
           <w:tcPr>
             <w:tcW w:w="2502" w:type="dxa"/>
-            <w:tcBorders>
-              <w:top w:val="single" w:sz="4" w:space="0" w:color="000000"/>
-              <w:left w:val="single" w:sz="4" w:space="0" w:color="000000"/>
-              <w:bottom w:val="single" w:sz="4" w:space="0" w:color="000000"/>
-              <w:right w:val="single" w:sz="4" w:space="0" w:color="000000"/>
-            </w:tcBorders>
-            <w:shd w:color="auto" w:fill="EEF2F8" w:val="clear"/>
+            <w:tcBorders/>
             <w:tcMar>
               <w:top w:w="40" w:type="dxa"/>
               <w:bottom w:w="40" w:type="dxa"/>
@@ -12141,13 +11139,7 @@
         <w:tc>
           <w:tcPr>
             <w:tcW w:w="6498" w:type="dxa"/>
-            <w:tcBorders>
-              <w:top w:val="single" w:sz="4" w:space="0" w:color="000000"/>
-              <w:left w:val="single" w:sz="4" w:space="0" w:color="000000"/>
-              <w:bottom w:val="single" w:sz="4" w:space="0" w:color="000000"/>
-              <w:right w:val="single" w:sz="4" w:space="0" w:color="000000"/>
-            </w:tcBorders>
-            <w:shd w:color="auto" w:fill="FFFFFF" w:val="clear"/>
+            <w:tcBorders/>
             <w:tcMar>
               <w:top w:w="40" w:type="dxa"/>
               <w:bottom w:w="40" w:type="dxa"/>
@@ -12174,13 +11166,7 @@
         <w:tc>
           <w:tcPr>
             <w:tcW w:w="2502" w:type="dxa"/>
-            <w:tcBorders>
-              <w:top w:val="single" w:sz="4" w:space="0" w:color="000000"/>
-              <w:left w:val="single" w:sz="4" w:space="0" w:color="000000"/>
-              <w:bottom w:val="single" w:sz="4" w:space="0" w:color="000000"/>
-              <w:right w:val="single" w:sz="4" w:space="0" w:color="000000"/>
-            </w:tcBorders>
-            <w:shd w:color="auto" w:fill="FFFFFF" w:val="clear"/>
+            <w:tcBorders/>
             <w:tcMar>
               <w:top w:w="40" w:type="dxa"/>
               <w:bottom w:w="40" w:type="dxa"/>
@@ -12211,13 +11197,7 @@
         <w:tc>
           <w:tcPr>
             <w:tcW w:w="6498" w:type="dxa"/>
-            <w:tcBorders>
-              <w:top w:val="single" w:sz="4" w:space="0" w:color="000000"/>
-              <w:left w:val="single" w:sz="4" w:space="0" w:color="000000"/>
-              <w:bottom w:val="single" w:sz="4" w:space="0" w:color="000000"/>
-              <w:right w:val="single" w:sz="4" w:space="0" w:color="000000"/>
-            </w:tcBorders>
-            <w:shd w:color="auto" w:fill="EEF2F8" w:val="clear"/>
+            <w:tcBorders/>
             <w:tcMar>
               <w:top w:w="40" w:type="dxa"/>
               <w:bottom w:w="40" w:type="dxa"/>
@@ -12244,13 +11224,7 @@
         <w:tc>
           <w:tcPr>
             <w:tcW w:w="2502" w:type="dxa"/>
-            <w:tcBorders>
-              <w:top w:val="single" w:sz="4" w:space="0" w:color="000000"/>
-              <w:left w:val="single" w:sz="4" w:space="0" w:color="000000"/>
-              <w:bottom w:val="single" w:sz="4" w:space="0" w:color="000000"/>
-              <w:right w:val="single" w:sz="4" w:space="0" w:color="000000"/>
-            </w:tcBorders>
-            <w:shd w:color="auto" w:fill="EEF2F8" w:val="clear"/>
+            <w:tcBorders/>
             <w:tcMar>
               <w:top w:w="40" w:type="dxa"/>
               <w:bottom w:w="40" w:type="dxa"/>
@@ -12281,13 +11255,7 @@
         <w:tc>
           <w:tcPr>
             <w:tcW w:w="6498" w:type="dxa"/>
-            <w:tcBorders>
-              <w:top w:val="single" w:sz="4" w:space="0" w:color="000000"/>
-              <w:left w:val="single" w:sz="4" w:space="0" w:color="000000"/>
-              <w:bottom w:val="single" w:sz="4" w:space="0" w:color="000000"/>
-              <w:right w:val="single" w:sz="4" w:space="0" w:color="000000"/>
-            </w:tcBorders>
-            <w:shd w:color="auto" w:fill="FFFFFF" w:val="clear"/>
+            <w:tcBorders/>
             <w:tcMar>
               <w:top w:w="40" w:type="dxa"/>
               <w:bottom w:w="40" w:type="dxa"/>
@@ -12314,13 +11282,7 @@
         <w:tc>
           <w:tcPr>
             <w:tcW w:w="2502" w:type="dxa"/>
-            <w:tcBorders>
-              <w:top w:val="single" w:sz="4" w:space="0" w:color="000000"/>
-              <w:left w:val="single" w:sz="4" w:space="0" w:color="000000"/>
-              <w:bottom w:val="single" w:sz="4" w:space="0" w:color="000000"/>
-              <w:right w:val="single" w:sz="4" w:space="0" w:color="000000"/>
-            </w:tcBorders>
-            <w:shd w:color="auto" w:fill="FFFFFF" w:val="clear"/>
+            <w:tcBorders/>
             <w:tcMar>
               <w:top w:w="40" w:type="dxa"/>
               <w:bottom w:w="40" w:type="dxa"/>
@@ -12351,13 +11313,7 @@
         <w:tc>
           <w:tcPr>
             <w:tcW w:w="6498" w:type="dxa"/>
-            <w:tcBorders>
-              <w:top w:val="single" w:sz="4" w:space="0" w:color="000000"/>
-              <w:left w:val="single" w:sz="4" w:space="0" w:color="000000"/>
-              <w:bottom w:val="single" w:sz="4" w:space="0" w:color="000000"/>
-              <w:right w:val="single" w:sz="4" w:space="0" w:color="000000"/>
-            </w:tcBorders>
-            <w:shd w:color="auto" w:fill="EEF2F8" w:val="clear"/>
+            <w:tcBorders/>
             <w:tcMar>
               <w:top w:w="40" w:type="dxa"/>
               <w:bottom w:w="40" w:type="dxa"/>
@@ -12384,13 +11340,7 @@
         <w:tc>
           <w:tcPr>
             <w:tcW w:w="2502" w:type="dxa"/>
-            <w:tcBorders>
-              <w:top w:val="single" w:sz="4" w:space="0" w:color="000000"/>
-              <w:left w:val="single" w:sz="4" w:space="0" w:color="000000"/>
-              <w:bottom w:val="single" w:sz="4" w:space="0" w:color="000000"/>
-              <w:right w:val="single" w:sz="4" w:space="0" w:color="000000"/>
-            </w:tcBorders>
-            <w:shd w:color="auto" w:fill="EEF2F8" w:val="clear"/>
+            <w:tcBorders/>
             <w:tcMar>
               <w:top w:w="40" w:type="dxa"/>
               <w:bottom w:w="40" w:type="dxa"/>
@@ -12422,12 +11372,8 @@
           <w:tcPr>
             <w:tcW w:w="6498" w:type="dxa"/>
             <w:tcBorders>
-              <w:top w:val="single" w:sz="4" w:space="0" w:color="000000"/>
-              <w:left w:val="single" w:sz="4" w:space="0" w:color="000000"/>
-              <w:bottom w:val="single" w:sz="4" w:space="0" w:color="000000"/>
-              <w:right w:val="single" w:sz="4" w:space="0" w:color="000000"/>
+              <w:bottom w:val="single" w:sz="16" w:space="0" w:color="000000"/>
             </w:tcBorders>
-            <w:shd w:color="auto" w:fill="FFFFFF" w:val="clear"/>
             <w:tcMar>
               <w:top w:w="40" w:type="dxa"/>
               <w:bottom w:w="40" w:type="dxa"/>
@@ -12455,12 +11401,8 @@
           <w:tcPr>
             <w:tcW w:w="2502" w:type="dxa"/>
             <w:tcBorders>
-              <w:top w:val="single" w:sz="4" w:space="0" w:color="000000"/>
-              <w:left w:val="single" w:sz="4" w:space="0" w:color="000000"/>
-              <w:bottom w:val="single" w:sz="4" w:space="0" w:color="000000"/>
-              <w:right w:val="single" w:sz="4" w:space="0" w:color="000000"/>
+              <w:bottom w:val="single" w:sz="16" w:space="0" w:color="000000"/>
             </w:tcBorders>
-            <w:shd w:color="auto" w:fill="FFFFFF" w:val="clear"/>
             <w:tcMar>
               <w:top w:w="40" w:type="dxa"/>
               <w:bottom w:w="40" w:type="dxa"/>
@@ -12657,12 +11599,9 @@
           <w:tcPr>
             <w:tcW w:w="4500" w:type="dxa"/>
             <w:tcBorders>
-              <w:top w:val="single" w:sz="4" w:space="0" w:color="000000"/>
-              <w:left w:val="single" w:sz="4" w:space="0" w:color="000000"/>
-              <w:bottom w:val="single" w:sz="4" w:space="0" w:color="000000"/>
-              <w:right w:val="single" w:sz="4" w:space="0" w:color="000000"/>
+              <w:top w:val="single" w:sz="16" w:space="0" w:color="000000"/>
+              <w:bottom w:val="single" w:sz="6" w:space="0" w:color="000000"/>
             </w:tcBorders>
-            <w:shd w:color="auto" w:fill="1F3864" w:val="clear"/>
             <w:vAlign w:val="center"/>
           </w:tcPr>
           <w:p>
@@ -12678,7 +11617,7 @@
                 <w:rFonts w:ascii="Times New Roman" w:hAnsi="Times New Roman"/>
                 <w:b/>
                 <w:bCs/>
-                <w:color w:val="FFFFFF"/>
+                <w:color w:val="000000"/>
                 <w:sz w:val="18"/>
                 <w:szCs w:val="18"/>
               </w:rPr>
@@ -12690,12 +11629,9 @@
           <w:tcPr>
             <w:tcW w:w="4500" w:type="dxa"/>
             <w:tcBorders>
-              <w:top w:val="single" w:sz="4" w:space="0" w:color="000000"/>
-              <w:left w:val="single" w:sz="4" w:space="0" w:color="000000"/>
-              <w:bottom w:val="single" w:sz="4" w:space="0" w:color="000000"/>
-              <w:right w:val="single" w:sz="4" w:space="0" w:color="000000"/>
+              <w:top w:val="single" w:sz="16" w:space="0" w:color="000000"/>
+              <w:bottom w:val="single" w:sz="6" w:space="0" w:color="000000"/>
             </w:tcBorders>
-            <w:shd w:color="auto" w:fill="1F3864" w:val="clear"/>
             <w:vAlign w:val="center"/>
           </w:tcPr>
           <w:p>
@@ -12711,7 +11647,7 @@
                 <w:rFonts w:ascii="Times New Roman" w:hAnsi="Times New Roman"/>
                 <w:b/>
                 <w:bCs/>
-                <w:color w:val="FFFFFF"/>
+                <w:color w:val="000000"/>
                 <w:sz w:val="18"/>
                 <w:szCs w:val="18"/>
               </w:rPr>
@@ -12725,13 +11661,7 @@
         <w:tc>
           <w:tcPr>
             <w:tcW w:w="4500" w:type="dxa"/>
-            <w:tcBorders>
-              <w:top w:val="single" w:sz="4" w:space="0" w:color="000000"/>
-              <w:left w:val="single" w:sz="4" w:space="0" w:color="000000"/>
-              <w:bottom w:val="single" w:sz="4" w:space="0" w:color="000000"/>
-              <w:right w:val="single" w:sz="4" w:space="0" w:color="000000"/>
-            </w:tcBorders>
-            <w:shd w:color="auto" w:fill="FFFFFF" w:val="clear"/>
+            <w:tcBorders/>
             <w:tcMar>
               <w:top w:w="40" w:type="dxa"/>
               <w:bottom w:w="40" w:type="dxa"/>
@@ -12758,13 +11688,7 @@
         <w:tc>
           <w:tcPr>
             <w:tcW w:w="4500" w:type="dxa"/>
-            <w:tcBorders>
-              <w:top w:val="single" w:sz="4" w:space="0" w:color="000000"/>
-              <w:left w:val="single" w:sz="4" w:space="0" w:color="000000"/>
-              <w:bottom w:val="single" w:sz="4" w:space="0" w:color="000000"/>
-              <w:right w:val="single" w:sz="4" w:space="0" w:color="000000"/>
-            </w:tcBorders>
-            <w:shd w:color="auto" w:fill="FFFFFF" w:val="clear"/>
+            <w:tcBorders/>
             <w:tcMar>
               <w:top w:w="40" w:type="dxa"/>
               <w:bottom w:w="40" w:type="dxa"/>
@@ -12803,13 +11727,7 @@
         <w:tc>
           <w:tcPr>
             <w:tcW w:w="4500" w:type="dxa"/>
-            <w:tcBorders>
-              <w:top w:val="single" w:sz="4" w:space="0" w:color="000000"/>
-              <w:left w:val="single" w:sz="4" w:space="0" w:color="000000"/>
-              <w:bottom w:val="single" w:sz="4" w:space="0" w:color="000000"/>
-              <w:right w:val="single" w:sz="4" w:space="0" w:color="000000"/>
-            </w:tcBorders>
-            <w:shd w:color="auto" w:fill="EEF2F8" w:val="clear"/>
+            <w:tcBorders/>
             <w:tcMar>
               <w:top w:w="40" w:type="dxa"/>
               <w:bottom w:w="40" w:type="dxa"/>
@@ -12836,13 +11754,7 @@
         <w:tc>
           <w:tcPr>
             <w:tcW w:w="4500" w:type="dxa"/>
-            <w:tcBorders>
-              <w:top w:val="single" w:sz="4" w:space="0" w:color="000000"/>
-              <w:left w:val="single" w:sz="4" w:space="0" w:color="000000"/>
-              <w:bottom w:val="single" w:sz="4" w:space="0" w:color="000000"/>
-              <w:right w:val="single" w:sz="4" w:space="0" w:color="000000"/>
-            </w:tcBorders>
-            <w:shd w:color="auto" w:fill="EEF2F8" w:val="clear"/>
+            <w:tcBorders/>
             <w:tcMar>
               <w:top w:w="40" w:type="dxa"/>
               <w:bottom w:w="40" w:type="dxa"/>
@@ -12881,13 +11793,7 @@
         <w:tc>
           <w:tcPr>
             <w:tcW w:w="4500" w:type="dxa"/>
-            <w:tcBorders>
-              <w:top w:val="single" w:sz="4" w:space="0" w:color="000000"/>
-              <w:left w:val="single" w:sz="4" w:space="0" w:color="000000"/>
-              <w:bottom w:val="single" w:sz="4" w:space="0" w:color="000000"/>
-              <w:right w:val="single" w:sz="4" w:space="0" w:color="000000"/>
-            </w:tcBorders>
-            <w:shd w:color="auto" w:fill="FFFFFF" w:val="clear"/>
+            <w:tcBorders/>
             <w:tcMar>
               <w:top w:w="40" w:type="dxa"/>
               <w:bottom w:w="40" w:type="dxa"/>
@@ -12914,13 +11820,7 @@
         <w:tc>
           <w:tcPr>
             <w:tcW w:w="4500" w:type="dxa"/>
-            <w:tcBorders>
-              <w:top w:val="single" w:sz="4" w:space="0" w:color="000000"/>
-              <w:left w:val="single" w:sz="4" w:space="0" w:color="000000"/>
-              <w:bottom w:val="single" w:sz="4" w:space="0" w:color="000000"/>
-              <w:right w:val="single" w:sz="4" w:space="0" w:color="000000"/>
-            </w:tcBorders>
-            <w:shd w:color="auto" w:fill="FFFFFF" w:val="clear"/>
+            <w:tcBorders/>
             <w:tcMar>
               <w:top w:w="40" w:type="dxa"/>
               <w:bottom w:w="40" w:type="dxa"/>
@@ -12951,13 +11851,7 @@
         <w:tc>
           <w:tcPr>
             <w:tcW w:w="4500" w:type="dxa"/>
-            <w:tcBorders>
-              <w:top w:val="single" w:sz="4" w:space="0" w:color="000000"/>
-              <w:left w:val="single" w:sz="4" w:space="0" w:color="000000"/>
-              <w:bottom w:val="single" w:sz="4" w:space="0" w:color="000000"/>
-              <w:right w:val="single" w:sz="4" w:space="0" w:color="000000"/>
-            </w:tcBorders>
-            <w:shd w:color="auto" w:fill="EEF2F8" w:val="clear"/>
+            <w:tcBorders/>
             <w:tcMar>
               <w:top w:w="40" w:type="dxa"/>
               <w:bottom w:w="40" w:type="dxa"/>
@@ -12984,13 +11878,7 @@
         <w:tc>
           <w:tcPr>
             <w:tcW w:w="4500" w:type="dxa"/>
-            <w:tcBorders>
-              <w:top w:val="single" w:sz="4" w:space="0" w:color="000000"/>
-              <w:left w:val="single" w:sz="4" w:space="0" w:color="000000"/>
-              <w:bottom w:val="single" w:sz="4" w:space="0" w:color="000000"/>
-              <w:right w:val="single" w:sz="4" w:space="0" w:color="000000"/>
-            </w:tcBorders>
-            <w:shd w:color="auto" w:fill="EEF2F8" w:val="clear"/>
+            <w:tcBorders/>
             <w:tcMar>
               <w:top w:w="40" w:type="dxa"/>
               <w:bottom w:w="40" w:type="dxa"/>
@@ -13022,12 +11910,8 @@
           <w:tcPr>
             <w:tcW w:w="4500" w:type="dxa"/>
             <w:tcBorders>
-              <w:top w:val="single" w:sz="4" w:space="0" w:color="000000"/>
-              <w:left w:val="single" w:sz="4" w:space="0" w:color="000000"/>
-              <w:bottom w:val="single" w:sz="4" w:space="0" w:color="000000"/>
-              <w:right w:val="single" w:sz="4" w:space="0" w:color="000000"/>
+              <w:bottom w:val="single" w:sz="16" w:space="0" w:color="000000"/>
             </w:tcBorders>
-            <w:shd w:color="auto" w:fill="FFFFFF" w:val="clear"/>
             <w:tcMar>
               <w:top w:w="40" w:type="dxa"/>
               <w:bottom w:w="40" w:type="dxa"/>
@@ -13055,12 +11939,8 @@
           <w:tcPr>
             <w:tcW w:w="4500" w:type="dxa"/>
             <w:tcBorders>
-              <w:top w:val="single" w:sz="4" w:space="0" w:color="000000"/>
-              <w:left w:val="single" w:sz="4" w:space="0" w:color="000000"/>
-              <w:bottom w:val="single" w:sz="4" w:space="0" w:color="000000"/>
-              <w:right w:val="single" w:sz="4" w:space="0" w:color="000000"/>
+              <w:bottom w:val="single" w:sz="16" w:space="0" w:color="000000"/>
             </w:tcBorders>
-            <w:shd w:color="auto" w:fill="FFFFFF" w:val="clear"/>
             <w:tcMar>
               <w:top w:w="40" w:type="dxa"/>
               <w:bottom w:w="40" w:type="dxa"/>
@@ -13170,12 +12050,9 @@
           <w:tcPr>
             <w:tcW w:w="3400" w:type="dxa"/>
             <w:tcBorders>
-              <w:top w:val="single" w:sz="4" w:space="0" w:color="000000"/>
-              <w:left w:val="single" w:sz="4" w:space="0" w:color="000000"/>
-              <w:bottom w:val="single" w:sz="4" w:space="0" w:color="000000"/>
-              <w:right w:val="single" w:sz="4" w:space="0" w:color="000000"/>
+              <w:top w:val="single" w:sz="16" w:space="0" w:color="000000"/>
+              <w:bottom w:val="single" w:sz="6" w:space="0" w:color="000000"/>
             </w:tcBorders>
-            <w:shd w:color="auto" w:fill="1F3864" w:val="clear"/>
             <w:vAlign w:val="center"/>
           </w:tcPr>
           <w:p>
@@ -13191,7 +12068,7 @@
                 <w:rFonts w:ascii="Times New Roman" w:hAnsi="Times New Roman"/>
                 <w:b/>
                 <w:bCs/>
-                <w:color w:val="FFFFFF"/>
+                <w:color w:val="000000"/>
                 <w:sz w:val="18"/>
                 <w:szCs w:val="18"/>
               </w:rPr>
@@ -13203,12 +12080,9 @@
           <w:tcPr>
             <w:tcW w:w="1298" w:type="dxa"/>
             <w:tcBorders>
-              <w:top w:val="single" w:sz="4" w:space="0" w:color="000000"/>
-              <w:left w:val="single" w:sz="4" w:space="0" w:color="000000"/>
-              <w:bottom w:val="single" w:sz="4" w:space="0" w:color="000000"/>
-              <w:right w:val="single" w:sz="4" w:space="0" w:color="000000"/>
+              <w:top w:val="single" w:sz="16" w:space="0" w:color="000000"/>
+              <w:bottom w:val="single" w:sz="6" w:space="0" w:color="000000"/>
             </w:tcBorders>
-            <w:shd w:color="auto" w:fill="1F3864" w:val="clear"/>
             <w:vAlign w:val="center"/>
           </w:tcPr>
           <w:p>
@@ -13224,7 +12098,7 @@
                 <w:rFonts w:ascii="Times New Roman" w:hAnsi="Times New Roman"/>
                 <w:b/>
                 <w:bCs/>
-                <w:color w:val="FFFFFF"/>
+                <w:color w:val="000000"/>
                 <w:sz w:val="18"/>
                 <w:szCs w:val="18"/>
               </w:rPr>
@@ -13236,12 +12110,9 @@
           <w:tcPr>
             <w:tcW w:w="1302" w:type="dxa"/>
             <w:tcBorders>
-              <w:top w:val="single" w:sz="4" w:space="0" w:color="000000"/>
-              <w:left w:val="single" w:sz="4" w:space="0" w:color="000000"/>
-              <w:bottom w:val="single" w:sz="4" w:space="0" w:color="000000"/>
-              <w:right w:val="single" w:sz="4" w:space="0" w:color="000000"/>
+              <w:top w:val="single" w:sz="16" w:space="0" w:color="000000"/>
+              <w:bottom w:val="single" w:sz="6" w:space="0" w:color="000000"/>
             </w:tcBorders>
-            <w:shd w:color="auto" w:fill="1F3864" w:val="clear"/>
             <w:vAlign w:val="center"/>
           </w:tcPr>
           <w:p>
@@ -13257,7 +12128,7 @@
                 <w:rFonts w:ascii="Times New Roman" w:hAnsi="Times New Roman"/>
                 <w:b/>
                 <w:bCs/>
-                <w:color w:val="FFFFFF"/>
+                <w:color w:val="000000"/>
                 <w:sz w:val="18"/>
                 <w:szCs w:val="18"/>
               </w:rPr>
@@ -13269,12 +12140,9 @@
           <w:tcPr>
             <w:tcW w:w="1497" w:type="dxa"/>
             <w:tcBorders>
-              <w:top w:val="single" w:sz="4" w:space="0" w:color="000000"/>
-              <w:left w:val="single" w:sz="4" w:space="0" w:color="000000"/>
-              <w:bottom w:val="single" w:sz="4" w:space="0" w:color="000000"/>
-              <w:right w:val="single" w:sz="4" w:space="0" w:color="000000"/>
+              <w:top w:val="single" w:sz="16" w:space="0" w:color="000000"/>
+              <w:bottom w:val="single" w:sz="6" w:space="0" w:color="000000"/>
             </w:tcBorders>
-            <w:shd w:color="auto" w:fill="1F3864" w:val="clear"/>
             <w:vAlign w:val="center"/>
           </w:tcPr>
           <w:p>
@@ -13290,7 +12158,7 @@
                 <w:rFonts w:ascii="Times New Roman" w:hAnsi="Times New Roman"/>
                 <w:b/>
                 <w:bCs/>
-                <w:color w:val="FFFFFF"/>
+                <w:color w:val="000000"/>
                 <w:sz w:val="18"/>
                 <w:szCs w:val="18"/>
               </w:rPr>
@@ -13302,12 +12170,9 @@
           <w:tcPr>
             <w:tcW w:w="1503" w:type="dxa"/>
             <w:tcBorders>
-              <w:top w:val="single" w:sz="4" w:space="0" w:color="000000"/>
-              <w:left w:val="single" w:sz="4" w:space="0" w:color="000000"/>
-              <w:bottom w:val="single" w:sz="4" w:space="0" w:color="000000"/>
-              <w:right w:val="single" w:sz="4" w:space="0" w:color="000000"/>
+              <w:top w:val="single" w:sz="16" w:space="0" w:color="000000"/>
+              <w:bottom w:val="single" w:sz="6" w:space="0" w:color="000000"/>
             </w:tcBorders>
-            <w:shd w:color="auto" w:fill="1F3864" w:val="clear"/>
             <w:vAlign w:val="center"/>
           </w:tcPr>
           <w:p>
@@ -13323,7 +12188,7 @@
                 <w:rFonts w:ascii="Times New Roman" w:hAnsi="Times New Roman"/>
                 <w:b/>
                 <w:bCs/>
-                <w:color w:val="FFFFFF"/>
+                <w:color w:val="000000"/>
                 <w:sz w:val="18"/>
                 <w:szCs w:val="18"/>
               </w:rPr>
@@ -13337,13 +12202,7 @@
         <w:tc>
           <w:tcPr>
             <w:tcW w:w="3400" w:type="dxa"/>
-            <w:tcBorders>
-              <w:top w:val="single" w:sz="4" w:space="0" w:color="000000"/>
-              <w:left w:val="single" w:sz="4" w:space="0" w:color="000000"/>
-              <w:bottom w:val="single" w:sz="4" w:space="0" w:color="000000"/>
-              <w:right w:val="single" w:sz="4" w:space="0" w:color="000000"/>
-            </w:tcBorders>
-            <w:shd w:color="auto" w:fill="FFFFFF" w:val="clear"/>
+            <w:tcBorders/>
             <w:tcMar>
               <w:top w:w="40" w:type="dxa"/>
               <w:bottom w:w="40" w:type="dxa"/>
@@ -13370,13 +12229,7 @@
         <w:tc>
           <w:tcPr>
             <w:tcW w:w="1298" w:type="dxa"/>
-            <w:tcBorders>
-              <w:top w:val="single" w:sz="4" w:space="0" w:color="000000"/>
-              <w:left w:val="single" w:sz="4" w:space="0" w:color="000000"/>
-              <w:bottom w:val="single" w:sz="4" w:space="0" w:color="000000"/>
-              <w:right w:val="single" w:sz="4" w:space="0" w:color="000000"/>
-            </w:tcBorders>
-            <w:shd w:color="auto" w:fill="FFFFFF" w:val="clear"/>
+            <w:tcBorders/>
             <w:tcMar>
               <w:top w:w="40" w:type="dxa"/>
               <w:bottom w:w="40" w:type="dxa"/>
@@ -13404,13 +12257,7 @@
         <w:tc>
           <w:tcPr>
             <w:tcW w:w="1302" w:type="dxa"/>
-            <w:tcBorders>
-              <w:top w:val="single" w:sz="4" w:space="0" w:color="000000"/>
-              <w:left w:val="single" w:sz="4" w:space="0" w:color="000000"/>
-              <w:bottom w:val="single" w:sz="4" w:space="0" w:color="000000"/>
-              <w:right w:val="single" w:sz="4" w:space="0" w:color="000000"/>
-            </w:tcBorders>
-            <w:shd w:color="auto" w:fill="FFFFFF" w:val="clear"/>
+            <w:tcBorders/>
             <w:tcMar>
               <w:top w:w="40" w:type="dxa"/>
               <w:bottom w:w="40" w:type="dxa"/>
@@ -13438,13 +12285,7 @@
         <w:tc>
           <w:tcPr>
             <w:tcW w:w="1497" w:type="dxa"/>
-            <w:tcBorders>
-              <w:top w:val="single" w:sz="4" w:space="0" w:color="000000"/>
-              <w:left w:val="single" w:sz="4" w:space="0" w:color="000000"/>
-              <w:bottom w:val="single" w:sz="4" w:space="0" w:color="000000"/>
-              <w:right w:val="single" w:sz="4" w:space="0" w:color="000000"/>
-            </w:tcBorders>
-            <w:shd w:color="auto" w:fill="FFFFFF" w:val="clear"/>
+            <w:tcBorders/>
             <w:tcMar>
               <w:top w:w="40" w:type="dxa"/>
               <w:bottom w:w="40" w:type="dxa"/>
@@ -13472,13 +12313,7 @@
         <w:tc>
           <w:tcPr>
             <w:tcW w:w="1503" w:type="dxa"/>
-            <w:tcBorders>
-              <w:top w:val="single" w:sz="4" w:space="0" w:color="000000"/>
-              <w:left w:val="single" w:sz="4" w:space="0" w:color="000000"/>
-              <w:bottom w:val="single" w:sz="4" w:space="0" w:color="000000"/>
-              <w:right w:val="single" w:sz="4" w:space="0" w:color="000000"/>
-            </w:tcBorders>
-            <w:shd w:color="auto" w:fill="FFFFFF" w:val="clear"/>
+            <w:tcBorders/>
             <w:tcMar>
               <w:top w:w="40" w:type="dxa"/>
               <w:bottom w:w="40" w:type="dxa"/>
@@ -13509,13 +12344,7 @@
         <w:tc>
           <w:tcPr>
             <w:tcW w:w="3400" w:type="dxa"/>
-            <w:tcBorders>
-              <w:top w:val="single" w:sz="4" w:space="0" w:color="000000"/>
-              <w:left w:val="single" w:sz="4" w:space="0" w:color="000000"/>
-              <w:bottom w:val="single" w:sz="4" w:space="0" w:color="000000"/>
-              <w:right w:val="single" w:sz="4" w:space="0" w:color="000000"/>
-            </w:tcBorders>
-            <w:shd w:color="auto" w:fill="EEF2F8" w:val="clear"/>
+            <w:tcBorders/>
             <w:tcMar>
               <w:top w:w="40" w:type="dxa"/>
               <w:bottom w:w="40" w:type="dxa"/>
@@ -13542,13 +12371,7 @@
         <w:tc>
           <w:tcPr>
             <w:tcW w:w="1298" w:type="dxa"/>
-            <w:tcBorders>
-              <w:top w:val="single" w:sz="4" w:space="0" w:color="000000"/>
-              <w:left w:val="single" w:sz="4" w:space="0" w:color="000000"/>
-              <w:bottom w:val="single" w:sz="4" w:space="0" w:color="000000"/>
-              <w:right w:val="single" w:sz="4" w:space="0" w:color="000000"/>
-            </w:tcBorders>
-            <w:shd w:color="auto" w:fill="EEF2F8" w:val="clear"/>
+            <w:tcBorders/>
             <w:tcMar>
               <w:top w:w="40" w:type="dxa"/>
               <w:bottom w:w="40" w:type="dxa"/>
@@ -13576,13 +12399,7 @@
         <w:tc>
           <w:tcPr>
             <w:tcW w:w="1302" w:type="dxa"/>
-            <w:tcBorders>
-              <w:top w:val="single" w:sz="4" w:space="0" w:color="000000"/>
-              <w:left w:val="single" w:sz="4" w:space="0" w:color="000000"/>
-              <w:bottom w:val="single" w:sz="4" w:space="0" w:color="000000"/>
-              <w:right w:val="single" w:sz="4" w:space="0" w:color="000000"/>
-            </w:tcBorders>
-            <w:shd w:color="auto" w:fill="EEF2F8" w:val="clear"/>
+            <w:tcBorders/>
             <w:tcMar>
               <w:top w:w="40" w:type="dxa"/>
               <w:bottom w:w="40" w:type="dxa"/>
@@ -13610,13 +12427,7 @@
         <w:tc>
           <w:tcPr>
             <w:tcW w:w="1497" w:type="dxa"/>
-            <w:tcBorders>
-              <w:top w:val="single" w:sz="4" w:space="0" w:color="000000"/>
-              <w:left w:val="single" w:sz="4" w:space="0" w:color="000000"/>
-              <w:bottom w:val="single" w:sz="4" w:space="0" w:color="000000"/>
-              <w:right w:val="single" w:sz="4" w:space="0" w:color="000000"/>
-            </w:tcBorders>
-            <w:shd w:color="auto" w:fill="EEF2F8" w:val="clear"/>
+            <w:tcBorders/>
             <w:tcMar>
               <w:top w:w="40" w:type="dxa"/>
               <w:bottom w:w="40" w:type="dxa"/>
@@ -13644,13 +12455,7 @@
         <w:tc>
           <w:tcPr>
             <w:tcW w:w="1503" w:type="dxa"/>
-            <w:tcBorders>
-              <w:top w:val="single" w:sz="4" w:space="0" w:color="000000"/>
-              <w:left w:val="single" w:sz="4" w:space="0" w:color="000000"/>
-              <w:bottom w:val="single" w:sz="4" w:space="0" w:color="000000"/>
-              <w:right w:val="single" w:sz="4" w:space="0" w:color="000000"/>
-            </w:tcBorders>
-            <w:shd w:color="auto" w:fill="EEF2F8" w:val="clear"/>
+            <w:tcBorders/>
             <w:tcMar>
               <w:top w:w="40" w:type="dxa"/>
               <w:bottom w:w="40" w:type="dxa"/>
@@ -13681,13 +12486,7 @@
         <w:tc>
           <w:tcPr>
             <w:tcW w:w="3400" w:type="dxa"/>
-            <w:tcBorders>
-              <w:top w:val="single" w:sz="4" w:space="0" w:color="000000"/>
-              <w:left w:val="single" w:sz="4" w:space="0" w:color="000000"/>
-              <w:bottom w:val="single" w:sz="4" w:space="0" w:color="000000"/>
-              <w:right w:val="single" w:sz="4" w:space="0" w:color="000000"/>
-            </w:tcBorders>
-            <w:shd w:color="auto" w:fill="FFFFFF" w:val="clear"/>
+            <w:tcBorders/>
             <w:tcMar>
               <w:top w:w="40" w:type="dxa"/>
               <w:bottom w:w="40" w:type="dxa"/>
@@ -13714,13 +12513,7 @@
         <w:tc>
           <w:tcPr>
             <w:tcW w:w="1298" w:type="dxa"/>
-            <w:tcBorders>
-              <w:top w:val="single" w:sz="4" w:space="0" w:color="000000"/>
-              <w:left w:val="single" w:sz="4" w:space="0" w:color="000000"/>
-              <w:bottom w:val="single" w:sz="4" w:space="0" w:color="000000"/>
-              <w:right w:val="single" w:sz="4" w:space="0" w:color="000000"/>
-            </w:tcBorders>
-            <w:shd w:color="auto" w:fill="FFFFFF" w:val="clear"/>
+            <w:tcBorders/>
             <w:tcMar>
               <w:top w:w="40" w:type="dxa"/>
               <w:bottom w:w="40" w:type="dxa"/>
@@ -13748,13 +12541,7 @@
         <w:tc>
           <w:tcPr>
             <w:tcW w:w="1302" w:type="dxa"/>
-            <w:tcBorders>
-              <w:top w:val="single" w:sz="4" w:space="0" w:color="000000"/>
-              <w:left w:val="single" w:sz="4" w:space="0" w:color="000000"/>
-              <w:bottom w:val="single" w:sz="4" w:space="0" w:color="000000"/>
-              <w:right w:val="single" w:sz="4" w:space="0" w:color="000000"/>
-            </w:tcBorders>
-            <w:shd w:color="auto" w:fill="FFFFFF" w:val="clear"/>
+            <w:tcBorders/>
             <w:tcMar>
               <w:top w:w="40" w:type="dxa"/>
               <w:bottom w:w="40" w:type="dxa"/>
@@ -13782,13 +12569,7 @@
         <w:tc>
           <w:tcPr>
             <w:tcW w:w="1497" w:type="dxa"/>
-            <w:tcBorders>
-              <w:top w:val="single" w:sz="4" w:space="0" w:color="000000"/>
-              <w:left w:val="single" w:sz="4" w:space="0" w:color="000000"/>
-              <w:bottom w:val="single" w:sz="4" w:space="0" w:color="000000"/>
-              <w:right w:val="single" w:sz="4" w:space="0" w:color="000000"/>
-            </w:tcBorders>
-            <w:shd w:color="auto" w:fill="FFFFFF" w:val="clear"/>
+            <w:tcBorders/>
             <w:tcMar>
               <w:top w:w="40" w:type="dxa"/>
               <w:bottom w:w="40" w:type="dxa"/>
@@ -13816,13 +12597,7 @@
         <w:tc>
           <w:tcPr>
             <w:tcW w:w="1503" w:type="dxa"/>
-            <w:tcBorders>
-              <w:top w:val="single" w:sz="4" w:space="0" w:color="000000"/>
-              <w:left w:val="single" w:sz="4" w:space="0" w:color="000000"/>
-              <w:bottom w:val="single" w:sz="4" w:space="0" w:color="000000"/>
-              <w:right w:val="single" w:sz="4" w:space="0" w:color="000000"/>
-            </w:tcBorders>
-            <w:shd w:color="auto" w:fill="FFFFFF" w:val="clear"/>
+            <w:tcBorders/>
             <w:tcMar>
               <w:top w:w="40" w:type="dxa"/>
               <w:bottom w:w="40" w:type="dxa"/>
@@ -13853,13 +12628,7 @@
         <w:tc>
           <w:tcPr>
             <w:tcW w:w="3400" w:type="dxa"/>
-            <w:tcBorders>
-              <w:top w:val="single" w:sz="4" w:space="0" w:color="000000"/>
-              <w:left w:val="single" w:sz="4" w:space="0" w:color="000000"/>
-              <w:bottom w:val="single" w:sz="4" w:space="0" w:color="000000"/>
-              <w:right w:val="single" w:sz="4" w:space="0" w:color="000000"/>
-            </w:tcBorders>
-            <w:shd w:color="auto" w:fill="EEF2F8" w:val="clear"/>
+            <w:tcBorders/>
             <w:tcMar>
               <w:top w:w="40" w:type="dxa"/>
               <w:bottom w:w="40" w:type="dxa"/>
@@ -13886,13 +12655,7 @@
         <w:tc>
           <w:tcPr>
             <w:tcW w:w="1298" w:type="dxa"/>
-            <w:tcBorders>
-              <w:top w:val="single" w:sz="4" w:space="0" w:color="000000"/>
-              <w:left w:val="single" w:sz="4" w:space="0" w:color="000000"/>
-              <w:bottom w:val="single" w:sz="4" w:space="0" w:color="000000"/>
-              <w:right w:val="single" w:sz="4" w:space="0" w:color="000000"/>
-            </w:tcBorders>
-            <w:shd w:color="auto" w:fill="EEF2F8" w:val="clear"/>
+            <w:tcBorders/>
             <w:tcMar>
               <w:top w:w="40" w:type="dxa"/>
               <w:bottom w:w="40" w:type="dxa"/>
@@ -13920,13 +12683,7 @@
         <w:tc>
           <w:tcPr>
             <w:tcW w:w="1302" w:type="dxa"/>
-            <w:tcBorders>
-              <w:top w:val="single" w:sz="4" w:space="0" w:color="000000"/>
-              <w:left w:val="single" w:sz="4" w:space="0" w:color="000000"/>
-              <w:bottom w:val="single" w:sz="4" w:space="0" w:color="000000"/>
-              <w:right w:val="single" w:sz="4" w:space="0" w:color="000000"/>
-            </w:tcBorders>
-            <w:shd w:color="auto" w:fill="EEF2F8" w:val="clear"/>
+            <w:tcBorders/>
             <w:tcMar>
               <w:top w:w="40" w:type="dxa"/>
               <w:bottom w:w="40" w:type="dxa"/>
@@ -13954,13 +12711,7 @@
         <w:tc>
           <w:tcPr>
             <w:tcW w:w="1497" w:type="dxa"/>
-            <w:tcBorders>
-              <w:top w:val="single" w:sz="4" w:space="0" w:color="000000"/>
-              <w:left w:val="single" w:sz="4" w:space="0" w:color="000000"/>
-              <w:bottom w:val="single" w:sz="4" w:space="0" w:color="000000"/>
-              <w:right w:val="single" w:sz="4" w:space="0" w:color="000000"/>
-            </w:tcBorders>
-            <w:shd w:color="auto" w:fill="EEF2F8" w:val="clear"/>
+            <w:tcBorders/>
             <w:tcMar>
               <w:top w:w="40" w:type="dxa"/>
               <w:bottom w:w="40" w:type="dxa"/>
@@ -13988,13 +12739,7 @@
         <w:tc>
           <w:tcPr>
             <w:tcW w:w="1503" w:type="dxa"/>
-            <w:tcBorders>
-              <w:top w:val="single" w:sz="4" w:space="0" w:color="000000"/>
-              <w:left w:val="single" w:sz="4" w:space="0" w:color="000000"/>
-              <w:bottom w:val="single" w:sz="4" w:space="0" w:color="000000"/>
-              <w:right w:val="single" w:sz="4" w:space="0" w:color="000000"/>
-            </w:tcBorders>
-            <w:shd w:color="auto" w:fill="EEF2F8" w:val="clear"/>
+            <w:tcBorders/>
             <w:tcMar>
               <w:top w:w="40" w:type="dxa"/>
               <w:bottom w:w="40" w:type="dxa"/>
@@ -14025,13 +12770,7 @@
         <w:tc>
           <w:tcPr>
             <w:tcW w:w="3400" w:type="dxa"/>
-            <w:tcBorders>
-              <w:top w:val="single" w:sz="4" w:space="0" w:color="000000"/>
-              <w:left w:val="single" w:sz="4" w:space="0" w:color="000000"/>
-              <w:bottom w:val="single" w:sz="4" w:space="0" w:color="000000"/>
-              <w:right w:val="single" w:sz="4" w:space="0" w:color="000000"/>
-            </w:tcBorders>
-            <w:shd w:color="auto" w:fill="FFFFFF" w:val="clear"/>
+            <w:tcBorders/>
             <w:tcMar>
               <w:top w:w="40" w:type="dxa"/>
               <w:bottom w:w="40" w:type="dxa"/>
@@ -14058,13 +12797,7 @@
         <w:tc>
           <w:tcPr>
             <w:tcW w:w="1298" w:type="dxa"/>
-            <w:tcBorders>
-              <w:top w:val="single" w:sz="4" w:space="0" w:color="000000"/>
-              <w:left w:val="single" w:sz="4" w:space="0" w:color="000000"/>
-              <w:bottom w:val="single" w:sz="4" w:space="0" w:color="000000"/>
-              <w:right w:val="single" w:sz="4" w:space="0" w:color="000000"/>
-            </w:tcBorders>
-            <w:shd w:color="auto" w:fill="FFFFFF" w:val="clear"/>
+            <w:tcBorders/>
             <w:tcMar>
               <w:top w:w="40" w:type="dxa"/>
               <w:bottom w:w="40" w:type="dxa"/>
@@ -14092,13 +12825,7 @@
         <w:tc>
           <w:tcPr>
             <w:tcW w:w="1302" w:type="dxa"/>
-            <w:tcBorders>
-              <w:top w:val="single" w:sz="4" w:space="0" w:color="000000"/>
-              <w:left w:val="single" w:sz="4" w:space="0" w:color="000000"/>
-              <w:bottom w:val="single" w:sz="4" w:space="0" w:color="000000"/>
-              <w:right w:val="single" w:sz="4" w:space="0" w:color="000000"/>
-            </w:tcBorders>
-            <w:shd w:color="auto" w:fill="FFFFFF" w:val="clear"/>
+            <w:tcBorders/>
             <w:tcMar>
               <w:top w:w="40" w:type="dxa"/>
               <w:bottom w:w="40" w:type="dxa"/>
@@ -14126,13 +12853,7 @@
         <w:tc>
           <w:tcPr>
             <w:tcW w:w="1497" w:type="dxa"/>
-            <w:tcBorders>
-              <w:top w:val="single" w:sz="4" w:space="0" w:color="000000"/>
-              <w:left w:val="single" w:sz="4" w:space="0" w:color="000000"/>
-              <w:bottom w:val="single" w:sz="4" w:space="0" w:color="000000"/>
-              <w:right w:val="single" w:sz="4" w:space="0" w:color="000000"/>
-            </w:tcBorders>
-            <w:shd w:color="auto" w:fill="FFFFFF" w:val="clear"/>
+            <w:tcBorders/>
             <w:tcMar>
               <w:top w:w="40" w:type="dxa"/>
               <w:bottom w:w="40" w:type="dxa"/>
@@ -14160,13 +12881,7 @@
         <w:tc>
           <w:tcPr>
             <w:tcW w:w="1503" w:type="dxa"/>
-            <w:tcBorders>
-              <w:top w:val="single" w:sz="4" w:space="0" w:color="000000"/>
-              <w:left w:val="single" w:sz="4" w:space="0" w:color="000000"/>
-              <w:bottom w:val="single" w:sz="4" w:space="0" w:color="000000"/>
-              <w:right w:val="single" w:sz="4" w:space="0" w:color="000000"/>
-            </w:tcBorders>
-            <w:shd w:color="auto" w:fill="FFFFFF" w:val="clear"/>
+            <w:tcBorders/>
             <w:tcMar>
               <w:top w:w="40" w:type="dxa"/>
               <w:bottom w:w="40" w:type="dxa"/>
@@ -14197,13 +12912,7 @@
         <w:tc>
           <w:tcPr>
             <w:tcW w:w="3400" w:type="dxa"/>
-            <w:tcBorders>
-              <w:top w:val="single" w:sz="4" w:space="0" w:color="000000"/>
-              <w:left w:val="single" w:sz="4" w:space="0" w:color="000000"/>
-              <w:bottom w:val="single" w:sz="4" w:space="0" w:color="000000"/>
-              <w:right w:val="single" w:sz="4" w:space="0" w:color="000000"/>
-            </w:tcBorders>
-            <w:shd w:color="auto" w:fill="EEF2F8" w:val="clear"/>
+            <w:tcBorders/>
             <w:tcMar>
               <w:top w:w="40" w:type="dxa"/>
               <w:bottom w:w="40" w:type="dxa"/>
@@ -14230,13 +12939,7 @@
         <w:tc>
           <w:tcPr>
             <w:tcW w:w="1298" w:type="dxa"/>
-            <w:tcBorders>
-              <w:top w:val="single" w:sz="4" w:space="0" w:color="000000"/>
-              <w:left w:val="single" w:sz="4" w:space="0" w:color="000000"/>
-              <w:bottom w:val="single" w:sz="4" w:space="0" w:color="000000"/>
-              <w:right w:val="single" w:sz="4" w:space="0" w:color="000000"/>
-            </w:tcBorders>
-            <w:shd w:color="auto" w:fill="EEF2F8" w:val="clear"/>
+            <w:tcBorders/>
             <w:tcMar>
               <w:top w:w="40" w:type="dxa"/>
               <w:bottom w:w="40" w:type="dxa"/>
@@ -14264,13 +12967,7 @@
         <w:tc>
           <w:tcPr>
             <w:tcW w:w="1302" w:type="dxa"/>
-            <w:tcBorders>
-              <w:top w:val="single" w:sz="4" w:space="0" w:color="000000"/>
-              <w:left w:val="single" w:sz="4" w:space="0" w:color="000000"/>
-              <w:bottom w:val="single" w:sz="4" w:space="0" w:color="000000"/>
-              <w:right w:val="single" w:sz="4" w:space="0" w:color="000000"/>
-            </w:tcBorders>
-            <w:shd w:color="auto" w:fill="EEF2F8" w:val="clear"/>
+            <w:tcBorders/>
             <w:tcMar>
               <w:top w:w="40" w:type="dxa"/>
               <w:bottom w:w="40" w:type="dxa"/>
@@ -14298,13 +12995,7 @@
         <w:tc>
           <w:tcPr>
             <w:tcW w:w="1497" w:type="dxa"/>
-            <w:tcBorders>
-              <w:top w:val="single" w:sz="4" w:space="0" w:color="000000"/>
-              <w:left w:val="single" w:sz="4" w:space="0" w:color="000000"/>
-              <w:bottom w:val="single" w:sz="4" w:space="0" w:color="000000"/>
-              <w:right w:val="single" w:sz="4" w:space="0" w:color="000000"/>
-            </w:tcBorders>
-            <w:shd w:color="auto" w:fill="EEF2F8" w:val="clear"/>
+            <w:tcBorders/>
             <w:tcMar>
               <w:top w:w="40" w:type="dxa"/>
               <w:bottom w:w="40" w:type="dxa"/>
@@ -14332,13 +13023,7 @@
         <w:tc>
           <w:tcPr>
             <w:tcW w:w="1503" w:type="dxa"/>
-            <w:tcBorders>
-              <w:top w:val="single" w:sz="4" w:space="0" w:color="000000"/>
-              <w:left w:val="single" w:sz="4" w:space="0" w:color="000000"/>
-              <w:bottom w:val="single" w:sz="4" w:space="0" w:color="000000"/>
-              <w:right w:val="single" w:sz="4" w:space="0" w:color="000000"/>
-            </w:tcBorders>
-            <w:shd w:color="auto" w:fill="EEF2F8" w:val="clear"/>
+            <w:tcBorders/>
             <w:tcMar>
               <w:top w:w="40" w:type="dxa"/>
               <w:bottom w:w="40" w:type="dxa"/>
@@ -14369,13 +13054,7 @@
         <w:tc>
           <w:tcPr>
             <w:tcW w:w="3400" w:type="dxa"/>
-            <w:tcBorders>
-              <w:top w:val="single" w:sz="4" w:space="0" w:color="000000"/>
-              <w:left w:val="single" w:sz="4" w:space="0" w:color="000000"/>
-              <w:bottom w:val="single" w:sz="4" w:space="0" w:color="000000"/>
-              <w:right w:val="single" w:sz="4" w:space="0" w:color="000000"/>
-            </w:tcBorders>
-            <w:shd w:color="auto" w:fill="FFFFFF" w:val="clear"/>
+            <w:tcBorders/>
             <w:tcMar>
               <w:top w:w="40" w:type="dxa"/>
               <w:bottom w:w="40" w:type="dxa"/>
@@ -14402,13 +13081,7 @@
         <w:tc>
           <w:tcPr>
             <w:tcW w:w="1298" w:type="dxa"/>
-            <w:tcBorders>
-              <w:top w:val="single" w:sz="4" w:space="0" w:color="000000"/>
-              <w:left w:val="single" w:sz="4" w:space="0" w:color="000000"/>
-              <w:bottom w:val="single" w:sz="4" w:space="0" w:color="000000"/>
-              <w:right w:val="single" w:sz="4" w:space="0" w:color="000000"/>
-            </w:tcBorders>
-            <w:shd w:color="auto" w:fill="FFFFFF" w:val="clear"/>
+            <w:tcBorders/>
             <w:tcMar>
               <w:top w:w="40" w:type="dxa"/>
               <w:bottom w:w="40" w:type="dxa"/>
@@ -14436,13 +13109,7 @@
         <w:tc>
           <w:tcPr>
             <w:tcW w:w="1302" w:type="dxa"/>
-            <w:tcBorders>
-              <w:top w:val="single" w:sz="4" w:space="0" w:color="000000"/>
-              <w:left w:val="single" w:sz="4" w:space="0" w:color="000000"/>
-              <w:bottom w:val="single" w:sz="4" w:space="0" w:color="000000"/>
-              <w:right w:val="single" w:sz="4" w:space="0" w:color="000000"/>
-            </w:tcBorders>
-            <w:shd w:color="auto" w:fill="FFFFFF" w:val="clear"/>
+            <w:tcBorders/>
             <w:tcMar>
               <w:top w:w="40" w:type="dxa"/>
               <w:bottom w:w="40" w:type="dxa"/>
@@ -14470,13 +13137,7 @@
         <w:tc>
           <w:tcPr>
             <w:tcW w:w="1497" w:type="dxa"/>
-            <w:tcBorders>
-              <w:top w:val="single" w:sz="4" w:space="0" w:color="000000"/>
-              <w:left w:val="single" w:sz="4" w:space="0" w:color="000000"/>
-              <w:bottom w:val="single" w:sz="4" w:space="0" w:color="000000"/>
-              <w:right w:val="single" w:sz="4" w:space="0" w:color="000000"/>
-            </w:tcBorders>
-            <w:shd w:color="auto" w:fill="FFFFFF" w:val="clear"/>
+            <w:tcBorders/>
             <w:tcMar>
               <w:top w:w="40" w:type="dxa"/>
               <w:bottom w:w="40" w:type="dxa"/>
@@ -14504,13 +13165,7 @@
         <w:tc>
           <w:tcPr>
             <w:tcW w:w="1503" w:type="dxa"/>
-            <w:tcBorders>
-              <w:top w:val="single" w:sz="4" w:space="0" w:color="000000"/>
-              <w:left w:val="single" w:sz="4" w:space="0" w:color="000000"/>
-              <w:bottom w:val="single" w:sz="4" w:space="0" w:color="000000"/>
-              <w:right w:val="single" w:sz="4" w:space="0" w:color="000000"/>
-            </w:tcBorders>
-            <w:shd w:color="auto" w:fill="FFFFFF" w:val="clear"/>
+            <w:tcBorders/>
             <w:tcMar>
               <w:top w:w="40" w:type="dxa"/>
               <w:bottom w:w="40" w:type="dxa"/>
@@ -14541,13 +13196,7 @@
         <w:tc>
           <w:tcPr>
             <w:tcW w:w="3400" w:type="dxa"/>
-            <w:tcBorders>
-              <w:top w:val="single" w:sz="4" w:space="0" w:color="000000"/>
-              <w:left w:val="single" w:sz="4" w:space="0" w:color="000000"/>
-              <w:bottom w:val="single" w:sz="4" w:space="0" w:color="000000"/>
-              <w:right w:val="single" w:sz="4" w:space="0" w:color="000000"/>
-            </w:tcBorders>
-            <w:shd w:color="auto" w:fill="EEF2F8" w:val="clear"/>
+            <w:tcBorders/>
             <w:tcMar>
               <w:top w:w="40" w:type="dxa"/>
               <w:bottom w:w="40" w:type="dxa"/>
@@ -14574,13 +13223,7 @@
         <w:tc>
           <w:tcPr>
             <w:tcW w:w="1298" w:type="dxa"/>
-            <w:tcBorders>
-              <w:top w:val="single" w:sz="4" w:space="0" w:color="000000"/>
-              <w:left w:val="single" w:sz="4" w:space="0" w:color="000000"/>
-              <w:bottom w:val="single" w:sz="4" w:space="0" w:color="000000"/>
-              <w:right w:val="single" w:sz="4" w:space="0" w:color="000000"/>
-            </w:tcBorders>
-            <w:shd w:color="auto" w:fill="EEF2F8" w:val="clear"/>
+            <w:tcBorders/>
             <w:tcMar>
               <w:top w:w="40" w:type="dxa"/>
               <w:bottom w:w="40" w:type="dxa"/>
@@ -14608,13 +13251,7 @@
         <w:tc>
           <w:tcPr>
             <w:tcW w:w="1302" w:type="dxa"/>
-            <w:tcBorders>
-              <w:top w:val="single" w:sz="4" w:space="0" w:color="000000"/>
-              <w:left w:val="single" w:sz="4" w:space="0" w:color="000000"/>
-              <w:bottom w:val="single" w:sz="4" w:space="0" w:color="000000"/>
-              <w:right w:val="single" w:sz="4" w:space="0" w:color="000000"/>
-            </w:tcBorders>
-            <w:shd w:color="auto" w:fill="EEF2F8" w:val="clear"/>
+            <w:tcBorders/>
             <w:tcMar>
               <w:top w:w="40" w:type="dxa"/>
               <w:bottom w:w="40" w:type="dxa"/>
@@ -14642,13 +13279,7 @@
         <w:tc>
           <w:tcPr>
             <w:tcW w:w="1497" w:type="dxa"/>
-            <w:tcBorders>
-              <w:top w:val="single" w:sz="4" w:space="0" w:color="000000"/>
-              <w:left w:val="single" w:sz="4" w:space="0" w:color="000000"/>
-              <w:bottom w:val="single" w:sz="4" w:space="0" w:color="000000"/>
-              <w:right w:val="single" w:sz="4" w:space="0" w:color="000000"/>
-            </w:tcBorders>
-            <w:shd w:color="auto" w:fill="EEF2F8" w:val="clear"/>
+            <w:tcBorders/>
             <w:tcMar>
               <w:top w:w="40" w:type="dxa"/>
               <w:bottom w:w="40" w:type="dxa"/>
@@ -14676,13 +13307,7 @@
         <w:tc>
           <w:tcPr>
             <w:tcW w:w="1503" w:type="dxa"/>
-            <w:tcBorders>
-              <w:top w:val="single" w:sz="4" w:space="0" w:color="000000"/>
-              <w:left w:val="single" w:sz="4" w:space="0" w:color="000000"/>
-              <w:bottom w:val="single" w:sz="4" w:space="0" w:color="000000"/>
-              <w:right w:val="single" w:sz="4" w:space="0" w:color="000000"/>
-            </w:tcBorders>
-            <w:shd w:color="auto" w:fill="EEF2F8" w:val="clear"/>
+            <w:tcBorders/>
             <w:tcMar>
               <w:top w:w="40" w:type="dxa"/>
               <w:bottom w:w="40" w:type="dxa"/>
@@ -14713,13 +13338,7 @@
         <w:tc>
           <w:tcPr>
             <w:tcW w:w="3400" w:type="dxa"/>
-            <w:tcBorders>
-              <w:top w:val="single" w:sz="4" w:space="0" w:color="000000"/>
-              <w:left w:val="single" w:sz="4" w:space="0" w:color="000000"/>
-              <w:bottom w:val="single" w:sz="4" w:space="0" w:color="000000"/>
-              <w:right w:val="single" w:sz="4" w:space="0" w:color="000000"/>
-            </w:tcBorders>
-            <w:shd w:color="auto" w:fill="FFFFFF" w:val="clear"/>
+            <w:tcBorders/>
             <w:tcMar>
               <w:top w:w="40" w:type="dxa"/>
               <w:bottom w:w="40" w:type="dxa"/>
@@ -14746,13 +13365,7 @@
         <w:tc>
           <w:tcPr>
             <w:tcW w:w="1298" w:type="dxa"/>
-            <w:tcBorders>
-              <w:top w:val="single" w:sz="4" w:space="0" w:color="000000"/>
-              <w:left w:val="single" w:sz="4" w:space="0" w:color="000000"/>
-              <w:bottom w:val="single" w:sz="4" w:space="0" w:color="000000"/>
-              <w:right w:val="single" w:sz="4" w:space="0" w:color="000000"/>
-            </w:tcBorders>
-            <w:shd w:color="auto" w:fill="FFFFFF" w:val="clear"/>
+            <w:tcBorders/>
             <w:tcMar>
               <w:top w:w="40" w:type="dxa"/>
               <w:bottom w:w="40" w:type="dxa"/>
@@ -14780,13 +13393,7 @@
         <w:tc>
           <w:tcPr>
             <w:tcW w:w="1302" w:type="dxa"/>
-            <w:tcBorders>
-              <w:top w:val="single" w:sz="4" w:space="0" w:color="000000"/>
-              <w:left w:val="single" w:sz="4" w:space="0" w:color="000000"/>
-              <w:bottom w:val="single" w:sz="4" w:space="0" w:color="000000"/>
-              <w:right w:val="single" w:sz="4" w:space="0" w:color="000000"/>
-            </w:tcBorders>
-            <w:shd w:color="auto" w:fill="FFFFFF" w:val="clear"/>
+            <w:tcBorders/>
             <w:tcMar>
               <w:top w:w="40" w:type="dxa"/>
               <w:bottom w:w="40" w:type="dxa"/>
@@ -14814,13 +13421,7 @@
         <w:tc>
           <w:tcPr>
             <w:tcW w:w="1497" w:type="dxa"/>
-            <w:tcBorders>
-              <w:top w:val="single" w:sz="4" w:space="0" w:color="000000"/>
-              <w:left w:val="single" w:sz="4" w:space="0" w:color="000000"/>
-              <w:bottom w:val="single" w:sz="4" w:space="0" w:color="000000"/>
-              <w:right w:val="single" w:sz="4" w:space="0" w:color="000000"/>
-            </w:tcBorders>
-            <w:shd w:color="auto" w:fill="FFFFFF" w:val="clear"/>
+            <w:tcBorders/>
             <w:tcMar>
               <w:top w:w="40" w:type="dxa"/>
               <w:bottom w:w="40" w:type="dxa"/>
@@ -14848,13 +13449,7 @@
         <w:tc>
           <w:tcPr>
             <w:tcW w:w="1503" w:type="dxa"/>
-            <w:tcBorders>
-              <w:top w:val="single" w:sz="4" w:space="0" w:color="000000"/>
-              <w:left w:val="single" w:sz="4" w:space="0" w:color="000000"/>
-              <w:bottom w:val="single" w:sz="4" w:space="0" w:color="000000"/>
-              <w:right w:val="single" w:sz="4" w:space="0" w:color="000000"/>
-            </w:tcBorders>
-            <w:shd w:color="auto" w:fill="FFFFFF" w:val="clear"/>
+            <w:tcBorders/>
             <w:tcMar>
               <w:top w:w="40" w:type="dxa"/>
               <w:bottom w:w="40" w:type="dxa"/>
@@ -14885,13 +13480,7 @@
         <w:tc>
           <w:tcPr>
             <w:tcW w:w="3400" w:type="dxa"/>
-            <w:tcBorders>
-              <w:top w:val="single" w:sz="4" w:space="0" w:color="000000"/>
-              <w:left w:val="single" w:sz="4" w:space="0" w:color="000000"/>
-              <w:bottom w:val="single" w:sz="4" w:space="0" w:color="000000"/>
-              <w:right w:val="single" w:sz="4" w:space="0" w:color="000000"/>
-            </w:tcBorders>
-            <w:shd w:color="auto" w:fill="EEF2F8" w:val="clear"/>
+            <w:tcBorders/>
             <w:tcMar>
               <w:top w:w="40" w:type="dxa"/>
               <w:bottom w:w="40" w:type="dxa"/>
@@ -14918,13 +13507,7 @@
         <w:tc>
           <w:tcPr>
             <w:tcW w:w="1298" w:type="dxa"/>
-            <w:tcBorders>
-              <w:top w:val="single" w:sz="4" w:space="0" w:color="000000"/>
-              <w:left w:val="single" w:sz="4" w:space="0" w:color="000000"/>
-              <w:bottom w:val="single" w:sz="4" w:space="0" w:color="000000"/>
-              <w:right w:val="single" w:sz="4" w:space="0" w:color="000000"/>
-            </w:tcBorders>
-            <w:shd w:color="auto" w:fill="EEF2F8" w:val="clear"/>
+            <w:tcBorders/>
             <w:tcMar>
               <w:top w:w="40" w:type="dxa"/>
               <w:bottom w:w="40" w:type="dxa"/>
@@ -14952,13 +13535,7 @@
         <w:tc>
           <w:tcPr>
             <w:tcW w:w="1302" w:type="dxa"/>
-            <w:tcBorders>
-              <w:top w:val="single" w:sz="4" w:space="0" w:color="000000"/>
-              <w:left w:val="single" w:sz="4" w:space="0" w:color="000000"/>
-              <w:bottom w:val="single" w:sz="4" w:space="0" w:color="000000"/>
-              <w:right w:val="single" w:sz="4" w:space="0" w:color="000000"/>
-            </w:tcBorders>
-            <w:shd w:color="auto" w:fill="EEF2F8" w:val="clear"/>
+            <w:tcBorders/>
             <w:tcMar>
               <w:top w:w="40" w:type="dxa"/>
               <w:bottom w:w="40" w:type="dxa"/>
@@ -14986,13 +13563,7 @@
         <w:tc>
           <w:tcPr>
             <w:tcW w:w="1497" w:type="dxa"/>
-            <w:tcBorders>
-              <w:top w:val="single" w:sz="4" w:space="0" w:color="000000"/>
-              <w:left w:val="single" w:sz="4" w:space="0" w:color="000000"/>
-              <w:bottom w:val="single" w:sz="4" w:space="0" w:color="000000"/>
-              <w:right w:val="single" w:sz="4" w:space="0" w:color="000000"/>
-            </w:tcBorders>
-            <w:shd w:color="auto" w:fill="EEF2F8" w:val="clear"/>
+            <w:tcBorders/>
             <w:tcMar>
               <w:top w:w="40" w:type="dxa"/>
               <w:bottom w:w="40" w:type="dxa"/>
@@ -15020,13 +13591,7 @@
         <w:tc>
           <w:tcPr>
             <w:tcW w:w="1503" w:type="dxa"/>
-            <w:tcBorders>
-              <w:top w:val="single" w:sz="4" w:space="0" w:color="000000"/>
-              <w:left w:val="single" w:sz="4" w:space="0" w:color="000000"/>
-              <w:bottom w:val="single" w:sz="4" w:space="0" w:color="000000"/>
-              <w:right w:val="single" w:sz="4" w:space="0" w:color="000000"/>
-            </w:tcBorders>
-            <w:shd w:color="auto" w:fill="EEF2F8" w:val="clear"/>
+            <w:tcBorders/>
             <w:tcMar>
               <w:top w:w="40" w:type="dxa"/>
               <w:bottom w:w="40" w:type="dxa"/>
@@ -15057,13 +13622,7 @@
         <w:tc>
           <w:tcPr>
             <w:tcW w:w="3400" w:type="dxa"/>
-            <w:tcBorders>
-              <w:top w:val="single" w:sz="4" w:space="0" w:color="000000"/>
-              <w:left w:val="single" w:sz="4" w:space="0" w:color="000000"/>
-              <w:bottom w:val="single" w:sz="4" w:space="0" w:color="000000"/>
-              <w:right w:val="single" w:sz="4" w:space="0" w:color="000000"/>
-            </w:tcBorders>
-            <w:shd w:color="auto" w:fill="FFFFFF" w:val="clear"/>
+            <w:tcBorders/>
             <w:tcMar>
               <w:top w:w="40" w:type="dxa"/>
               <w:bottom w:w="40" w:type="dxa"/>
@@ -15090,13 +13649,7 @@
         <w:tc>
           <w:tcPr>
             <w:tcW w:w="1298" w:type="dxa"/>
-            <w:tcBorders>
-              <w:top w:val="single" w:sz="4" w:space="0" w:color="000000"/>
-              <w:left w:val="single" w:sz="4" w:space="0" w:color="000000"/>
-              <w:bottom w:val="single" w:sz="4" w:space="0" w:color="000000"/>
-              <w:right w:val="single" w:sz="4" w:space="0" w:color="000000"/>
-            </w:tcBorders>
-            <w:shd w:color="auto" w:fill="FFFFFF" w:val="clear"/>
+            <w:tcBorders/>
             <w:tcMar>
               <w:top w:w="40" w:type="dxa"/>
               <w:bottom w:w="40" w:type="dxa"/>
@@ -15124,13 +13677,7 @@
         <w:tc>
           <w:tcPr>
             <w:tcW w:w="1302" w:type="dxa"/>
-            <w:tcBorders>
-              <w:top w:val="single" w:sz="4" w:space="0" w:color="000000"/>
-              <w:left w:val="single" w:sz="4" w:space="0" w:color="000000"/>
-              <w:bottom w:val="single" w:sz="4" w:space="0" w:color="000000"/>
-              <w:right w:val="single" w:sz="4" w:space="0" w:color="000000"/>
-            </w:tcBorders>
-            <w:shd w:color="auto" w:fill="FFFFFF" w:val="clear"/>
+            <w:tcBorders/>
             <w:tcMar>
               <w:top w:w="40" w:type="dxa"/>
               <w:bottom w:w="40" w:type="dxa"/>
@@ -15158,13 +13705,7 @@
         <w:tc>
           <w:tcPr>
             <w:tcW w:w="1497" w:type="dxa"/>
-            <w:tcBorders>
-              <w:top w:val="single" w:sz="4" w:space="0" w:color="000000"/>
-              <w:left w:val="single" w:sz="4" w:space="0" w:color="000000"/>
-              <w:bottom w:val="single" w:sz="4" w:space="0" w:color="000000"/>
-              <w:right w:val="single" w:sz="4" w:space="0" w:color="000000"/>
-            </w:tcBorders>
-            <w:shd w:color="auto" w:fill="FFFFFF" w:val="clear"/>
+            <w:tcBorders/>
             <w:tcMar>
               <w:top w:w="40" w:type="dxa"/>
               <w:bottom w:w="40" w:type="dxa"/>
@@ -15192,13 +13733,7 @@
         <w:tc>
           <w:tcPr>
             <w:tcW w:w="1503" w:type="dxa"/>
-            <w:tcBorders>
-              <w:top w:val="single" w:sz="4" w:space="0" w:color="000000"/>
-              <w:left w:val="single" w:sz="4" w:space="0" w:color="000000"/>
-              <w:bottom w:val="single" w:sz="4" w:space="0" w:color="000000"/>
-              <w:right w:val="single" w:sz="4" w:space="0" w:color="000000"/>
-            </w:tcBorders>
-            <w:shd w:color="auto" w:fill="FFFFFF" w:val="clear"/>
+            <w:tcBorders/>
             <w:tcMar>
               <w:top w:w="40" w:type="dxa"/>
               <w:bottom w:w="40" w:type="dxa"/>
@@ -15229,13 +13764,7 @@
         <w:tc>
           <w:tcPr>
             <w:tcW w:w="3400" w:type="dxa"/>
-            <w:tcBorders>
-              <w:top w:val="single" w:sz="4" w:space="0" w:color="000000"/>
-              <w:left w:val="single" w:sz="4" w:space="0" w:color="000000"/>
-              <w:bottom w:val="single" w:sz="4" w:space="0" w:color="000000"/>
-              <w:right w:val="single" w:sz="4" w:space="0" w:color="000000"/>
-            </w:tcBorders>
-            <w:shd w:color="auto" w:fill="EEF2F8" w:val="clear"/>
+            <w:tcBorders/>
             <w:tcMar>
               <w:top w:w="40" w:type="dxa"/>
               <w:bottom w:w="40" w:type="dxa"/>
@@ -15262,13 +13791,7 @@
         <w:tc>
           <w:tcPr>
             <w:tcW w:w="1298" w:type="dxa"/>
-            <w:tcBorders>
-              <w:top w:val="single" w:sz="4" w:space="0" w:color="000000"/>
-              <w:left w:val="single" w:sz="4" w:space="0" w:color="000000"/>
-              <w:bottom w:val="single" w:sz="4" w:space="0" w:color="000000"/>
-              <w:right w:val="single" w:sz="4" w:space="0" w:color="000000"/>
-            </w:tcBorders>
-            <w:shd w:color="auto" w:fill="EEF2F8" w:val="clear"/>
+            <w:tcBorders/>
             <w:tcMar>
               <w:top w:w="40" w:type="dxa"/>
               <w:bottom w:w="40" w:type="dxa"/>
@@ -15296,13 +13819,7 @@
         <w:tc>
           <w:tcPr>
             <w:tcW w:w="1302" w:type="dxa"/>
-            <w:tcBorders>
-              <w:top w:val="single" w:sz="4" w:space="0" w:color="000000"/>
-              <w:left w:val="single" w:sz="4" w:space="0" w:color="000000"/>
-              <w:bottom w:val="single" w:sz="4" w:space="0" w:color="000000"/>
-              <w:right w:val="single" w:sz="4" w:space="0" w:color="000000"/>
-            </w:tcBorders>
-            <w:shd w:color="auto" w:fill="EEF2F8" w:val="clear"/>
+            <w:tcBorders/>
             <w:tcMar>
               <w:top w:w="40" w:type="dxa"/>
               <w:bottom w:w="40" w:type="dxa"/>
@@ -15330,13 +13847,7 @@
         <w:tc>
           <w:tcPr>
             <w:tcW w:w="1497" w:type="dxa"/>
-            <w:tcBorders>
-              <w:top w:val="single" w:sz="4" w:space="0" w:color="000000"/>
-              <w:left w:val="single" w:sz="4" w:space="0" w:color="000000"/>
-              <w:bottom w:val="single" w:sz="4" w:space="0" w:color="000000"/>
-              <w:right w:val="single" w:sz="4" w:space="0" w:color="000000"/>
-            </w:tcBorders>
-            <w:shd w:color="auto" w:fill="EEF2F8" w:val="clear"/>
+            <w:tcBorders/>
             <w:tcMar>
               <w:top w:w="40" w:type="dxa"/>
               <w:bottom w:w="40" w:type="dxa"/>
@@ -15364,13 +13875,7 @@
         <w:tc>
           <w:tcPr>
             <w:tcW w:w="1503" w:type="dxa"/>
-            <w:tcBorders>
-              <w:top w:val="single" w:sz="4" w:space="0" w:color="000000"/>
-              <w:left w:val="single" w:sz="4" w:space="0" w:color="000000"/>
-              <w:bottom w:val="single" w:sz="4" w:space="0" w:color="000000"/>
-              <w:right w:val="single" w:sz="4" w:space="0" w:color="000000"/>
-            </w:tcBorders>
-            <w:shd w:color="auto" w:fill="EEF2F8" w:val="clear"/>
+            <w:tcBorders/>
             <w:tcMar>
               <w:top w:w="40" w:type="dxa"/>
               <w:bottom w:w="40" w:type="dxa"/>
@@ -15401,13 +13906,7 @@
         <w:tc>
           <w:tcPr>
             <w:tcW w:w="3400" w:type="dxa"/>
-            <w:tcBorders>
-              <w:top w:val="single" w:sz="4" w:space="0" w:color="000000"/>
-              <w:left w:val="single" w:sz="4" w:space="0" w:color="000000"/>
-              <w:bottom w:val="single" w:sz="4" w:space="0" w:color="000000"/>
-              <w:right w:val="single" w:sz="4" w:space="0" w:color="000000"/>
-            </w:tcBorders>
-            <w:shd w:color="auto" w:fill="FFFFFF" w:val="clear"/>
+            <w:tcBorders/>
             <w:tcMar>
               <w:top w:w="40" w:type="dxa"/>
               <w:bottom w:w="40" w:type="dxa"/>
@@ -15434,13 +13933,7 @@
         <w:tc>
           <w:tcPr>
             <w:tcW w:w="1298" w:type="dxa"/>
-            <w:tcBorders>
-              <w:top w:val="single" w:sz="4" w:space="0" w:color="000000"/>
-              <w:left w:val="single" w:sz="4" w:space="0" w:color="000000"/>
-              <w:bottom w:val="single" w:sz="4" w:space="0" w:color="000000"/>
-              <w:right w:val="single" w:sz="4" w:space="0" w:color="000000"/>
-            </w:tcBorders>
-            <w:shd w:color="auto" w:fill="FFFFFF" w:val="clear"/>
+            <w:tcBorders/>
             <w:tcMar>
               <w:top w:w="40" w:type="dxa"/>
               <w:bottom w:w="40" w:type="dxa"/>
@@ -15468,13 +13961,7 @@
         <w:tc>
           <w:tcPr>
             <w:tcW w:w="1302" w:type="dxa"/>
-            <w:tcBorders>
-              <w:top w:val="single" w:sz="4" w:space="0" w:color="000000"/>
-              <w:left w:val="single" w:sz="4" w:space="0" w:color="000000"/>
-              <w:bottom w:val="single" w:sz="4" w:space="0" w:color="000000"/>
-              <w:right w:val="single" w:sz="4" w:space="0" w:color="000000"/>
-            </w:tcBorders>
-            <w:shd w:color="auto" w:fill="FFFFFF" w:val="clear"/>
+            <w:tcBorders/>
             <w:tcMar>
               <w:top w:w="40" w:type="dxa"/>
               <w:bottom w:w="40" w:type="dxa"/>
@@ -15502,13 +13989,7 @@
         <w:tc>
           <w:tcPr>
             <w:tcW w:w="1497" w:type="dxa"/>
-            <w:tcBorders>
-              <w:top w:val="single" w:sz="4" w:space="0" w:color="000000"/>
-              <w:left w:val="single" w:sz="4" w:space="0" w:color="000000"/>
-              <w:bottom w:val="single" w:sz="4" w:space="0" w:color="000000"/>
-              <w:right w:val="single" w:sz="4" w:space="0" w:color="000000"/>
-            </w:tcBorders>
-            <w:shd w:color="auto" w:fill="FFFFFF" w:val="clear"/>
+            <w:tcBorders/>
             <w:tcMar>
               <w:top w:w="40" w:type="dxa"/>
               <w:bottom w:w="40" w:type="dxa"/>
@@ -15536,13 +14017,7 @@
         <w:tc>
           <w:tcPr>
             <w:tcW w:w="1503" w:type="dxa"/>
-            <w:tcBorders>
-              <w:top w:val="single" w:sz="4" w:space="0" w:color="000000"/>
-              <w:left w:val="single" w:sz="4" w:space="0" w:color="000000"/>
-              <w:bottom w:val="single" w:sz="4" w:space="0" w:color="000000"/>
-              <w:right w:val="single" w:sz="4" w:space="0" w:color="000000"/>
-            </w:tcBorders>
-            <w:shd w:color="auto" w:fill="FFFFFF" w:val="clear"/>
+            <w:tcBorders/>
             <w:tcMar>
               <w:top w:w="40" w:type="dxa"/>
               <w:bottom w:w="40" w:type="dxa"/>
@@ -15573,13 +14048,7 @@
         <w:tc>
           <w:tcPr>
             <w:tcW w:w="3400" w:type="dxa"/>
-            <w:tcBorders>
-              <w:top w:val="single" w:sz="4" w:space="0" w:color="000000"/>
-              <w:left w:val="single" w:sz="4" w:space="0" w:color="000000"/>
-              <w:bottom w:val="single" w:sz="4" w:space="0" w:color="000000"/>
-              <w:right w:val="single" w:sz="4" w:space="0" w:color="000000"/>
-            </w:tcBorders>
-            <w:shd w:color="auto" w:fill="EEF2F8" w:val="clear"/>
+            <w:tcBorders/>
             <w:tcMar>
               <w:top w:w="40" w:type="dxa"/>
               <w:bottom w:w="40" w:type="dxa"/>
@@ -15606,13 +14075,7 @@
         <w:tc>
           <w:tcPr>
             <w:tcW w:w="1298" w:type="dxa"/>
-            <w:tcBorders>
-              <w:top w:val="single" w:sz="4" w:space="0" w:color="000000"/>
-              <w:left w:val="single" w:sz="4" w:space="0" w:color="000000"/>
-              <w:bottom w:val="single" w:sz="4" w:space="0" w:color="000000"/>
-              <w:right w:val="single" w:sz="4" w:space="0" w:color="000000"/>
-            </w:tcBorders>
-            <w:shd w:color="auto" w:fill="EEF2F8" w:val="clear"/>
+            <w:tcBorders/>
             <w:tcMar>
               <w:top w:w="40" w:type="dxa"/>
               <w:bottom w:w="40" w:type="dxa"/>
@@ -15640,13 +14103,7 @@
         <w:tc>
           <w:tcPr>
             <w:tcW w:w="1302" w:type="dxa"/>
-            <w:tcBorders>
-              <w:top w:val="single" w:sz="4" w:space="0" w:color="000000"/>
-              <w:left w:val="single" w:sz="4" w:space="0" w:color="000000"/>
-              <w:bottom w:val="single" w:sz="4" w:space="0" w:color="000000"/>
-              <w:right w:val="single" w:sz="4" w:space="0" w:color="000000"/>
-            </w:tcBorders>
-            <w:shd w:color="auto" w:fill="EEF2F8" w:val="clear"/>
+            <w:tcBorders/>
             <w:tcMar>
               <w:top w:w="40" w:type="dxa"/>
               <w:bottom w:w="40" w:type="dxa"/>
@@ -15674,13 +14131,7 @@
         <w:tc>
           <w:tcPr>
             <w:tcW w:w="1497" w:type="dxa"/>
-            <w:tcBorders>
-              <w:top w:val="single" w:sz="4" w:space="0" w:color="000000"/>
-              <w:left w:val="single" w:sz="4" w:space="0" w:color="000000"/>
-              <w:bottom w:val="single" w:sz="4" w:space="0" w:color="000000"/>
-              <w:right w:val="single" w:sz="4" w:space="0" w:color="000000"/>
-            </w:tcBorders>
-            <w:shd w:color="auto" w:fill="EEF2F8" w:val="clear"/>
+            <w:tcBorders/>
             <w:tcMar>
               <w:top w:w="40" w:type="dxa"/>
               <w:bottom w:w="40" w:type="dxa"/>
@@ -15708,13 +14159,7 @@
         <w:tc>
           <w:tcPr>
             <w:tcW w:w="1503" w:type="dxa"/>
-            <w:tcBorders>
-              <w:top w:val="single" w:sz="4" w:space="0" w:color="000000"/>
-              <w:left w:val="single" w:sz="4" w:space="0" w:color="000000"/>
-              <w:bottom w:val="single" w:sz="4" w:space="0" w:color="000000"/>
-              <w:right w:val="single" w:sz="4" w:space="0" w:color="000000"/>
-            </w:tcBorders>
-            <w:shd w:color="auto" w:fill="EEF2F8" w:val="clear"/>
+            <w:tcBorders/>
             <w:tcMar>
               <w:top w:w="40" w:type="dxa"/>
               <w:bottom w:w="40" w:type="dxa"/>
@@ -15745,13 +14190,7 @@
         <w:tc>
           <w:tcPr>
             <w:tcW w:w="3400" w:type="dxa"/>
-            <w:tcBorders>
-              <w:top w:val="single" w:sz="4" w:space="0" w:color="000000"/>
-              <w:left w:val="single" w:sz="4" w:space="0" w:color="000000"/>
-              <w:bottom w:val="single" w:sz="4" w:space="0" w:color="000000"/>
-              <w:right w:val="single" w:sz="4" w:space="0" w:color="000000"/>
-            </w:tcBorders>
-            <w:shd w:color="auto" w:fill="FFFFFF" w:val="clear"/>
+            <w:tcBorders/>
             <w:tcMar>
               <w:top w:w="40" w:type="dxa"/>
               <w:bottom w:w="40" w:type="dxa"/>
@@ -15778,13 +14217,7 @@
         <w:tc>
           <w:tcPr>
             <w:tcW w:w="1298" w:type="dxa"/>
-            <w:tcBorders>
-              <w:top w:val="single" w:sz="4" w:space="0" w:color="000000"/>
-              <w:left w:val="single" w:sz="4" w:space="0" w:color="000000"/>
-              <w:bottom w:val="single" w:sz="4" w:space="0" w:color="000000"/>
-              <w:right w:val="single" w:sz="4" w:space="0" w:color="000000"/>
-            </w:tcBorders>
-            <w:shd w:color="auto" w:fill="FFFFFF" w:val="clear"/>
+            <w:tcBorders/>
             <w:tcMar>
               <w:top w:w="40" w:type="dxa"/>
               <w:bottom w:w="40" w:type="dxa"/>
@@ -15812,13 +14245,7 @@
         <w:tc>
           <w:tcPr>
             <w:tcW w:w="1302" w:type="dxa"/>
-            <w:tcBorders>
-              <w:top w:val="single" w:sz="4" w:space="0" w:color="000000"/>
-              <w:left w:val="single" w:sz="4" w:space="0" w:color="000000"/>
-              <w:bottom w:val="single" w:sz="4" w:space="0" w:color="000000"/>
-              <w:right w:val="single" w:sz="4" w:space="0" w:color="000000"/>
-            </w:tcBorders>
-            <w:shd w:color="auto" w:fill="FFFFFF" w:val="clear"/>
+            <w:tcBorders/>
             <w:tcMar>
               <w:top w:w="40" w:type="dxa"/>
               <w:bottom w:w="40" w:type="dxa"/>
@@ -15846,13 +14273,7 @@
         <w:tc>
           <w:tcPr>
             <w:tcW w:w="1497" w:type="dxa"/>
-            <w:tcBorders>
-              <w:top w:val="single" w:sz="4" w:space="0" w:color="000000"/>
-              <w:left w:val="single" w:sz="4" w:space="0" w:color="000000"/>
-              <w:bottom w:val="single" w:sz="4" w:space="0" w:color="000000"/>
-              <w:right w:val="single" w:sz="4" w:space="0" w:color="000000"/>
-            </w:tcBorders>
-            <w:shd w:color="auto" w:fill="FFFFFF" w:val="clear"/>
+            <w:tcBorders/>
             <w:tcMar>
               <w:top w:w="40" w:type="dxa"/>
               <w:bottom w:w="40" w:type="dxa"/>
@@ -15880,13 +14301,7 @@
         <w:tc>
           <w:tcPr>
             <w:tcW w:w="1503" w:type="dxa"/>
-            <w:tcBorders>
-              <w:top w:val="single" w:sz="4" w:space="0" w:color="000000"/>
-              <w:left w:val="single" w:sz="4" w:space="0" w:color="000000"/>
-              <w:bottom w:val="single" w:sz="4" w:space="0" w:color="000000"/>
-              <w:right w:val="single" w:sz="4" w:space="0" w:color="000000"/>
-            </w:tcBorders>
-            <w:shd w:color="auto" w:fill="FFFFFF" w:val="clear"/>
+            <w:tcBorders/>
             <w:tcMar>
               <w:top w:w="40" w:type="dxa"/>
               <w:bottom w:w="40" w:type="dxa"/>
@@ -15918,12 +14333,8 @@
           <w:tcPr>
             <w:tcW w:w="3400" w:type="dxa"/>
             <w:tcBorders>
-              <w:top w:val="single" w:sz="4" w:space="0" w:color="000000"/>
-              <w:left w:val="single" w:sz="4" w:space="0" w:color="000000"/>
-              <w:bottom w:val="single" w:sz="4" w:space="0" w:color="000000"/>
-              <w:right w:val="single" w:sz="4" w:space="0" w:color="000000"/>
+              <w:bottom w:val="single" w:sz="16" w:space="0" w:color="000000"/>
             </w:tcBorders>
-            <w:shd w:color="auto" w:fill="EEF2F8" w:val="clear"/>
             <w:tcMar>
               <w:top w:w="40" w:type="dxa"/>
               <w:bottom w:w="40" w:type="dxa"/>
@@ -15951,12 +14362,8 @@
           <w:tcPr>
             <w:tcW w:w="1298" w:type="dxa"/>
             <w:tcBorders>
-              <w:top w:val="single" w:sz="4" w:space="0" w:color="000000"/>
-              <w:left w:val="single" w:sz="4" w:space="0" w:color="000000"/>
-              <w:bottom w:val="single" w:sz="4" w:space="0" w:color="000000"/>
-              <w:right w:val="single" w:sz="4" w:space="0" w:color="000000"/>
+              <w:bottom w:val="single" w:sz="16" w:space="0" w:color="000000"/>
             </w:tcBorders>
-            <w:shd w:color="auto" w:fill="EEF2F8" w:val="clear"/>
             <w:tcMar>
               <w:top w:w="40" w:type="dxa"/>
               <w:bottom w:w="40" w:type="dxa"/>
@@ -15985,12 +14392,8 @@
           <w:tcPr>
             <w:tcW w:w="1302" w:type="dxa"/>
             <w:tcBorders>
-              <w:top w:val="single" w:sz="4" w:space="0" w:color="000000"/>
-              <w:left w:val="single" w:sz="4" w:space="0" w:color="000000"/>
-              <w:bottom w:val="single" w:sz="4" w:space="0" w:color="000000"/>
-              <w:right w:val="single" w:sz="4" w:space="0" w:color="000000"/>
+              <w:bottom w:val="single" w:sz="16" w:space="0" w:color="000000"/>
             </w:tcBorders>
-            <w:shd w:color="auto" w:fill="EEF2F8" w:val="clear"/>
             <w:tcMar>
               <w:top w:w="40" w:type="dxa"/>
               <w:bottom w:w="40" w:type="dxa"/>
@@ -16019,12 +14422,8 @@
           <w:tcPr>
             <w:tcW w:w="1497" w:type="dxa"/>
             <w:tcBorders>
-              <w:top w:val="single" w:sz="4" w:space="0" w:color="000000"/>
-              <w:left w:val="single" w:sz="4" w:space="0" w:color="000000"/>
-              <w:bottom w:val="single" w:sz="4" w:space="0" w:color="000000"/>
-              <w:right w:val="single" w:sz="4" w:space="0" w:color="000000"/>
+              <w:bottom w:val="single" w:sz="16" w:space="0" w:color="000000"/>
             </w:tcBorders>
-            <w:shd w:color="auto" w:fill="EEF2F8" w:val="clear"/>
             <w:tcMar>
               <w:top w:w="40" w:type="dxa"/>
               <w:bottom w:w="40" w:type="dxa"/>
@@ -16053,12 +14452,8 @@
           <w:tcPr>
             <w:tcW w:w="1503" w:type="dxa"/>
             <w:tcBorders>
-              <w:top w:val="single" w:sz="4" w:space="0" w:color="000000"/>
-              <w:left w:val="single" w:sz="4" w:space="0" w:color="000000"/>
-              <w:bottom w:val="single" w:sz="4" w:space="0" w:color="000000"/>
-              <w:right w:val="single" w:sz="4" w:space="0" w:color="000000"/>
+              <w:bottom w:val="single" w:sz="16" w:space="0" w:color="000000"/>
             </w:tcBorders>
-            <w:shd w:color="auto" w:fill="EEF2F8" w:val="clear"/>
             <w:tcMar>
               <w:top w:w="40" w:type="dxa"/>
               <w:bottom w:w="40" w:type="dxa"/>
@@ -16168,12 +14563,9 @@
           <w:tcPr>
             <w:tcW w:w="3400" w:type="dxa"/>
             <w:tcBorders>
-              <w:top w:val="single" w:sz="4" w:space="0" w:color="000000"/>
-              <w:left w:val="single" w:sz="4" w:space="0" w:color="000000"/>
-              <w:bottom w:val="single" w:sz="4" w:space="0" w:color="000000"/>
-              <w:right w:val="single" w:sz="4" w:space="0" w:color="000000"/>
+              <w:top w:val="single" w:sz="16" w:space="0" w:color="000000"/>
+              <w:bottom w:val="single" w:sz="6" w:space="0" w:color="000000"/>
             </w:tcBorders>
-            <w:shd w:color="auto" w:fill="1F3864" w:val="clear"/>
             <w:vAlign w:val="center"/>
           </w:tcPr>
           <w:p>
@@ -16189,7 +14581,7 @@
                 <w:rFonts w:ascii="Times New Roman" w:hAnsi="Times New Roman"/>
                 <w:b/>
                 <w:bCs/>
-                <w:color w:val="FFFFFF"/>
+                <w:color w:val="000000"/>
                 <w:sz w:val="18"/>
                 <w:szCs w:val="18"/>
               </w:rPr>
@@ -16201,12 +14593,9 @@
           <w:tcPr>
             <w:tcW w:w="1298" w:type="dxa"/>
             <w:tcBorders>
-              <w:top w:val="single" w:sz="4" w:space="0" w:color="000000"/>
-              <w:left w:val="single" w:sz="4" w:space="0" w:color="000000"/>
-              <w:bottom w:val="single" w:sz="4" w:space="0" w:color="000000"/>
-              <w:right w:val="single" w:sz="4" w:space="0" w:color="000000"/>
+              <w:top w:val="single" w:sz="16" w:space="0" w:color="000000"/>
+              <w:bottom w:val="single" w:sz="6" w:space="0" w:color="000000"/>
             </w:tcBorders>
-            <w:shd w:color="auto" w:fill="1F3864" w:val="clear"/>
             <w:vAlign w:val="center"/>
           </w:tcPr>
           <w:p>
@@ -16222,7 +14611,7 @@
                 <w:rFonts w:ascii="Times New Roman" w:hAnsi="Times New Roman"/>
                 <w:b/>
                 <w:bCs/>
-                <w:color w:val="FFFFFF"/>
+                <w:color w:val="000000"/>
                 <w:sz w:val="18"/>
                 <w:szCs w:val="18"/>
               </w:rPr>
@@ -16234,12 +14623,9 @@
           <w:tcPr>
             <w:tcW w:w="1302" w:type="dxa"/>
             <w:tcBorders>
-              <w:top w:val="single" w:sz="4" w:space="0" w:color="000000"/>
-              <w:left w:val="single" w:sz="4" w:space="0" w:color="000000"/>
-              <w:bottom w:val="single" w:sz="4" w:space="0" w:color="000000"/>
-              <w:right w:val="single" w:sz="4" w:space="0" w:color="000000"/>
+              <w:top w:val="single" w:sz="16" w:space="0" w:color="000000"/>
+              <w:bottom w:val="single" w:sz="6" w:space="0" w:color="000000"/>
             </w:tcBorders>
-            <w:shd w:color="auto" w:fill="1F3864" w:val="clear"/>
             <w:vAlign w:val="center"/>
           </w:tcPr>
           <w:p>
@@ -16255,7 +14641,7 @@
                 <w:rFonts w:ascii="Times New Roman" w:hAnsi="Times New Roman"/>
                 <w:b/>
                 <w:bCs/>
-                <w:color w:val="FFFFFF"/>
+                <w:color w:val="000000"/>
                 <w:sz w:val="18"/>
                 <w:szCs w:val="18"/>
               </w:rPr>
@@ -16267,12 +14653,9 @@
           <w:tcPr>
             <w:tcW w:w="1497" w:type="dxa"/>
             <w:tcBorders>
-              <w:top w:val="single" w:sz="4" w:space="0" w:color="000000"/>
-              <w:left w:val="single" w:sz="4" w:space="0" w:color="000000"/>
-              <w:bottom w:val="single" w:sz="4" w:space="0" w:color="000000"/>
-              <w:right w:val="single" w:sz="4" w:space="0" w:color="000000"/>
+              <w:top w:val="single" w:sz="16" w:space="0" w:color="000000"/>
+              <w:bottom w:val="single" w:sz="6" w:space="0" w:color="000000"/>
             </w:tcBorders>
-            <w:shd w:color="auto" w:fill="1F3864" w:val="clear"/>
             <w:vAlign w:val="center"/>
           </w:tcPr>
           <w:p>
@@ -16288,7 +14671,7 @@
                 <w:rFonts w:ascii="Times New Roman" w:hAnsi="Times New Roman"/>
                 <w:b/>
                 <w:bCs/>
-                <w:color w:val="FFFFFF"/>
+                <w:color w:val="000000"/>
                 <w:sz w:val="18"/>
                 <w:szCs w:val="18"/>
               </w:rPr>
@@ -16300,12 +14683,9 @@
           <w:tcPr>
             <w:tcW w:w="1503" w:type="dxa"/>
             <w:tcBorders>
-              <w:top w:val="single" w:sz="4" w:space="0" w:color="000000"/>
-              <w:left w:val="single" w:sz="4" w:space="0" w:color="000000"/>
-              <w:bottom w:val="single" w:sz="4" w:space="0" w:color="000000"/>
-              <w:right w:val="single" w:sz="4" w:space="0" w:color="000000"/>
+              <w:top w:val="single" w:sz="16" w:space="0" w:color="000000"/>
+              <w:bottom w:val="single" w:sz="6" w:space="0" w:color="000000"/>
             </w:tcBorders>
-            <w:shd w:color="auto" w:fill="1F3864" w:val="clear"/>
             <w:vAlign w:val="center"/>
           </w:tcPr>
           <w:p>
@@ -16321,7 +14701,7 @@
                 <w:rFonts w:ascii="Times New Roman" w:hAnsi="Times New Roman"/>
                 <w:b/>
                 <w:bCs/>
-                <w:color w:val="FFFFFF"/>
+                <w:color w:val="000000"/>
                 <w:sz w:val="18"/>
                 <w:szCs w:val="18"/>
               </w:rPr>
@@ -16335,13 +14715,7 @@
         <w:tc>
           <w:tcPr>
             <w:tcW w:w="3400" w:type="dxa"/>
-            <w:tcBorders>
-              <w:top w:val="single" w:sz="4" w:space="0" w:color="000000"/>
-              <w:left w:val="single" w:sz="4" w:space="0" w:color="000000"/>
-              <w:bottom w:val="single" w:sz="4" w:space="0" w:color="000000"/>
-              <w:right w:val="single" w:sz="4" w:space="0" w:color="000000"/>
-            </w:tcBorders>
-            <w:shd w:color="auto" w:fill="FFFFFF" w:val="clear"/>
+            <w:tcBorders/>
             <w:tcMar>
               <w:top w:w="40" w:type="dxa"/>
               <w:bottom w:w="40" w:type="dxa"/>
@@ -16368,13 +14742,7 @@
         <w:tc>
           <w:tcPr>
             <w:tcW w:w="1298" w:type="dxa"/>
-            <w:tcBorders>
-              <w:top w:val="single" w:sz="4" w:space="0" w:color="000000"/>
-              <w:left w:val="single" w:sz="4" w:space="0" w:color="000000"/>
-              <w:bottom w:val="single" w:sz="4" w:space="0" w:color="000000"/>
-              <w:right w:val="single" w:sz="4" w:space="0" w:color="000000"/>
-            </w:tcBorders>
-            <w:shd w:color="auto" w:fill="FFFFFF" w:val="clear"/>
+            <w:tcBorders/>
             <w:tcMar>
               <w:top w:w="40" w:type="dxa"/>
               <w:bottom w:w="40" w:type="dxa"/>
@@ -16402,13 +14770,7 @@
         <w:tc>
           <w:tcPr>
             <w:tcW w:w="1302" w:type="dxa"/>
-            <w:tcBorders>
-              <w:top w:val="single" w:sz="4" w:space="0" w:color="000000"/>
-              <w:left w:val="single" w:sz="4" w:space="0" w:color="000000"/>
-              <w:bottom w:val="single" w:sz="4" w:space="0" w:color="000000"/>
-              <w:right w:val="single" w:sz="4" w:space="0" w:color="000000"/>
-            </w:tcBorders>
-            <w:shd w:color="auto" w:fill="FFFFFF" w:val="clear"/>
+            <w:tcBorders/>
             <w:tcMar>
               <w:top w:w="40" w:type="dxa"/>
               <w:bottom w:w="40" w:type="dxa"/>
@@ -16436,13 +14798,7 @@
         <w:tc>
           <w:tcPr>
             <w:tcW w:w="1497" w:type="dxa"/>
-            <w:tcBorders>
-              <w:top w:val="single" w:sz="4" w:space="0" w:color="000000"/>
-              <w:left w:val="single" w:sz="4" w:space="0" w:color="000000"/>
-              <w:bottom w:val="single" w:sz="4" w:space="0" w:color="000000"/>
-              <w:right w:val="single" w:sz="4" w:space="0" w:color="000000"/>
-            </w:tcBorders>
-            <w:shd w:color="auto" w:fill="FFFFFF" w:val="clear"/>
+            <w:tcBorders/>
             <w:tcMar>
               <w:top w:w="40" w:type="dxa"/>
               <w:bottom w:w="40" w:type="dxa"/>
@@ -16470,13 +14826,7 @@
         <w:tc>
           <w:tcPr>
             <w:tcW w:w="1503" w:type="dxa"/>
-            <w:tcBorders>
-              <w:top w:val="single" w:sz="4" w:space="0" w:color="000000"/>
-              <w:left w:val="single" w:sz="4" w:space="0" w:color="000000"/>
-              <w:bottom w:val="single" w:sz="4" w:space="0" w:color="000000"/>
-              <w:right w:val="single" w:sz="4" w:space="0" w:color="000000"/>
-            </w:tcBorders>
-            <w:shd w:color="auto" w:fill="FFFFFF" w:val="clear"/>
+            <w:tcBorders/>
             <w:tcMar>
               <w:top w:w="40" w:type="dxa"/>
               <w:bottom w:w="40" w:type="dxa"/>
@@ -16507,13 +14857,7 @@
         <w:tc>
           <w:tcPr>
             <w:tcW w:w="3400" w:type="dxa"/>
-            <w:tcBorders>
-              <w:top w:val="single" w:sz="4" w:space="0" w:color="000000"/>
-              <w:left w:val="single" w:sz="4" w:space="0" w:color="000000"/>
-              <w:bottom w:val="single" w:sz="4" w:space="0" w:color="000000"/>
-              <w:right w:val="single" w:sz="4" w:space="0" w:color="000000"/>
-            </w:tcBorders>
-            <w:shd w:color="auto" w:fill="EEF2F8" w:val="clear"/>
+            <w:tcBorders/>
             <w:tcMar>
               <w:top w:w="40" w:type="dxa"/>
               <w:bottom w:w="40" w:type="dxa"/>
@@ -16540,13 +14884,7 @@
         <w:tc>
           <w:tcPr>
             <w:tcW w:w="1298" w:type="dxa"/>
-            <w:tcBorders>
-              <w:top w:val="single" w:sz="4" w:space="0" w:color="000000"/>
-              <w:left w:val="single" w:sz="4" w:space="0" w:color="000000"/>
-              <w:bottom w:val="single" w:sz="4" w:space="0" w:color="000000"/>
-              <w:right w:val="single" w:sz="4" w:space="0" w:color="000000"/>
-            </w:tcBorders>
-            <w:shd w:color="auto" w:fill="EEF2F8" w:val="clear"/>
+            <w:tcBorders/>
             <w:tcMar>
               <w:top w:w="40" w:type="dxa"/>
               <w:bottom w:w="40" w:type="dxa"/>
@@ -16574,13 +14912,7 @@
         <w:tc>
           <w:tcPr>
             <w:tcW w:w="1302" w:type="dxa"/>
-            <w:tcBorders>
-              <w:top w:val="single" w:sz="4" w:space="0" w:color="000000"/>
-              <w:left w:val="single" w:sz="4" w:space="0" w:color="000000"/>
-              <w:bottom w:val="single" w:sz="4" w:space="0" w:color="000000"/>
-              <w:right w:val="single" w:sz="4" w:space="0" w:color="000000"/>
-            </w:tcBorders>
-            <w:shd w:color="auto" w:fill="EEF2F8" w:val="clear"/>
+            <w:tcBorders/>
             <w:tcMar>
               <w:top w:w="40" w:type="dxa"/>
               <w:bottom w:w="40" w:type="dxa"/>
@@ -16608,13 +14940,7 @@
         <w:tc>
           <w:tcPr>
             <w:tcW w:w="1497" w:type="dxa"/>
-            <w:tcBorders>
-              <w:top w:val="single" w:sz="4" w:space="0" w:color="000000"/>
-              <w:left w:val="single" w:sz="4" w:space="0" w:color="000000"/>
-              <w:bottom w:val="single" w:sz="4" w:space="0" w:color="000000"/>
-              <w:right w:val="single" w:sz="4" w:space="0" w:color="000000"/>
-            </w:tcBorders>
-            <w:shd w:color="auto" w:fill="EEF2F8" w:val="clear"/>
+            <w:tcBorders/>
             <w:tcMar>
               <w:top w:w="40" w:type="dxa"/>
               <w:bottom w:w="40" w:type="dxa"/>
@@ -16642,13 +14968,7 @@
         <w:tc>
           <w:tcPr>
             <w:tcW w:w="1503" w:type="dxa"/>
-            <w:tcBorders>
-              <w:top w:val="single" w:sz="4" w:space="0" w:color="000000"/>
-              <w:left w:val="single" w:sz="4" w:space="0" w:color="000000"/>
-              <w:bottom w:val="single" w:sz="4" w:space="0" w:color="000000"/>
-              <w:right w:val="single" w:sz="4" w:space="0" w:color="000000"/>
-            </w:tcBorders>
-            <w:shd w:color="auto" w:fill="EEF2F8" w:val="clear"/>
+            <w:tcBorders/>
             <w:tcMar>
               <w:top w:w="40" w:type="dxa"/>
               <w:bottom w:w="40" w:type="dxa"/>
@@ -16679,13 +14999,7 @@
         <w:tc>
           <w:tcPr>
             <w:tcW w:w="3400" w:type="dxa"/>
-            <w:tcBorders>
-              <w:top w:val="single" w:sz="4" w:space="0" w:color="000000"/>
-              <w:left w:val="single" w:sz="4" w:space="0" w:color="000000"/>
-              <w:bottom w:val="single" w:sz="4" w:space="0" w:color="000000"/>
-              <w:right w:val="single" w:sz="4" w:space="0" w:color="000000"/>
-            </w:tcBorders>
-            <w:shd w:color="auto" w:fill="FFFFFF" w:val="clear"/>
+            <w:tcBorders/>
             <w:tcMar>
               <w:top w:w="40" w:type="dxa"/>
               <w:bottom w:w="40" w:type="dxa"/>
@@ -16712,13 +15026,7 @@
         <w:tc>
           <w:tcPr>
             <w:tcW w:w="1298" w:type="dxa"/>
-            <w:tcBorders>
-              <w:top w:val="single" w:sz="4" w:space="0" w:color="000000"/>
-              <w:left w:val="single" w:sz="4" w:space="0" w:color="000000"/>
-              <w:bottom w:val="single" w:sz="4" w:space="0" w:color="000000"/>
-              <w:right w:val="single" w:sz="4" w:space="0" w:color="000000"/>
-            </w:tcBorders>
-            <w:shd w:color="auto" w:fill="FFFFFF" w:val="clear"/>
+            <w:tcBorders/>
             <w:tcMar>
               <w:top w:w="40" w:type="dxa"/>
               <w:bottom w:w="40" w:type="dxa"/>
@@ -16746,13 +15054,7 @@
         <w:tc>
           <w:tcPr>
             <w:tcW w:w="1302" w:type="dxa"/>
-            <w:tcBorders>
-              <w:top w:val="single" w:sz="4" w:space="0" w:color="000000"/>
-              <w:left w:val="single" w:sz="4" w:space="0" w:color="000000"/>
-              <w:bottom w:val="single" w:sz="4" w:space="0" w:color="000000"/>
-              <w:right w:val="single" w:sz="4" w:space="0" w:color="000000"/>
-            </w:tcBorders>
-            <w:shd w:color="auto" w:fill="FFFFFF" w:val="clear"/>
+            <w:tcBorders/>
             <w:tcMar>
               <w:top w:w="40" w:type="dxa"/>
               <w:bottom w:w="40" w:type="dxa"/>
@@ -16780,13 +15082,7 @@
         <w:tc>
           <w:tcPr>
             <w:tcW w:w="1497" w:type="dxa"/>
-            <w:tcBorders>
-              <w:top w:val="single" w:sz="4" w:space="0" w:color="000000"/>
-              <w:left w:val="single" w:sz="4" w:space="0" w:color="000000"/>
-              <w:bottom w:val="single" w:sz="4" w:space="0" w:color="000000"/>
-              <w:right w:val="single" w:sz="4" w:space="0" w:color="000000"/>
-            </w:tcBorders>
-            <w:shd w:color="auto" w:fill="FFFFFF" w:val="clear"/>
+            <w:tcBorders/>
             <w:tcMar>
               <w:top w:w="40" w:type="dxa"/>
               <w:bottom w:w="40" w:type="dxa"/>
@@ -16814,13 +15110,7 @@
         <w:tc>
           <w:tcPr>
             <w:tcW w:w="1503" w:type="dxa"/>
-            <w:tcBorders>
-              <w:top w:val="single" w:sz="4" w:space="0" w:color="000000"/>
-              <w:left w:val="single" w:sz="4" w:space="0" w:color="000000"/>
-              <w:bottom w:val="single" w:sz="4" w:space="0" w:color="000000"/>
-              <w:right w:val="single" w:sz="4" w:space="0" w:color="000000"/>
-            </w:tcBorders>
-            <w:shd w:color="auto" w:fill="FFFFFF" w:val="clear"/>
+            <w:tcBorders/>
             <w:tcMar>
               <w:top w:w="40" w:type="dxa"/>
               <w:bottom w:w="40" w:type="dxa"/>
@@ -16851,13 +15141,7 @@
         <w:tc>
           <w:tcPr>
             <w:tcW w:w="3400" w:type="dxa"/>
-            <w:tcBorders>
-              <w:top w:val="single" w:sz="4" w:space="0" w:color="000000"/>
-              <w:left w:val="single" w:sz="4" w:space="0" w:color="000000"/>
-              <w:bottom w:val="single" w:sz="4" w:space="0" w:color="000000"/>
-              <w:right w:val="single" w:sz="4" w:space="0" w:color="000000"/>
-            </w:tcBorders>
-            <w:shd w:color="auto" w:fill="EEF2F8" w:val="clear"/>
+            <w:tcBorders/>
             <w:tcMar>
               <w:top w:w="40" w:type="dxa"/>
               <w:bottom w:w="40" w:type="dxa"/>
@@ -16884,13 +15168,7 @@
         <w:tc>
           <w:tcPr>
             <w:tcW w:w="1298" w:type="dxa"/>
-            <w:tcBorders>
-              <w:top w:val="single" w:sz="4" w:space="0" w:color="000000"/>
-              <w:left w:val="single" w:sz="4" w:space="0" w:color="000000"/>
-              <w:bottom w:val="single" w:sz="4" w:space="0" w:color="000000"/>
-              <w:right w:val="single" w:sz="4" w:space="0" w:color="000000"/>
-            </w:tcBorders>
-            <w:shd w:color="auto" w:fill="EEF2F8" w:val="clear"/>
+            <w:tcBorders/>
             <w:tcMar>
               <w:top w:w="40" w:type="dxa"/>
               <w:bottom w:w="40" w:type="dxa"/>
@@ -16918,13 +15196,7 @@
         <w:tc>
           <w:tcPr>
             <w:tcW w:w="1302" w:type="dxa"/>
-            <w:tcBorders>
-              <w:top w:val="single" w:sz="4" w:space="0" w:color="000000"/>
-              <w:left w:val="single" w:sz="4" w:space="0" w:color="000000"/>
-              <w:bottom w:val="single" w:sz="4" w:space="0" w:color="000000"/>
-              <w:right w:val="single" w:sz="4" w:space="0" w:color="000000"/>
-            </w:tcBorders>
-            <w:shd w:color="auto" w:fill="EEF2F8" w:val="clear"/>
+            <w:tcBorders/>
             <w:tcMar>
               <w:top w:w="40" w:type="dxa"/>
               <w:bottom w:w="40" w:type="dxa"/>
@@ -16952,13 +15224,7 @@
         <w:tc>
           <w:tcPr>
             <w:tcW w:w="1497" w:type="dxa"/>
-            <w:tcBorders>
-              <w:top w:val="single" w:sz="4" w:space="0" w:color="000000"/>
-              <w:left w:val="single" w:sz="4" w:space="0" w:color="000000"/>
-              <w:bottom w:val="single" w:sz="4" w:space="0" w:color="000000"/>
-              <w:right w:val="single" w:sz="4" w:space="0" w:color="000000"/>
-            </w:tcBorders>
-            <w:shd w:color="auto" w:fill="EEF2F8" w:val="clear"/>
+            <w:tcBorders/>
             <w:tcMar>
               <w:top w:w="40" w:type="dxa"/>
               <w:bottom w:w="40" w:type="dxa"/>
@@ -16986,13 +15252,7 @@
         <w:tc>
           <w:tcPr>
             <w:tcW w:w="1503" w:type="dxa"/>
-            <w:tcBorders>
-              <w:top w:val="single" w:sz="4" w:space="0" w:color="000000"/>
-              <w:left w:val="single" w:sz="4" w:space="0" w:color="000000"/>
-              <w:bottom w:val="single" w:sz="4" w:space="0" w:color="000000"/>
-              <w:right w:val="single" w:sz="4" w:space="0" w:color="000000"/>
-            </w:tcBorders>
-            <w:shd w:color="auto" w:fill="EEF2F8" w:val="clear"/>
+            <w:tcBorders/>
             <w:tcMar>
               <w:top w:w="40" w:type="dxa"/>
               <w:bottom w:w="40" w:type="dxa"/>
@@ -17023,13 +15283,7 @@
         <w:tc>
           <w:tcPr>
             <w:tcW w:w="3400" w:type="dxa"/>
-            <w:tcBorders>
-              <w:top w:val="single" w:sz="4" w:space="0" w:color="000000"/>
-              <w:left w:val="single" w:sz="4" w:space="0" w:color="000000"/>
-              <w:bottom w:val="single" w:sz="4" w:space="0" w:color="000000"/>
-              <w:right w:val="single" w:sz="4" w:space="0" w:color="000000"/>
-            </w:tcBorders>
-            <w:shd w:color="auto" w:fill="FFFFFF" w:val="clear"/>
+            <w:tcBorders/>
             <w:tcMar>
               <w:top w:w="40" w:type="dxa"/>
               <w:bottom w:w="40" w:type="dxa"/>
@@ -17056,13 +15310,7 @@
         <w:tc>
           <w:tcPr>
             <w:tcW w:w="1298" w:type="dxa"/>
-            <w:tcBorders>
-              <w:top w:val="single" w:sz="4" w:space="0" w:color="000000"/>
-              <w:left w:val="single" w:sz="4" w:space="0" w:color="000000"/>
-              <w:bottom w:val="single" w:sz="4" w:space="0" w:color="000000"/>
-              <w:right w:val="single" w:sz="4" w:space="0" w:color="000000"/>
-            </w:tcBorders>
-            <w:shd w:color="auto" w:fill="FFFFFF" w:val="clear"/>
+            <w:tcBorders/>
             <w:tcMar>
               <w:top w:w="40" w:type="dxa"/>
               <w:bottom w:w="40" w:type="dxa"/>
@@ -17090,13 +15338,7 @@
         <w:tc>
           <w:tcPr>
             <w:tcW w:w="1302" w:type="dxa"/>
-            <w:tcBorders>
-              <w:top w:val="single" w:sz="4" w:space="0" w:color="000000"/>
-              <w:left w:val="single" w:sz="4" w:space="0" w:color="000000"/>
-              <w:bottom w:val="single" w:sz="4" w:space="0" w:color="000000"/>
-              <w:right w:val="single" w:sz="4" w:space="0" w:color="000000"/>
-            </w:tcBorders>
-            <w:shd w:color="auto" w:fill="FFFFFF" w:val="clear"/>
+            <w:tcBorders/>
             <w:tcMar>
               <w:top w:w="40" w:type="dxa"/>
               <w:bottom w:w="40" w:type="dxa"/>
@@ -17124,13 +15366,7 @@
         <w:tc>
           <w:tcPr>
             <w:tcW w:w="1497" w:type="dxa"/>
-            <w:tcBorders>
-              <w:top w:val="single" w:sz="4" w:space="0" w:color="000000"/>
-              <w:left w:val="single" w:sz="4" w:space="0" w:color="000000"/>
-              <w:bottom w:val="single" w:sz="4" w:space="0" w:color="000000"/>
-              <w:right w:val="single" w:sz="4" w:space="0" w:color="000000"/>
-            </w:tcBorders>
-            <w:shd w:color="auto" w:fill="FFFFFF" w:val="clear"/>
+            <w:tcBorders/>
             <w:tcMar>
               <w:top w:w="40" w:type="dxa"/>
               <w:bottom w:w="40" w:type="dxa"/>
@@ -17158,13 +15394,7 @@
         <w:tc>
           <w:tcPr>
             <w:tcW w:w="1503" w:type="dxa"/>
-            <w:tcBorders>
-              <w:top w:val="single" w:sz="4" w:space="0" w:color="000000"/>
-              <w:left w:val="single" w:sz="4" w:space="0" w:color="000000"/>
-              <w:bottom w:val="single" w:sz="4" w:space="0" w:color="000000"/>
-              <w:right w:val="single" w:sz="4" w:space="0" w:color="000000"/>
-            </w:tcBorders>
-            <w:shd w:color="auto" w:fill="FFFFFF" w:val="clear"/>
+            <w:tcBorders/>
             <w:tcMar>
               <w:top w:w="40" w:type="dxa"/>
               <w:bottom w:w="40" w:type="dxa"/>
@@ -17195,13 +15425,7 @@
         <w:tc>
           <w:tcPr>
             <w:tcW w:w="3400" w:type="dxa"/>
-            <w:tcBorders>
-              <w:top w:val="single" w:sz="4" w:space="0" w:color="000000"/>
-              <w:left w:val="single" w:sz="4" w:space="0" w:color="000000"/>
-              <w:bottom w:val="single" w:sz="4" w:space="0" w:color="000000"/>
-              <w:right w:val="single" w:sz="4" w:space="0" w:color="000000"/>
-            </w:tcBorders>
-            <w:shd w:color="auto" w:fill="EEF2F8" w:val="clear"/>
+            <w:tcBorders/>
             <w:tcMar>
               <w:top w:w="40" w:type="dxa"/>
               <w:bottom w:w="40" w:type="dxa"/>
@@ -17228,13 +15452,7 @@
         <w:tc>
           <w:tcPr>
             <w:tcW w:w="1298" w:type="dxa"/>
-            <w:tcBorders>
-              <w:top w:val="single" w:sz="4" w:space="0" w:color="000000"/>
-              <w:left w:val="single" w:sz="4" w:space="0" w:color="000000"/>
-              <w:bottom w:val="single" w:sz="4" w:space="0" w:color="000000"/>
-              <w:right w:val="single" w:sz="4" w:space="0" w:color="000000"/>
-            </w:tcBorders>
-            <w:shd w:color="auto" w:fill="EEF2F8" w:val="clear"/>
+            <w:tcBorders/>
             <w:tcMar>
               <w:top w:w="40" w:type="dxa"/>
               <w:bottom w:w="40" w:type="dxa"/>
@@ -17262,13 +15480,7 @@
         <w:tc>
           <w:tcPr>
             <w:tcW w:w="1302" w:type="dxa"/>
-            <w:tcBorders>
-              <w:top w:val="single" w:sz="4" w:space="0" w:color="000000"/>
-              <w:left w:val="single" w:sz="4" w:space="0" w:color="000000"/>
-              <w:bottom w:val="single" w:sz="4" w:space="0" w:color="000000"/>
-              <w:right w:val="single" w:sz="4" w:space="0" w:color="000000"/>
-            </w:tcBorders>
-            <w:shd w:color="auto" w:fill="EEF2F8" w:val="clear"/>
+            <w:tcBorders/>
             <w:tcMar>
               <w:top w:w="40" w:type="dxa"/>
               <w:bottom w:w="40" w:type="dxa"/>
@@ -17296,13 +15508,7 @@
         <w:tc>
           <w:tcPr>
             <w:tcW w:w="1497" w:type="dxa"/>
-            <w:tcBorders>
-              <w:top w:val="single" w:sz="4" w:space="0" w:color="000000"/>
-              <w:left w:val="single" w:sz="4" w:space="0" w:color="000000"/>
-              <w:bottom w:val="single" w:sz="4" w:space="0" w:color="000000"/>
-              <w:right w:val="single" w:sz="4" w:space="0" w:color="000000"/>
-            </w:tcBorders>
-            <w:shd w:color="auto" w:fill="EEF2F8" w:val="clear"/>
+            <w:tcBorders/>
             <w:tcMar>
               <w:top w:w="40" w:type="dxa"/>
               <w:bottom w:w="40" w:type="dxa"/>
@@ -17330,13 +15536,7 @@
         <w:tc>
           <w:tcPr>
             <w:tcW w:w="1503" w:type="dxa"/>
-            <w:tcBorders>
-              <w:top w:val="single" w:sz="4" w:space="0" w:color="000000"/>
-              <w:left w:val="single" w:sz="4" w:space="0" w:color="000000"/>
-              <w:bottom w:val="single" w:sz="4" w:space="0" w:color="000000"/>
-              <w:right w:val="single" w:sz="4" w:space="0" w:color="000000"/>
-            </w:tcBorders>
-            <w:shd w:color="auto" w:fill="EEF2F8" w:val="clear"/>
+            <w:tcBorders/>
             <w:tcMar>
               <w:top w:w="40" w:type="dxa"/>
               <w:bottom w:w="40" w:type="dxa"/>
@@ -17367,13 +15567,7 @@
         <w:tc>
           <w:tcPr>
             <w:tcW w:w="3400" w:type="dxa"/>
-            <w:tcBorders>
-              <w:top w:val="single" w:sz="4" w:space="0" w:color="000000"/>
-              <w:left w:val="single" w:sz="4" w:space="0" w:color="000000"/>
-              <w:bottom w:val="single" w:sz="4" w:space="0" w:color="000000"/>
-              <w:right w:val="single" w:sz="4" w:space="0" w:color="000000"/>
-            </w:tcBorders>
-            <w:shd w:color="auto" w:fill="FFFFFF" w:val="clear"/>
+            <w:tcBorders/>
             <w:tcMar>
               <w:top w:w="40" w:type="dxa"/>
               <w:bottom w:w="40" w:type="dxa"/>
@@ -17400,13 +15594,7 @@
         <w:tc>
           <w:tcPr>
             <w:tcW w:w="1298" w:type="dxa"/>
-            <w:tcBorders>
-              <w:top w:val="single" w:sz="4" w:space="0" w:color="000000"/>
-              <w:left w:val="single" w:sz="4" w:space="0" w:color="000000"/>
-              <w:bottom w:val="single" w:sz="4" w:space="0" w:color="000000"/>
-              <w:right w:val="single" w:sz="4" w:space="0" w:color="000000"/>
-            </w:tcBorders>
-            <w:shd w:color="auto" w:fill="FFFFFF" w:val="clear"/>
+            <w:tcBorders/>
             <w:tcMar>
               <w:top w:w="40" w:type="dxa"/>
               <w:bottom w:w="40" w:type="dxa"/>
@@ -17434,13 +15622,7 @@
         <w:tc>
           <w:tcPr>
             <w:tcW w:w="1302" w:type="dxa"/>
-            <w:tcBorders>
-              <w:top w:val="single" w:sz="4" w:space="0" w:color="000000"/>
-              <w:left w:val="single" w:sz="4" w:space="0" w:color="000000"/>
-              <w:bottom w:val="single" w:sz="4" w:space="0" w:color="000000"/>
-              <w:right w:val="single" w:sz="4" w:space="0" w:color="000000"/>
-            </w:tcBorders>
-            <w:shd w:color="auto" w:fill="FFFFFF" w:val="clear"/>
+            <w:tcBorders/>
             <w:tcMar>
               <w:top w:w="40" w:type="dxa"/>
               <w:bottom w:w="40" w:type="dxa"/>
@@ -17468,13 +15650,7 @@
         <w:tc>
           <w:tcPr>
             <w:tcW w:w="1497" w:type="dxa"/>
-            <w:tcBorders>
-              <w:top w:val="single" w:sz="4" w:space="0" w:color="000000"/>
-              <w:left w:val="single" w:sz="4" w:space="0" w:color="000000"/>
-              <w:bottom w:val="single" w:sz="4" w:space="0" w:color="000000"/>
-              <w:right w:val="single" w:sz="4" w:space="0" w:color="000000"/>
-            </w:tcBorders>
-            <w:shd w:color="auto" w:fill="FFFFFF" w:val="clear"/>
+            <w:tcBorders/>
             <w:tcMar>
               <w:top w:w="40" w:type="dxa"/>
               <w:bottom w:w="40" w:type="dxa"/>
@@ -17502,13 +15678,7 @@
         <w:tc>
           <w:tcPr>
             <w:tcW w:w="1503" w:type="dxa"/>
-            <w:tcBorders>
-              <w:top w:val="single" w:sz="4" w:space="0" w:color="000000"/>
-              <w:left w:val="single" w:sz="4" w:space="0" w:color="000000"/>
-              <w:bottom w:val="single" w:sz="4" w:space="0" w:color="000000"/>
-              <w:right w:val="single" w:sz="4" w:space="0" w:color="000000"/>
-            </w:tcBorders>
-            <w:shd w:color="auto" w:fill="FFFFFF" w:val="clear"/>
+            <w:tcBorders/>
             <w:tcMar>
               <w:top w:w="40" w:type="dxa"/>
               <w:bottom w:w="40" w:type="dxa"/>
@@ -17539,13 +15709,7 @@
         <w:tc>
           <w:tcPr>
             <w:tcW w:w="3400" w:type="dxa"/>
-            <w:tcBorders>
-              <w:top w:val="single" w:sz="4" w:space="0" w:color="000000"/>
-              <w:left w:val="single" w:sz="4" w:space="0" w:color="000000"/>
-              <w:bottom w:val="single" w:sz="4" w:space="0" w:color="000000"/>
-              <w:right w:val="single" w:sz="4" w:space="0" w:color="000000"/>
-            </w:tcBorders>
-            <w:shd w:color="auto" w:fill="EEF2F8" w:val="clear"/>
+            <w:tcBorders/>
             <w:tcMar>
               <w:top w:w="40" w:type="dxa"/>
               <w:bottom w:w="40" w:type="dxa"/>
@@ -17572,13 +15736,7 @@
         <w:tc>
           <w:tcPr>
             <w:tcW w:w="1298" w:type="dxa"/>
-            <w:tcBorders>
-              <w:top w:val="single" w:sz="4" w:space="0" w:color="000000"/>
-              <w:left w:val="single" w:sz="4" w:space="0" w:color="000000"/>
-              <w:bottom w:val="single" w:sz="4" w:space="0" w:color="000000"/>
-              <w:right w:val="single" w:sz="4" w:space="0" w:color="000000"/>
-            </w:tcBorders>
-            <w:shd w:color="auto" w:fill="EEF2F8" w:val="clear"/>
+            <w:tcBorders/>
             <w:tcMar>
               <w:top w:w="40" w:type="dxa"/>
               <w:bottom w:w="40" w:type="dxa"/>
@@ -17606,13 +15764,7 @@
         <w:tc>
           <w:tcPr>
             <w:tcW w:w="1302" w:type="dxa"/>
-            <w:tcBorders>
-              <w:top w:val="single" w:sz="4" w:space="0" w:color="000000"/>
-              <w:left w:val="single" w:sz="4" w:space="0" w:color="000000"/>
-              <w:bottom w:val="single" w:sz="4" w:space="0" w:color="000000"/>
-              <w:right w:val="single" w:sz="4" w:space="0" w:color="000000"/>
-            </w:tcBorders>
-            <w:shd w:color="auto" w:fill="EEF2F8" w:val="clear"/>
+            <w:tcBorders/>
             <w:tcMar>
               <w:top w:w="40" w:type="dxa"/>
               <w:bottom w:w="40" w:type="dxa"/>
@@ -17640,13 +15792,7 @@
         <w:tc>
           <w:tcPr>
             <w:tcW w:w="1497" w:type="dxa"/>
-            <w:tcBorders>
-              <w:top w:val="single" w:sz="4" w:space="0" w:color="000000"/>
-              <w:left w:val="single" w:sz="4" w:space="0" w:color="000000"/>
-              <w:bottom w:val="single" w:sz="4" w:space="0" w:color="000000"/>
-              <w:right w:val="single" w:sz="4" w:space="0" w:color="000000"/>
-            </w:tcBorders>
-            <w:shd w:color="auto" w:fill="EEF2F8" w:val="clear"/>
+            <w:tcBorders/>
             <w:tcMar>
               <w:top w:w="40" w:type="dxa"/>
               <w:bottom w:w="40" w:type="dxa"/>
@@ -17674,13 +15820,7 @@
         <w:tc>
           <w:tcPr>
             <w:tcW w:w="1503" w:type="dxa"/>
-            <w:tcBorders>
-              <w:top w:val="single" w:sz="4" w:space="0" w:color="000000"/>
-              <w:left w:val="single" w:sz="4" w:space="0" w:color="000000"/>
-              <w:bottom w:val="single" w:sz="4" w:space="0" w:color="000000"/>
-              <w:right w:val="single" w:sz="4" w:space="0" w:color="000000"/>
-            </w:tcBorders>
-            <w:shd w:color="auto" w:fill="EEF2F8" w:val="clear"/>
+            <w:tcBorders/>
             <w:tcMar>
               <w:top w:w="40" w:type="dxa"/>
               <w:bottom w:w="40" w:type="dxa"/>
@@ -17711,13 +15851,7 @@
         <w:tc>
           <w:tcPr>
             <w:tcW w:w="3400" w:type="dxa"/>
-            <w:tcBorders>
-              <w:top w:val="single" w:sz="4" w:space="0" w:color="000000"/>
-              <w:left w:val="single" w:sz="4" w:space="0" w:color="000000"/>
-              <w:bottom w:val="single" w:sz="4" w:space="0" w:color="000000"/>
-              <w:right w:val="single" w:sz="4" w:space="0" w:color="000000"/>
-            </w:tcBorders>
-            <w:shd w:color="auto" w:fill="FFFFFF" w:val="clear"/>
+            <w:tcBorders/>
             <w:tcMar>
               <w:top w:w="40" w:type="dxa"/>
               <w:bottom w:w="40" w:type="dxa"/>
@@ -17744,13 +15878,7 @@
         <w:tc>
           <w:tcPr>
             <w:tcW w:w="1298" w:type="dxa"/>
-            <w:tcBorders>
-              <w:top w:val="single" w:sz="4" w:space="0" w:color="000000"/>
-              <w:left w:val="single" w:sz="4" w:space="0" w:color="000000"/>
-              <w:bottom w:val="single" w:sz="4" w:space="0" w:color="000000"/>
-              <w:right w:val="single" w:sz="4" w:space="0" w:color="000000"/>
-            </w:tcBorders>
-            <w:shd w:color="auto" w:fill="FFFFFF" w:val="clear"/>
+            <w:tcBorders/>
             <w:tcMar>
               <w:top w:w="40" w:type="dxa"/>
               <w:bottom w:w="40" w:type="dxa"/>
@@ -17778,13 +15906,7 @@
         <w:tc>
           <w:tcPr>
             <w:tcW w:w="1302" w:type="dxa"/>
-            <w:tcBorders>
-              <w:top w:val="single" w:sz="4" w:space="0" w:color="000000"/>
-              <w:left w:val="single" w:sz="4" w:space="0" w:color="000000"/>
-              <w:bottom w:val="single" w:sz="4" w:space="0" w:color="000000"/>
-              <w:right w:val="single" w:sz="4" w:space="0" w:color="000000"/>
-            </w:tcBorders>
-            <w:shd w:color="auto" w:fill="FFFFFF" w:val="clear"/>
+            <w:tcBorders/>
             <w:tcMar>
               <w:top w:w="40" w:type="dxa"/>
               <w:bottom w:w="40" w:type="dxa"/>
@@ -17812,13 +15934,7 @@
         <w:tc>
           <w:tcPr>
             <w:tcW w:w="1497" w:type="dxa"/>
-            <w:tcBorders>
-              <w:top w:val="single" w:sz="4" w:space="0" w:color="000000"/>
-              <w:left w:val="single" w:sz="4" w:space="0" w:color="000000"/>
-              <w:bottom w:val="single" w:sz="4" w:space="0" w:color="000000"/>
-              <w:right w:val="single" w:sz="4" w:space="0" w:color="000000"/>
-            </w:tcBorders>
-            <w:shd w:color="auto" w:fill="FFFFFF" w:val="clear"/>
+            <w:tcBorders/>
             <w:tcMar>
               <w:top w:w="40" w:type="dxa"/>
               <w:bottom w:w="40" w:type="dxa"/>
@@ -17846,13 +15962,7 @@
         <w:tc>
           <w:tcPr>
             <w:tcW w:w="1503" w:type="dxa"/>
-            <w:tcBorders>
-              <w:top w:val="single" w:sz="4" w:space="0" w:color="000000"/>
-              <w:left w:val="single" w:sz="4" w:space="0" w:color="000000"/>
-              <w:bottom w:val="single" w:sz="4" w:space="0" w:color="000000"/>
-              <w:right w:val="single" w:sz="4" w:space="0" w:color="000000"/>
-            </w:tcBorders>
-            <w:shd w:color="auto" w:fill="FFFFFF" w:val="clear"/>
+            <w:tcBorders/>
             <w:tcMar>
               <w:top w:w="40" w:type="dxa"/>
               <w:bottom w:w="40" w:type="dxa"/>
@@ -17883,13 +15993,7 @@
         <w:tc>
           <w:tcPr>
             <w:tcW w:w="3400" w:type="dxa"/>
-            <w:tcBorders>
-              <w:top w:val="single" w:sz="4" w:space="0" w:color="000000"/>
-              <w:left w:val="single" w:sz="4" w:space="0" w:color="000000"/>
-              <w:bottom w:val="single" w:sz="4" w:space="0" w:color="000000"/>
-              <w:right w:val="single" w:sz="4" w:space="0" w:color="000000"/>
-            </w:tcBorders>
-            <w:shd w:color="auto" w:fill="EEF2F8" w:val="clear"/>
+            <w:tcBorders/>
             <w:tcMar>
               <w:top w:w="40" w:type="dxa"/>
               <w:bottom w:w="40" w:type="dxa"/>
@@ -17916,13 +16020,7 @@
         <w:tc>
           <w:tcPr>
             <w:tcW w:w="1298" w:type="dxa"/>
-            <w:tcBorders>
-              <w:top w:val="single" w:sz="4" w:space="0" w:color="000000"/>
-              <w:left w:val="single" w:sz="4" w:space="0" w:color="000000"/>
-              <w:bottom w:val="single" w:sz="4" w:space="0" w:color="000000"/>
-              <w:right w:val="single" w:sz="4" w:space="0" w:color="000000"/>
-            </w:tcBorders>
-            <w:shd w:color="auto" w:fill="EEF2F8" w:val="clear"/>
+            <w:tcBorders/>
             <w:tcMar>
               <w:top w:w="40" w:type="dxa"/>
               <w:bottom w:w="40" w:type="dxa"/>
@@ -17950,13 +16048,7 @@
         <w:tc>
           <w:tcPr>
             <w:tcW w:w="1302" w:type="dxa"/>
-            <w:tcBorders>
-              <w:top w:val="single" w:sz="4" w:space="0" w:color="000000"/>
-              <w:left w:val="single" w:sz="4" w:space="0" w:color="000000"/>
-              <w:bottom w:val="single" w:sz="4" w:space="0" w:color="000000"/>
-              <w:right w:val="single" w:sz="4" w:space="0" w:color="000000"/>
-            </w:tcBorders>
-            <w:shd w:color="auto" w:fill="EEF2F8" w:val="clear"/>
+            <w:tcBorders/>
             <w:tcMar>
               <w:top w:w="40" w:type="dxa"/>
               <w:bottom w:w="40" w:type="dxa"/>
@@ -17984,13 +16076,7 @@
         <w:tc>
           <w:tcPr>
             <w:tcW w:w="1497" w:type="dxa"/>
-            <w:tcBorders>
-              <w:top w:val="single" w:sz="4" w:space="0" w:color="000000"/>
-              <w:left w:val="single" w:sz="4" w:space="0" w:color="000000"/>
-              <w:bottom w:val="single" w:sz="4" w:space="0" w:color="000000"/>
-              <w:right w:val="single" w:sz="4" w:space="0" w:color="000000"/>
-            </w:tcBorders>
-            <w:shd w:color="auto" w:fill="EEF2F8" w:val="clear"/>
+            <w:tcBorders/>
             <w:tcMar>
               <w:top w:w="40" w:type="dxa"/>
               <w:bottom w:w="40" w:type="dxa"/>
@@ -18018,13 +16104,7 @@
         <w:tc>
           <w:tcPr>
             <w:tcW w:w="1503" w:type="dxa"/>
-            <w:tcBorders>
-              <w:top w:val="single" w:sz="4" w:space="0" w:color="000000"/>
-              <w:left w:val="single" w:sz="4" w:space="0" w:color="000000"/>
-              <w:bottom w:val="single" w:sz="4" w:space="0" w:color="000000"/>
-              <w:right w:val="single" w:sz="4" w:space="0" w:color="000000"/>
-            </w:tcBorders>
-            <w:shd w:color="auto" w:fill="EEF2F8" w:val="clear"/>
+            <w:tcBorders/>
             <w:tcMar>
               <w:top w:w="40" w:type="dxa"/>
               <w:bottom w:w="40" w:type="dxa"/>
@@ -18055,13 +16135,7 @@
         <w:tc>
           <w:tcPr>
             <w:tcW w:w="3400" w:type="dxa"/>
-            <w:tcBorders>
-              <w:top w:val="single" w:sz="4" w:space="0" w:color="000000"/>
-              <w:left w:val="single" w:sz="4" w:space="0" w:color="000000"/>
-              <w:bottom w:val="single" w:sz="4" w:space="0" w:color="000000"/>
-              <w:right w:val="single" w:sz="4" w:space="0" w:color="000000"/>
-            </w:tcBorders>
-            <w:shd w:color="auto" w:fill="FFFFFF" w:val="clear"/>
+            <w:tcBorders/>
             <w:tcMar>
               <w:top w:w="40" w:type="dxa"/>
               <w:bottom w:w="40" w:type="dxa"/>
@@ -18088,13 +16162,7 @@
         <w:tc>
           <w:tcPr>
             <w:tcW w:w="1298" w:type="dxa"/>
-            <w:tcBorders>
-              <w:top w:val="single" w:sz="4" w:space="0" w:color="000000"/>
-              <w:left w:val="single" w:sz="4" w:space="0" w:color="000000"/>
-              <w:bottom w:val="single" w:sz="4" w:space="0" w:color="000000"/>
-              <w:right w:val="single" w:sz="4" w:space="0" w:color="000000"/>
-            </w:tcBorders>
-            <w:shd w:color="auto" w:fill="FFFFFF" w:val="clear"/>
+            <w:tcBorders/>
             <w:tcMar>
               <w:top w:w="40" w:type="dxa"/>
               <w:bottom w:w="40" w:type="dxa"/>
@@ -18122,13 +16190,7 @@
         <w:tc>
           <w:tcPr>
             <w:tcW w:w="1302" w:type="dxa"/>
-            <w:tcBorders>
-              <w:top w:val="single" w:sz="4" w:space="0" w:color="000000"/>
-              <w:left w:val="single" w:sz="4" w:space="0" w:color="000000"/>
-              <w:bottom w:val="single" w:sz="4" w:space="0" w:color="000000"/>
-              <w:right w:val="single" w:sz="4" w:space="0" w:color="000000"/>
-            </w:tcBorders>
-            <w:shd w:color="auto" w:fill="FFFFFF" w:val="clear"/>
+            <w:tcBorders/>
             <w:tcMar>
               <w:top w:w="40" w:type="dxa"/>
               <w:bottom w:w="40" w:type="dxa"/>
@@ -18156,13 +16218,7 @@
         <w:tc>
           <w:tcPr>
             <w:tcW w:w="1497" w:type="dxa"/>
-            <w:tcBorders>
-              <w:top w:val="single" w:sz="4" w:space="0" w:color="000000"/>
-              <w:left w:val="single" w:sz="4" w:space="0" w:color="000000"/>
-              <w:bottom w:val="single" w:sz="4" w:space="0" w:color="000000"/>
-              <w:right w:val="single" w:sz="4" w:space="0" w:color="000000"/>
-            </w:tcBorders>
-            <w:shd w:color="auto" w:fill="FFFFFF" w:val="clear"/>
+            <w:tcBorders/>
             <w:tcMar>
               <w:top w:w="40" w:type="dxa"/>
               <w:bottom w:w="40" w:type="dxa"/>
@@ -18190,13 +16246,7 @@
         <w:tc>
           <w:tcPr>
             <w:tcW w:w="1503" w:type="dxa"/>
-            <w:tcBorders>
-              <w:top w:val="single" w:sz="4" w:space="0" w:color="000000"/>
-              <w:left w:val="single" w:sz="4" w:space="0" w:color="000000"/>
-              <w:bottom w:val="single" w:sz="4" w:space="0" w:color="000000"/>
-              <w:right w:val="single" w:sz="4" w:space="0" w:color="000000"/>
-            </w:tcBorders>
-            <w:shd w:color="auto" w:fill="FFFFFF" w:val="clear"/>
+            <w:tcBorders/>
             <w:tcMar>
               <w:top w:w="40" w:type="dxa"/>
               <w:bottom w:w="40" w:type="dxa"/>
@@ -18227,13 +16277,7 @@
         <w:tc>
           <w:tcPr>
             <w:tcW w:w="3400" w:type="dxa"/>
-            <w:tcBorders>
-              <w:top w:val="single" w:sz="4" w:space="0" w:color="000000"/>
-              <w:left w:val="single" w:sz="4" w:space="0" w:color="000000"/>
-              <w:bottom w:val="single" w:sz="4" w:space="0" w:color="000000"/>
-              <w:right w:val="single" w:sz="4" w:space="0" w:color="000000"/>
-            </w:tcBorders>
-            <w:shd w:color="auto" w:fill="EEF2F8" w:val="clear"/>
+            <w:tcBorders/>
             <w:tcMar>
               <w:top w:w="40" w:type="dxa"/>
               <w:bottom w:w="40" w:type="dxa"/>
@@ -18260,13 +16304,7 @@
         <w:tc>
           <w:tcPr>
             <w:tcW w:w="1298" w:type="dxa"/>
-            <w:tcBorders>
-              <w:top w:val="single" w:sz="4" w:space="0" w:color="000000"/>
-              <w:left w:val="single" w:sz="4" w:space="0" w:color="000000"/>
-              <w:bottom w:val="single" w:sz="4" w:space="0" w:color="000000"/>
-              <w:right w:val="single" w:sz="4" w:space="0" w:color="000000"/>
-            </w:tcBorders>
-            <w:shd w:color="auto" w:fill="EEF2F8" w:val="clear"/>
+            <w:tcBorders/>
             <w:tcMar>
               <w:top w:w="40" w:type="dxa"/>
               <w:bottom w:w="40" w:type="dxa"/>
@@ -18294,13 +16332,7 @@
         <w:tc>
           <w:tcPr>
             <w:tcW w:w="1302" w:type="dxa"/>
-            <w:tcBorders>
-              <w:top w:val="single" w:sz="4" w:space="0" w:color="000000"/>
-              <w:left w:val="single" w:sz="4" w:space="0" w:color="000000"/>
-              <w:bottom w:val="single" w:sz="4" w:space="0" w:color="000000"/>
-              <w:right w:val="single" w:sz="4" w:space="0" w:color="000000"/>
-            </w:tcBorders>
-            <w:shd w:color="auto" w:fill="EEF2F8" w:val="clear"/>
+            <w:tcBorders/>
             <w:tcMar>
               <w:top w:w="40" w:type="dxa"/>
               <w:bottom w:w="40" w:type="dxa"/>
@@ -18328,13 +16360,7 @@
         <w:tc>
           <w:tcPr>
             <w:tcW w:w="1497" w:type="dxa"/>
-            <w:tcBorders>
-              <w:top w:val="single" w:sz="4" w:space="0" w:color="000000"/>
-              <w:left w:val="single" w:sz="4" w:space="0" w:color="000000"/>
-              <w:bottom w:val="single" w:sz="4" w:space="0" w:color="000000"/>
-              <w:right w:val="single" w:sz="4" w:space="0" w:color="000000"/>
-            </w:tcBorders>
-            <w:shd w:color="auto" w:fill="EEF2F8" w:val="clear"/>
+            <w:tcBorders/>
             <w:tcMar>
               <w:top w:w="40" w:type="dxa"/>
               <w:bottom w:w="40" w:type="dxa"/>
@@ -18362,13 +16388,7 @@
         <w:tc>
           <w:tcPr>
             <w:tcW w:w="1503" w:type="dxa"/>
-            <w:tcBorders>
-              <w:top w:val="single" w:sz="4" w:space="0" w:color="000000"/>
-              <w:left w:val="single" w:sz="4" w:space="0" w:color="000000"/>
-              <w:bottom w:val="single" w:sz="4" w:space="0" w:color="000000"/>
-              <w:right w:val="single" w:sz="4" w:space="0" w:color="000000"/>
-            </w:tcBorders>
-            <w:shd w:color="auto" w:fill="EEF2F8" w:val="clear"/>
+            <w:tcBorders/>
             <w:tcMar>
               <w:top w:w="40" w:type="dxa"/>
               <w:bottom w:w="40" w:type="dxa"/>
@@ -18399,13 +16419,7 @@
         <w:tc>
           <w:tcPr>
             <w:tcW w:w="3400" w:type="dxa"/>
-            <w:tcBorders>
-              <w:top w:val="single" w:sz="4" w:space="0" w:color="000000"/>
-              <w:left w:val="single" w:sz="4" w:space="0" w:color="000000"/>
-              <w:bottom w:val="single" w:sz="4" w:space="0" w:color="000000"/>
-              <w:right w:val="single" w:sz="4" w:space="0" w:color="000000"/>
-            </w:tcBorders>
-            <w:shd w:color="auto" w:fill="FFFFFF" w:val="clear"/>
+            <w:tcBorders/>
             <w:tcMar>
               <w:top w:w="40" w:type="dxa"/>
               <w:bottom w:w="40" w:type="dxa"/>
@@ -18432,13 +16446,7 @@
         <w:tc>
           <w:tcPr>
             <w:tcW w:w="1298" w:type="dxa"/>
-            <w:tcBorders>
-              <w:top w:val="single" w:sz="4" w:space="0" w:color="000000"/>
-              <w:left w:val="single" w:sz="4" w:space="0" w:color="000000"/>
-              <w:bottom w:val="single" w:sz="4" w:space="0" w:color="000000"/>
-              <w:right w:val="single" w:sz="4" w:space="0" w:color="000000"/>
-            </w:tcBorders>
-            <w:shd w:color="auto" w:fill="FFFFFF" w:val="clear"/>
+            <w:tcBorders/>
             <w:tcMar>
               <w:top w:w="40" w:type="dxa"/>
               <w:bottom w:w="40" w:type="dxa"/>
@@ -18466,13 +16474,7 @@
         <w:tc>
           <w:tcPr>
             <w:tcW w:w="1302" w:type="dxa"/>
-            <w:tcBorders>
-              <w:top w:val="single" w:sz="4" w:space="0" w:color="000000"/>
-              <w:left w:val="single" w:sz="4" w:space="0" w:color="000000"/>
-              <w:bottom w:val="single" w:sz="4" w:space="0" w:color="000000"/>
-              <w:right w:val="single" w:sz="4" w:space="0" w:color="000000"/>
-            </w:tcBorders>
-            <w:shd w:color="auto" w:fill="FFFFFF" w:val="clear"/>
+            <w:tcBorders/>
             <w:tcMar>
               <w:top w:w="40" w:type="dxa"/>
               <w:bottom w:w="40" w:type="dxa"/>
@@ -18500,13 +16502,7 @@
         <w:tc>
           <w:tcPr>
             <w:tcW w:w="1497" w:type="dxa"/>
-            <w:tcBorders>
-              <w:top w:val="single" w:sz="4" w:space="0" w:color="000000"/>
-              <w:left w:val="single" w:sz="4" w:space="0" w:color="000000"/>
-              <w:bottom w:val="single" w:sz="4" w:space="0" w:color="000000"/>
-              <w:right w:val="single" w:sz="4" w:space="0" w:color="000000"/>
-            </w:tcBorders>
-            <w:shd w:color="auto" w:fill="FFFFFF" w:val="clear"/>
+            <w:tcBorders/>
             <w:tcMar>
               <w:top w:w="40" w:type="dxa"/>
               <w:bottom w:w="40" w:type="dxa"/>
@@ -18534,13 +16530,7 @@
         <w:tc>
           <w:tcPr>
             <w:tcW w:w="1503" w:type="dxa"/>
-            <w:tcBorders>
-              <w:top w:val="single" w:sz="4" w:space="0" w:color="000000"/>
-              <w:left w:val="single" w:sz="4" w:space="0" w:color="000000"/>
-              <w:bottom w:val="single" w:sz="4" w:space="0" w:color="000000"/>
-              <w:right w:val="single" w:sz="4" w:space="0" w:color="000000"/>
-            </w:tcBorders>
-            <w:shd w:color="auto" w:fill="FFFFFF" w:val="clear"/>
+            <w:tcBorders/>
             <w:tcMar>
               <w:top w:w="40" w:type="dxa"/>
               <w:bottom w:w="40" w:type="dxa"/>
@@ -18572,12 +16562,8 @@
           <w:tcPr>
             <w:tcW w:w="3400" w:type="dxa"/>
             <w:tcBorders>
-              <w:top w:val="single" w:sz="4" w:space="0" w:color="000000"/>
-              <w:left w:val="single" w:sz="4" w:space="0" w:color="000000"/>
-              <w:bottom w:val="single" w:sz="4" w:space="0" w:color="000000"/>
-              <w:right w:val="single" w:sz="4" w:space="0" w:color="000000"/>
+              <w:bottom w:val="single" w:sz="16" w:space="0" w:color="000000"/>
             </w:tcBorders>
-            <w:shd w:color="auto" w:fill="EEF2F8" w:val="clear"/>
             <w:tcMar>
               <w:top w:w="40" w:type="dxa"/>
               <w:bottom w:w="40" w:type="dxa"/>
@@ -18605,12 +16591,8 @@
           <w:tcPr>
             <w:tcW w:w="1298" w:type="dxa"/>
             <w:tcBorders>
-              <w:top w:val="single" w:sz="4" w:space="0" w:color="000000"/>
-              <w:left w:val="single" w:sz="4" w:space="0" w:color="000000"/>
-              <w:bottom w:val="single" w:sz="4" w:space="0" w:color="000000"/>
-              <w:right w:val="single" w:sz="4" w:space="0" w:color="000000"/>
+              <w:bottom w:val="single" w:sz="16" w:space="0" w:color="000000"/>
             </w:tcBorders>
-            <w:shd w:color="auto" w:fill="EEF2F8" w:val="clear"/>
             <w:tcMar>
               <w:top w:w="40" w:type="dxa"/>
               <w:bottom w:w="40" w:type="dxa"/>
@@ -18639,12 +16621,8 @@
           <w:tcPr>
             <w:tcW w:w="1302" w:type="dxa"/>
             <w:tcBorders>
-              <w:top w:val="single" w:sz="4" w:space="0" w:color="000000"/>
-              <w:left w:val="single" w:sz="4" w:space="0" w:color="000000"/>
-              <w:bottom w:val="single" w:sz="4" w:space="0" w:color="000000"/>
-              <w:right w:val="single" w:sz="4" w:space="0" w:color="000000"/>
+              <w:bottom w:val="single" w:sz="16" w:space="0" w:color="000000"/>
             </w:tcBorders>
-            <w:shd w:color="auto" w:fill="EEF2F8" w:val="clear"/>
             <w:tcMar>
               <w:top w:w="40" w:type="dxa"/>
               <w:bottom w:w="40" w:type="dxa"/>
@@ -18673,12 +16651,8 @@
           <w:tcPr>
             <w:tcW w:w="1497" w:type="dxa"/>
             <w:tcBorders>
-              <w:top w:val="single" w:sz="4" w:space="0" w:color="000000"/>
-              <w:left w:val="single" w:sz="4" w:space="0" w:color="000000"/>
-              <w:bottom w:val="single" w:sz="4" w:space="0" w:color="000000"/>
-              <w:right w:val="single" w:sz="4" w:space="0" w:color="000000"/>
+              <w:bottom w:val="single" w:sz="16" w:space="0" w:color="000000"/>
             </w:tcBorders>
-            <w:shd w:color="auto" w:fill="EEF2F8" w:val="clear"/>
             <w:tcMar>
               <w:top w:w="40" w:type="dxa"/>
               <w:bottom w:w="40" w:type="dxa"/>
@@ -18707,12 +16681,8 @@
           <w:tcPr>
             <w:tcW w:w="1503" w:type="dxa"/>
             <w:tcBorders>
-              <w:top w:val="single" w:sz="4" w:space="0" w:color="000000"/>
-              <w:left w:val="single" w:sz="4" w:space="0" w:color="000000"/>
-              <w:bottom w:val="single" w:sz="4" w:space="0" w:color="000000"/>
-              <w:right w:val="single" w:sz="4" w:space="0" w:color="000000"/>
+              <w:bottom w:val="single" w:sz="16" w:space="0" w:color="000000"/>
             </w:tcBorders>
-            <w:shd w:color="auto" w:fill="EEF2F8" w:val="clear"/>
             <w:tcMar>
               <w:top w:w="40" w:type="dxa"/>
               <w:bottom w:w="40" w:type="dxa"/>
@@ -18822,12 +16792,9 @@
           <w:tcPr>
             <w:tcW w:w="3400" w:type="dxa"/>
             <w:tcBorders>
-              <w:top w:val="single" w:sz="4" w:space="0" w:color="000000"/>
-              <w:left w:val="single" w:sz="4" w:space="0" w:color="000000"/>
-              <w:bottom w:val="single" w:sz="4" w:space="0" w:color="000000"/>
-              <w:right w:val="single" w:sz="4" w:space="0" w:color="000000"/>
+              <w:top w:val="single" w:sz="16" w:space="0" w:color="000000"/>
+              <w:bottom w:val="single" w:sz="6" w:space="0" w:color="000000"/>
             </w:tcBorders>
-            <w:shd w:color="auto" w:fill="1F3864" w:val="clear"/>
             <w:vAlign w:val="center"/>
           </w:tcPr>
           <w:p>
@@ -18843,7 +16810,7 @@
                 <w:rFonts w:ascii="Times New Roman" w:hAnsi="Times New Roman"/>
                 <w:b/>
                 <w:bCs/>
-                <w:color w:val="FFFFFF"/>
+                <w:color w:val="000000"/>
                 <w:sz w:val="18"/>
                 <w:szCs w:val="18"/>
               </w:rPr>
@@ -18855,12 +16822,9 @@
           <w:tcPr>
             <w:tcW w:w="1298" w:type="dxa"/>
             <w:tcBorders>
-              <w:top w:val="single" w:sz="4" w:space="0" w:color="000000"/>
-              <w:left w:val="single" w:sz="4" w:space="0" w:color="000000"/>
-              <w:bottom w:val="single" w:sz="4" w:space="0" w:color="000000"/>
-              <w:right w:val="single" w:sz="4" w:space="0" w:color="000000"/>
+              <w:top w:val="single" w:sz="16" w:space="0" w:color="000000"/>
+              <w:bottom w:val="single" w:sz="6" w:space="0" w:color="000000"/>
             </w:tcBorders>
-            <w:shd w:color="auto" w:fill="1F3864" w:val="clear"/>
             <w:vAlign w:val="center"/>
           </w:tcPr>
           <w:p>
@@ -18876,7 +16840,7 @@
                 <w:rFonts w:ascii="Times New Roman" w:hAnsi="Times New Roman"/>
                 <w:b/>
                 <w:bCs/>
-                <w:color w:val="FFFFFF"/>
+                <w:color w:val="000000"/>
                 <w:sz w:val="18"/>
                 <w:szCs w:val="18"/>
               </w:rPr>
@@ -18888,12 +16852,9 @@
           <w:tcPr>
             <w:tcW w:w="1302" w:type="dxa"/>
             <w:tcBorders>
-              <w:top w:val="single" w:sz="4" w:space="0" w:color="000000"/>
-              <w:left w:val="single" w:sz="4" w:space="0" w:color="000000"/>
-              <w:bottom w:val="single" w:sz="4" w:space="0" w:color="000000"/>
-              <w:right w:val="single" w:sz="4" w:space="0" w:color="000000"/>
+              <w:top w:val="single" w:sz="16" w:space="0" w:color="000000"/>
+              <w:bottom w:val="single" w:sz="6" w:space="0" w:color="000000"/>
             </w:tcBorders>
-            <w:shd w:color="auto" w:fill="1F3864" w:val="clear"/>
             <w:vAlign w:val="center"/>
           </w:tcPr>
           <w:p>
@@ -18909,7 +16870,7 @@
                 <w:rFonts w:ascii="Times New Roman" w:hAnsi="Times New Roman"/>
                 <w:b/>
                 <w:bCs/>
-                <w:color w:val="FFFFFF"/>
+                <w:color w:val="000000"/>
                 <w:sz w:val="18"/>
                 <w:szCs w:val="18"/>
               </w:rPr>
@@ -18921,12 +16882,9 @@
           <w:tcPr>
             <w:tcW w:w="1497" w:type="dxa"/>
             <w:tcBorders>
-              <w:top w:val="single" w:sz="4" w:space="0" w:color="000000"/>
-              <w:left w:val="single" w:sz="4" w:space="0" w:color="000000"/>
-              <w:bottom w:val="single" w:sz="4" w:space="0" w:color="000000"/>
-              <w:right w:val="single" w:sz="4" w:space="0" w:color="000000"/>
+              <w:top w:val="single" w:sz="16" w:space="0" w:color="000000"/>
+              <w:bottom w:val="single" w:sz="6" w:space="0" w:color="000000"/>
             </w:tcBorders>
-            <w:shd w:color="auto" w:fill="1F3864" w:val="clear"/>
             <w:vAlign w:val="center"/>
           </w:tcPr>
           <w:p>
@@ -18942,7 +16900,7 @@
                 <w:rFonts w:ascii="Times New Roman" w:hAnsi="Times New Roman"/>
                 <w:b/>
                 <w:bCs/>
-                <w:color w:val="FFFFFF"/>
+                <w:color w:val="000000"/>
                 <w:sz w:val="18"/>
                 <w:szCs w:val="18"/>
               </w:rPr>
@@ -18954,12 +16912,9 @@
           <w:tcPr>
             <w:tcW w:w="1503" w:type="dxa"/>
             <w:tcBorders>
-              <w:top w:val="single" w:sz="4" w:space="0" w:color="000000"/>
-              <w:left w:val="single" w:sz="4" w:space="0" w:color="000000"/>
-              <w:bottom w:val="single" w:sz="4" w:space="0" w:color="000000"/>
-              <w:right w:val="single" w:sz="4" w:space="0" w:color="000000"/>
+              <w:top w:val="single" w:sz="16" w:space="0" w:color="000000"/>
+              <w:bottom w:val="single" w:sz="6" w:space="0" w:color="000000"/>
             </w:tcBorders>
-            <w:shd w:color="auto" w:fill="1F3864" w:val="clear"/>
             <w:vAlign w:val="center"/>
           </w:tcPr>
           <w:p>
@@ -18975,7 +16930,7 @@
                 <w:rFonts w:ascii="Times New Roman" w:hAnsi="Times New Roman"/>
                 <w:b/>
                 <w:bCs/>
-                <w:color w:val="FFFFFF"/>
+                <w:color w:val="000000"/>
                 <w:sz w:val="18"/>
                 <w:szCs w:val="18"/>
               </w:rPr>
@@ -18989,13 +16944,7 @@
         <w:tc>
           <w:tcPr>
             <w:tcW w:w="3400" w:type="dxa"/>
-            <w:tcBorders>
-              <w:top w:val="single" w:sz="4" w:space="0" w:color="000000"/>
-              <w:left w:val="single" w:sz="4" w:space="0" w:color="000000"/>
-              <w:bottom w:val="single" w:sz="4" w:space="0" w:color="000000"/>
-              <w:right w:val="single" w:sz="4" w:space="0" w:color="000000"/>
-            </w:tcBorders>
-            <w:shd w:color="auto" w:fill="FFFFFF" w:val="clear"/>
+            <w:tcBorders/>
             <w:tcMar>
               <w:top w:w="40" w:type="dxa"/>
               <w:bottom w:w="40" w:type="dxa"/>
@@ -19022,13 +16971,7 @@
         <w:tc>
           <w:tcPr>
             <w:tcW w:w="1298" w:type="dxa"/>
-            <w:tcBorders>
-              <w:top w:val="single" w:sz="4" w:space="0" w:color="000000"/>
-              <w:left w:val="single" w:sz="4" w:space="0" w:color="000000"/>
-              <w:bottom w:val="single" w:sz="4" w:space="0" w:color="000000"/>
-              <w:right w:val="single" w:sz="4" w:space="0" w:color="000000"/>
-            </w:tcBorders>
-            <w:shd w:color="auto" w:fill="FFFFFF" w:val="clear"/>
+            <w:tcBorders/>
             <w:tcMar>
               <w:top w:w="40" w:type="dxa"/>
               <w:bottom w:w="40" w:type="dxa"/>
@@ -19056,13 +16999,7 @@
         <w:tc>
           <w:tcPr>
             <w:tcW w:w="1302" w:type="dxa"/>
-            <w:tcBorders>
-              <w:top w:val="single" w:sz="4" w:space="0" w:color="000000"/>
-              <w:left w:val="single" w:sz="4" w:space="0" w:color="000000"/>
-              <w:bottom w:val="single" w:sz="4" w:space="0" w:color="000000"/>
-              <w:right w:val="single" w:sz="4" w:space="0" w:color="000000"/>
-            </w:tcBorders>
-            <w:shd w:color="auto" w:fill="FFFFFF" w:val="clear"/>
+            <w:tcBorders/>
             <w:tcMar>
               <w:top w:w="40" w:type="dxa"/>
               <w:bottom w:w="40" w:type="dxa"/>
@@ -19090,13 +17027,7 @@
         <w:tc>
           <w:tcPr>
             <w:tcW w:w="1497" w:type="dxa"/>
-            <w:tcBorders>
-              <w:top w:val="single" w:sz="4" w:space="0" w:color="000000"/>
-              <w:left w:val="single" w:sz="4" w:space="0" w:color="000000"/>
-              <w:bottom w:val="single" w:sz="4" w:space="0" w:color="000000"/>
-              <w:right w:val="single" w:sz="4" w:space="0" w:color="000000"/>
-            </w:tcBorders>
-            <w:shd w:color="auto" w:fill="FFFFFF" w:val="clear"/>
+            <w:tcBorders/>
             <w:tcMar>
               <w:top w:w="40" w:type="dxa"/>
               <w:bottom w:w="40" w:type="dxa"/>
@@ -19124,13 +17055,7 @@
         <w:tc>
           <w:tcPr>
             <w:tcW w:w="1503" w:type="dxa"/>
-            <w:tcBorders>
-              <w:top w:val="single" w:sz="4" w:space="0" w:color="000000"/>
-              <w:left w:val="single" w:sz="4" w:space="0" w:color="000000"/>
-              <w:bottom w:val="single" w:sz="4" w:space="0" w:color="000000"/>
-              <w:right w:val="single" w:sz="4" w:space="0" w:color="000000"/>
-            </w:tcBorders>
-            <w:shd w:color="auto" w:fill="FFFFFF" w:val="clear"/>
+            <w:tcBorders/>
             <w:tcMar>
               <w:top w:w="40" w:type="dxa"/>
               <w:bottom w:w="40" w:type="dxa"/>
@@ -19161,13 +17086,7 @@
         <w:tc>
           <w:tcPr>
             <w:tcW w:w="3400" w:type="dxa"/>
-            <w:tcBorders>
-              <w:top w:val="single" w:sz="4" w:space="0" w:color="000000"/>
-              <w:left w:val="single" w:sz="4" w:space="0" w:color="000000"/>
-              <w:bottom w:val="single" w:sz="4" w:space="0" w:color="000000"/>
-              <w:right w:val="single" w:sz="4" w:space="0" w:color="000000"/>
-            </w:tcBorders>
-            <w:shd w:color="auto" w:fill="EEF2F8" w:val="clear"/>
+            <w:tcBorders/>
             <w:tcMar>
               <w:top w:w="40" w:type="dxa"/>
               <w:bottom w:w="40" w:type="dxa"/>
@@ -19194,13 +17113,7 @@
         <w:tc>
           <w:tcPr>
             <w:tcW w:w="1298" w:type="dxa"/>
-            <w:tcBorders>
-              <w:top w:val="single" w:sz="4" w:space="0" w:color="000000"/>
-              <w:left w:val="single" w:sz="4" w:space="0" w:color="000000"/>
-              <w:bottom w:val="single" w:sz="4" w:space="0" w:color="000000"/>
-              <w:right w:val="single" w:sz="4" w:space="0" w:color="000000"/>
-            </w:tcBorders>
-            <w:shd w:color="auto" w:fill="EEF2F8" w:val="clear"/>
+            <w:tcBorders/>
             <w:tcMar>
               <w:top w:w="40" w:type="dxa"/>
               <w:bottom w:w="40" w:type="dxa"/>
@@ -19228,13 +17141,7 @@
         <w:tc>
           <w:tcPr>
             <w:tcW w:w="1302" w:type="dxa"/>
-            <w:tcBorders>
-              <w:top w:val="single" w:sz="4" w:space="0" w:color="000000"/>
-              <w:left w:val="single" w:sz="4" w:space="0" w:color="000000"/>
-              <w:bottom w:val="single" w:sz="4" w:space="0" w:color="000000"/>
-              <w:right w:val="single" w:sz="4" w:space="0" w:color="000000"/>
-            </w:tcBorders>
-            <w:shd w:color="auto" w:fill="EEF2F8" w:val="clear"/>
+            <w:tcBorders/>
             <w:tcMar>
               <w:top w:w="40" w:type="dxa"/>
               <w:bottom w:w="40" w:type="dxa"/>
@@ -19262,13 +17169,7 @@
         <w:tc>
           <w:tcPr>
             <w:tcW w:w="1497" w:type="dxa"/>
-            <w:tcBorders>
-              <w:top w:val="single" w:sz="4" w:space="0" w:color="000000"/>
-              <w:left w:val="single" w:sz="4" w:space="0" w:color="000000"/>
-              <w:bottom w:val="single" w:sz="4" w:space="0" w:color="000000"/>
-              <w:right w:val="single" w:sz="4" w:space="0" w:color="000000"/>
-            </w:tcBorders>
-            <w:shd w:color="auto" w:fill="EEF2F8" w:val="clear"/>
+            <w:tcBorders/>
             <w:tcMar>
               <w:top w:w="40" w:type="dxa"/>
               <w:bottom w:w="40" w:type="dxa"/>
@@ -19296,13 +17197,7 @@
         <w:tc>
           <w:tcPr>
             <w:tcW w:w="1503" w:type="dxa"/>
-            <w:tcBorders>
-              <w:top w:val="single" w:sz="4" w:space="0" w:color="000000"/>
-              <w:left w:val="single" w:sz="4" w:space="0" w:color="000000"/>
-              <w:bottom w:val="single" w:sz="4" w:space="0" w:color="000000"/>
-              <w:right w:val="single" w:sz="4" w:space="0" w:color="000000"/>
-            </w:tcBorders>
-            <w:shd w:color="auto" w:fill="EEF2F8" w:val="clear"/>
+            <w:tcBorders/>
             <w:tcMar>
               <w:top w:w="40" w:type="dxa"/>
               <w:bottom w:w="40" w:type="dxa"/>
@@ -19333,13 +17228,7 @@
         <w:tc>
           <w:tcPr>
             <w:tcW w:w="3400" w:type="dxa"/>
-            <w:tcBorders>
-              <w:top w:val="single" w:sz="4" w:space="0" w:color="000000"/>
-              <w:left w:val="single" w:sz="4" w:space="0" w:color="000000"/>
-              <w:bottom w:val="single" w:sz="4" w:space="0" w:color="000000"/>
-              <w:right w:val="single" w:sz="4" w:space="0" w:color="000000"/>
-            </w:tcBorders>
-            <w:shd w:color="auto" w:fill="FFFFFF" w:val="clear"/>
+            <w:tcBorders/>
             <w:tcMar>
               <w:top w:w="40" w:type="dxa"/>
               <w:bottom w:w="40" w:type="dxa"/>
@@ -19366,13 +17255,7 @@
         <w:tc>
           <w:tcPr>
             <w:tcW w:w="1298" w:type="dxa"/>
-            <w:tcBorders>
-              <w:top w:val="single" w:sz="4" w:space="0" w:color="000000"/>
-              <w:left w:val="single" w:sz="4" w:space="0" w:color="000000"/>
-              <w:bottom w:val="single" w:sz="4" w:space="0" w:color="000000"/>
-              <w:right w:val="single" w:sz="4" w:space="0" w:color="000000"/>
-            </w:tcBorders>
-            <w:shd w:color="auto" w:fill="FFFFFF" w:val="clear"/>
+            <w:tcBorders/>
             <w:tcMar>
               <w:top w:w="40" w:type="dxa"/>
               <w:bottom w:w="40" w:type="dxa"/>
@@ -19400,13 +17283,7 @@
         <w:tc>
           <w:tcPr>
             <w:tcW w:w="1302" w:type="dxa"/>
-            <w:tcBorders>
-              <w:top w:val="single" w:sz="4" w:space="0" w:color="000000"/>
-              <w:left w:val="single" w:sz="4" w:space="0" w:color="000000"/>
-              <w:bottom w:val="single" w:sz="4" w:space="0" w:color="000000"/>
-              <w:right w:val="single" w:sz="4" w:space="0" w:color="000000"/>
-            </w:tcBorders>
-            <w:shd w:color="auto" w:fill="FFFFFF" w:val="clear"/>
+            <w:tcBorders/>
             <w:tcMar>
               <w:top w:w="40" w:type="dxa"/>
               <w:bottom w:w="40" w:type="dxa"/>
@@ -19434,13 +17311,7 @@
         <w:tc>
           <w:tcPr>
             <w:tcW w:w="1497" w:type="dxa"/>
-            <w:tcBorders>
-              <w:top w:val="single" w:sz="4" w:space="0" w:color="000000"/>
-              <w:left w:val="single" w:sz="4" w:space="0" w:color="000000"/>
-              <w:bottom w:val="single" w:sz="4" w:space="0" w:color="000000"/>
-              <w:right w:val="single" w:sz="4" w:space="0" w:color="000000"/>
-            </w:tcBorders>
-            <w:shd w:color="auto" w:fill="FFFFFF" w:val="clear"/>
+            <w:tcBorders/>
             <w:tcMar>
               <w:top w:w="40" w:type="dxa"/>
               <w:bottom w:w="40" w:type="dxa"/>
@@ -19468,13 +17339,7 @@
         <w:tc>
           <w:tcPr>
             <w:tcW w:w="1503" w:type="dxa"/>
-            <w:tcBorders>
-              <w:top w:val="single" w:sz="4" w:space="0" w:color="000000"/>
-              <w:left w:val="single" w:sz="4" w:space="0" w:color="000000"/>
-              <w:bottom w:val="single" w:sz="4" w:space="0" w:color="000000"/>
-              <w:right w:val="single" w:sz="4" w:space="0" w:color="000000"/>
-            </w:tcBorders>
-            <w:shd w:color="auto" w:fill="FFFFFF" w:val="clear"/>
+            <w:tcBorders/>
             <w:tcMar>
               <w:top w:w="40" w:type="dxa"/>
               <w:bottom w:w="40" w:type="dxa"/>
@@ -19505,13 +17370,7 @@
         <w:tc>
           <w:tcPr>
             <w:tcW w:w="3400" w:type="dxa"/>
-            <w:tcBorders>
-              <w:top w:val="single" w:sz="4" w:space="0" w:color="000000"/>
-              <w:left w:val="single" w:sz="4" w:space="0" w:color="000000"/>
-              <w:bottom w:val="single" w:sz="4" w:space="0" w:color="000000"/>
-              <w:right w:val="single" w:sz="4" w:space="0" w:color="000000"/>
-            </w:tcBorders>
-            <w:shd w:color="auto" w:fill="EEF2F8" w:val="clear"/>
+            <w:tcBorders/>
             <w:tcMar>
               <w:top w:w="40" w:type="dxa"/>
               <w:bottom w:w="40" w:type="dxa"/>
@@ -19538,13 +17397,7 @@
         <w:tc>
           <w:tcPr>
             <w:tcW w:w="1298" w:type="dxa"/>
-            <w:tcBorders>
-              <w:top w:val="single" w:sz="4" w:space="0" w:color="000000"/>
-              <w:left w:val="single" w:sz="4" w:space="0" w:color="000000"/>
-              <w:bottom w:val="single" w:sz="4" w:space="0" w:color="000000"/>
-              <w:right w:val="single" w:sz="4" w:space="0" w:color="000000"/>
-            </w:tcBorders>
-            <w:shd w:color="auto" w:fill="EEF2F8" w:val="clear"/>
+            <w:tcBorders/>
             <w:tcMar>
               <w:top w:w="40" w:type="dxa"/>
               <w:bottom w:w="40" w:type="dxa"/>
@@ -19572,13 +17425,7 @@
         <w:tc>
           <w:tcPr>
             <w:tcW w:w="1302" w:type="dxa"/>
-            <w:tcBorders>
-              <w:top w:val="single" w:sz="4" w:space="0" w:color="000000"/>
-              <w:left w:val="single" w:sz="4" w:space="0" w:color="000000"/>
-              <w:bottom w:val="single" w:sz="4" w:space="0" w:color="000000"/>
-              <w:right w:val="single" w:sz="4" w:space="0" w:color="000000"/>
-            </w:tcBorders>
-            <w:shd w:color="auto" w:fill="EEF2F8" w:val="clear"/>
+            <w:tcBorders/>
             <w:tcMar>
               <w:top w:w="40" w:type="dxa"/>
               <w:bottom w:w="40" w:type="dxa"/>
@@ -19606,13 +17453,7 @@
         <w:tc>
           <w:tcPr>
             <w:tcW w:w="1497" w:type="dxa"/>
-            <w:tcBorders>
-              <w:top w:val="single" w:sz="4" w:space="0" w:color="000000"/>
-              <w:left w:val="single" w:sz="4" w:space="0" w:color="000000"/>
-              <w:bottom w:val="single" w:sz="4" w:space="0" w:color="000000"/>
-              <w:right w:val="single" w:sz="4" w:space="0" w:color="000000"/>
-            </w:tcBorders>
-            <w:shd w:color="auto" w:fill="EEF2F8" w:val="clear"/>
+            <w:tcBorders/>
             <w:tcMar>
               <w:top w:w="40" w:type="dxa"/>
               <w:bottom w:w="40" w:type="dxa"/>
@@ -19640,13 +17481,7 @@
         <w:tc>
           <w:tcPr>
             <w:tcW w:w="1503" w:type="dxa"/>
-            <w:tcBorders>
-              <w:top w:val="single" w:sz="4" w:space="0" w:color="000000"/>
-              <w:left w:val="single" w:sz="4" w:space="0" w:color="000000"/>
-              <w:bottom w:val="single" w:sz="4" w:space="0" w:color="000000"/>
-              <w:right w:val="single" w:sz="4" w:space="0" w:color="000000"/>
-            </w:tcBorders>
-            <w:shd w:color="auto" w:fill="EEF2F8" w:val="clear"/>
+            <w:tcBorders/>
             <w:tcMar>
               <w:top w:w="40" w:type="dxa"/>
               <w:bottom w:w="40" w:type="dxa"/>
@@ -19677,13 +17512,7 @@
         <w:tc>
           <w:tcPr>
             <w:tcW w:w="3400" w:type="dxa"/>
-            <w:tcBorders>
-              <w:top w:val="single" w:sz="4" w:space="0" w:color="000000"/>
-              <w:left w:val="single" w:sz="4" w:space="0" w:color="000000"/>
-              <w:bottom w:val="single" w:sz="4" w:space="0" w:color="000000"/>
-              <w:right w:val="single" w:sz="4" w:space="0" w:color="000000"/>
-            </w:tcBorders>
-            <w:shd w:color="auto" w:fill="FFFFFF" w:val="clear"/>
+            <w:tcBorders/>
             <w:tcMar>
               <w:top w:w="40" w:type="dxa"/>
               <w:bottom w:w="40" w:type="dxa"/>
@@ -19710,13 +17539,7 @@
         <w:tc>
           <w:tcPr>
             <w:tcW w:w="1298" w:type="dxa"/>
-            <w:tcBorders>
-              <w:top w:val="single" w:sz="4" w:space="0" w:color="000000"/>
-              <w:left w:val="single" w:sz="4" w:space="0" w:color="000000"/>
-              <w:bottom w:val="single" w:sz="4" w:space="0" w:color="000000"/>
-              <w:right w:val="single" w:sz="4" w:space="0" w:color="000000"/>
-            </w:tcBorders>
-            <w:shd w:color="auto" w:fill="FFFFFF" w:val="clear"/>
+            <w:tcBorders/>
             <w:tcMar>
               <w:top w:w="40" w:type="dxa"/>
               <w:bottom w:w="40" w:type="dxa"/>
@@ -19744,13 +17567,7 @@
         <w:tc>
           <w:tcPr>
             <w:tcW w:w="1302" w:type="dxa"/>
-            <w:tcBorders>
-              <w:top w:val="single" w:sz="4" w:space="0" w:color="000000"/>
-              <w:left w:val="single" w:sz="4" w:space="0" w:color="000000"/>
-              <w:bottom w:val="single" w:sz="4" w:space="0" w:color="000000"/>
-              <w:right w:val="single" w:sz="4" w:space="0" w:color="000000"/>
-            </w:tcBorders>
-            <w:shd w:color="auto" w:fill="FFFFFF" w:val="clear"/>
+            <w:tcBorders/>
             <w:tcMar>
               <w:top w:w="40" w:type="dxa"/>
               <w:bottom w:w="40" w:type="dxa"/>
@@ -19778,13 +17595,7 @@
         <w:tc>
           <w:tcPr>
             <w:tcW w:w="1497" w:type="dxa"/>
-            <w:tcBorders>
-              <w:top w:val="single" w:sz="4" w:space="0" w:color="000000"/>
-              <w:left w:val="single" w:sz="4" w:space="0" w:color="000000"/>
-              <w:bottom w:val="single" w:sz="4" w:space="0" w:color="000000"/>
-              <w:right w:val="single" w:sz="4" w:space="0" w:color="000000"/>
-            </w:tcBorders>
-            <w:shd w:color="auto" w:fill="FFFFFF" w:val="clear"/>
+            <w:tcBorders/>
             <w:tcMar>
               <w:top w:w="40" w:type="dxa"/>
               <w:bottom w:w="40" w:type="dxa"/>
@@ -19812,13 +17623,7 @@
         <w:tc>
           <w:tcPr>
             <w:tcW w:w="1503" w:type="dxa"/>
-            <w:tcBorders>
-              <w:top w:val="single" w:sz="4" w:space="0" w:color="000000"/>
-              <w:left w:val="single" w:sz="4" w:space="0" w:color="000000"/>
-              <w:bottom w:val="single" w:sz="4" w:space="0" w:color="000000"/>
-              <w:right w:val="single" w:sz="4" w:space="0" w:color="000000"/>
-            </w:tcBorders>
-            <w:shd w:color="auto" w:fill="FFFFFF" w:val="clear"/>
+            <w:tcBorders/>
             <w:tcMar>
               <w:top w:w="40" w:type="dxa"/>
               <w:bottom w:w="40" w:type="dxa"/>
@@ -19849,13 +17654,7 @@
         <w:tc>
           <w:tcPr>
             <w:tcW w:w="3400" w:type="dxa"/>
-            <w:tcBorders>
-              <w:top w:val="single" w:sz="4" w:space="0" w:color="000000"/>
-              <w:left w:val="single" w:sz="4" w:space="0" w:color="000000"/>
-              <w:bottom w:val="single" w:sz="4" w:space="0" w:color="000000"/>
-              <w:right w:val="single" w:sz="4" w:space="0" w:color="000000"/>
-            </w:tcBorders>
-            <w:shd w:color="auto" w:fill="EEF2F8" w:val="clear"/>
+            <w:tcBorders/>
             <w:tcMar>
               <w:top w:w="40" w:type="dxa"/>
               <w:bottom w:w="40" w:type="dxa"/>
@@ -19882,13 +17681,7 @@
         <w:tc>
           <w:tcPr>
             <w:tcW w:w="1298" w:type="dxa"/>
-            <w:tcBorders>
-              <w:top w:val="single" w:sz="4" w:space="0" w:color="000000"/>
-              <w:left w:val="single" w:sz="4" w:space="0" w:color="000000"/>
-              <w:bottom w:val="single" w:sz="4" w:space="0" w:color="000000"/>
-              <w:right w:val="single" w:sz="4" w:space="0" w:color="000000"/>
-            </w:tcBorders>
-            <w:shd w:color="auto" w:fill="EEF2F8" w:val="clear"/>
+            <w:tcBorders/>
             <w:tcMar>
               <w:top w:w="40" w:type="dxa"/>
               <w:bottom w:w="40" w:type="dxa"/>
@@ -19916,13 +17709,7 @@
         <w:tc>
           <w:tcPr>
             <w:tcW w:w="1302" w:type="dxa"/>
-            <w:tcBorders>
-              <w:top w:val="single" w:sz="4" w:space="0" w:color="000000"/>
-              <w:left w:val="single" w:sz="4" w:space="0" w:color="000000"/>
-              <w:bottom w:val="single" w:sz="4" w:space="0" w:color="000000"/>
-              <w:right w:val="single" w:sz="4" w:space="0" w:color="000000"/>
-            </w:tcBorders>
-            <w:shd w:color="auto" w:fill="EEF2F8" w:val="clear"/>
+            <w:tcBorders/>
             <w:tcMar>
               <w:top w:w="40" w:type="dxa"/>
               <w:bottom w:w="40" w:type="dxa"/>
@@ -19950,13 +17737,7 @@
         <w:tc>
           <w:tcPr>
             <w:tcW w:w="1497" w:type="dxa"/>
-            <w:tcBorders>
-              <w:top w:val="single" w:sz="4" w:space="0" w:color="000000"/>
-              <w:left w:val="single" w:sz="4" w:space="0" w:color="000000"/>
-              <w:bottom w:val="single" w:sz="4" w:space="0" w:color="000000"/>
-              <w:right w:val="single" w:sz="4" w:space="0" w:color="000000"/>
-            </w:tcBorders>
-            <w:shd w:color="auto" w:fill="EEF2F8" w:val="clear"/>
+            <w:tcBorders/>
             <w:tcMar>
               <w:top w:w="40" w:type="dxa"/>
               <w:bottom w:w="40" w:type="dxa"/>
@@ -19984,13 +17765,7 @@
         <w:tc>
           <w:tcPr>
             <w:tcW w:w="1503" w:type="dxa"/>
-            <w:tcBorders>
-              <w:top w:val="single" w:sz="4" w:space="0" w:color="000000"/>
-              <w:left w:val="single" w:sz="4" w:space="0" w:color="000000"/>
-              <w:bottom w:val="single" w:sz="4" w:space="0" w:color="000000"/>
-              <w:right w:val="single" w:sz="4" w:space="0" w:color="000000"/>
-            </w:tcBorders>
-            <w:shd w:color="auto" w:fill="EEF2F8" w:val="clear"/>
+            <w:tcBorders/>
             <w:tcMar>
               <w:top w:w="40" w:type="dxa"/>
               <w:bottom w:w="40" w:type="dxa"/>
@@ -20021,13 +17796,7 @@
         <w:tc>
           <w:tcPr>
             <w:tcW w:w="3400" w:type="dxa"/>
-            <w:tcBorders>
-              <w:top w:val="single" w:sz="4" w:space="0" w:color="000000"/>
-              <w:left w:val="single" w:sz="4" w:space="0" w:color="000000"/>
-              <w:bottom w:val="single" w:sz="4" w:space="0" w:color="000000"/>
-              <w:right w:val="single" w:sz="4" w:space="0" w:color="000000"/>
-            </w:tcBorders>
-            <w:shd w:color="auto" w:fill="FFFFFF" w:val="clear"/>
+            <w:tcBorders/>
             <w:tcMar>
               <w:top w:w="40" w:type="dxa"/>
               <w:bottom w:w="40" w:type="dxa"/>
@@ -20054,13 +17823,7 @@
         <w:tc>
           <w:tcPr>
             <w:tcW w:w="1298" w:type="dxa"/>
-            <w:tcBorders>
-              <w:top w:val="single" w:sz="4" w:space="0" w:color="000000"/>
-              <w:left w:val="single" w:sz="4" w:space="0" w:color="000000"/>
-              <w:bottom w:val="single" w:sz="4" w:space="0" w:color="000000"/>
-              <w:right w:val="single" w:sz="4" w:space="0" w:color="000000"/>
-            </w:tcBorders>
-            <w:shd w:color="auto" w:fill="FFFFFF" w:val="clear"/>
+            <w:tcBorders/>
             <w:tcMar>
               <w:top w:w="40" w:type="dxa"/>
               <w:bottom w:w="40" w:type="dxa"/>
@@ -20088,13 +17851,7 @@
         <w:tc>
           <w:tcPr>
             <w:tcW w:w="1302" w:type="dxa"/>
-            <w:tcBorders>
-              <w:top w:val="single" w:sz="4" w:space="0" w:color="000000"/>
-              <w:left w:val="single" w:sz="4" w:space="0" w:color="000000"/>
-              <w:bottom w:val="single" w:sz="4" w:space="0" w:color="000000"/>
-              <w:right w:val="single" w:sz="4" w:space="0" w:color="000000"/>
-            </w:tcBorders>
-            <w:shd w:color="auto" w:fill="FFFFFF" w:val="clear"/>
+            <w:tcBorders/>
             <w:tcMar>
               <w:top w:w="40" w:type="dxa"/>
               <w:bottom w:w="40" w:type="dxa"/>
@@ -20122,13 +17879,7 @@
         <w:tc>
           <w:tcPr>
             <w:tcW w:w="1497" w:type="dxa"/>
-            <w:tcBorders>
-              <w:top w:val="single" w:sz="4" w:space="0" w:color="000000"/>
-              <w:left w:val="single" w:sz="4" w:space="0" w:color="000000"/>
-              <w:bottom w:val="single" w:sz="4" w:space="0" w:color="000000"/>
-              <w:right w:val="single" w:sz="4" w:space="0" w:color="000000"/>
-            </w:tcBorders>
-            <w:shd w:color="auto" w:fill="FFFFFF" w:val="clear"/>
+            <w:tcBorders/>
             <w:tcMar>
               <w:top w:w="40" w:type="dxa"/>
               <w:bottom w:w="40" w:type="dxa"/>
@@ -20156,13 +17907,7 @@
         <w:tc>
           <w:tcPr>
             <w:tcW w:w="1503" w:type="dxa"/>
-            <w:tcBorders>
-              <w:top w:val="single" w:sz="4" w:space="0" w:color="000000"/>
-              <w:left w:val="single" w:sz="4" w:space="0" w:color="000000"/>
-              <w:bottom w:val="single" w:sz="4" w:space="0" w:color="000000"/>
-              <w:right w:val="single" w:sz="4" w:space="0" w:color="000000"/>
-            </w:tcBorders>
-            <w:shd w:color="auto" w:fill="FFFFFF" w:val="clear"/>
+            <w:tcBorders/>
             <w:tcMar>
               <w:top w:w="40" w:type="dxa"/>
               <w:bottom w:w="40" w:type="dxa"/>
@@ -20193,13 +17938,7 @@
         <w:tc>
           <w:tcPr>
             <w:tcW w:w="3400" w:type="dxa"/>
-            <w:tcBorders>
-              <w:top w:val="single" w:sz="4" w:space="0" w:color="000000"/>
-              <w:left w:val="single" w:sz="4" w:space="0" w:color="000000"/>
-              <w:bottom w:val="single" w:sz="4" w:space="0" w:color="000000"/>
-              <w:right w:val="single" w:sz="4" w:space="0" w:color="000000"/>
-            </w:tcBorders>
-            <w:shd w:color="auto" w:fill="EEF2F8" w:val="clear"/>
+            <w:tcBorders/>
             <w:tcMar>
               <w:top w:w="40" w:type="dxa"/>
               <w:bottom w:w="40" w:type="dxa"/>
@@ -20226,13 +17965,7 @@
         <w:tc>
           <w:tcPr>
             <w:tcW w:w="1298" w:type="dxa"/>
-            <w:tcBorders>
-              <w:top w:val="single" w:sz="4" w:space="0" w:color="000000"/>
-              <w:left w:val="single" w:sz="4" w:space="0" w:color="000000"/>
-              <w:bottom w:val="single" w:sz="4" w:space="0" w:color="000000"/>
-              <w:right w:val="single" w:sz="4" w:space="0" w:color="000000"/>
-            </w:tcBorders>
-            <w:shd w:color="auto" w:fill="EEF2F8" w:val="clear"/>
+            <w:tcBorders/>
             <w:tcMar>
               <w:top w:w="40" w:type="dxa"/>
               <w:bottom w:w="40" w:type="dxa"/>
@@ -20260,13 +17993,7 @@
         <w:tc>
           <w:tcPr>
             <w:tcW w:w="1302" w:type="dxa"/>
-            <w:tcBorders>
-              <w:top w:val="single" w:sz="4" w:space="0" w:color="000000"/>
-              <w:left w:val="single" w:sz="4" w:space="0" w:color="000000"/>
-              <w:bottom w:val="single" w:sz="4" w:space="0" w:color="000000"/>
-              <w:right w:val="single" w:sz="4" w:space="0" w:color="000000"/>
-            </w:tcBorders>
-            <w:shd w:color="auto" w:fill="EEF2F8" w:val="clear"/>
+            <w:tcBorders/>
             <w:tcMar>
               <w:top w:w="40" w:type="dxa"/>
               <w:bottom w:w="40" w:type="dxa"/>
@@ -20294,13 +18021,7 @@
         <w:tc>
           <w:tcPr>
             <w:tcW w:w="1497" w:type="dxa"/>
-            <w:tcBorders>
-              <w:top w:val="single" w:sz="4" w:space="0" w:color="000000"/>
-              <w:left w:val="single" w:sz="4" w:space="0" w:color="000000"/>
-              <w:bottom w:val="single" w:sz="4" w:space="0" w:color="000000"/>
-              <w:right w:val="single" w:sz="4" w:space="0" w:color="000000"/>
-            </w:tcBorders>
-            <w:shd w:color="auto" w:fill="EEF2F8" w:val="clear"/>
+            <w:tcBorders/>
             <w:tcMar>
               <w:top w:w="40" w:type="dxa"/>
               <w:bottom w:w="40" w:type="dxa"/>
@@ -20328,13 +18049,7 @@
         <w:tc>
           <w:tcPr>
             <w:tcW w:w="1503" w:type="dxa"/>
-            <w:tcBorders>
-              <w:top w:val="single" w:sz="4" w:space="0" w:color="000000"/>
-              <w:left w:val="single" w:sz="4" w:space="0" w:color="000000"/>
-              <w:bottom w:val="single" w:sz="4" w:space="0" w:color="000000"/>
-              <w:right w:val="single" w:sz="4" w:space="0" w:color="000000"/>
-            </w:tcBorders>
-            <w:shd w:color="auto" w:fill="EEF2F8" w:val="clear"/>
+            <w:tcBorders/>
             <w:tcMar>
               <w:top w:w="40" w:type="dxa"/>
               <w:bottom w:w="40" w:type="dxa"/>
@@ -20365,13 +18080,7 @@
         <w:tc>
           <w:tcPr>
             <w:tcW w:w="3400" w:type="dxa"/>
-            <w:tcBorders>
-              <w:top w:val="single" w:sz="4" w:space="0" w:color="000000"/>
-              <w:left w:val="single" w:sz="4" w:space="0" w:color="000000"/>
-              <w:bottom w:val="single" w:sz="4" w:space="0" w:color="000000"/>
-              <w:right w:val="single" w:sz="4" w:space="0" w:color="000000"/>
-            </w:tcBorders>
-            <w:shd w:color="auto" w:fill="FFFFFF" w:val="clear"/>
+            <w:tcBorders/>
             <w:tcMar>
               <w:top w:w="40" w:type="dxa"/>
               <w:bottom w:w="40" w:type="dxa"/>
@@ -20398,13 +18107,7 @@
         <w:tc>
           <w:tcPr>
             <w:tcW w:w="1298" w:type="dxa"/>
-            <w:tcBorders>
-              <w:top w:val="single" w:sz="4" w:space="0" w:color="000000"/>
-              <w:left w:val="single" w:sz="4" w:space="0" w:color="000000"/>
-              <w:bottom w:val="single" w:sz="4" w:space="0" w:color="000000"/>
-              <w:right w:val="single" w:sz="4" w:space="0" w:color="000000"/>
-            </w:tcBorders>
-            <w:shd w:color="auto" w:fill="FFFFFF" w:val="clear"/>
+            <w:tcBorders/>
             <w:tcMar>
               <w:top w:w="40" w:type="dxa"/>
               <w:bottom w:w="40" w:type="dxa"/>
@@ -20432,13 +18135,7 @@
         <w:tc>
           <w:tcPr>
             <w:tcW w:w="1302" w:type="dxa"/>
-            <w:tcBorders>
-              <w:top w:val="single" w:sz="4" w:space="0" w:color="000000"/>
-              <w:left w:val="single" w:sz="4" w:space="0" w:color="000000"/>
-              <w:bottom w:val="single" w:sz="4" w:space="0" w:color="000000"/>
-              <w:right w:val="single" w:sz="4" w:space="0" w:color="000000"/>
-            </w:tcBorders>
-            <w:shd w:color="auto" w:fill="FFFFFF" w:val="clear"/>
+            <w:tcBorders/>
             <w:tcMar>
               <w:top w:w="40" w:type="dxa"/>
               <w:bottom w:w="40" w:type="dxa"/>
@@ -20466,13 +18163,7 @@
         <w:tc>
           <w:tcPr>
             <w:tcW w:w="1497" w:type="dxa"/>
-            <w:tcBorders>
-              <w:top w:val="single" w:sz="4" w:space="0" w:color="000000"/>
-              <w:left w:val="single" w:sz="4" w:space="0" w:color="000000"/>
-              <w:bottom w:val="single" w:sz="4" w:space="0" w:color="000000"/>
-              <w:right w:val="single" w:sz="4" w:space="0" w:color="000000"/>
-            </w:tcBorders>
-            <w:shd w:color="auto" w:fill="FFFFFF" w:val="clear"/>
+            <w:tcBorders/>
             <w:tcMar>
               <w:top w:w="40" w:type="dxa"/>
               <w:bottom w:w="40" w:type="dxa"/>
@@ -20500,13 +18191,7 @@
         <w:tc>
           <w:tcPr>
             <w:tcW w:w="1503" w:type="dxa"/>
-            <w:tcBorders>
-              <w:top w:val="single" w:sz="4" w:space="0" w:color="000000"/>
-              <w:left w:val="single" w:sz="4" w:space="0" w:color="000000"/>
-              <w:bottom w:val="single" w:sz="4" w:space="0" w:color="000000"/>
-              <w:right w:val="single" w:sz="4" w:space="0" w:color="000000"/>
-            </w:tcBorders>
-            <w:shd w:color="auto" w:fill="FFFFFF" w:val="clear"/>
+            <w:tcBorders/>
             <w:tcMar>
               <w:top w:w="40" w:type="dxa"/>
               <w:bottom w:w="40" w:type="dxa"/>
@@ -20537,13 +18222,7 @@
         <w:tc>
           <w:tcPr>
             <w:tcW w:w="3400" w:type="dxa"/>
-            <w:tcBorders>
-              <w:top w:val="single" w:sz="4" w:space="0" w:color="000000"/>
-              <w:left w:val="single" w:sz="4" w:space="0" w:color="000000"/>
-              <w:bottom w:val="single" w:sz="4" w:space="0" w:color="000000"/>
-              <w:right w:val="single" w:sz="4" w:space="0" w:color="000000"/>
-            </w:tcBorders>
-            <w:shd w:color="auto" w:fill="EEF2F8" w:val="clear"/>
+            <w:tcBorders/>
             <w:tcMar>
               <w:top w:w="40" w:type="dxa"/>
               <w:bottom w:w="40" w:type="dxa"/>
@@ -20570,13 +18249,7 @@
         <w:tc>
           <w:tcPr>
             <w:tcW w:w="1298" w:type="dxa"/>
-            <w:tcBorders>
-              <w:top w:val="single" w:sz="4" w:space="0" w:color="000000"/>
-              <w:left w:val="single" w:sz="4" w:space="0" w:color="000000"/>
-              <w:bottom w:val="single" w:sz="4" w:space="0" w:color="000000"/>
-              <w:right w:val="single" w:sz="4" w:space="0" w:color="000000"/>
-            </w:tcBorders>
-            <w:shd w:color="auto" w:fill="EEF2F8" w:val="clear"/>
+            <w:tcBorders/>
             <w:tcMar>
               <w:top w:w="40" w:type="dxa"/>
               <w:bottom w:w="40" w:type="dxa"/>
@@ -20604,13 +18277,7 @@
         <w:tc>
           <w:tcPr>
             <w:tcW w:w="1302" w:type="dxa"/>
-            <w:tcBorders>
-              <w:top w:val="single" w:sz="4" w:space="0" w:color="000000"/>
-              <w:left w:val="single" w:sz="4" w:space="0" w:color="000000"/>
-              <w:bottom w:val="single" w:sz="4" w:space="0" w:color="000000"/>
-              <w:right w:val="single" w:sz="4" w:space="0" w:color="000000"/>
-            </w:tcBorders>
-            <w:shd w:color="auto" w:fill="EEF2F8" w:val="clear"/>
+            <w:tcBorders/>
             <w:tcMar>
               <w:top w:w="40" w:type="dxa"/>
               <w:bottom w:w="40" w:type="dxa"/>
@@ -20638,13 +18305,7 @@
         <w:tc>
           <w:tcPr>
             <w:tcW w:w="1497" w:type="dxa"/>
-            <w:tcBorders>
-              <w:top w:val="single" w:sz="4" w:space="0" w:color="000000"/>
-              <w:left w:val="single" w:sz="4" w:space="0" w:color="000000"/>
-              <w:bottom w:val="single" w:sz="4" w:space="0" w:color="000000"/>
-              <w:right w:val="single" w:sz="4" w:space="0" w:color="000000"/>
-            </w:tcBorders>
-            <w:shd w:color="auto" w:fill="EEF2F8" w:val="clear"/>
+            <w:tcBorders/>
             <w:tcMar>
               <w:top w:w="40" w:type="dxa"/>
               <w:bottom w:w="40" w:type="dxa"/>
@@ -20672,13 +18333,7 @@
         <w:tc>
           <w:tcPr>
             <w:tcW w:w="1503" w:type="dxa"/>
-            <w:tcBorders>
-              <w:top w:val="single" w:sz="4" w:space="0" w:color="000000"/>
-              <w:left w:val="single" w:sz="4" w:space="0" w:color="000000"/>
-              <w:bottom w:val="single" w:sz="4" w:space="0" w:color="000000"/>
-              <w:right w:val="single" w:sz="4" w:space="0" w:color="000000"/>
-            </w:tcBorders>
-            <w:shd w:color="auto" w:fill="EEF2F8" w:val="clear"/>
+            <w:tcBorders/>
             <w:tcMar>
               <w:top w:w="40" w:type="dxa"/>
               <w:bottom w:w="40" w:type="dxa"/>
@@ -20710,12 +18365,8 @@
           <w:tcPr>
             <w:tcW w:w="3400" w:type="dxa"/>
             <w:tcBorders>
-              <w:top w:val="single" w:sz="4" w:space="0" w:color="000000"/>
-              <w:left w:val="single" w:sz="4" w:space="0" w:color="000000"/>
-              <w:bottom w:val="single" w:sz="4" w:space="0" w:color="000000"/>
-              <w:right w:val="single" w:sz="4" w:space="0" w:color="000000"/>
+              <w:bottom w:val="single" w:sz="16" w:space="0" w:color="000000"/>
             </w:tcBorders>
-            <w:shd w:color="auto" w:fill="FFFFFF" w:val="clear"/>
             <w:tcMar>
               <w:top w:w="40" w:type="dxa"/>
               <w:bottom w:w="40" w:type="dxa"/>
@@ -20743,12 +18394,8 @@
           <w:tcPr>
             <w:tcW w:w="1298" w:type="dxa"/>
             <w:tcBorders>
-              <w:top w:val="single" w:sz="4" w:space="0" w:color="000000"/>
-              <w:left w:val="single" w:sz="4" w:space="0" w:color="000000"/>
-              <w:bottom w:val="single" w:sz="4" w:space="0" w:color="000000"/>
-              <w:right w:val="single" w:sz="4" w:space="0" w:color="000000"/>
+              <w:bottom w:val="single" w:sz="16" w:space="0" w:color="000000"/>
             </w:tcBorders>
-            <w:shd w:color="auto" w:fill="FFFFFF" w:val="clear"/>
             <w:tcMar>
               <w:top w:w="40" w:type="dxa"/>
               <w:bottom w:w="40" w:type="dxa"/>
@@ -20777,12 +18424,8 @@
           <w:tcPr>
             <w:tcW w:w="1302" w:type="dxa"/>
             <w:tcBorders>
-              <w:top w:val="single" w:sz="4" w:space="0" w:color="000000"/>
-              <w:left w:val="single" w:sz="4" w:space="0" w:color="000000"/>
-              <w:bottom w:val="single" w:sz="4" w:space="0" w:color="000000"/>
-              <w:right w:val="single" w:sz="4" w:space="0" w:color="000000"/>
+              <w:bottom w:val="single" w:sz="16" w:space="0" w:color="000000"/>
             </w:tcBorders>
-            <w:shd w:color="auto" w:fill="FFFFFF" w:val="clear"/>
             <w:tcMar>
               <w:top w:w="40" w:type="dxa"/>
               <w:bottom w:w="40" w:type="dxa"/>
@@ -20811,12 +18454,8 @@
           <w:tcPr>
             <w:tcW w:w="1497" w:type="dxa"/>
             <w:tcBorders>
-              <w:top w:val="single" w:sz="4" w:space="0" w:color="000000"/>
-              <w:left w:val="single" w:sz="4" w:space="0" w:color="000000"/>
-              <w:bottom w:val="single" w:sz="4" w:space="0" w:color="000000"/>
-              <w:right w:val="single" w:sz="4" w:space="0" w:color="000000"/>
+              <w:bottom w:val="single" w:sz="16" w:space="0" w:color="000000"/>
             </w:tcBorders>
-            <w:shd w:color="auto" w:fill="FFFFFF" w:val="clear"/>
             <w:tcMar>
               <w:top w:w="40" w:type="dxa"/>
               <w:bottom w:w="40" w:type="dxa"/>
@@ -20845,12 +18484,8 @@
           <w:tcPr>
             <w:tcW w:w="1503" w:type="dxa"/>
             <w:tcBorders>
-              <w:top w:val="single" w:sz="4" w:space="0" w:color="000000"/>
-              <w:left w:val="single" w:sz="4" w:space="0" w:color="000000"/>
-              <w:bottom w:val="single" w:sz="4" w:space="0" w:color="000000"/>
-              <w:right w:val="single" w:sz="4" w:space="0" w:color="000000"/>
+              <w:bottom w:val="single" w:sz="16" w:space="0" w:color="000000"/>
             </w:tcBorders>
-            <w:shd w:color="auto" w:fill="FFFFFF" w:val="clear"/>
             <w:tcMar>
               <w:top w:w="40" w:type="dxa"/>
               <w:bottom w:w="40" w:type="dxa"/>
@@ -20960,12 +18595,9 @@
           <w:tcPr>
             <w:tcW w:w="3400" w:type="dxa"/>
             <w:tcBorders>
-              <w:top w:val="single" w:sz="4" w:space="0" w:color="000000"/>
-              <w:left w:val="single" w:sz="4" w:space="0" w:color="000000"/>
-              <w:bottom w:val="single" w:sz="4" w:space="0" w:color="000000"/>
-              <w:right w:val="single" w:sz="4" w:space="0" w:color="000000"/>
+              <w:top w:val="single" w:sz="16" w:space="0" w:color="000000"/>
+              <w:bottom w:val="single" w:sz="6" w:space="0" w:color="000000"/>
             </w:tcBorders>
-            <w:shd w:color="auto" w:fill="1F3864" w:val="clear"/>
             <w:vAlign w:val="center"/>
           </w:tcPr>
           <w:p>
@@ -20981,7 +18613,7 @@
                 <w:rFonts w:ascii="Times New Roman" w:hAnsi="Times New Roman"/>
                 <w:b/>
                 <w:bCs/>
-                <w:color w:val="FFFFFF"/>
+                <w:color w:val="000000"/>
                 <w:sz w:val="18"/>
                 <w:szCs w:val="18"/>
               </w:rPr>
@@ -20993,12 +18625,9 @@
           <w:tcPr>
             <w:tcW w:w="1298" w:type="dxa"/>
             <w:tcBorders>
-              <w:top w:val="single" w:sz="4" w:space="0" w:color="000000"/>
-              <w:left w:val="single" w:sz="4" w:space="0" w:color="000000"/>
-              <w:bottom w:val="single" w:sz="4" w:space="0" w:color="000000"/>
-              <w:right w:val="single" w:sz="4" w:space="0" w:color="000000"/>
+              <w:top w:val="single" w:sz="16" w:space="0" w:color="000000"/>
+              <w:bottom w:val="single" w:sz="6" w:space="0" w:color="000000"/>
             </w:tcBorders>
-            <w:shd w:color="auto" w:fill="1F3864" w:val="clear"/>
             <w:vAlign w:val="center"/>
           </w:tcPr>
           <w:p>
@@ -21014,7 +18643,7 @@
                 <w:rFonts w:ascii="Times New Roman" w:hAnsi="Times New Roman"/>
                 <w:b/>
                 <w:bCs/>
-                <w:color w:val="FFFFFF"/>
+                <w:color w:val="000000"/>
                 <w:sz w:val="18"/>
                 <w:szCs w:val="18"/>
               </w:rPr>
@@ -21026,12 +18655,9 @@
           <w:tcPr>
             <w:tcW w:w="1302" w:type="dxa"/>
             <w:tcBorders>
-              <w:top w:val="single" w:sz="4" w:space="0" w:color="000000"/>
-              <w:left w:val="single" w:sz="4" w:space="0" w:color="000000"/>
-              <w:bottom w:val="single" w:sz="4" w:space="0" w:color="000000"/>
-              <w:right w:val="single" w:sz="4" w:space="0" w:color="000000"/>
+              <w:top w:val="single" w:sz="16" w:space="0" w:color="000000"/>
+              <w:bottom w:val="single" w:sz="6" w:space="0" w:color="000000"/>
             </w:tcBorders>
-            <w:shd w:color="auto" w:fill="1F3864" w:val="clear"/>
             <w:vAlign w:val="center"/>
           </w:tcPr>
           <w:p>
@@ -21047,7 +18673,7 @@
                 <w:rFonts w:ascii="Times New Roman" w:hAnsi="Times New Roman"/>
                 <w:b/>
                 <w:bCs/>
-                <w:color w:val="FFFFFF"/>
+                <w:color w:val="000000"/>
                 <w:sz w:val="18"/>
                 <w:szCs w:val="18"/>
               </w:rPr>
@@ -21059,12 +18685,9 @@
           <w:tcPr>
             <w:tcW w:w="1497" w:type="dxa"/>
             <w:tcBorders>
-              <w:top w:val="single" w:sz="4" w:space="0" w:color="000000"/>
-              <w:left w:val="single" w:sz="4" w:space="0" w:color="000000"/>
-              <w:bottom w:val="single" w:sz="4" w:space="0" w:color="000000"/>
-              <w:right w:val="single" w:sz="4" w:space="0" w:color="000000"/>
+              <w:top w:val="single" w:sz="16" w:space="0" w:color="000000"/>
+              <w:bottom w:val="single" w:sz="6" w:space="0" w:color="000000"/>
             </w:tcBorders>
-            <w:shd w:color="auto" w:fill="1F3864" w:val="clear"/>
             <w:vAlign w:val="center"/>
           </w:tcPr>
           <w:p>
@@ -21080,7 +18703,7 @@
                 <w:rFonts w:ascii="Times New Roman" w:hAnsi="Times New Roman"/>
                 <w:b/>
                 <w:bCs/>
-                <w:color w:val="FFFFFF"/>
+                <w:color w:val="000000"/>
                 <w:sz w:val="18"/>
                 <w:szCs w:val="18"/>
               </w:rPr>
@@ -21092,12 +18715,9 @@
           <w:tcPr>
             <w:tcW w:w="1503" w:type="dxa"/>
             <w:tcBorders>
-              <w:top w:val="single" w:sz="4" w:space="0" w:color="000000"/>
-              <w:left w:val="single" w:sz="4" w:space="0" w:color="000000"/>
-              <w:bottom w:val="single" w:sz="4" w:space="0" w:color="000000"/>
-              <w:right w:val="single" w:sz="4" w:space="0" w:color="000000"/>
+              <w:top w:val="single" w:sz="16" w:space="0" w:color="000000"/>
+              <w:bottom w:val="single" w:sz="6" w:space="0" w:color="000000"/>
             </w:tcBorders>
-            <w:shd w:color="auto" w:fill="1F3864" w:val="clear"/>
             <w:vAlign w:val="center"/>
           </w:tcPr>
           <w:p>
@@ -21113,7 +18733,7 @@
                 <w:rFonts w:ascii="Times New Roman" w:hAnsi="Times New Roman"/>
                 <w:b/>
                 <w:bCs/>
-                <w:color w:val="FFFFFF"/>
+                <w:color w:val="000000"/>
                 <w:sz w:val="18"/>
                 <w:szCs w:val="18"/>
               </w:rPr>
@@ -21127,13 +18747,7 @@
         <w:tc>
           <w:tcPr>
             <w:tcW w:w="3400" w:type="dxa"/>
-            <w:tcBorders>
-              <w:top w:val="single" w:sz="4" w:space="0" w:color="000000"/>
-              <w:left w:val="single" w:sz="4" w:space="0" w:color="000000"/>
-              <w:bottom w:val="single" w:sz="4" w:space="0" w:color="000000"/>
-              <w:right w:val="single" w:sz="4" w:space="0" w:color="000000"/>
-            </w:tcBorders>
-            <w:shd w:color="auto" w:fill="FFFFFF" w:val="clear"/>
+            <w:tcBorders/>
             <w:tcMar>
               <w:top w:w="40" w:type="dxa"/>
               <w:bottom w:w="40" w:type="dxa"/>
@@ -21160,13 +18774,7 @@
         <w:tc>
           <w:tcPr>
             <w:tcW w:w="1298" w:type="dxa"/>
-            <w:tcBorders>
-              <w:top w:val="single" w:sz="4" w:space="0" w:color="000000"/>
-              <w:left w:val="single" w:sz="4" w:space="0" w:color="000000"/>
-              <w:bottom w:val="single" w:sz="4" w:space="0" w:color="000000"/>
-              <w:right w:val="single" w:sz="4" w:space="0" w:color="000000"/>
-            </w:tcBorders>
-            <w:shd w:color="auto" w:fill="FFFFFF" w:val="clear"/>
+            <w:tcBorders/>
             <w:tcMar>
               <w:top w:w="40" w:type="dxa"/>
               <w:bottom w:w="40" w:type="dxa"/>
@@ -21194,13 +18802,7 @@
         <w:tc>
           <w:tcPr>
             <w:tcW w:w="1302" w:type="dxa"/>
-            <w:tcBorders>
-              <w:top w:val="single" w:sz="4" w:space="0" w:color="000000"/>
-              <w:left w:val="single" w:sz="4" w:space="0" w:color="000000"/>
-              <w:bottom w:val="single" w:sz="4" w:space="0" w:color="000000"/>
-              <w:right w:val="single" w:sz="4" w:space="0" w:color="000000"/>
-            </w:tcBorders>
-            <w:shd w:color="auto" w:fill="FFFFFF" w:val="clear"/>
+            <w:tcBorders/>
             <w:tcMar>
               <w:top w:w="40" w:type="dxa"/>
               <w:bottom w:w="40" w:type="dxa"/>
@@ -21228,13 +18830,7 @@
         <w:tc>
           <w:tcPr>
             <w:tcW w:w="1497" w:type="dxa"/>
-            <w:tcBorders>
-              <w:top w:val="single" w:sz="4" w:space="0" w:color="000000"/>
-              <w:left w:val="single" w:sz="4" w:space="0" w:color="000000"/>
-              <w:bottom w:val="single" w:sz="4" w:space="0" w:color="000000"/>
-              <w:right w:val="single" w:sz="4" w:space="0" w:color="000000"/>
-            </w:tcBorders>
-            <w:shd w:color="auto" w:fill="FFFFFF" w:val="clear"/>
+            <w:tcBorders/>
             <w:tcMar>
               <w:top w:w="40" w:type="dxa"/>
               <w:bottom w:w="40" w:type="dxa"/>
@@ -21262,13 +18858,7 @@
         <w:tc>
           <w:tcPr>
             <w:tcW w:w="1503" w:type="dxa"/>
-            <w:tcBorders>
-              <w:top w:val="single" w:sz="4" w:space="0" w:color="000000"/>
-              <w:left w:val="single" w:sz="4" w:space="0" w:color="000000"/>
-              <w:bottom w:val="single" w:sz="4" w:space="0" w:color="000000"/>
-              <w:right w:val="single" w:sz="4" w:space="0" w:color="000000"/>
-            </w:tcBorders>
-            <w:shd w:color="auto" w:fill="FFFFFF" w:val="clear"/>
+            <w:tcBorders/>
             <w:tcMar>
               <w:top w:w="40" w:type="dxa"/>
               <w:bottom w:w="40" w:type="dxa"/>
@@ -21299,13 +18889,7 @@
         <w:tc>
           <w:tcPr>
             <w:tcW w:w="3400" w:type="dxa"/>
-            <w:tcBorders>
-              <w:top w:val="single" w:sz="4" w:space="0" w:color="000000"/>
-              <w:left w:val="single" w:sz="4" w:space="0" w:color="000000"/>
-              <w:bottom w:val="single" w:sz="4" w:space="0" w:color="000000"/>
-              <w:right w:val="single" w:sz="4" w:space="0" w:color="000000"/>
-            </w:tcBorders>
-            <w:shd w:color="auto" w:fill="EEF2F8" w:val="clear"/>
+            <w:tcBorders/>
             <w:tcMar>
               <w:top w:w="40" w:type="dxa"/>
               <w:bottom w:w="40" w:type="dxa"/>
@@ -21332,13 +18916,7 @@
         <w:tc>
           <w:tcPr>
             <w:tcW w:w="1298" w:type="dxa"/>
-            <w:tcBorders>
-              <w:top w:val="single" w:sz="4" w:space="0" w:color="000000"/>
-              <w:left w:val="single" w:sz="4" w:space="0" w:color="000000"/>
-              <w:bottom w:val="single" w:sz="4" w:space="0" w:color="000000"/>
-              <w:right w:val="single" w:sz="4" w:space="0" w:color="000000"/>
-            </w:tcBorders>
-            <w:shd w:color="auto" w:fill="EEF2F8" w:val="clear"/>
+            <w:tcBorders/>
             <w:tcMar>
               <w:top w:w="40" w:type="dxa"/>
               <w:bottom w:w="40" w:type="dxa"/>
@@ -21366,13 +18944,7 @@
         <w:tc>
           <w:tcPr>
             <w:tcW w:w="1302" w:type="dxa"/>
-            <w:tcBorders>
-              <w:top w:val="single" w:sz="4" w:space="0" w:color="000000"/>
-              <w:left w:val="single" w:sz="4" w:space="0" w:color="000000"/>
-              <w:bottom w:val="single" w:sz="4" w:space="0" w:color="000000"/>
-              <w:right w:val="single" w:sz="4" w:space="0" w:color="000000"/>
-            </w:tcBorders>
-            <w:shd w:color="auto" w:fill="EEF2F8" w:val="clear"/>
+            <w:tcBorders/>
             <w:tcMar>
               <w:top w:w="40" w:type="dxa"/>
               <w:bottom w:w="40" w:type="dxa"/>
@@ -21400,13 +18972,7 @@
         <w:tc>
           <w:tcPr>
             <w:tcW w:w="1497" w:type="dxa"/>
-            <w:tcBorders>
-              <w:top w:val="single" w:sz="4" w:space="0" w:color="000000"/>
-              <w:left w:val="single" w:sz="4" w:space="0" w:color="000000"/>
-              <w:bottom w:val="single" w:sz="4" w:space="0" w:color="000000"/>
-              <w:right w:val="single" w:sz="4" w:space="0" w:color="000000"/>
-            </w:tcBorders>
-            <w:shd w:color="auto" w:fill="EEF2F8" w:val="clear"/>
+            <w:tcBorders/>
             <w:tcMar>
               <w:top w:w="40" w:type="dxa"/>
               <w:bottom w:w="40" w:type="dxa"/>
@@ -21434,13 +19000,7 @@
         <w:tc>
           <w:tcPr>
             <w:tcW w:w="1503" w:type="dxa"/>
-            <w:tcBorders>
-              <w:top w:val="single" w:sz="4" w:space="0" w:color="000000"/>
-              <w:left w:val="single" w:sz="4" w:space="0" w:color="000000"/>
-              <w:bottom w:val="single" w:sz="4" w:space="0" w:color="000000"/>
-              <w:right w:val="single" w:sz="4" w:space="0" w:color="000000"/>
-            </w:tcBorders>
-            <w:shd w:color="auto" w:fill="EEF2F8" w:val="clear"/>
+            <w:tcBorders/>
             <w:tcMar>
               <w:top w:w="40" w:type="dxa"/>
               <w:bottom w:w="40" w:type="dxa"/>
@@ -21471,13 +19031,7 @@
         <w:tc>
           <w:tcPr>
             <w:tcW w:w="3400" w:type="dxa"/>
-            <w:tcBorders>
-              <w:top w:val="single" w:sz="4" w:space="0" w:color="000000"/>
-              <w:left w:val="single" w:sz="4" w:space="0" w:color="000000"/>
-              <w:bottom w:val="single" w:sz="4" w:space="0" w:color="000000"/>
-              <w:right w:val="single" w:sz="4" w:space="0" w:color="000000"/>
-            </w:tcBorders>
-            <w:shd w:color="auto" w:fill="FFFFFF" w:val="clear"/>
+            <w:tcBorders/>
             <w:tcMar>
               <w:top w:w="40" w:type="dxa"/>
               <w:bottom w:w="40" w:type="dxa"/>
@@ -21504,13 +19058,7 @@
         <w:tc>
           <w:tcPr>
             <w:tcW w:w="1298" w:type="dxa"/>
-            <w:tcBorders>
-              <w:top w:val="single" w:sz="4" w:space="0" w:color="000000"/>
-              <w:left w:val="single" w:sz="4" w:space="0" w:color="000000"/>
-              <w:bottom w:val="single" w:sz="4" w:space="0" w:color="000000"/>
-              <w:right w:val="single" w:sz="4" w:space="0" w:color="000000"/>
-            </w:tcBorders>
-            <w:shd w:color="auto" w:fill="FFFFFF" w:val="clear"/>
+            <w:tcBorders/>
             <w:tcMar>
               <w:top w:w="40" w:type="dxa"/>
               <w:bottom w:w="40" w:type="dxa"/>
@@ -21538,13 +19086,7 @@
         <w:tc>
           <w:tcPr>
             <w:tcW w:w="1302" w:type="dxa"/>
-            <w:tcBorders>
-              <w:top w:val="single" w:sz="4" w:space="0" w:color="000000"/>
-              <w:left w:val="single" w:sz="4" w:space="0" w:color="000000"/>
-              <w:bottom w:val="single" w:sz="4" w:space="0" w:color="000000"/>
-              <w:right w:val="single" w:sz="4" w:space="0" w:color="000000"/>
-            </w:tcBorders>
-            <w:shd w:color="auto" w:fill="FFFFFF" w:val="clear"/>
+            <w:tcBorders/>
             <w:tcMar>
               <w:top w:w="40" w:type="dxa"/>
               <w:bottom w:w="40" w:type="dxa"/>
@@ -21572,13 +19114,7 @@
         <w:tc>
           <w:tcPr>
             <w:tcW w:w="1497" w:type="dxa"/>
-            <w:tcBorders>
-              <w:top w:val="single" w:sz="4" w:space="0" w:color="000000"/>
-              <w:left w:val="single" w:sz="4" w:space="0" w:color="000000"/>
-              <w:bottom w:val="single" w:sz="4" w:space="0" w:color="000000"/>
-              <w:right w:val="single" w:sz="4" w:space="0" w:color="000000"/>
-            </w:tcBorders>
-            <w:shd w:color="auto" w:fill="FFFFFF" w:val="clear"/>
+            <w:tcBorders/>
             <w:tcMar>
               <w:top w:w="40" w:type="dxa"/>
               <w:bottom w:w="40" w:type="dxa"/>
@@ -21606,13 +19142,7 @@
         <w:tc>
           <w:tcPr>
             <w:tcW w:w="1503" w:type="dxa"/>
-            <w:tcBorders>
-              <w:top w:val="single" w:sz="4" w:space="0" w:color="000000"/>
-              <w:left w:val="single" w:sz="4" w:space="0" w:color="000000"/>
-              <w:bottom w:val="single" w:sz="4" w:space="0" w:color="000000"/>
-              <w:right w:val="single" w:sz="4" w:space="0" w:color="000000"/>
-            </w:tcBorders>
-            <w:shd w:color="auto" w:fill="FFFFFF" w:val="clear"/>
+            <w:tcBorders/>
             <w:tcMar>
               <w:top w:w="40" w:type="dxa"/>
               <w:bottom w:w="40" w:type="dxa"/>
@@ -21643,13 +19173,7 @@
         <w:tc>
           <w:tcPr>
             <w:tcW w:w="3400" w:type="dxa"/>
-            <w:tcBorders>
-              <w:top w:val="single" w:sz="4" w:space="0" w:color="000000"/>
-              <w:left w:val="single" w:sz="4" w:space="0" w:color="000000"/>
-              <w:bottom w:val="single" w:sz="4" w:space="0" w:color="000000"/>
-              <w:right w:val="single" w:sz="4" w:space="0" w:color="000000"/>
-            </w:tcBorders>
-            <w:shd w:color="auto" w:fill="EEF2F8" w:val="clear"/>
+            <w:tcBorders/>
             <w:tcMar>
               <w:top w:w="40" w:type="dxa"/>
               <w:bottom w:w="40" w:type="dxa"/>
@@ -21676,13 +19200,7 @@
         <w:tc>
           <w:tcPr>
             <w:tcW w:w="1298" w:type="dxa"/>
-            <w:tcBorders>
-              <w:top w:val="single" w:sz="4" w:space="0" w:color="000000"/>
-              <w:left w:val="single" w:sz="4" w:space="0" w:color="000000"/>
-              <w:bottom w:val="single" w:sz="4" w:space="0" w:color="000000"/>
-              <w:right w:val="single" w:sz="4" w:space="0" w:color="000000"/>
-            </w:tcBorders>
-            <w:shd w:color="auto" w:fill="EEF2F8" w:val="clear"/>
+            <w:tcBorders/>
             <w:tcMar>
               <w:top w:w="40" w:type="dxa"/>
               <w:bottom w:w="40" w:type="dxa"/>
@@ -21710,13 +19228,7 @@
         <w:tc>
           <w:tcPr>
             <w:tcW w:w="1302" w:type="dxa"/>
-            <w:tcBorders>
-              <w:top w:val="single" w:sz="4" w:space="0" w:color="000000"/>
-              <w:left w:val="single" w:sz="4" w:space="0" w:color="000000"/>
-              <w:bottom w:val="single" w:sz="4" w:space="0" w:color="000000"/>
-              <w:right w:val="single" w:sz="4" w:space="0" w:color="000000"/>
-            </w:tcBorders>
-            <w:shd w:color="auto" w:fill="EEF2F8" w:val="clear"/>
+            <w:tcBorders/>
             <w:tcMar>
               <w:top w:w="40" w:type="dxa"/>
               <w:bottom w:w="40" w:type="dxa"/>
@@ -21744,13 +19256,7 @@
         <w:tc>
           <w:tcPr>
             <w:tcW w:w="1497" w:type="dxa"/>
-            <w:tcBorders>
-              <w:top w:val="single" w:sz="4" w:space="0" w:color="000000"/>
-              <w:left w:val="single" w:sz="4" w:space="0" w:color="000000"/>
-              <w:bottom w:val="single" w:sz="4" w:space="0" w:color="000000"/>
-              <w:right w:val="single" w:sz="4" w:space="0" w:color="000000"/>
-            </w:tcBorders>
-            <w:shd w:color="auto" w:fill="EEF2F8" w:val="clear"/>
+            <w:tcBorders/>
             <w:tcMar>
               <w:top w:w="40" w:type="dxa"/>
               <w:bottom w:w="40" w:type="dxa"/>
@@ -21778,13 +19284,7 @@
         <w:tc>
           <w:tcPr>
             <w:tcW w:w="1503" w:type="dxa"/>
-            <w:tcBorders>
-              <w:top w:val="single" w:sz="4" w:space="0" w:color="000000"/>
-              <w:left w:val="single" w:sz="4" w:space="0" w:color="000000"/>
-              <w:bottom w:val="single" w:sz="4" w:space="0" w:color="000000"/>
-              <w:right w:val="single" w:sz="4" w:space="0" w:color="000000"/>
-            </w:tcBorders>
-            <w:shd w:color="auto" w:fill="EEF2F8" w:val="clear"/>
+            <w:tcBorders/>
             <w:tcMar>
               <w:top w:w="40" w:type="dxa"/>
               <w:bottom w:w="40" w:type="dxa"/>
@@ -21815,13 +19315,7 @@
         <w:tc>
           <w:tcPr>
             <w:tcW w:w="3400" w:type="dxa"/>
-            <w:tcBorders>
-              <w:top w:val="single" w:sz="4" w:space="0" w:color="000000"/>
-              <w:left w:val="single" w:sz="4" w:space="0" w:color="000000"/>
-              <w:bottom w:val="single" w:sz="4" w:space="0" w:color="000000"/>
-              <w:right w:val="single" w:sz="4" w:space="0" w:color="000000"/>
-            </w:tcBorders>
-            <w:shd w:color="auto" w:fill="FFFFFF" w:val="clear"/>
+            <w:tcBorders/>
             <w:tcMar>
               <w:top w:w="40" w:type="dxa"/>
               <w:bottom w:w="40" w:type="dxa"/>
@@ -21848,13 +19342,7 @@
         <w:tc>
           <w:tcPr>
             <w:tcW w:w="1298" w:type="dxa"/>
-            <w:tcBorders>
-              <w:top w:val="single" w:sz="4" w:space="0" w:color="000000"/>
-              <w:left w:val="single" w:sz="4" w:space="0" w:color="000000"/>
-              <w:bottom w:val="single" w:sz="4" w:space="0" w:color="000000"/>
-              <w:right w:val="single" w:sz="4" w:space="0" w:color="000000"/>
-            </w:tcBorders>
-            <w:shd w:color="auto" w:fill="FFFFFF" w:val="clear"/>
+            <w:tcBorders/>
             <w:tcMar>
               <w:top w:w="40" w:type="dxa"/>
               <w:bottom w:w="40" w:type="dxa"/>
@@ -21882,13 +19370,7 @@
         <w:tc>
           <w:tcPr>
             <w:tcW w:w="1302" w:type="dxa"/>
-            <w:tcBorders>
-              <w:top w:val="single" w:sz="4" w:space="0" w:color="000000"/>
-              <w:left w:val="single" w:sz="4" w:space="0" w:color="000000"/>
-              <w:bottom w:val="single" w:sz="4" w:space="0" w:color="000000"/>
-              <w:right w:val="single" w:sz="4" w:space="0" w:color="000000"/>
-            </w:tcBorders>
-            <w:shd w:color="auto" w:fill="FFFFFF" w:val="clear"/>
+            <w:tcBorders/>
             <w:tcMar>
               <w:top w:w="40" w:type="dxa"/>
               <w:bottom w:w="40" w:type="dxa"/>
@@ -21916,13 +19398,7 @@
         <w:tc>
           <w:tcPr>
             <w:tcW w:w="1497" w:type="dxa"/>
-            <w:tcBorders>
-              <w:top w:val="single" w:sz="4" w:space="0" w:color="000000"/>
-              <w:left w:val="single" w:sz="4" w:space="0" w:color="000000"/>
-              <w:bottom w:val="single" w:sz="4" w:space="0" w:color="000000"/>
-              <w:right w:val="single" w:sz="4" w:space="0" w:color="000000"/>
-            </w:tcBorders>
-            <w:shd w:color="auto" w:fill="FFFFFF" w:val="clear"/>
+            <w:tcBorders/>
             <w:tcMar>
               <w:top w:w="40" w:type="dxa"/>
               <w:bottom w:w="40" w:type="dxa"/>
@@ -21950,13 +19426,7 @@
         <w:tc>
           <w:tcPr>
             <w:tcW w:w="1503" w:type="dxa"/>
-            <w:tcBorders>
-              <w:top w:val="single" w:sz="4" w:space="0" w:color="000000"/>
-              <w:left w:val="single" w:sz="4" w:space="0" w:color="000000"/>
-              <w:bottom w:val="single" w:sz="4" w:space="0" w:color="000000"/>
-              <w:right w:val="single" w:sz="4" w:space="0" w:color="000000"/>
-            </w:tcBorders>
-            <w:shd w:color="auto" w:fill="FFFFFF" w:val="clear"/>
+            <w:tcBorders/>
             <w:tcMar>
               <w:top w:w="40" w:type="dxa"/>
               <w:bottom w:w="40" w:type="dxa"/>
@@ -21987,13 +19457,7 @@
         <w:tc>
           <w:tcPr>
             <w:tcW w:w="3400" w:type="dxa"/>
-            <w:tcBorders>
-              <w:top w:val="single" w:sz="4" w:space="0" w:color="000000"/>
-              <w:left w:val="single" w:sz="4" w:space="0" w:color="000000"/>
-              <w:bottom w:val="single" w:sz="4" w:space="0" w:color="000000"/>
-              <w:right w:val="single" w:sz="4" w:space="0" w:color="000000"/>
-            </w:tcBorders>
-            <w:shd w:color="auto" w:fill="EEF2F8" w:val="clear"/>
+            <w:tcBorders/>
             <w:tcMar>
               <w:top w:w="40" w:type="dxa"/>
               <w:bottom w:w="40" w:type="dxa"/>
@@ -22020,13 +19484,7 @@
         <w:tc>
           <w:tcPr>
             <w:tcW w:w="1298" w:type="dxa"/>
-            <w:tcBorders>
-              <w:top w:val="single" w:sz="4" w:space="0" w:color="000000"/>
-              <w:left w:val="single" w:sz="4" w:space="0" w:color="000000"/>
-              <w:bottom w:val="single" w:sz="4" w:space="0" w:color="000000"/>
-              <w:right w:val="single" w:sz="4" w:space="0" w:color="000000"/>
-            </w:tcBorders>
-            <w:shd w:color="auto" w:fill="EEF2F8" w:val="clear"/>
+            <w:tcBorders/>
             <w:tcMar>
               <w:top w:w="40" w:type="dxa"/>
               <w:bottom w:w="40" w:type="dxa"/>
@@ -22054,13 +19512,7 @@
         <w:tc>
           <w:tcPr>
             <w:tcW w:w="1302" w:type="dxa"/>
-            <w:tcBorders>
-              <w:top w:val="single" w:sz="4" w:space="0" w:color="000000"/>
-              <w:left w:val="single" w:sz="4" w:space="0" w:color="000000"/>
-              <w:bottom w:val="single" w:sz="4" w:space="0" w:color="000000"/>
-              <w:right w:val="single" w:sz="4" w:space="0" w:color="000000"/>
-            </w:tcBorders>
-            <w:shd w:color="auto" w:fill="EEF2F8" w:val="clear"/>
+            <w:tcBorders/>
             <w:tcMar>
               <w:top w:w="40" w:type="dxa"/>
               <w:bottom w:w="40" w:type="dxa"/>
@@ -22088,13 +19540,7 @@
         <w:tc>
           <w:tcPr>
             <w:tcW w:w="1497" w:type="dxa"/>
-            <w:tcBorders>
-              <w:top w:val="single" w:sz="4" w:space="0" w:color="000000"/>
-              <w:left w:val="single" w:sz="4" w:space="0" w:color="000000"/>
-              <w:bottom w:val="single" w:sz="4" w:space="0" w:color="000000"/>
-              <w:right w:val="single" w:sz="4" w:space="0" w:color="000000"/>
-            </w:tcBorders>
-            <w:shd w:color="auto" w:fill="EEF2F8" w:val="clear"/>
+            <w:tcBorders/>
             <w:tcMar>
               <w:top w:w="40" w:type="dxa"/>
               <w:bottom w:w="40" w:type="dxa"/>
@@ -22122,13 +19568,7 @@
         <w:tc>
           <w:tcPr>
             <w:tcW w:w="1503" w:type="dxa"/>
-            <w:tcBorders>
-              <w:top w:val="single" w:sz="4" w:space="0" w:color="000000"/>
-              <w:left w:val="single" w:sz="4" w:space="0" w:color="000000"/>
-              <w:bottom w:val="single" w:sz="4" w:space="0" w:color="000000"/>
-              <w:right w:val="single" w:sz="4" w:space="0" w:color="000000"/>
-            </w:tcBorders>
-            <w:shd w:color="auto" w:fill="EEF2F8" w:val="clear"/>
+            <w:tcBorders/>
             <w:tcMar>
               <w:top w:w="40" w:type="dxa"/>
               <w:bottom w:w="40" w:type="dxa"/>
@@ -22159,13 +19599,7 @@
         <w:tc>
           <w:tcPr>
             <w:tcW w:w="3400" w:type="dxa"/>
-            <w:tcBorders>
-              <w:top w:val="single" w:sz="4" w:space="0" w:color="000000"/>
-              <w:left w:val="single" w:sz="4" w:space="0" w:color="000000"/>
-              <w:bottom w:val="single" w:sz="4" w:space="0" w:color="000000"/>
-              <w:right w:val="single" w:sz="4" w:space="0" w:color="000000"/>
-            </w:tcBorders>
-            <w:shd w:color="auto" w:fill="FFFFFF" w:val="clear"/>
+            <w:tcBorders/>
             <w:tcMar>
               <w:top w:w="40" w:type="dxa"/>
               <w:bottom w:w="40" w:type="dxa"/>
@@ -22192,13 +19626,7 @@
         <w:tc>
           <w:tcPr>
             <w:tcW w:w="1298" w:type="dxa"/>
-            <w:tcBorders>
-              <w:top w:val="single" w:sz="4" w:space="0" w:color="000000"/>
-              <w:left w:val="single" w:sz="4" w:space="0" w:color="000000"/>
-              <w:bottom w:val="single" w:sz="4" w:space="0" w:color="000000"/>
-              <w:right w:val="single" w:sz="4" w:space="0" w:color="000000"/>
-            </w:tcBorders>
-            <w:shd w:color="auto" w:fill="FFFFFF" w:val="clear"/>
+            <w:tcBorders/>
             <w:tcMar>
               <w:top w:w="40" w:type="dxa"/>
               <w:bottom w:w="40" w:type="dxa"/>
@@ -22226,13 +19654,7 @@
         <w:tc>
           <w:tcPr>
             <w:tcW w:w="1302" w:type="dxa"/>
-            <w:tcBorders>
-              <w:top w:val="single" w:sz="4" w:space="0" w:color="000000"/>
-              <w:left w:val="single" w:sz="4" w:space="0" w:color="000000"/>
-              <w:bottom w:val="single" w:sz="4" w:space="0" w:color="000000"/>
-              <w:right w:val="single" w:sz="4" w:space="0" w:color="000000"/>
-            </w:tcBorders>
-            <w:shd w:color="auto" w:fill="FFFFFF" w:val="clear"/>
+            <w:tcBorders/>
             <w:tcMar>
               <w:top w:w="40" w:type="dxa"/>
               <w:bottom w:w="40" w:type="dxa"/>
@@ -22260,13 +19682,7 @@
         <w:tc>
           <w:tcPr>
             <w:tcW w:w="1497" w:type="dxa"/>
-            <w:tcBorders>
-              <w:top w:val="single" w:sz="4" w:space="0" w:color="000000"/>
-              <w:left w:val="single" w:sz="4" w:space="0" w:color="000000"/>
-              <w:bottom w:val="single" w:sz="4" w:space="0" w:color="000000"/>
-              <w:right w:val="single" w:sz="4" w:space="0" w:color="000000"/>
-            </w:tcBorders>
-            <w:shd w:color="auto" w:fill="FFFFFF" w:val="clear"/>
+            <w:tcBorders/>
             <w:tcMar>
               <w:top w:w="40" w:type="dxa"/>
               <w:bottom w:w="40" w:type="dxa"/>
@@ -22294,13 +19710,7 @@
         <w:tc>
           <w:tcPr>
             <w:tcW w:w="1503" w:type="dxa"/>
-            <w:tcBorders>
-              <w:top w:val="single" w:sz="4" w:space="0" w:color="000000"/>
-              <w:left w:val="single" w:sz="4" w:space="0" w:color="000000"/>
-              <w:bottom w:val="single" w:sz="4" w:space="0" w:color="000000"/>
-              <w:right w:val="single" w:sz="4" w:space="0" w:color="000000"/>
-            </w:tcBorders>
-            <w:shd w:color="auto" w:fill="FFFFFF" w:val="clear"/>
+            <w:tcBorders/>
             <w:tcMar>
               <w:top w:w="40" w:type="dxa"/>
               <w:bottom w:w="40" w:type="dxa"/>
@@ -22331,13 +19741,7 @@
         <w:tc>
           <w:tcPr>
             <w:tcW w:w="3400" w:type="dxa"/>
-            <w:tcBorders>
-              <w:top w:val="single" w:sz="4" w:space="0" w:color="000000"/>
-              <w:left w:val="single" w:sz="4" w:space="0" w:color="000000"/>
-              <w:bottom w:val="single" w:sz="4" w:space="0" w:color="000000"/>
-              <w:right w:val="single" w:sz="4" w:space="0" w:color="000000"/>
-            </w:tcBorders>
-            <w:shd w:color="auto" w:fill="EEF2F8" w:val="clear"/>
+            <w:tcBorders/>
             <w:tcMar>
               <w:top w:w="40" w:type="dxa"/>
               <w:bottom w:w="40" w:type="dxa"/>
@@ -22364,13 +19768,7 @@
         <w:tc>
           <w:tcPr>
             <w:tcW w:w="1298" w:type="dxa"/>
-            <w:tcBorders>
-              <w:top w:val="single" w:sz="4" w:space="0" w:color="000000"/>
-              <w:left w:val="single" w:sz="4" w:space="0" w:color="000000"/>
-              <w:bottom w:val="single" w:sz="4" w:space="0" w:color="000000"/>
-              <w:right w:val="single" w:sz="4" w:space="0" w:color="000000"/>
-            </w:tcBorders>
-            <w:shd w:color="auto" w:fill="EEF2F8" w:val="clear"/>
+            <w:tcBorders/>
             <w:tcMar>
               <w:top w:w="40" w:type="dxa"/>
               <w:bottom w:w="40" w:type="dxa"/>
@@ -22398,13 +19796,7 @@
         <w:tc>
           <w:tcPr>
             <w:tcW w:w="1302" w:type="dxa"/>
-            <w:tcBorders>
-              <w:top w:val="single" w:sz="4" w:space="0" w:color="000000"/>
-              <w:left w:val="single" w:sz="4" w:space="0" w:color="000000"/>
-              <w:bottom w:val="single" w:sz="4" w:space="0" w:color="000000"/>
-              <w:right w:val="single" w:sz="4" w:space="0" w:color="000000"/>
-            </w:tcBorders>
-            <w:shd w:color="auto" w:fill="EEF2F8" w:val="clear"/>
+            <w:tcBorders/>
             <w:tcMar>
               <w:top w:w="40" w:type="dxa"/>
               <w:bottom w:w="40" w:type="dxa"/>
@@ -22432,13 +19824,7 @@
         <w:tc>
           <w:tcPr>
             <w:tcW w:w="1497" w:type="dxa"/>
-            <w:tcBorders>
-              <w:top w:val="single" w:sz="4" w:space="0" w:color="000000"/>
-              <w:left w:val="single" w:sz="4" w:space="0" w:color="000000"/>
-              <w:bottom w:val="single" w:sz="4" w:space="0" w:color="000000"/>
-              <w:right w:val="single" w:sz="4" w:space="0" w:color="000000"/>
-            </w:tcBorders>
-            <w:shd w:color="auto" w:fill="EEF2F8" w:val="clear"/>
+            <w:tcBorders/>
             <w:tcMar>
               <w:top w:w="40" w:type="dxa"/>
               <w:bottom w:w="40" w:type="dxa"/>
@@ -22466,13 +19852,7 @@
         <w:tc>
           <w:tcPr>
             <w:tcW w:w="1503" w:type="dxa"/>
-            <w:tcBorders>
-              <w:top w:val="single" w:sz="4" w:space="0" w:color="000000"/>
-              <w:left w:val="single" w:sz="4" w:space="0" w:color="000000"/>
-              <w:bottom w:val="single" w:sz="4" w:space="0" w:color="000000"/>
-              <w:right w:val="single" w:sz="4" w:space="0" w:color="000000"/>
-            </w:tcBorders>
-            <w:shd w:color="auto" w:fill="EEF2F8" w:val="clear"/>
+            <w:tcBorders/>
             <w:tcMar>
               <w:top w:w="40" w:type="dxa"/>
               <w:bottom w:w="40" w:type="dxa"/>
@@ -22503,13 +19883,7 @@
         <w:tc>
           <w:tcPr>
             <w:tcW w:w="3400" w:type="dxa"/>
-            <w:tcBorders>
-              <w:top w:val="single" w:sz="4" w:space="0" w:color="000000"/>
-              <w:left w:val="single" w:sz="4" w:space="0" w:color="000000"/>
-              <w:bottom w:val="single" w:sz="4" w:space="0" w:color="000000"/>
-              <w:right w:val="single" w:sz="4" w:space="0" w:color="000000"/>
-            </w:tcBorders>
-            <w:shd w:color="auto" w:fill="FFFFFF" w:val="clear"/>
+            <w:tcBorders/>
             <w:tcMar>
               <w:top w:w="40" w:type="dxa"/>
               <w:bottom w:w="40" w:type="dxa"/>
@@ -22536,13 +19910,7 @@
         <w:tc>
           <w:tcPr>
             <w:tcW w:w="1298" w:type="dxa"/>
-            <w:tcBorders>
-              <w:top w:val="single" w:sz="4" w:space="0" w:color="000000"/>
-              <w:left w:val="single" w:sz="4" w:space="0" w:color="000000"/>
-              <w:bottom w:val="single" w:sz="4" w:space="0" w:color="000000"/>
-              <w:right w:val="single" w:sz="4" w:space="0" w:color="000000"/>
-            </w:tcBorders>
-            <w:shd w:color="auto" w:fill="FFFFFF" w:val="clear"/>
+            <w:tcBorders/>
             <w:tcMar>
               <w:top w:w="40" w:type="dxa"/>
               <w:bottom w:w="40" w:type="dxa"/>
@@ -22570,13 +19938,7 @@
         <w:tc>
           <w:tcPr>
             <w:tcW w:w="1302" w:type="dxa"/>
-            <w:tcBorders>
-              <w:top w:val="single" w:sz="4" w:space="0" w:color="000000"/>
-              <w:left w:val="single" w:sz="4" w:space="0" w:color="000000"/>
-              <w:bottom w:val="single" w:sz="4" w:space="0" w:color="000000"/>
-              <w:right w:val="single" w:sz="4" w:space="0" w:color="000000"/>
-            </w:tcBorders>
-            <w:shd w:color="auto" w:fill="FFFFFF" w:val="clear"/>
+            <w:tcBorders/>
             <w:tcMar>
               <w:top w:w="40" w:type="dxa"/>
               <w:bottom w:w="40" w:type="dxa"/>
@@ -22604,13 +19966,7 @@
         <w:tc>
           <w:tcPr>
             <w:tcW w:w="1497" w:type="dxa"/>
-            <w:tcBorders>
-              <w:top w:val="single" w:sz="4" w:space="0" w:color="000000"/>
-              <w:left w:val="single" w:sz="4" w:space="0" w:color="000000"/>
-              <w:bottom w:val="single" w:sz="4" w:space="0" w:color="000000"/>
-              <w:right w:val="single" w:sz="4" w:space="0" w:color="000000"/>
-            </w:tcBorders>
-            <w:shd w:color="auto" w:fill="FFFFFF" w:val="clear"/>
+            <w:tcBorders/>
             <w:tcMar>
               <w:top w:w="40" w:type="dxa"/>
               <w:bottom w:w="40" w:type="dxa"/>
@@ -22638,13 +19994,7 @@
         <w:tc>
           <w:tcPr>
             <w:tcW w:w="1503" w:type="dxa"/>
-            <w:tcBorders>
-              <w:top w:val="single" w:sz="4" w:space="0" w:color="000000"/>
-              <w:left w:val="single" w:sz="4" w:space="0" w:color="000000"/>
-              <w:bottom w:val="single" w:sz="4" w:space="0" w:color="000000"/>
-              <w:right w:val="single" w:sz="4" w:space="0" w:color="000000"/>
-            </w:tcBorders>
-            <w:shd w:color="auto" w:fill="FFFFFF" w:val="clear"/>
+            <w:tcBorders/>
             <w:tcMar>
               <w:top w:w="40" w:type="dxa"/>
               <w:bottom w:w="40" w:type="dxa"/>
@@ -22675,13 +20025,7 @@
         <w:tc>
           <w:tcPr>
             <w:tcW w:w="3400" w:type="dxa"/>
-            <w:tcBorders>
-              <w:top w:val="single" w:sz="4" w:space="0" w:color="000000"/>
-              <w:left w:val="single" w:sz="4" w:space="0" w:color="000000"/>
-              <w:bottom w:val="single" w:sz="4" w:space="0" w:color="000000"/>
-              <w:right w:val="single" w:sz="4" w:space="0" w:color="000000"/>
-            </w:tcBorders>
-            <w:shd w:color="auto" w:fill="EEF2F8" w:val="clear"/>
+            <w:tcBorders/>
             <w:tcMar>
               <w:top w:w="40" w:type="dxa"/>
               <w:bottom w:w="40" w:type="dxa"/>
@@ -22708,13 +20052,7 @@
         <w:tc>
           <w:tcPr>
             <w:tcW w:w="1298" w:type="dxa"/>
-            <w:tcBorders>
-              <w:top w:val="single" w:sz="4" w:space="0" w:color="000000"/>
-              <w:left w:val="single" w:sz="4" w:space="0" w:color="000000"/>
-              <w:bottom w:val="single" w:sz="4" w:space="0" w:color="000000"/>
-              <w:right w:val="single" w:sz="4" w:space="0" w:color="000000"/>
-            </w:tcBorders>
-            <w:shd w:color="auto" w:fill="EEF2F8" w:val="clear"/>
+            <w:tcBorders/>
             <w:tcMar>
               <w:top w:w="40" w:type="dxa"/>
               <w:bottom w:w="40" w:type="dxa"/>
@@ -22742,13 +20080,7 @@
         <w:tc>
           <w:tcPr>
             <w:tcW w:w="1302" w:type="dxa"/>
-            <w:tcBorders>
-              <w:top w:val="single" w:sz="4" w:space="0" w:color="000000"/>
-              <w:left w:val="single" w:sz="4" w:space="0" w:color="000000"/>
-              <w:bottom w:val="single" w:sz="4" w:space="0" w:color="000000"/>
-              <w:right w:val="single" w:sz="4" w:space="0" w:color="000000"/>
-            </w:tcBorders>
-            <w:shd w:color="auto" w:fill="EEF2F8" w:val="clear"/>
+            <w:tcBorders/>
             <w:tcMar>
               <w:top w:w="40" w:type="dxa"/>
               <w:bottom w:w="40" w:type="dxa"/>
@@ -22776,13 +20108,7 @@
         <w:tc>
           <w:tcPr>
             <w:tcW w:w="1497" w:type="dxa"/>
-            <w:tcBorders>
-              <w:top w:val="single" w:sz="4" w:space="0" w:color="000000"/>
-              <w:left w:val="single" w:sz="4" w:space="0" w:color="000000"/>
-              <w:bottom w:val="single" w:sz="4" w:space="0" w:color="000000"/>
-              <w:right w:val="single" w:sz="4" w:space="0" w:color="000000"/>
-            </w:tcBorders>
-            <w:shd w:color="auto" w:fill="EEF2F8" w:val="clear"/>
+            <w:tcBorders/>
             <w:tcMar>
               <w:top w:w="40" w:type="dxa"/>
               <w:bottom w:w="40" w:type="dxa"/>
@@ -22810,13 +20136,7 @@
         <w:tc>
           <w:tcPr>
             <w:tcW w:w="1503" w:type="dxa"/>
-            <w:tcBorders>
-              <w:top w:val="single" w:sz="4" w:space="0" w:color="000000"/>
-              <w:left w:val="single" w:sz="4" w:space="0" w:color="000000"/>
-              <w:bottom w:val="single" w:sz="4" w:space="0" w:color="000000"/>
-              <w:right w:val="single" w:sz="4" w:space="0" w:color="000000"/>
-            </w:tcBorders>
-            <w:shd w:color="auto" w:fill="EEF2F8" w:val="clear"/>
+            <w:tcBorders/>
             <w:tcMar>
               <w:top w:w="40" w:type="dxa"/>
               <w:bottom w:w="40" w:type="dxa"/>
@@ -22847,13 +20167,7 @@
         <w:tc>
           <w:tcPr>
             <w:tcW w:w="3400" w:type="dxa"/>
-            <w:tcBorders>
-              <w:top w:val="single" w:sz="4" w:space="0" w:color="000000"/>
-              <w:left w:val="single" w:sz="4" w:space="0" w:color="000000"/>
-              <w:bottom w:val="single" w:sz="4" w:space="0" w:color="000000"/>
-              <w:right w:val="single" w:sz="4" w:space="0" w:color="000000"/>
-            </w:tcBorders>
-            <w:shd w:color="auto" w:fill="FFFFFF" w:val="clear"/>
+            <w:tcBorders/>
             <w:tcMar>
               <w:top w:w="40" w:type="dxa"/>
               <w:bottom w:w="40" w:type="dxa"/>
@@ -22880,13 +20194,7 @@
         <w:tc>
           <w:tcPr>
             <w:tcW w:w="1298" w:type="dxa"/>
-            <w:tcBorders>
-              <w:top w:val="single" w:sz="4" w:space="0" w:color="000000"/>
-              <w:left w:val="single" w:sz="4" w:space="0" w:color="000000"/>
-              <w:bottom w:val="single" w:sz="4" w:space="0" w:color="000000"/>
-              <w:right w:val="single" w:sz="4" w:space="0" w:color="000000"/>
-            </w:tcBorders>
-            <w:shd w:color="auto" w:fill="FFFFFF" w:val="clear"/>
+            <w:tcBorders/>
             <w:tcMar>
               <w:top w:w="40" w:type="dxa"/>
               <w:bottom w:w="40" w:type="dxa"/>
@@ -22914,13 +20222,7 @@
         <w:tc>
           <w:tcPr>
             <w:tcW w:w="1302" w:type="dxa"/>
-            <w:tcBorders>
-              <w:top w:val="single" w:sz="4" w:space="0" w:color="000000"/>
-              <w:left w:val="single" w:sz="4" w:space="0" w:color="000000"/>
-              <w:bottom w:val="single" w:sz="4" w:space="0" w:color="000000"/>
-              <w:right w:val="single" w:sz="4" w:space="0" w:color="000000"/>
-            </w:tcBorders>
-            <w:shd w:color="auto" w:fill="FFFFFF" w:val="clear"/>
+            <w:tcBorders/>
             <w:tcMar>
               <w:top w:w="40" w:type="dxa"/>
               <w:bottom w:w="40" w:type="dxa"/>
@@ -22948,13 +20250,7 @@
         <w:tc>
           <w:tcPr>
             <w:tcW w:w="1497" w:type="dxa"/>
-            <w:tcBorders>
-              <w:top w:val="single" w:sz="4" w:space="0" w:color="000000"/>
-              <w:left w:val="single" w:sz="4" w:space="0" w:color="000000"/>
-              <w:bottom w:val="single" w:sz="4" w:space="0" w:color="000000"/>
-              <w:right w:val="single" w:sz="4" w:space="0" w:color="000000"/>
-            </w:tcBorders>
-            <w:shd w:color="auto" w:fill="FFFFFF" w:val="clear"/>
+            <w:tcBorders/>
             <w:tcMar>
               <w:top w:w="40" w:type="dxa"/>
               <w:bottom w:w="40" w:type="dxa"/>
@@ -22982,13 +20278,7 @@
         <w:tc>
           <w:tcPr>
             <w:tcW w:w="1503" w:type="dxa"/>
-            <w:tcBorders>
-              <w:top w:val="single" w:sz="4" w:space="0" w:color="000000"/>
-              <w:left w:val="single" w:sz="4" w:space="0" w:color="000000"/>
-              <w:bottom w:val="single" w:sz="4" w:space="0" w:color="000000"/>
-              <w:right w:val="single" w:sz="4" w:space="0" w:color="000000"/>
-            </w:tcBorders>
-            <w:shd w:color="auto" w:fill="FFFFFF" w:val="clear"/>
+            <w:tcBorders/>
             <w:tcMar>
               <w:top w:w="40" w:type="dxa"/>
               <w:bottom w:w="40" w:type="dxa"/>
@@ -23019,13 +20309,7 @@
         <w:tc>
           <w:tcPr>
             <w:tcW w:w="3400" w:type="dxa"/>
-            <w:tcBorders>
-              <w:top w:val="single" w:sz="4" w:space="0" w:color="000000"/>
-              <w:left w:val="single" w:sz="4" w:space="0" w:color="000000"/>
-              <w:bottom w:val="single" w:sz="4" w:space="0" w:color="000000"/>
-              <w:right w:val="single" w:sz="4" w:space="0" w:color="000000"/>
-            </w:tcBorders>
-            <w:shd w:color="auto" w:fill="EEF2F8" w:val="clear"/>
+            <w:tcBorders/>
             <w:tcMar>
               <w:top w:w="40" w:type="dxa"/>
               <w:bottom w:w="40" w:type="dxa"/>
@@ -23052,13 +20336,7 @@
         <w:tc>
           <w:tcPr>
             <w:tcW w:w="1298" w:type="dxa"/>
-            <w:tcBorders>
-              <w:top w:val="single" w:sz="4" w:space="0" w:color="000000"/>
-              <w:left w:val="single" w:sz="4" w:space="0" w:color="000000"/>
-              <w:bottom w:val="single" w:sz="4" w:space="0" w:color="000000"/>
-              <w:right w:val="single" w:sz="4" w:space="0" w:color="000000"/>
-            </w:tcBorders>
-            <w:shd w:color="auto" w:fill="EEF2F8" w:val="clear"/>
+            <w:tcBorders/>
             <w:tcMar>
               <w:top w:w="40" w:type="dxa"/>
               <w:bottom w:w="40" w:type="dxa"/>
@@ -23086,13 +20364,7 @@
         <w:tc>
           <w:tcPr>
             <w:tcW w:w="1302" w:type="dxa"/>
-            <w:tcBorders>
-              <w:top w:val="single" w:sz="4" w:space="0" w:color="000000"/>
-              <w:left w:val="single" w:sz="4" w:space="0" w:color="000000"/>
-              <w:bottom w:val="single" w:sz="4" w:space="0" w:color="000000"/>
-              <w:right w:val="single" w:sz="4" w:space="0" w:color="000000"/>
-            </w:tcBorders>
-            <w:shd w:color="auto" w:fill="EEF2F8" w:val="clear"/>
+            <w:tcBorders/>
             <w:tcMar>
               <w:top w:w="40" w:type="dxa"/>
               <w:bottom w:w="40" w:type="dxa"/>
@@ -23120,13 +20392,7 @@
         <w:tc>
           <w:tcPr>
             <w:tcW w:w="1497" w:type="dxa"/>
-            <w:tcBorders>
-              <w:top w:val="single" w:sz="4" w:space="0" w:color="000000"/>
-              <w:left w:val="single" w:sz="4" w:space="0" w:color="000000"/>
-              <w:bottom w:val="single" w:sz="4" w:space="0" w:color="000000"/>
-              <w:right w:val="single" w:sz="4" w:space="0" w:color="000000"/>
-            </w:tcBorders>
-            <w:shd w:color="auto" w:fill="EEF2F8" w:val="clear"/>
+            <w:tcBorders/>
             <w:tcMar>
               <w:top w:w="40" w:type="dxa"/>
               <w:bottom w:w="40" w:type="dxa"/>
@@ -23154,13 +20420,7 @@
         <w:tc>
           <w:tcPr>
             <w:tcW w:w="1503" w:type="dxa"/>
-            <w:tcBorders>
-              <w:top w:val="single" w:sz="4" w:space="0" w:color="000000"/>
-              <w:left w:val="single" w:sz="4" w:space="0" w:color="000000"/>
-              <w:bottom w:val="single" w:sz="4" w:space="0" w:color="000000"/>
-              <w:right w:val="single" w:sz="4" w:space="0" w:color="000000"/>
-            </w:tcBorders>
-            <w:shd w:color="auto" w:fill="EEF2F8" w:val="clear"/>
+            <w:tcBorders/>
             <w:tcMar>
               <w:top w:w="40" w:type="dxa"/>
               <w:bottom w:w="40" w:type="dxa"/>
@@ -23191,13 +20451,7 @@
         <w:tc>
           <w:tcPr>
             <w:tcW w:w="3400" w:type="dxa"/>
-            <w:tcBorders>
-              <w:top w:val="single" w:sz="4" w:space="0" w:color="000000"/>
-              <w:left w:val="single" w:sz="4" w:space="0" w:color="000000"/>
-              <w:bottom w:val="single" w:sz="4" w:space="0" w:color="000000"/>
-              <w:right w:val="single" w:sz="4" w:space="0" w:color="000000"/>
-            </w:tcBorders>
-            <w:shd w:color="auto" w:fill="FFFFFF" w:val="clear"/>
+            <w:tcBorders/>
             <w:tcMar>
               <w:top w:w="40" w:type="dxa"/>
               <w:bottom w:w="40" w:type="dxa"/>
@@ -23224,13 +20478,7 @@
         <w:tc>
           <w:tcPr>
             <w:tcW w:w="1298" w:type="dxa"/>
-            <w:tcBorders>
-              <w:top w:val="single" w:sz="4" w:space="0" w:color="000000"/>
-              <w:left w:val="single" w:sz="4" w:space="0" w:color="000000"/>
-              <w:bottom w:val="single" w:sz="4" w:space="0" w:color="000000"/>
-              <w:right w:val="single" w:sz="4" w:space="0" w:color="000000"/>
-            </w:tcBorders>
-            <w:shd w:color="auto" w:fill="FFFFFF" w:val="clear"/>
+            <w:tcBorders/>
             <w:tcMar>
               <w:top w:w="40" w:type="dxa"/>
               <w:bottom w:w="40" w:type="dxa"/>
@@ -23258,13 +20506,7 @@
         <w:tc>
           <w:tcPr>
             <w:tcW w:w="1302" w:type="dxa"/>
-            <w:tcBorders>
-              <w:top w:val="single" w:sz="4" w:space="0" w:color="000000"/>
-              <w:left w:val="single" w:sz="4" w:space="0" w:color="000000"/>
-              <w:bottom w:val="single" w:sz="4" w:space="0" w:color="000000"/>
-              <w:right w:val="single" w:sz="4" w:space="0" w:color="000000"/>
-            </w:tcBorders>
-            <w:shd w:color="auto" w:fill="FFFFFF" w:val="clear"/>
+            <w:tcBorders/>
             <w:tcMar>
               <w:top w:w="40" w:type="dxa"/>
               <w:bottom w:w="40" w:type="dxa"/>
@@ -23292,13 +20534,7 @@
         <w:tc>
           <w:tcPr>
             <w:tcW w:w="1497" w:type="dxa"/>
-            <w:tcBorders>
-              <w:top w:val="single" w:sz="4" w:space="0" w:color="000000"/>
-              <w:left w:val="single" w:sz="4" w:space="0" w:color="000000"/>
-              <w:bottom w:val="single" w:sz="4" w:space="0" w:color="000000"/>
-              <w:right w:val="single" w:sz="4" w:space="0" w:color="000000"/>
-            </w:tcBorders>
-            <w:shd w:color="auto" w:fill="FFFFFF" w:val="clear"/>
+            <w:tcBorders/>
             <w:tcMar>
               <w:top w:w="40" w:type="dxa"/>
               <w:bottom w:w="40" w:type="dxa"/>
@@ -23326,13 +20562,7 @@
         <w:tc>
           <w:tcPr>
             <w:tcW w:w="1503" w:type="dxa"/>
-            <w:tcBorders>
-              <w:top w:val="single" w:sz="4" w:space="0" w:color="000000"/>
-              <w:left w:val="single" w:sz="4" w:space="0" w:color="000000"/>
-              <w:bottom w:val="single" w:sz="4" w:space="0" w:color="000000"/>
-              <w:right w:val="single" w:sz="4" w:space="0" w:color="000000"/>
-            </w:tcBorders>
-            <w:shd w:color="auto" w:fill="FFFFFF" w:val="clear"/>
+            <w:tcBorders/>
             <w:tcMar>
               <w:top w:w="40" w:type="dxa"/>
               <w:bottom w:w="40" w:type="dxa"/>
@@ -23363,13 +20593,7 @@
         <w:tc>
           <w:tcPr>
             <w:tcW w:w="3400" w:type="dxa"/>
-            <w:tcBorders>
-              <w:top w:val="single" w:sz="4" w:space="0" w:color="000000"/>
-              <w:left w:val="single" w:sz="4" w:space="0" w:color="000000"/>
-              <w:bottom w:val="single" w:sz="4" w:space="0" w:color="000000"/>
-              <w:right w:val="single" w:sz="4" w:space="0" w:color="000000"/>
-            </w:tcBorders>
-            <w:shd w:color="auto" w:fill="EEF2F8" w:val="clear"/>
+            <w:tcBorders/>
             <w:tcMar>
               <w:top w:w="40" w:type="dxa"/>
               <w:bottom w:w="40" w:type="dxa"/>
@@ -23396,13 +20620,7 @@
         <w:tc>
           <w:tcPr>
             <w:tcW w:w="1298" w:type="dxa"/>
-            <w:tcBorders>
-              <w:top w:val="single" w:sz="4" w:space="0" w:color="000000"/>
-              <w:left w:val="single" w:sz="4" w:space="0" w:color="000000"/>
-              <w:bottom w:val="single" w:sz="4" w:space="0" w:color="000000"/>
-              <w:right w:val="single" w:sz="4" w:space="0" w:color="000000"/>
-            </w:tcBorders>
-            <w:shd w:color="auto" w:fill="EEF2F8" w:val="clear"/>
+            <w:tcBorders/>
             <w:tcMar>
               <w:top w:w="40" w:type="dxa"/>
               <w:bottom w:w="40" w:type="dxa"/>
@@ -23430,13 +20648,7 @@
         <w:tc>
           <w:tcPr>
             <w:tcW w:w="1302" w:type="dxa"/>
-            <w:tcBorders>
-              <w:top w:val="single" w:sz="4" w:space="0" w:color="000000"/>
-              <w:left w:val="single" w:sz="4" w:space="0" w:color="000000"/>
-              <w:bottom w:val="single" w:sz="4" w:space="0" w:color="000000"/>
-              <w:right w:val="single" w:sz="4" w:space="0" w:color="000000"/>
-            </w:tcBorders>
-            <w:shd w:color="auto" w:fill="EEF2F8" w:val="clear"/>
+            <w:tcBorders/>
             <w:tcMar>
               <w:top w:w="40" w:type="dxa"/>
               <w:bottom w:w="40" w:type="dxa"/>
@@ -23464,13 +20676,7 @@
         <w:tc>
           <w:tcPr>
             <w:tcW w:w="1497" w:type="dxa"/>
-            <w:tcBorders>
-              <w:top w:val="single" w:sz="4" w:space="0" w:color="000000"/>
-              <w:left w:val="single" w:sz="4" w:space="0" w:color="000000"/>
-              <w:bottom w:val="single" w:sz="4" w:space="0" w:color="000000"/>
-              <w:right w:val="single" w:sz="4" w:space="0" w:color="000000"/>
-            </w:tcBorders>
-            <w:shd w:color="auto" w:fill="EEF2F8" w:val="clear"/>
+            <w:tcBorders/>
             <w:tcMar>
               <w:top w:w="40" w:type="dxa"/>
               <w:bottom w:w="40" w:type="dxa"/>
@@ -23498,13 +20704,7 @@
         <w:tc>
           <w:tcPr>
             <w:tcW w:w="1503" w:type="dxa"/>
-            <w:tcBorders>
-              <w:top w:val="single" w:sz="4" w:space="0" w:color="000000"/>
-              <w:left w:val="single" w:sz="4" w:space="0" w:color="000000"/>
-              <w:bottom w:val="single" w:sz="4" w:space="0" w:color="000000"/>
-              <w:right w:val="single" w:sz="4" w:space="0" w:color="000000"/>
-            </w:tcBorders>
-            <w:shd w:color="auto" w:fill="EEF2F8" w:val="clear"/>
+            <w:tcBorders/>
             <w:tcMar>
               <w:top w:w="40" w:type="dxa"/>
               <w:bottom w:w="40" w:type="dxa"/>
@@ -23536,12 +20736,8 @@
           <w:tcPr>
             <w:tcW w:w="3400" w:type="dxa"/>
             <w:tcBorders>
-              <w:top w:val="single" w:sz="4" w:space="0" w:color="000000"/>
-              <w:left w:val="single" w:sz="4" w:space="0" w:color="000000"/>
-              <w:bottom w:val="single" w:sz="4" w:space="0" w:color="000000"/>
-              <w:right w:val="single" w:sz="4" w:space="0" w:color="000000"/>
+              <w:bottom w:val="single" w:sz="16" w:space="0" w:color="000000"/>
             </w:tcBorders>
-            <w:shd w:color="auto" w:fill="FFFFFF" w:val="clear"/>
             <w:tcMar>
               <w:top w:w="40" w:type="dxa"/>
               <w:bottom w:w="40" w:type="dxa"/>
@@ -23569,12 +20765,8 @@
           <w:tcPr>
             <w:tcW w:w="1298" w:type="dxa"/>
             <w:tcBorders>
-              <w:top w:val="single" w:sz="4" w:space="0" w:color="000000"/>
-              <w:left w:val="single" w:sz="4" w:space="0" w:color="000000"/>
-              <w:bottom w:val="single" w:sz="4" w:space="0" w:color="000000"/>
-              <w:right w:val="single" w:sz="4" w:space="0" w:color="000000"/>
+              <w:bottom w:val="single" w:sz="16" w:space="0" w:color="000000"/>
             </w:tcBorders>
-            <w:shd w:color="auto" w:fill="FFFFFF" w:val="clear"/>
             <w:tcMar>
               <w:top w:w="40" w:type="dxa"/>
               <w:bottom w:w="40" w:type="dxa"/>
@@ -23603,12 +20795,8 @@
           <w:tcPr>
             <w:tcW w:w="1302" w:type="dxa"/>
             <w:tcBorders>
-              <w:top w:val="single" w:sz="4" w:space="0" w:color="000000"/>
-              <w:left w:val="single" w:sz="4" w:space="0" w:color="000000"/>
-              <w:bottom w:val="single" w:sz="4" w:space="0" w:color="000000"/>
-              <w:right w:val="single" w:sz="4" w:space="0" w:color="000000"/>
+              <w:bottom w:val="single" w:sz="16" w:space="0" w:color="000000"/>
             </w:tcBorders>
-            <w:shd w:color="auto" w:fill="FFFFFF" w:val="clear"/>
             <w:tcMar>
               <w:top w:w="40" w:type="dxa"/>
               <w:bottom w:w="40" w:type="dxa"/>
@@ -23637,12 +20825,8 @@
           <w:tcPr>
             <w:tcW w:w="1497" w:type="dxa"/>
             <w:tcBorders>
-              <w:top w:val="single" w:sz="4" w:space="0" w:color="000000"/>
-              <w:left w:val="single" w:sz="4" w:space="0" w:color="000000"/>
-              <w:bottom w:val="single" w:sz="4" w:space="0" w:color="000000"/>
-              <w:right w:val="single" w:sz="4" w:space="0" w:color="000000"/>
+              <w:bottom w:val="single" w:sz="16" w:space="0" w:color="000000"/>
             </w:tcBorders>
-            <w:shd w:color="auto" w:fill="FFFFFF" w:val="clear"/>
             <w:tcMar>
               <w:top w:w="40" w:type="dxa"/>
               <w:bottom w:w="40" w:type="dxa"/>
@@ -23671,12 +20855,8 @@
           <w:tcPr>
             <w:tcW w:w="1503" w:type="dxa"/>
             <w:tcBorders>
-              <w:top w:val="single" w:sz="4" w:space="0" w:color="000000"/>
-              <w:left w:val="single" w:sz="4" w:space="0" w:color="000000"/>
-              <w:bottom w:val="single" w:sz="4" w:space="0" w:color="000000"/>
-              <w:right w:val="single" w:sz="4" w:space="0" w:color="000000"/>
+              <w:bottom w:val="single" w:sz="16" w:space="0" w:color="000000"/>
             </w:tcBorders>
-            <w:shd w:color="auto" w:fill="FFFFFF" w:val="clear"/>
             <w:tcMar>
               <w:top w:w="40" w:type="dxa"/>
               <w:bottom w:w="40" w:type="dxa"/>
@@ -23818,12 +20998,9 @@
           <w:tcPr>
             <w:tcW w:w="3400" w:type="dxa"/>
             <w:tcBorders>
-              <w:top w:val="single" w:sz="4" w:space="0" w:color="000000"/>
-              <w:left w:val="single" w:sz="4" w:space="0" w:color="000000"/>
-              <w:bottom w:val="single" w:sz="4" w:space="0" w:color="000000"/>
-              <w:right w:val="single" w:sz="4" w:space="0" w:color="000000"/>
+              <w:top w:val="single" w:sz="16" w:space="0" w:color="000000"/>
+              <w:bottom w:val="single" w:sz="6" w:space="0" w:color="000000"/>
             </w:tcBorders>
-            <w:shd w:color="auto" w:fill="1F3864" w:val="clear"/>
             <w:vAlign w:val="center"/>
           </w:tcPr>
           <w:p>
@@ -23839,7 +21016,7 @@
                 <w:rFonts w:ascii="Times New Roman" w:hAnsi="Times New Roman"/>
                 <w:b/>
                 <w:bCs/>
-                <w:color w:val="FFFFFF"/>
+                <w:color w:val="000000"/>
                 <w:sz w:val="18"/>
                 <w:szCs w:val="18"/>
               </w:rPr>
@@ -23851,12 +21028,9 @@
           <w:tcPr>
             <w:tcW w:w="1397" w:type="dxa"/>
             <w:tcBorders>
-              <w:top w:val="single" w:sz="4" w:space="0" w:color="000000"/>
-              <w:left w:val="single" w:sz="4" w:space="0" w:color="000000"/>
-              <w:bottom w:val="single" w:sz="4" w:space="0" w:color="000000"/>
-              <w:right w:val="single" w:sz="4" w:space="0" w:color="000000"/>
+              <w:top w:val="single" w:sz="16" w:space="0" w:color="000000"/>
+              <w:bottom w:val="single" w:sz="6" w:space="0" w:color="000000"/>
             </w:tcBorders>
-            <w:shd w:color="auto" w:fill="1F3864" w:val="clear"/>
             <w:vAlign w:val="center"/>
           </w:tcPr>
           <w:p>
@@ -23872,7 +21046,7 @@
                 <w:rFonts w:ascii="Times New Roman" w:hAnsi="Times New Roman"/>
                 <w:b/>
                 <w:bCs/>
-                <w:color w:val="FFFFFF"/>
+                <w:color w:val="000000"/>
                 <w:sz w:val="18"/>
                 <w:szCs w:val="18"/>
               </w:rPr>
@@ -23884,12 +21058,9 @@
           <w:tcPr>
             <w:tcW w:w="1403" w:type="dxa"/>
             <w:tcBorders>
-              <w:top w:val="single" w:sz="4" w:space="0" w:color="000000"/>
-              <w:left w:val="single" w:sz="4" w:space="0" w:color="000000"/>
-              <w:bottom w:val="single" w:sz="4" w:space="0" w:color="000000"/>
-              <w:right w:val="single" w:sz="4" w:space="0" w:color="000000"/>
+              <w:top w:val="single" w:sz="16" w:space="0" w:color="000000"/>
+              <w:bottom w:val="single" w:sz="6" w:space="0" w:color="000000"/>
             </w:tcBorders>
-            <w:shd w:color="auto" w:fill="1F3864" w:val="clear"/>
             <w:vAlign w:val="center"/>
           </w:tcPr>
           <w:p>
@@ -23905,7 +21076,7 @@
                 <w:rFonts w:ascii="Times New Roman" w:hAnsi="Times New Roman"/>
                 <w:b/>
                 <w:bCs/>
-                <w:color w:val="FFFFFF"/>
+                <w:color w:val="000000"/>
                 <w:sz w:val="18"/>
                 <w:szCs w:val="18"/>
               </w:rPr>
@@ -23917,12 +21088,9 @@
           <w:tcPr>
             <w:tcW w:w="1396" w:type="dxa"/>
             <w:tcBorders>
-              <w:top w:val="single" w:sz="4" w:space="0" w:color="000000"/>
-              <w:left w:val="single" w:sz="4" w:space="0" w:color="000000"/>
-              <w:bottom w:val="single" w:sz="4" w:space="0" w:color="000000"/>
-              <w:right w:val="single" w:sz="4" w:space="0" w:color="000000"/>
+              <w:top w:val="single" w:sz="16" w:space="0" w:color="000000"/>
+              <w:bottom w:val="single" w:sz="6" w:space="0" w:color="000000"/>
             </w:tcBorders>
-            <w:shd w:color="auto" w:fill="1F3864" w:val="clear"/>
             <w:vAlign w:val="center"/>
           </w:tcPr>
           <w:p>
@@ -23938,7 +21106,7 @@
                 <w:rFonts w:ascii="Times New Roman" w:hAnsi="Times New Roman"/>
                 <w:b/>
                 <w:bCs/>
-                <w:color w:val="FFFFFF"/>
+                <w:color w:val="000000"/>
                 <w:sz w:val="18"/>
                 <w:szCs w:val="18"/>
               </w:rPr>
@@ -23950,12 +21118,9 @@
           <w:tcPr>
             <w:tcW w:w="1404" w:type="dxa"/>
             <w:tcBorders>
-              <w:top w:val="single" w:sz="4" w:space="0" w:color="000000"/>
-              <w:left w:val="single" w:sz="4" w:space="0" w:color="000000"/>
-              <w:bottom w:val="single" w:sz="4" w:space="0" w:color="000000"/>
-              <w:right w:val="single" w:sz="4" w:space="0" w:color="000000"/>
+              <w:top w:val="single" w:sz="16" w:space="0" w:color="000000"/>
+              <w:bottom w:val="single" w:sz="6" w:space="0" w:color="000000"/>
             </w:tcBorders>
-            <w:shd w:color="auto" w:fill="1F3864" w:val="clear"/>
             <w:vAlign w:val="center"/>
           </w:tcPr>
           <w:p>
@@ -23971,7 +21136,7 @@
                 <w:rFonts w:ascii="Times New Roman" w:hAnsi="Times New Roman"/>
                 <w:b/>
                 <w:bCs/>
-                <w:color w:val="FFFFFF"/>
+                <w:color w:val="000000"/>
                 <w:sz w:val="18"/>
                 <w:szCs w:val="18"/>
               </w:rPr>
@@ -23985,13 +21150,7 @@
         <w:tc>
           <w:tcPr>
             <w:tcW w:w="3400" w:type="dxa"/>
-            <w:tcBorders>
-              <w:top w:val="single" w:sz="4" w:space="0" w:color="000000"/>
-              <w:left w:val="single" w:sz="4" w:space="0" w:color="000000"/>
-              <w:bottom w:val="single" w:sz="4" w:space="0" w:color="000000"/>
-              <w:right w:val="single" w:sz="4" w:space="0" w:color="000000"/>
-            </w:tcBorders>
-            <w:shd w:color="auto" w:fill="FFFFFF" w:val="clear"/>
+            <w:tcBorders/>
             <w:tcMar>
               <w:top w:w="40" w:type="dxa"/>
               <w:bottom w:w="40" w:type="dxa"/>
@@ -24018,13 +21177,7 @@
         <w:tc>
           <w:tcPr>
             <w:tcW w:w="1397" w:type="dxa"/>
-            <w:tcBorders>
-              <w:top w:val="single" w:sz="4" w:space="0" w:color="000000"/>
-              <w:left w:val="single" w:sz="4" w:space="0" w:color="000000"/>
-              <w:bottom w:val="single" w:sz="4" w:space="0" w:color="000000"/>
-              <w:right w:val="single" w:sz="4" w:space="0" w:color="000000"/>
-            </w:tcBorders>
-            <w:shd w:color="auto" w:fill="FFFFFF" w:val="clear"/>
+            <w:tcBorders/>
             <w:tcMar>
               <w:top w:w="40" w:type="dxa"/>
               <w:bottom w:w="40" w:type="dxa"/>
@@ -24052,13 +21205,7 @@
         <w:tc>
           <w:tcPr>
             <w:tcW w:w="1403" w:type="dxa"/>
-            <w:tcBorders>
-              <w:top w:val="single" w:sz="4" w:space="0" w:color="000000"/>
-              <w:left w:val="single" w:sz="4" w:space="0" w:color="000000"/>
-              <w:bottom w:val="single" w:sz="4" w:space="0" w:color="000000"/>
-              <w:right w:val="single" w:sz="4" w:space="0" w:color="000000"/>
-            </w:tcBorders>
-            <w:shd w:color="auto" w:fill="FFFFFF" w:val="clear"/>
+            <w:tcBorders/>
             <w:tcMar>
               <w:top w:w="40" w:type="dxa"/>
               <w:bottom w:w="40" w:type="dxa"/>
@@ -24086,13 +21233,7 @@
         <w:tc>
           <w:tcPr>
             <w:tcW w:w="1396" w:type="dxa"/>
-            <w:tcBorders>
-              <w:top w:val="single" w:sz="4" w:space="0" w:color="000000"/>
-              <w:left w:val="single" w:sz="4" w:space="0" w:color="000000"/>
-              <w:bottom w:val="single" w:sz="4" w:space="0" w:color="000000"/>
-              <w:right w:val="single" w:sz="4" w:space="0" w:color="000000"/>
-            </w:tcBorders>
-            <w:shd w:color="auto" w:fill="FFFFFF" w:val="clear"/>
+            <w:tcBorders/>
             <w:tcMar>
               <w:top w:w="40" w:type="dxa"/>
               <w:bottom w:w="40" w:type="dxa"/>
@@ -24120,13 +21261,7 @@
         <w:tc>
           <w:tcPr>
             <w:tcW w:w="1404" w:type="dxa"/>
-            <w:tcBorders>
-              <w:top w:val="single" w:sz="4" w:space="0" w:color="000000"/>
-              <w:left w:val="single" w:sz="4" w:space="0" w:color="000000"/>
-              <w:bottom w:val="single" w:sz="4" w:space="0" w:color="000000"/>
-              <w:right w:val="single" w:sz="4" w:space="0" w:color="000000"/>
-            </w:tcBorders>
-            <w:shd w:color="auto" w:fill="FFFFFF" w:val="clear"/>
+            <w:tcBorders/>
             <w:tcMar>
               <w:top w:w="40" w:type="dxa"/>
               <w:bottom w:w="40" w:type="dxa"/>
@@ -24157,13 +21292,7 @@
         <w:tc>
           <w:tcPr>
             <w:tcW w:w="3400" w:type="dxa"/>
-            <w:tcBorders>
-              <w:top w:val="single" w:sz="4" w:space="0" w:color="000000"/>
-              <w:left w:val="single" w:sz="4" w:space="0" w:color="000000"/>
-              <w:bottom w:val="single" w:sz="4" w:space="0" w:color="000000"/>
-              <w:right w:val="single" w:sz="4" w:space="0" w:color="000000"/>
-            </w:tcBorders>
-            <w:shd w:color="auto" w:fill="FFFFFF" w:val="clear"/>
+            <w:tcBorders/>
             <w:tcMar>
               <w:top w:w="40" w:type="dxa"/>
               <w:bottom w:w="40" w:type="dxa"/>
@@ -24190,13 +21319,7 @@
         <w:tc>
           <w:tcPr>
             <w:tcW w:w="1397" w:type="dxa"/>
-            <w:tcBorders>
-              <w:top w:val="single" w:sz="4" w:space="0" w:color="000000"/>
-              <w:left w:val="single" w:sz="4" w:space="0" w:color="000000"/>
-              <w:bottom w:val="single" w:sz="4" w:space="0" w:color="000000"/>
-              <w:right w:val="single" w:sz="4" w:space="0" w:color="000000"/>
-            </w:tcBorders>
-            <w:shd w:color="auto" w:fill="FFFFFF" w:val="clear"/>
+            <w:tcBorders/>
             <w:tcMar>
               <w:top w:w="40" w:type="dxa"/>
               <w:bottom w:w="40" w:type="dxa"/>
@@ -24224,13 +21347,7 @@
         <w:tc>
           <w:tcPr>
             <w:tcW w:w="1403" w:type="dxa"/>
-            <w:tcBorders>
-              <w:top w:val="single" w:sz="4" w:space="0" w:color="000000"/>
-              <w:left w:val="single" w:sz="4" w:space="0" w:color="000000"/>
-              <w:bottom w:val="single" w:sz="4" w:space="0" w:color="000000"/>
-              <w:right w:val="single" w:sz="4" w:space="0" w:color="000000"/>
-            </w:tcBorders>
-            <w:shd w:color="auto" w:fill="FFFFFF" w:val="clear"/>
+            <w:tcBorders/>
             <w:tcMar>
               <w:top w:w="40" w:type="dxa"/>
               <w:bottom w:w="40" w:type="dxa"/>
@@ -24258,13 +21375,7 @@
         <w:tc>
           <w:tcPr>
             <w:tcW w:w="1396" w:type="dxa"/>
-            <w:tcBorders>
-              <w:top w:val="single" w:sz="4" w:space="0" w:color="000000"/>
-              <w:left w:val="single" w:sz="4" w:space="0" w:color="000000"/>
-              <w:bottom w:val="single" w:sz="4" w:space="0" w:color="000000"/>
-              <w:right w:val="single" w:sz="4" w:space="0" w:color="000000"/>
-            </w:tcBorders>
-            <w:shd w:color="auto" w:fill="FFFFFF" w:val="clear"/>
+            <w:tcBorders/>
             <w:tcMar>
               <w:top w:w="40" w:type="dxa"/>
               <w:bottom w:w="40" w:type="dxa"/>
@@ -24292,13 +21403,7 @@
         <w:tc>
           <w:tcPr>
             <w:tcW w:w="1404" w:type="dxa"/>
-            <w:tcBorders>
-              <w:top w:val="single" w:sz="4" w:space="0" w:color="000000"/>
-              <w:left w:val="single" w:sz="4" w:space="0" w:color="000000"/>
-              <w:bottom w:val="single" w:sz="4" w:space="0" w:color="000000"/>
-              <w:right w:val="single" w:sz="4" w:space="0" w:color="000000"/>
-            </w:tcBorders>
-            <w:shd w:color="auto" w:fill="FFFFFF" w:val="clear"/>
+            <w:tcBorders/>
             <w:tcMar>
               <w:top w:w="40" w:type="dxa"/>
               <w:bottom w:w="40" w:type="dxa"/>
@@ -24329,12 +21434,7 @@
         <w:tc>
           <w:tcPr>
             <w:tcW w:w="3400" w:type="dxa"/>
-            <w:tcBorders>
-              <w:left w:val="single" w:sz="4" w:space="0" w:color="000000"/>
-              <w:bottom w:val="single" w:sz="4" w:space="0" w:color="000000"/>
-              <w:right w:val="single" w:sz="4" w:space="0" w:color="000000"/>
-            </w:tcBorders>
-            <w:shd w:color="auto" w:fill="FFFFFF" w:val="clear"/>
+            <w:tcBorders/>
             <w:tcMar>
               <w:top w:w="40" w:type="dxa"/>
               <w:bottom w:w="40" w:type="dxa"/>
@@ -24361,12 +21461,7 @@
         <w:tc>
           <w:tcPr>
             <w:tcW w:w="1397" w:type="dxa"/>
-            <w:tcBorders>
-              <w:left w:val="single" w:sz="4" w:space="0" w:color="000000"/>
-              <w:bottom w:val="single" w:sz="4" w:space="0" w:color="000000"/>
-              <w:right w:val="single" w:sz="4" w:space="0" w:color="000000"/>
-            </w:tcBorders>
-            <w:shd w:color="auto" w:fill="FFFFFF" w:val="clear"/>
+            <w:tcBorders/>
             <w:tcMar>
               <w:top w:w="40" w:type="dxa"/>
               <w:bottom w:w="40" w:type="dxa"/>
@@ -24394,12 +21489,7 @@
         <w:tc>
           <w:tcPr>
             <w:tcW w:w="1403" w:type="dxa"/>
-            <w:tcBorders>
-              <w:left w:val="single" w:sz="4" w:space="0" w:color="000000"/>
-              <w:bottom w:val="single" w:sz="4" w:space="0" w:color="000000"/>
-              <w:right w:val="single" w:sz="4" w:space="0" w:color="000000"/>
-            </w:tcBorders>
-            <w:shd w:color="auto" w:fill="FFFFFF" w:val="clear"/>
+            <w:tcBorders/>
             <w:tcMar>
               <w:top w:w="40" w:type="dxa"/>
               <w:bottom w:w="40" w:type="dxa"/>
@@ -24427,12 +21517,7 @@
         <w:tc>
           <w:tcPr>
             <w:tcW w:w="1396" w:type="dxa"/>
-            <w:tcBorders>
-              <w:left w:val="single" w:sz="4" w:space="0" w:color="000000"/>
-              <w:bottom w:val="single" w:sz="4" w:space="0" w:color="000000"/>
-              <w:right w:val="single" w:sz="4" w:space="0" w:color="000000"/>
-            </w:tcBorders>
-            <w:shd w:color="auto" w:fill="FFFFFF" w:val="clear"/>
+            <w:tcBorders/>
             <w:tcMar>
               <w:top w:w="40" w:type="dxa"/>
               <w:bottom w:w="40" w:type="dxa"/>
@@ -24460,12 +21545,7 @@
         <w:tc>
           <w:tcPr>
             <w:tcW w:w="1404" w:type="dxa"/>
-            <w:tcBorders>
-              <w:left w:val="single" w:sz="4" w:space="0" w:color="000000"/>
-              <w:bottom w:val="single" w:sz="4" w:space="0" w:color="000000"/>
-              <w:right w:val="single" w:sz="4" w:space="0" w:color="000000"/>
-            </w:tcBorders>
-            <w:shd w:color="auto" w:fill="FFFFFF" w:val="clear"/>
+            <w:tcBorders/>
             <w:tcMar>
               <w:top w:w="40" w:type="dxa"/>
               <w:bottom w:w="40" w:type="dxa"/>
@@ -24497,12 +21577,8 @@
           <w:tcPr>
             <w:tcW w:w="3400" w:type="dxa"/>
             <w:tcBorders>
-              <w:top w:val="single" w:sz="4" w:space="0" w:color="000000"/>
-              <w:left w:val="single" w:sz="4" w:space="0" w:color="000000"/>
-              <w:bottom w:val="single" w:sz="4" w:space="0" w:color="000000"/>
-              <w:right w:val="single" w:sz="4" w:space="0" w:color="000000"/>
+              <w:bottom w:val="single" w:sz="16" w:space="0" w:color="000000"/>
             </w:tcBorders>
-            <w:shd w:color="auto" w:fill="EEF2F8" w:val="clear"/>
             <w:tcMar>
               <w:top w:w="40" w:type="dxa"/>
               <w:bottom w:w="40" w:type="dxa"/>
@@ -24530,12 +21606,8 @@
           <w:tcPr>
             <w:tcW w:w="1397" w:type="dxa"/>
             <w:tcBorders>
-              <w:top w:val="single" w:sz="4" w:space="0" w:color="000000"/>
-              <w:left w:val="single" w:sz="4" w:space="0" w:color="000000"/>
-              <w:bottom w:val="single" w:sz="4" w:space="0" w:color="000000"/>
-              <w:right w:val="single" w:sz="4" w:space="0" w:color="000000"/>
+              <w:bottom w:val="single" w:sz="16" w:space="0" w:color="000000"/>
             </w:tcBorders>
-            <w:shd w:color="auto" w:fill="EEF2F8" w:val="clear"/>
             <w:tcMar>
               <w:top w:w="40" w:type="dxa"/>
               <w:bottom w:w="40" w:type="dxa"/>
@@ -24564,12 +21636,8 @@
           <w:tcPr>
             <w:tcW w:w="1403" w:type="dxa"/>
             <w:tcBorders>
-              <w:top w:val="single" w:sz="4" w:space="0" w:color="000000"/>
-              <w:left w:val="single" w:sz="4" w:space="0" w:color="000000"/>
-              <w:bottom w:val="single" w:sz="4" w:space="0" w:color="000000"/>
-              <w:right w:val="single" w:sz="4" w:space="0" w:color="000000"/>
+              <w:bottom w:val="single" w:sz="16" w:space="0" w:color="000000"/>
             </w:tcBorders>
-            <w:shd w:color="auto" w:fill="EEF2F8" w:val="clear"/>
             <w:tcMar>
               <w:top w:w="40" w:type="dxa"/>
               <w:bottom w:w="40" w:type="dxa"/>
@@ -24598,12 +21666,8 @@
           <w:tcPr>
             <w:tcW w:w="1396" w:type="dxa"/>
             <w:tcBorders>
-              <w:top w:val="single" w:sz="4" w:space="0" w:color="000000"/>
-              <w:left w:val="single" w:sz="4" w:space="0" w:color="000000"/>
-              <w:bottom w:val="single" w:sz="4" w:space="0" w:color="000000"/>
-              <w:right w:val="single" w:sz="4" w:space="0" w:color="000000"/>
+              <w:bottom w:val="single" w:sz="16" w:space="0" w:color="000000"/>
             </w:tcBorders>
-            <w:shd w:color="auto" w:fill="EEF2F8" w:val="clear"/>
             <w:tcMar>
               <w:top w:w="40" w:type="dxa"/>
               <w:bottom w:w="40" w:type="dxa"/>
@@ -24632,12 +21696,8 @@
           <w:tcPr>
             <w:tcW w:w="1404" w:type="dxa"/>
             <w:tcBorders>
-              <w:top w:val="single" w:sz="4" w:space="0" w:color="000000"/>
-              <w:left w:val="single" w:sz="4" w:space="0" w:color="000000"/>
-              <w:bottom w:val="single" w:sz="4" w:space="0" w:color="000000"/>
-              <w:right w:val="single" w:sz="4" w:space="0" w:color="000000"/>
+              <w:bottom w:val="single" w:sz="16" w:space="0" w:color="000000"/>
             </w:tcBorders>
-            <w:shd w:color="auto" w:fill="EEF2F8" w:val="clear"/>
             <w:tcMar>
               <w:top w:w="40" w:type="dxa"/>
               <w:bottom w:w="40" w:type="dxa"/>
@@ -24960,7 +22020,19 @@
         <w:rPr>
           <w:rFonts w:ascii="Times New Roman" w:hAnsi="Times New Roman"/>
         </w:rPr>
-        <w:t>Figure 11 presents class-specific SHAP beeswarm plots for the four substantively largest categories. Each point is one test-set respondent; horizontal position shows the SHAP value (impact on that outcome's predicted log-odds), and color shows the underlying feature value (red = high, blue = low).</w:t>
+        <w:t>Figure 1</w:t>
+      </w:r>
+      <w:r>
+        <w:rPr>
+          <w:rFonts w:ascii="Times New Roman" w:hAnsi="Times New Roman"/>
+        </w:rPr>
+        <w:t>1</w:t>
+      </w:r>
+      <w:r>
+        <w:rPr>
+          <w:rFonts w:ascii="Times New Roman" w:hAnsi="Times New Roman"/>
+        </w:rPr>
+        <w:t xml:space="preserve"> presents class-specific SHAP beeswarm plots for the four substantively largest categories. Each point is one test-set respondent; horizontal position shows the SHAP value (impact on that outcome's predicted log-odds), and color shows the underlying feature value (red = high, blue = low).</w:t>
       </w:r>
     </w:p>
     <w:p>
@@ -45352,15 +42424,15 @@
       <w:u w:val="single"/>
     </w:rPr>
   </w:style>
-  <w:style w:type="character" w:styleId="FootnoteCharacters">
-    <w:name w:val="Footnote Characters"/>
+  <w:style w:type="character" w:styleId="FootnoteCharactersuser">
+    <w:name w:val="Footnote Characters (user)"/>
     <w:qFormat/>
     <w:rPr>
       <w:vertAlign w:val="superscript"/>
     </w:rPr>
   </w:style>
-  <w:style w:type="character" w:styleId="FootnoteCharactersuser">
-    <w:name w:val="Footnote Characters (user)"/>
+  <w:style w:type="character" w:styleId="FootnoteCharacters">
+    <w:name w:val="Footnote Characters"/>
     <w:qFormat/>
     <w:rPr>
       <w:vertAlign w:val="superscript"/>
@@ -45384,15 +42456,15 @@
       <w:szCs w:val="20"/>
     </w:rPr>
   </w:style>
-  <w:style w:type="character" w:styleId="EndnoteCharacters">
-    <w:name w:val="Endnote Characters"/>
+  <w:style w:type="character" w:styleId="EndnoteCharactersuser">
+    <w:name w:val="Endnote Characters (user)"/>
     <w:qFormat/>
     <w:rPr>
       <w:vertAlign w:val="superscript"/>
     </w:rPr>
   </w:style>
-  <w:style w:type="character" w:styleId="EndnoteCharactersuser">
-    <w:name w:val="Endnote Characters (user)"/>
+  <w:style w:type="character" w:styleId="EndnoteCharacters">
+    <w:name w:val="Endnote Characters"/>
     <w:qFormat/>
     <w:rPr>
       <w:vertAlign w:val="superscript"/>
@@ -45464,8 +42536,8 @@
       <w:rFonts w:ascii="Liberation Mono" w:hAnsi="Liberation Mono" w:eastAsia="NSimSun" w:cs="Liberation Mono"/>
     </w:rPr>
   </w:style>
-  <w:style w:type="character" w:styleId="CaptionCharacters">
-    <w:name w:val="Caption Characters"/>
+  <w:style w:type="character" w:styleId="CaptionCharactersuser">
+    <w:name w:val="Caption Characters (user)"/>
     <w:qFormat/>
     <w:rPr/>
   </w:style>
@@ -45500,8 +42572,8 @@
     <w:name w:val="page number"/>
     <w:rPr/>
   </w:style>
-  <w:style w:type="character" w:styleId="MainIndexEntry">
-    <w:name w:val="Main Index Entry"/>
+  <w:style w:type="character" w:styleId="MainIndexEntryuser">
+    <w:name w:val="Main Index Entry (user)"/>
     <w:qFormat/>
     <w:rPr>
       <w:b/>
@@ -45519,8 +42591,8 @@
     <w:name w:val="line number"/>
     <w:rPr/>
   </w:style>
-  <w:style w:type="character" w:styleId="Bullets">
-    <w:name w:val="Bullets"/>
+  <w:style w:type="character" w:styleId="Bulletsuser">
+    <w:name w:val="Bullets (user)"/>
     <w:qFormat/>
     <w:rPr>
       <w:rFonts w:ascii="OpenSymbol" w:hAnsi="OpenSymbol" w:eastAsia="OpenSymbol" w:cs="OpenSymbol"/>
@@ -45531,8 +42603,8 @@
     <w:qFormat/>
     <w:rPr/>
   </w:style>
-  <w:style w:type="character" w:styleId="Bulletsuser">
-    <w:name w:val="Bullets (user)"/>
+  <w:style w:type="character" w:styleId="Bullets">
+    <w:name w:val="Bullets"/>
     <w:qFormat/>
     <w:rPr>
       <w:rFonts w:ascii="OpenSymbol" w:hAnsi="OpenSymbol" w:eastAsia="OpenSymbol" w:cs="OpenSymbol"/>
@@ -45884,8 +42956,8 @@
     </w:pPr>
     <w:rPr/>
   </w:style>
-  <w:style w:type="paragraph" w:styleId="FrameContents">
-    <w:name w:val="Frame Contents"/>
+  <w:style w:type="paragraph" w:styleId="FrameContentsuser">
+    <w:name w:val="Frame Contents (user)"/>
     <w:basedOn w:val="Normal"/>
     <w:qFormat/>
     <w:pPr/>
@@ -45978,8 +43050,8 @@
       <w:szCs w:val="32"/>
     </w:rPr>
   </w:style>
-  <w:style w:type="paragraph" w:styleId="ObjectIndexHeading">
-    <w:name w:val="Object Index Heading"/>
+  <w:style w:type="paragraph" w:styleId="ObjectIndexHeadinguser">
+    <w:name w:val="Object Index Heading (user)"/>
     <w:basedOn w:val="IndexHeading"/>
     <w:qFormat/>
     <w:pPr>
@@ -45993,8 +43065,8 @@
       <w:szCs w:val="32"/>
     </w:rPr>
   </w:style>
-  <w:style w:type="paragraph" w:styleId="TableIndexHeading">
-    <w:name w:val="Table Index Heading"/>
+  <w:style w:type="paragraph" w:styleId="TableIndexHeadinguser">
+    <w:name w:val="Table Index Heading (user)"/>
     <w:basedOn w:val="IndexHeading"/>
     <w:qFormat/>
     <w:pPr>
@@ -46036,8 +43108,8 @@
     <w:pPr/>
     <w:rPr/>
   </w:style>
-  <w:style w:type="paragraph" w:styleId="HeaderLeft">
-    <w:name w:val="Header Left"/>
+  <w:style w:type="paragraph" w:styleId="HeaderLeftuser">
+    <w:name w:val="Header Left (user)"/>
     <w:basedOn w:val="Header"/>
     <w:qFormat/>
     <w:pPr>
@@ -46051,8 +43123,8 @@
     </w:pPr>
     <w:rPr/>
   </w:style>
-  <w:style w:type="paragraph" w:styleId="HeaderRight">
-    <w:name w:val="Header Right"/>
+  <w:style w:type="paragraph" w:styleId="HeaderRightuser">
+    <w:name w:val="Header Right (user)"/>
     <w:basedOn w:val="Header"/>
     <w:qFormat/>
     <w:pPr>
@@ -46066,8 +43138,8 @@
     </w:pPr>
     <w:rPr/>
   </w:style>
-  <w:style w:type="paragraph" w:styleId="FooterRight">
-    <w:name w:val="Footer Right"/>
+  <w:style w:type="paragraph" w:styleId="FooterRightuser">
+    <w:name w:val="Footer Right (user)"/>
     <w:basedOn w:val="Footer"/>
     <w:qFormat/>
     <w:pPr>
@@ -46081,8 +43153,8 @@
     </w:pPr>
     <w:rPr/>
   </w:style>
-  <w:style w:type="paragraph" w:styleId="FooterLeft">
-    <w:name w:val="Footer Left"/>
+  <w:style w:type="paragraph" w:styleId="FooterLeftuser">
+    <w:name w:val="Footer Left (user)"/>
     <w:basedOn w:val="Footer"/>
     <w:qFormat/>
     <w:pPr>
@@ -46103,8 +43175,8 @@
     <w:pPr/>
     <w:rPr/>
   </w:style>
-  <w:style w:type="paragraph" w:styleId="TableIndex1">
-    <w:name w:val="Table Index 1"/>
+  <w:style w:type="paragraph" w:styleId="TableIndex1user">
+    <w:name w:val="Table Index 1 (user)"/>
     <w:basedOn w:val="Index"/>
     <w:qFormat/>
     <w:pPr>
@@ -46356,8 +43428,8 @@
     </w:pPr>
     <w:rPr/>
   </w:style>
-  <w:style w:type="paragraph" w:styleId="ObjectIndex1">
-    <w:name w:val="Object Index 1"/>
+  <w:style w:type="paragraph" w:styleId="ObjectIndex1user">
+    <w:name w:val="Object Index 1 (user)"/>
     <w:basedOn w:val="Index"/>
     <w:qFormat/>
     <w:pPr>
@@ -46848,8 +43920,8 @@
     </w:pPr>
     <w:rPr/>
   </w:style>
-  <w:style w:type="paragraph" w:styleId="HangingIndent">
-    <w:name w:val="Hanging Indent"/>
+  <w:style w:type="paragraph" w:styleId="HangingIndentuser">
+    <w:name w:val="Hanging Indent (user)"/>
     <w:basedOn w:val="BodyText"/>
     <w:qFormat/>
     <w:pPr>

--- a/SAARC_Financial_Worries_Project_Final.docx
+++ b/SAARC_Financial_Worries_Project_Final.docx
@@ -22020,19 +22020,7 @@
         <w:rPr>
           <w:rFonts w:ascii="Times New Roman" w:hAnsi="Times New Roman"/>
         </w:rPr>
-        <w:t>Figure 1</w:t>
-      </w:r>
-      <w:r>
-        <w:rPr>
-          <w:rFonts w:ascii="Times New Roman" w:hAnsi="Times New Roman"/>
-        </w:rPr>
-        <w:t>1</w:t>
-      </w:r>
-      <w:r>
-        <w:rPr>
-          <w:rFonts w:ascii="Times New Roman" w:hAnsi="Times New Roman"/>
-        </w:rPr>
-        <w:t xml:space="preserve"> presents class-specific SHAP beeswarm plots for the four substantively largest categories. Each point is one test-set respondent; horizontal position shows the SHAP value (impact on that outcome's predicted log-odds), and color shows the underlying feature value (red = high, blue = low).</w:t>
+        <w:t>Figure 11 presents class-specific SHAP beeswarm plots for the four substantively largest categories. Each point is one test-set respondent; horizontal position shows the SHAP value (impact on that outcome's predicted log-odds), and color shows the underlying feature value (red = high, blue = low).</w:t>
       </w:r>
     </w:p>
     <w:p>
@@ -40787,7 +40775,178 @@
           <w:szCs w:val="32"/>
           <w:u w:val="none"/>
         </w:rPr>
-        <w:t>End of Project</w:t>
+      </w:r>
+    </w:p>
+    <w:p>
+      <w:pPr>
+        <w:pStyle w:val="Normal"/>
+        <w:spacing w:before="0" w:after="15"/>
+        <w:jc w:val="center"/>
+        <w:rPr>
+          <w:rFonts w:ascii="Times New Roman" w:hAnsi="Times New Roman"/>
+        </w:rPr>
+      </w:pPr>
+      <w:r>
+        <w:rPr>
+          <w:rFonts w:ascii="Times New Roman" w:hAnsi="Times New Roman"/>
+          <w:b/>
+          <w:bCs/>
+          <w:i w:val="false"/>
+          <w:iCs w:val="false"/>
+          <w:color w:val="213965"/>
+          <w:sz w:val="32"/>
+          <w:szCs w:val="32"/>
+          <w:u w:val="none"/>
+        </w:rPr>
+      </w:r>
+    </w:p>
+    <w:p>
+      <w:pPr>
+        <w:pStyle w:val="Normal"/>
+        <w:spacing w:before="0" w:after="15"/>
+        <w:jc w:val="center"/>
+        <w:rPr>
+          <w:rFonts w:ascii="Times New Roman" w:hAnsi="Times New Roman"/>
+        </w:rPr>
+      </w:pPr>
+      <w:r>
+        <w:rPr>
+          <w:rFonts w:ascii="Times New Roman" w:hAnsi="Times New Roman"/>
+          <w:b/>
+          <w:bCs/>
+          <w:i w:val="false"/>
+          <w:iCs w:val="false"/>
+          <w:color w:val="213965"/>
+          <w:sz w:val="32"/>
+          <w:szCs w:val="32"/>
+          <w:u w:val="none"/>
+        </w:rPr>
+      </w:r>
+    </w:p>
+    <w:p>
+      <w:pPr>
+        <w:pStyle w:val="Normal"/>
+        <w:spacing w:before="0" w:after="15"/>
+        <w:jc w:val="center"/>
+        <w:rPr>
+          <w:rFonts w:ascii="Times New Roman" w:hAnsi="Times New Roman"/>
+        </w:rPr>
+      </w:pPr>
+      <w:r>
+        <w:rPr>
+          <w:rFonts w:ascii="Times New Roman" w:hAnsi="Times New Roman"/>
+          <w:b/>
+          <w:bCs/>
+          <w:i w:val="false"/>
+          <w:iCs w:val="false"/>
+          <w:color w:val="213965"/>
+          <w:sz w:val="32"/>
+          <w:szCs w:val="32"/>
+          <w:u w:val="none"/>
+        </w:rPr>
+      </w:r>
+    </w:p>
+    <w:p>
+      <w:pPr>
+        <w:pStyle w:val="Normal"/>
+        <w:spacing w:before="0" w:after="15"/>
+        <w:jc w:val="center"/>
+        <w:rPr>
+          <w:rFonts w:ascii="Times New Roman" w:hAnsi="Times New Roman"/>
+        </w:rPr>
+      </w:pPr>
+      <w:r>
+        <w:rPr>
+          <w:rFonts w:ascii="Times New Roman" w:hAnsi="Times New Roman"/>
+          <w:b/>
+          <w:bCs/>
+          <w:i w:val="false"/>
+          <w:iCs w:val="false"/>
+          <w:color w:val="213965"/>
+          <w:sz w:val="32"/>
+          <w:szCs w:val="32"/>
+          <w:u w:val="none"/>
+        </w:rPr>
+      </w:r>
+    </w:p>
+    <w:p>
+      <w:pPr>
+        <w:pStyle w:val="Normal"/>
+        <w:spacing w:before="0" w:after="15"/>
+        <w:jc w:val="center"/>
+        <w:rPr>
+          <w:rFonts w:ascii="Times New Roman" w:hAnsi="Times New Roman"/>
+        </w:rPr>
+      </w:pPr>
+      <w:r>
+        <w:rPr>
+          <w:rFonts w:ascii="Times New Roman" w:hAnsi="Times New Roman"/>
+          <w:b/>
+          <w:bCs/>
+          <w:i w:val="false"/>
+          <w:iCs w:val="false"/>
+          <w:color w:val="213965"/>
+          <w:sz w:val="32"/>
+          <w:szCs w:val="32"/>
+          <w:u w:val="none"/>
+        </w:rPr>
+        <w:t xml:space="preserve">End of </w:t>
+      </w:r>
+      <w:r>
+        <w:rPr>
+          <w:rFonts w:ascii="Times New Roman" w:hAnsi="Times New Roman"/>
+          <w:b/>
+          <w:bCs/>
+          <w:i w:val="false"/>
+          <w:iCs w:val="false"/>
+          <w:color w:val="213965"/>
+          <w:sz w:val="32"/>
+          <w:szCs w:val="32"/>
+          <w:u w:val="none"/>
+        </w:rPr>
+        <w:t>T</w:t>
+      </w:r>
+      <w:r>
+        <w:rPr>
+          <w:rFonts w:ascii="Times New Roman" w:hAnsi="Times New Roman"/>
+          <w:b/>
+          <w:bCs/>
+          <w:i w:val="false"/>
+          <w:iCs w:val="false"/>
+          <w:color w:val="213965"/>
+          <w:sz w:val="32"/>
+          <w:szCs w:val="32"/>
+          <w:u w:val="none"/>
+        </w:rPr>
+        <w:t>h</w:t>
+      </w:r>
+      <w:r>
+        <w:rPr>
+          <w:rFonts w:ascii="Times New Roman" w:hAnsi="Times New Roman"/>
+          <w:b/>
+          <w:bCs/>
+          <w:i w:val="false"/>
+          <w:iCs w:val="false"/>
+          <w:color w:val="213965"/>
+          <w:sz w:val="32"/>
+          <w:szCs w:val="32"/>
+          <w:u w:val="none"/>
+        </w:rPr>
+        <w:t xml:space="preserve">e </w:t>
+      </w:r>
+      <w:r>
+        <w:rPr>
+          <w:rFonts w:ascii="Times New Roman" w:hAnsi="Times New Roman"/>
+          <w:b/>
+          <w:bCs/>
+          <w:i w:val="false"/>
+          <w:iCs w:val="false"/>
+          <w:color w:val="213965"/>
+          <w:sz w:val="32"/>
+          <w:szCs w:val="32"/>
+          <w:u w:val="none"/>
+        </w:rPr>
+        <w:t>Project</w:t>
       </w:r>
     </w:p>
     <w:p>
@@ -42424,15 +42583,15 @@
       <w:u w:val="single"/>
     </w:rPr>
   </w:style>
-  <w:style w:type="character" w:styleId="FootnoteCharactersuser">
-    <w:name w:val="Footnote Characters (user)"/>
+  <w:style w:type="character" w:styleId="FootnoteCharacters">
+    <w:name w:val="Footnote Characters"/>
     <w:qFormat/>
     <w:rPr>
       <w:vertAlign w:val="superscript"/>
     </w:rPr>
   </w:style>
-  <w:style w:type="character" w:styleId="FootnoteCharacters">
-    <w:name w:val="Footnote Characters"/>
+  <w:style w:type="character" w:styleId="FootnoteCharactersuser">
+    <w:name w:val="Footnote Characters (user)"/>
     <w:qFormat/>
     <w:rPr>
       <w:vertAlign w:val="superscript"/>
@@ -42456,15 +42615,15 @@
       <w:szCs w:val="20"/>
     </w:rPr>
   </w:style>
-  <w:style w:type="character" w:styleId="EndnoteCharactersuser">
-    <w:name w:val="Endnote Characters (user)"/>
+  <w:style w:type="character" w:styleId="EndnoteCharacters">
+    <w:name w:val="Endnote Characters"/>
     <w:qFormat/>
     <w:rPr>
       <w:vertAlign w:val="superscript"/>
     </w:rPr>
   </w:style>
-  <w:style w:type="character" w:styleId="EndnoteCharacters">
-    <w:name w:val="Endnote Characters"/>
+  <w:style w:type="character" w:styleId="EndnoteCharactersuser">
+    <w:name w:val="Endnote Characters (user)"/>
     <w:qFormat/>
     <w:rPr>
       <w:vertAlign w:val="superscript"/>
@@ -42536,8 +42695,8 @@
       <w:rFonts w:ascii="Liberation Mono" w:hAnsi="Liberation Mono" w:eastAsia="NSimSun" w:cs="Liberation Mono"/>
     </w:rPr>
   </w:style>
-  <w:style w:type="character" w:styleId="CaptionCharactersuser">
-    <w:name w:val="Caption Characters (user)"/>
+  <w:style w:type="character" w:styleId="CaptionCharacters">
+    <w:name w:val="Caption Characters"/>
     <w:qFormat/>
     <w:rPr/>
   </w:style>
@@ -42572,8 +42731,8 @@
     <w:name w:val="page number"/>
     <w:rPr/>
   </w:style>
-  <w:style w:type="character" w:styleId="MainIndexEntryuser">
-    <w:name w:val="Main Index Entry (user)"/>
+  <w:style w:type="character" w:styleId="MainIndexEntry">
+    <w:name w:val="Main Index Entry"/>
     <w:qFormat/>
     <w:rPr>
       <w:b/>
@@ -42591,8 +42750,8 @@
     <w:name w:val="line number"/>
     <w:rPr/>
   </w:style>
-  <w:style w:type="character" w:styleId="Bulletsuser">
-    <w:name w:val="Bullets (user)"/>
+  <w:style w:type="character" w:styleId="Bullets">
+    <w:name w:val="Bullets"/>
     <w:qFormat/>
     <w:rPr>
       <w:rFonts w:ascii="OpenSymbol" w:hAnsi="OpenSymbol" w:eastAsia="OpenSymbol" w:cs="OpenSymbol"/>
@@ -42603,8 +42762,8 @@
     <w:qFormat/>
     <w:rPr/>
   </w:style>
-  <w:style w:type="character" w:styleId="Bullets">
-    <w:name w:val="Bullets"/>
+  <w:style w:type="character" w:styleId="Bulletsuser">
+    <w:name w:val="Bullets (user)"/>
     <w:qFormat/>
     <w:rPr>
       <w:rFonts w:ascii="OpenSymbol" w:hAnsi="OpenSymbol" w:eastAsia="OpenSymbol" w:cs="OpenSymbol"/>
@@ -42956,8 +43115,8 @@
     </w:pPr>
     <w:rPr/>
   </w:style>
-  <w:style w:type="paragraph" w:styleId="FrameContentsuser">
-    <w:name w:val="Frame Contents (user)"/>
+  <w:style w:type="paragraph" w:styleId="FrameContents">
+    <w:name w:val="Frame Contents"/>
     <w:basedOn w:val="Normal"/>
     <w:qFormat/>
     <w:pPr/>
@@ -43050,8 +43209,8 @@
       <w:szCs w:val="32"/>
     </w:rPr>
   </w:style>
-  <w:style w:type="paragraph" w:styleId="ObjectIndexHeadinguser">
-    <w:name w:val="Object Index Heading (user)"/>
+  <w:style w:type="paragraph" w:styleId="ObjectIndexHeading">
+    <w:name w:val="Object Index Heading"/>
     <w:basedOn w:val="IndexHeading"/>
     <w:qFormat/>
     <w:pPr>
@@ -43065,8 +43224,8 @@
       <w:szCs w:val="32"/>
     </w:rPr>
   </w:style>
-  <w:style w:type="paragraph" w:styleId="TableIndexHeadinguser">
-    <w:name w:val="Table Index Heading (user)"/>
+  <w:style w:type="paragraph" w:styleId="TableIndexHeading">
+    <w:name w:val="Table Index Heading"/>
     <w:basedOn w:val="IndexHeading"/>
     <w:qFormat/>
     <w:pPr>
@@ -43108,8 +43267,8 @@
     <w:pPr/>
     <w:rPr/>
   </w:style>
-  <w:style w:type="paragraph" w:styleId="HeaderLeftuser">
-    <w:name w:val="Header Left (user)"/>
+  <w:style w:type="paragraph" w:styleId="HeaderLeft">
+    <w:name w:val="Header Left"/>
     <w:basedOn w:val="Header"/>
     <w:qFormat/>
     <w:pPr>
@@ -43123,8 +43282,8 @@
     </w:pPr>
     <w:rPr/>
   </w:style>
-  <w:style w:type="paragraph" w:styleId="HeaderRightuser">
-    <w:name w:val="Header Right (user)"/>
+  <w:style w:type="paragraph" w:styleId="HeaderRight">
+    <w:name w:val="Header Right"/>
     <w:basedOn w:val="Header"/>
     <w:qFormat/>
     <w:pPr>
@@ -43138,8 +43297,8 @@
     </w:pPr>
     <w:rPr/>
   </w:style>
-  <w:style w:type="paragraph" w:styleId="FooterRightuser">
-    <w:name w:val="Footer Right (user)"/>
+  <w:style w:type="paragraph" w:styleId="FooterRight">
+    <w:name w:val="Footer Right"/>
     <w:basedOn w:val="Footer"/>
     <w:qFormat/>
     <w:pPr>
@@ -43153,8 +43312,8 @@
     </w:pPr>
     <w:rPr/>
   </w:style>
-  <w:style w:type="paragraph" w:styleId="FooterLeftuser">
-    <w:name w:val="Footer Left (user)"/>
+  <w:style w:type="paragraph" w:styleId="FooterLeft">
+    <w:name w:val="Footer Left"/>
     <w:basedOn w:val="Footer"/>
     <w:qFormat/>
     <w:pPr>
@@ -43175,8 +43334,8 @@
     <w:pPr/>
     <w:rPr/>
   </w:style>
-  <w:style w:type="paragraph" w:styleId="TableIndex1user">
-    <w:name w:val="Table Index 1 (user)"/>
+  <w:style w:type="paragraph" w:styleId="TableIndex1">
+    <w:name w:val="Table Index 1"/>
     <w:basedOn w:val="Index"/>
     <w:qFormat/>
     <w:pPr>
@@ -43428,8 +43587,8 @@
     </w:pPr>
     <w:rPr/>
   </w:style>
-  <w:style w:type="paragraph" w:styleId="ObjectIndex1user">
-    <w:name w:val="Object Index 1 (user)"/>
+  <w:style w:type="paragraph" w:styleId="ObjectIndex1">
+    <w:name w:val="Object Index 1"/>
     <w:basedOn w:val="Index"/>
     <w:qFormat/>
     <w:pPr>
@@ -43920,8 +44079,8 @@
     </w:pPr>
     <w:rPr/>
   </w:style>
-  <w:style w:type="paragraph" w:styleId="HangingIndentuser">
-    <w:name w:val="Hanging Indent (user)"/>
+  <w:style w:type="paragraph" w:styleId="HangingIndent">
+    <w:name w:val="Hanging Indent"/>
     <w:basedOn w:val="BodyText"/>
     <w:qFormat/>
     <w:pPr>

--- a/SAARC_Financial_Worries_Project_Final.docx
+++ b/SAARC_Financial_Worries_Project_Final.docx
@@ -486,7 +486,7 @@
                 <w:sz w:val="21"/>
                 <w:szCs w:val="21"/>
               </w:rPr>
-              <w:t>Professor Mr. Md. Monirul Islam</w:t>
+              <w:t>Professor Md. Monirul Islam</w:t>
             </w:r>
           </w:p>
           <w:p>
@@ -769,7 +769,7 @@
           <w:b/>
           <w:bCs/>
         </w:rPr>
-        <w:t>Professor Mr. Md. Monirul Islam</w:t>
+        <w:t>Professor Md. Monirul Islam</w:t>
       </w:r>
       <w:r>
         <w:rPr>
@@ -1150,7 +1150,7 @@
           <w:b/>
           <w:bCs/>
         </w:rPr>
-        <w:t>Professor Mr. Md. Monirul Islam</w:t>
+        <w:t>Professor Md. Monirul Islam</w:t>
       </w:r>
     </w:p>
     <w:p>
@@ -1249,7 +1249,7 @@
         <w:rPr>
           <w:rFonts w:ascii="Times New Roman" w:hAnsi="Times New Roman"/>
         </w:rPr>
-        <w:t xml:space="preserve"> is based on my own original work carried out under the supervision of Professor Mr. Md. Monirul Islam, Department of Statistics, University of Chittagong, in partial fulfillment of the requirements for the degree of Master of Science (M.S.) in Statistics.</w:t>
+        <w:t xml:space="preserve"> is based on my own original work carried out under the supervision of Professor Md. Monirul Islam, Department of Statistics, University of Chittagong, in partial fulfillment of the requirements for the degree of Master of Science (M.S.) in Statistics.</w:t>
       </w:r>
     </w:p>
     <w:p>
@@ -1459,7 +1459,7 @@
           <w:sz w:val="22"/>
           <w:szCs w:val="22"/>
         </w:rPr>
-        <w:t>Mr. Md. Monirul Islam, Professor, Department of Statistics, University of Chittagong</w:t>
+        <w:t>Md. Monirul Islam, Professor, Department of Statistics, University of Chittagong</w:t>
       </w:r>
       <w:r>
         <w:rPr>
@@ -40766,6 +40766,81 @@
       <w:r>
         <w:rPr>
           <w:rFonts w:ascii="Times New Roman" w:hAnsi="Times New Roman"/>
+        </w:rPr>
+      </w:r>
+    </w:p>
+    <w:p>
+      <w:pPr>
+        <w:pStyle w:val="Normal"/>
+        <w:spacing w:before="0" w:after="15"/>
+        <w:jc w:val="center"/>
+        <w:rPr>
+          <w:rFonts w:ascii="Times New Roman" w:hAnsi="Times New Roman"/>
+        </w:rPr>
+      </w:pPr>
+      <w:r>
+        <w:rPr>
+          <w:rFonts w:ascii="Times New Roman" w:hAnsi="Times New Roman"/>
+        </w:rPr>
+      </w:r>
+    </w:p>
+    <w:p>
+      <w:pPr>
+        <w:pStyle w:val="Normal"/>
+        <w:spacing w:before="0" w:after="15"/>
+        <w:jc w:val="center"/>
+        <w:rPr>
+          <w:rFonts w:ascii="Times New Roman" w:hAnsi="Times New Roman"/>
+        </w:rPr>
+      </w:pPr>
+      <w:r>
+        <w:rPr>
+          <w:rFonts w:ascii="Times New Roman" w:hAnsi="Times New Roman"/>
+        </w:rPr>
+      </w:r>
+    </w:p>
+    <w:p>
+      <w:pPr>
+        <w:pStyle w:val="Normal"/>
+        <w:spacing w:before="0" w:after="15"/>
+        <w:jc w:val="center"/>
+        <w:rPr>
+          <w:rFonts w:ascii="Times New Roman" w:hAnsi="Times New Roman"/>
+        </w:rPr>
+      </w:pPr>
+      <w:r>
+        <w:rPr>
+          <w:rFonts w:ascii="Times New Roman" w:hAnsi="Times New Roman"/>
+        </w:rPr>
+      </w:r>
+    </w:p>
+    <w:p>
+      <w:pPr>
+        <w:pStyle w:val="Normal"/>
+        <w:spacing w:before="0" w:after="15"/>
+        <w:jc w:val="center"/>
+        <w:rPr>
+          <w:rFonts w:ascii="Times New Roman" w:hAnsi="Times New Roman"/>
+        </w:rPr>
+      </w:pPr>
+      <w:r>
+        <w:rPr>
+          <w:rFonts w:ascii="Times New Roman" w:hAnsi="Times New Roman"/>
+        </w:rPr>
+      </w:r>
+    </w:p>
+    <w:p>
+      <w:pPr>
+        <w:pStyle w:val="Normal"/>
+        <w:spacing w:before="0" w:after="15"/>
+        <w:jc w:val="center"/>
+        <w:rPr>
+          <w:rFonts w:ascii="Times New Roman" w:hAnsi="Times New Roman"/>
+        </w:rPr>
+      </w:pPr>
+      <w:r>
+        <w:rPr>
+          <w:rFonts w:ascii="Times New Roman" w:hAnsi="Times New Roman"/>
           <w:b/>
           <w:bCs/>
           <w:i w:val="false"/>
@@ -40775,178 +40850,7 @@
           <w:szCs w:val="32"/>
           <w:u w:val="none"/>
         </w:rPr>
-      </w:r>
-    </w:p>
-    <w:p>
-      <w:pPr>
-        <w:pStyle w:val="Normal"/>
-        <w:spacing w:before="0" w:after="15"/>
-        <w:jc w:val="center"/>
-        <w:rPr>
-          <w:rFonts w:ascii="Times New Roman" w:hAnsi="Times New Roman"/>
-        </w:rPr>
-      </w:pPr>
-      <w:r>
-        <w:rPr>
-          <w:rFonts w:ascii="Times New Roman" w:hAnsi="Times New Roman"/>
-          <w:b/>
-          <w:bCs/>
-          <w:i w:val="false"/>
-          <w:iCs w:val="false"/>
-          <w:color w:val="213965"/>
-          <w:sz w:val="32"/>
-          <w:szCs w:val="32"/>
-          <w:u w:val="none"/>
-        </w:rPr>
-      </w:r>
-    </w:p>
-    <w:p>
-      <w:pPr>
-        <w:pStyle w:val="Normal"/>
-        <w:spacing w:before="0" w:after="15"/>
-        <w:jc w:val="center"/>
-        <w:rPr>
-          <w:rFonts w:ascii="Times New Roman" w:hAnsi="Times New Roman"/>
-        </w:rPr>
-      </w:pPr>
-      <w:r>
-        <w:rPr>
-          <w:rFonts w:ascii="Times New Roman" w:hAnsi="Times New Roman"/>
-          <w:b/>
-          <w:bCs/>
-          <w:i w:val="false"/>
-          <w:iCs w:val="false"/>
-          <w:color w:val="213965"/>
-          <w:sz w:val="32"/>
-          <w:szCs w:val="32"/>
-          <w:u w:val="none"/>
-        </w:rPr>
-      </w:r>
-    </w:p>
-    <w:p>
-      <w:pPr>
-        <w:pStyle w:val="Normal"/>
-        <w:spacing w:before="0" w:after="15"/>
-        <w:jc w:val="center"/>
-        <w:rPr>
-          <w:rFonts w:ascii="Times New Roman" w:hAnsi="Times New Roman"/>
-        </w:rPr>
-      </w:pPr>
-      <w:r>
-        <w:rPr>
-          <w:rFonts w:ascii="Times New Roman" w:hAnsi="Times New Roman"/>
-          <w:b/>
-          <w:bCs/>
-          <w:i w:val="false"/>
-          <w:iCs w:val="false"/>
-          <w:color w:val="213965"/>
-          <w:sz w:val="32"/>
-          <w:szCs w:val="32"/>
-          <w:u w:val="none"/>
-        </w:rPr>
-      </w:r>
-    </w:p>
-    <w:p>
-      <w:pPr>
-        <w:pStyle w:val="Normal"/>
-        <w:spacing w:before="0" w:after="15"/>
-        <w:jc w:val="center"/>
-        <w:rPr>
-          <w:rFonts w:ascii="Times New Roman" w:hAnsi="Times New Roman"/>
-        </w:rPr>
-      </w:pPr>
-      <w:r>
-        <w:rPr>
-          <w:rFonts w:ascii="Times New Roman" w:hAnsi="Times New Roman"/>
-          <w:b/>
-          <w:bCs/>
-          <w:i w:val="false"/>
-          <w:iCs w:val="false"/>
-          <w:color w:val="213965"/>
-          <w:sz w:val="32"/>
-          <w:szCs w:val="32"/>
-          <w:u w:val="none"/>
-        </w:rPr>
-      </w:r>
-    </w:p>
-    <w:p>
-      <w:pPr>
-        <w:pStyle w:val="Normal"/>
-        <w:spacing w:before="0" w:after="15"/>
-        <w:jc w:val="center"/>
-        <w:rPr>
-          <w:rFonts w:ascii="Times New Roman" w:hAnsi="Times New Roman"/>
-        </w:rPr>
-      </w:pPr>
-      <w:r>
-        <w:rPr>
-          <w:rFonts w:ascii="Times New Roman" w:hAnsi="Times New Roman"/>
-          <w:b/>
-          <w:bCs/>
-          <w:i w:val="false"/>
-          <w:iCs w:val="false"/>
-          <w:color w:val="213965"/>
-          <w:sz w:val="32"/>
-          <w:szCs w:val="32"/>
-          <w:u w:val="none"/>
-        </w:rPr>
-        <w:t xml:space="preserve">End of </w:t>
-      </w:r>
-      <w:r>
-        <w:rPr>
-          <w:rFonts w:ascii="Times New Roman" w:hAnsi="Times New Roman"/>
-          <w:b/>
-          <w:bCs/>
-          <w:i w:val="false"/>
-          <w:iCs w:val="false"/>
-          <w:color w:val="213965"/>
-          <w:sz w:val="32"/>
-          <w:szCs w:val="32"/>
-          <w:u w:val="none"/>
-        </w:rPr>
-        <w:t>T</w:t>
-      </w:r>
-      <w:r>
-        <w:rPr>
-          <w:rFonts w:ascii="Times New Roman" w:hAnsi="Times New Roman"/>
-          <w:b/>
-          <w:bCs/>
-          <w:i w:val="false"/>
-          <w:iCs w:val="false"/>
-          <w:color w:val="213965"/>
-          <w:sz w:val="32"/>
-          <w:szCs w:val="32"/>
-          <w:u w:val="none"/>
-        </w:rPr>
-        <w:t>h</w:t>
-      </w:r>
-      <w:r>
-        <w:rPr>
-          <w:rFonts w:ascii="Times New Roman" w:hAnsi="Times New Roman"/>
-          <w:b/>
-          <w:bCs/>
-          <w:i w:val="false"/>
-          <w:iCs w:val="false"/>
-          <w:color w:val="213965"/>
-          <w:sz w:val="32"/>
-          <w:szCs w:val="32"/>
-          <w:u w:val="none"/>
-        </w:rPr>
-        <w:t xml:space="preserve">e </w:t>
-      </w:r>
-      <w:r>
-        <w:rPr>
-          <w:rFonts w:ascii="Times New Roman" w:hAnsi="Times New Roman"/>
-          <w:b/>
-          <w:bCs/>
-          <w:i w:val="false"/>
-          <w:iCs w:val="false"/>
-          <w:color w:val="213965"/>
-          <w:sz w:val="32"/>
-          <w:szCs w:val="32"/>
-          <w:u w:val="none"/>
-        </w:rPr>
-        <w:t>Project</w:t>
+        <w:t>End of The Project</w:t>
       </w:r>
     </w:p>
     <w:p>
@@ -42583,15 +42487,15 @@
       <w:u w:val="single"/>
     </w:rPr>
   </w:style>
-  <w:style w:type="character" w:styleId="FootnoteCharacters">
-    <w:name w:val="Footnote Characters"/>
+  <w:style w:type="character" w:styleId="FootnoteCharactersuser">
+    <w:name w:val="Footnote Characters (user)"/>
     <w:qFormat/>
     <w:rPr>
       <w:vertAlign w:val="superscript"/>
     </w:rPr>
   </w:style>
-  <w:style w:type="character" w:styleId="FootnoteCharactersuser">
-    <w:name w:val="Footnote Characters (user)"/>
+  <w:style w:type="character" w:styleId="FootnoteCharacters">
+    <w:name w:val="Footnote Characters"/>
     <w:qFormat/>
     <w:rPr>
       <w:vertAlign w:val="superscript"/>
@@ -42615,15 +42519,15 @@
       <w:szCs w:val="20"/>
     </w:rPr>
   </w:style>
-  <w:style w:type="character" w:styleId="EndnoteCharacters">
-    <w:name w:val="Endnote Characters"/>
+  <w:style w:type="character" w:styleId="EndnoteCharactersuser">
+    <w:name w:val="Endnote Characters (user)"/>
     <w:qFormat/>
     <w:rPr>
       <w:vertAlign w:val="superscript"/>
     </w:rPr>
   </w:style>
-  <w:style w:type="character" w:styleId="EndnoteCharactersuser">
-    <w:name w:val="Endnote Characters (user)"/>
+  <w:style w:type="character" w:styleId="EndnoteCharacters">
+    <w:name w:val="Endnote Characters"/>
     <w:qFormat/>
     <w:rPr>
       <w:vertAlign w:val="superscript"/>
@@ -42695,8 +42599,8 @@
       <w:rFonts w:ascii="Liberation Mono" w:hAnsi="Liberation Mono" w:eastAsia="NSimSun" w:cs="Liberation Mono"/>
     </w:rPr>
   </w:style>
-  <w:style w:type="character" w:styleId="CaptionCharacters">
-    <w:name w:val="Caption Characters"/>
+  <w:style w:type="character" w:styleId="CaptionCharactersuser">
+    <w:name w:val="Caption Characters (user)"/>
     <w:qFormat/>
     <w:rPr/>
   </w:style>
@@ -42731,8 +42635,8 @@
     <w:name w:val="page number"/>
     <w:rPr/>
   </w:style>
-  <w:style w:type="character" w:styleId="MainIndexEntry">
-    <w:name w:val="Main Index Entry"/>
+  <w:style w:type="character" w:styleId="MainIndexEntryuser">
+    <w:name w:val="Main Index Entry (user)"/>
     <w:qFormat/>
     <w:rPr>
       <w:b/>
@@ -42750,8 +42654,8 @@
     <w:name w:val="line number"/>
     <w:rPr/>
   </w:style>
-  <w:style w:type="character" w:styleId="Bullets">
-    <w:name w:val="Bullets"/>
+  <w:style w:type="character" w:styleId="Bulletsuser">
+    <w:name w:val="Bullets (user)"/>
     <w:qFormat/>
     <w:rPr>
       <w:rFonts w:ascii="OpenSymbol" w:hAnsi="OpenSymbol" w:eastAsia="OpenSymbol" w:cs="OpenSymbol"/>
@@ -42762,8 +42666,8 @@
     <w:qFormat/>
     <w:rPr/>
   </w:style>
-  <w:style w:type="character" w:styleId="Bulletsuser">
-    <w:name w:val="Bullets (user)"/>
+  <w:style w:type="character" w:styleId="Bullets">
+    <w:name w:val="Bullets"/>
     <w:qFormat/>
     <w:rPr>
       <w:rFonts w:ascii="OpenSymbol" w:hAnsi="OpenSymbol" w:eastAsia="OpenSymbol" w:cs="OpenSymbol"/>
@@ -43115,8 +43019,8 @@
     </w:pPr>
     <w:rPr/>
   </w:style>
-  <w:style w:type="paragraph" w:styleId="FrameContents">
-    <w:name w:val="Frame Contents"/>
+  <w:style w:type="paragraph" w:styleId="FrameContentsuser">
+    <w:name w:val="Frame Contents (user)"/>
     <w:basedOn w:val="Normal"/>
     <w:qFormat/>
     <w:pPr/>
@@ -43209,8 +43113,8 @@
       <w:szCs w:val="32"/>
     </w:rPr>
   </w:style>
-  <w:style w:type="paragraph" w:styleId="ObjectIndexHeading">
-    <w:name w:val="Object Index Heading"/>
+  <w:style w:type="paragraph" w:styleId="ObjectIndexHeadinguser">
+    <w:name w:val="Object Index Heading (user)"/>
     <w:basedOn w:val="IndexHeading"/>
     <w:qFormat/>
     <w:pPr>
@@ -43224,8 +43128,8 @@
       <w:szCs w:val="32"/>
     </w:rPr>
   </w:style>
-  <w:style w:type="paragraph" w:styleId="TableIndexHeading">
-    <w:name w:val="Table Index Heading"/>
+  <w:style w:type="paragraph" w:styleId="TableIndexHeadinguser">
+    <w:name w:val="Table Index Heading (user)"/>
     <w:basedOn w:val="IndexHeading"/>
     <w:qFormat/>
     <w:pPr>
@@ -43267,8 +43171,8 @@
     <w:pPr/>
     <w:rPr/>
   </w:style>
-  <w:style w:type="paragraph" w:styleId="HeaderLeft">
-    <w:name w:val="Header Left"/>
+  <w:style w:type="paragraph" w:styleId="HeaderLeftuser">
+    <w:name w:val="Header Left (user)"/>
     <w:basedOn w:val="Header"/>
     <w:qFormat/>
     <w:pPr>
@@ -43282,8 +43186,8 @@
     </w:pPr>
     <w:rPr/>
   </w:style>
-  <w:style w:type="paragraph" w:styleId="HeaderRight">
-    <w:name w:val="Header Right"/>
+  <w:style w:type="paragraph" w:styleId="HeaderRightuser">
+    <w:name w:val="Header Right (user)"/>
     <w:basedOn w:val="Header"/>
     <w:qFormat/>
     <w:pPr>
@@ -43297,8 +43201,8 @@
     </w:pPr>
     <w:rPr/>
   </w:style>
-  <w:style w:type="paragraph" w:styleId="FooterRight">
-    <w:name w:val="Footer Right"/>
+  <w:style w:type="paragraph" w:styleId="FooterRightuser">
+    <w:name w:val="Footer Right (user)"/>
     <w:basedOn w:val="Footer"/>
     <w:qFormat/>
     <w:pPr>
@@ -43312,8 +43216,8 @@
     </w:pPr>
     <w:rPr/>
   </w:style>
-  <w:style w:type="paragraph" w:styleId="FooterLeft">
-    <w:name w:val="Footer Left"/>
+  <w:style w:type="paragraph" w:styleId="FooterLeftuser">
+    <w:name w:val="Footer Left (user)"/>
     <w:basedOn w:val="Footer"/>
     <w:qFormat/>
     <w:pPr>
@@ -43334,8 +43238,8 @@
     <w:pPr/>
     <w:rPr/>
   </w:style>
-  <w:style w:type="paragraph" w:styleId="TableIndex1">
-    <w:name w:val="Table Index 1"/>
+  <w:style w:type="paragraph" w:styleId="TableIndex1user">
+    <w:name w:val="Table Index 1 (user)"/>
     <w:basedOn w:val="Index"/>
     <w:qFormat/>
     <w:pPr>
@@ -43587,8 +43491,8 @@
     </w:pPr>
     <w:rPr/>
   </w:style>
-  <w:style w:type="paragraph" w:styleId="ObjectIndex1">
-    <w:name w:val="Object Index 1"/>
+  <w:style w:type="paragraph" w:styleId="ObjectIndex1user">
+    <w:name w:val="Object Index 1 (user)"/>
     <w:basedOn w:val="Index"/>
     <w:qFormat/>
     <w:pPr>
@@ -44079,8 +43983,8 @@
     </w:pPr>
     <w:rPr/>
   </w:style>
-  <w:style w:type="paragraph" w:styleId="HangingIndent">
-    <w:name w:val="Hanging Indent"/>
+  <w:style w:type="paragraph" w:styleId="HangingIndentuser">
+    <w:name w:val="Hanging Indent (user)"/>
     <w:basedOn w:val="BodyText"/>
     <w:qFormat/>
     <w:pPr>
